--- a/BoneSparrow-assessment-folio.docx
+++ b/BoneSparrow-assessment-folio.docx
@@ -1169,12 +1169,12 @@
         </w:tblBorders>
       </w:tblPr>
       <w:tblGrid>
-        <w:gridCol w:w="3400"/>
-        <w:gridCol w:w="2399"/>
-        <w:gridCol w:w="2399"/>
-        <w:gridCol w:w="2399"/>
-        <w:gridCol w:w="2399"/>
-        <w:gridCol w:w="2399"/>
+        <w:gridCol w:w="3000"/>
+        <w:gridCol w:w="2479"/>
+        <w:gridCol w:w="2479"/>
+        <w:gridCol w:w="2479"/>
+        <w:gridCol w:w="2479"/>
+        <w:gridCol w:w="2479"/>
       </w:tblGrid>
       <w:tr>
         <w:trPr>
@@ -1182,7 +1182,7 @@
         </w:trPr>
         <w:tc>
           <w:tcPr>
-            <w:tcW w:type="dxa" w:w="3400"/>
+            <w:tcW w:type="dxa" w:w="3000"/>
             <w:shd w:fill="D9D9D9" w:color="auto" w:val="clear"/>
             <w:tcMar>
               <w:top w:type="dxa" w:w="60"/>
@@ -1209,7 +1209,7 @@
         </w:tc>
         <w:tc>
           <w:tcPr>
-            <w:tcW w:type="dxa" w:w="2399"/>
+            <w:tcW w:type="dxa" w:w="2479"/>
             <w:shd w:fill="D9D9D9" w:color="auto" w:val="clear"/>
             <w:tcMar>
               <w:top w:type="dxa" w:w="60"/>
@@ -1230,9 +1230,35 @@
                 <w:sz w:val="18"/>
                 <w:szCs w:val="18"/>
               </w:rPr>
+              <w:t xml:space="preserve">Level 5</w:t>
+            </w:r>
+          </w:p>
+          <w:p>
+            <w:pPr>
+              <w:spacing w:after="0"/>
+            </w:pPr>
+            <w:r>
+              <w:rPr>
+                <w:rFonts w:ascii="Arial" w:cs="Arial" w:eastAsia="Arial" w:hAnsi="Arial"/>
+                <w:color w:val="595959"/>
+                <w:sz w:val="15"/>
+                <w:szCs w:val="15"/>
+              </w:rPr>
               <w:t xml:space="preserve">Emerging</w:t>
             </w:r>
           </w:p>
+        </w:tc>
+        <w:tc>
+          <w:tcPr>
+            <w:tcW w:type="dxa" w:w="2479"/>
+            <w:shd w:fill="D9D9D9" w:color="auto" w:val="clear"/>
+            <w:tcMar>
+              <w:top w:type="dxa" w:w="60"/>
+              <w:left w:type="dxa" w:w="90"/>
+              <w:bottom w:type="dxa" w:w="60"/>
+              <w:right w:type="dxa" w:w="90"/>
+            </w:tcMar>
+          </w:tcPr>
           <w:p>
             <w:pPr>
               <w:spacing w:after="0"/>
@@ -1245,14 +1271,28 @@
                 <w:sz w:val="18"/>
                 <w:szCs w:val="18"/>
               </w:rPr>
-              <w:t xml:space="preserve">(6.0)</w:t>
-            </w:r>
-          </w:p>
-        </w:tc>
-        <w:tc>
-          <w:tcPr>
-            <w:tcW w:type="dxa" w:w="2399"/>
-            <w:shd w:fill="D9D9D9" w:color="auto" w:val="clear"/>
+              <w:t xml:space="preserve">Level 6</w:t>
+            </w:r>
+          </w:p>
+          <w:p>
+            <w:pPr>
+              <w:spacing w:after="0"/>
+            </w:pPr>
+            <w:r>
+              <w:rPr>
+                <w:rFonts w:ascii="Arial" w:cs="Arial" w:eastAsia="Arial" w:hAnsi="Arial"/>
+                <w:color w:val="595959"/>
+                <w:sz w:val="15"/>
+                <w:szCs w:val="15"/>
+              </w:rPr>
+              <w:t xml:space="preserve">Working towards</w:t>
+            </w:r>
+          </w:p>
+        </w:tc>
+        <w:tc>
+          <w:tcPr>
+            <w:tcW w:type="dxa" w:w="2479"/>
+            <w:shd w:fill="E7E6E6" w:color="auto" w:val="clear"/>
             <w:tcMar>
               <w:top w:type="dxa" w:w="60"/>
               <w:left w:type="dxa" w:w="90"/>
@@ -1272,9 +1312,35 @@
                 <w:sz w:val="18"/>
                 <w:szCs w:val="18"/>
               </w:rPr>
-              <w:t xml:space="preserve">Working Towards the Standard</w:t>
-            </w:r>
-          </w:p>
+              <w:t xml:space="preserve">Level 7 · expected at Year 7</w:t>
+            </w:r>
+          </w:p>
+          <w:p>
+            <w:pPr>
+              <w:spacing w:after="0"/>
+            </w:pPr>
+            <w:r>
+              <w:rPr>
+                <w:rFonts w:ascii="Arial" w:cs="Arial" w:eastAsia="Arial" w:hAnsi="Arial"/>
+                <w:color w:val="595959"/>
+                <w:sz w:val="15"/>
+                <w:szCs w:val="15"/>
+              </w:rPr>
+              <w:t xml:space="preserve">At the standard</w:t>
+            </w:r>
+          </w:p>
+        </w:tc>
+        <w:tc>
+          <w:tcPr>
+            <w:tcW w:type="dxa" w:w="2479"/>
+            <w:shd w:fill="D9D9D9" w:color="auto" w:val="clear"/>
+            <w:tcMar>
+              <w:top w:type="dxa" w:w="60"/>
+              <w:left w:type="dxa" w:w="90"/>
+              <w:bottom w:type="dxa" w:w="60"/>
+              <w:right w:type="dxa" w:w="90"/>
+            </w:tcMar>
+          </w:tcPr>
           <w:p>
             <w:pPr>
               <w:spacing w:after="0"/>
@@ -1287,14 +1353,28 @@
                 <w:sz w:val="18"/>
                 <w:szCs w:val="18"/>
               </w:rPr>
-              <w:t xml:space="preserve">(6.5)</w:t>
-            </w:r>
-          </w:p>
-        </w:tc>
-        <w:tc>
-          <w:tcPr>
-            <w:tcW w:type="dxa" w:w="2399"/>
-            <w:shd w:fill="E7E6E6" w:color="auto" w:val="clear"/>
+              <w:t xml:space="preserve">Level 8</w:t>
+            </w:r>
+          </w:p>
+          <w:p>
+            <w:pPr>
+              <w:spacing w:after="0"/>
+            </w:pPr>
+            <w:r>
+              <w:rPr>
+                <w:rFonts w:ascii="Arial" w:cs="Arial" w:eastAsia="Arial" w:hAnsi="Arial"/>
+                <w:color w:val="595959"/>
+                <w:sz w:val="15"/>
+                <w:szCs w:val="15"/>
+              </w:rPr>
+              <w:t xml:space="preserve">Above</w:t>
+            </w:r>
+          </w:p>
+        </w:tc>
+        <w:tc>
+          <w:tcPr>
+            <w:tcW w:type="dxa" w:w="2479"/>
+            <w:shd w:fill="D9D9D9" w:color="auto" w:val="clear"/>
             <w:tcMar>
               <w:top w:type="dxa" w:w="60"/>
               <w:left w:type="dxa" w:w="90"/>
@@ -1314,106 +1394,21 @@
                 <w:sz w:val="18"/>
                 <w:szCs w:val="18"/>
               </w:rPr>
-              <w:t xml:space="preserve">At the Standard</w:t>
-            </w:r>
-          </w:p>
-          <w:p>
-            <w:pPr>
-              <w:spacing w:after="0"/>
-            </w:pPr>
-            <w:r>
-              <w:rPr>
-                <w:rFonts w:ascii="Arial" w:cs="Arial" w:eastAsia="Arial" w:hAnsi="Arial"/>
-                <w:b/>
-                <w:bCs/>
-                <w:sz w:val="18"/>
-                <w:szCs w:val="18"/>
-              </w:rPr>
-              <w:t xml:space="preserve">(7.0)</w:t>
-            </w:r>
-          </w:p>
-        </w:tc>
-        <w:tc>
-          <w:tcPr>
-            <w:tcW w:type="dxa" w:w="2399"/>
-            <w:shd w:fill="D9D9D9" w:color="auto" w:val="clear"/>
-            <w:tcMar>
-              <w:top w:type="dxa" w:w="60"/>
-              <w:left w:type="dxa" w:w="90"/>
-              <w:bottom w:type="dxa" w:w="60"/>
-              <w:right w:type="dxa" w:w="90"/>
-            </w:tcMar>
-          </w:tcPr>
-          <w:p>
-            <w:pPr>
-              <w:spacing w:after="0"/>
-            </w:pPr>
-            <w:r>
-              <w:rPr>
-                <w:rFonts w:ascii="Arial" w:cs="Arial" w:eastAsia="Arial" w:hAnsi="Arial"/>
-                <w:b/>
-                <w:bCs/>
-                <w:sz w:val="18"/>
-                <w:szCs w:val="18"/>
-              </w:rPr>
-              <w:t xml:space="preserve">Above the Standard</w:t>
-            </w:r>
-          </w:p>
-          <w:p>
-            <w:pPr>
-              <w:spacing w:after="0"/>
-            </w:pPr>
-            <w:r>
-              <w:rPr>
-                <w:rFonts w:ascii="Arial" w:cs="Arial" w:eastAsia="Arial" w:hAnsi="Arial"/>
-                <w:b/>
-                <w:bCs/>
-                <w:sz w:val="18"/>
-                <w:szCs w:val="18"/>
-              </w:rPr>
-              <w:t xml:space="preserve">(7.5)</w:t>
-            </w:r>
-          </w:p>
-        </w:tc>
-        <w:tc>
-          <w:tcPr>
-            <w:tcW w:type="dxa" w:w="2399"/>
-            <w:shd w:fill="D9D9D9" w:color="auto" w:val="clear"/>
-            <w:tcMar>
-              <w:top w:type="dxa" w:w="60"/>
-              <w:left w:type="dxa" w:w="90"/>
-              <w:bottom w:type="dxa" w:w="60"/>
-              <w:right w:type="dxa" w:w="90"/>
-            </w:tcMar>
-          </w:tcPr>
-          <w:p>
-            <w:pPr>
-              <w:spacing w:after="0"/>
-            </w:pPr>
-            <w:r>
-              <w:rPr>
-                <w:rFonts w:ascii="Arial" w:cs="Arial" w:eastAsia="Arial" w:hAnsi="Arial"/>
-                <w:b/>
-                <w:bCs/>
-                <w:sz w:val="18"/>
-                <w:szCs w:val="18"/>
-              </w:rPr>
-              <w:t xml:space="preserve">Well Above the Standard</w:t>
-            </w:r>
-          </w:p>
-          <w:p>
-            <w:pPr>
-              <w:spacing w:after="0"/>
-            </w:pPr>
-            <w:r>
-              <w:rPr>
-                <w:rFonts w:ascii="Arial" w:cs="Arial" w:eastAsia="Arial" w:hAnsi="Arial"/>
-                <w:b/>
-                <w:bCs/>
-                <w:sz w:val="18"/>
-                <w:szCs w:val="18"/>
-              </w:rPr>
-              <w:t xml:space="preserve">(8.0)</w:t>
+              <w:t xml:space="preserve">Level 9</w:t>
+            </w:r>
+          </w:p>
+          <w:p>
+            <w:pPr>
+              <w:spacing w:after="0"/>
+            </w:pPr>
+            <w:r>
+              <w:rPr>
+                <w:rFonts w:ascii="Arial" w:cs="Arial" w:eastAsia="Arial" w:hAnsi="Arial"/>
+                <w:color w:val="595959"/>
+                <w:sz w:val="15"/>
+                <w:szCs w:val="15"/>
+              </w:rPr>
+              <w:t xml:space="preserve">Well above</w:t>
             </w:r>
           </w:p>
         </w:tc>
@@ -1421,7 +1416,7 @@
       <w:tr>
         <w:tc>
           <w:tcPr>
-            <w:tcW w:type="dxa" w:w="3400"/>
+            <w:tcW w:type="dxa" w:w="3000"/>
             <w:tcMar>
               <w:top w:type="dxa" w:w="60"/>
               <w:left w:type="dxa" w:w="90"/>
@@ -1441,61 +1436,89 @@
                 <w:sz w:val="17"/>
                 <w:szCs w:val="17"/>
               </w:rPr>
-              <w:t xml:space="preserve">Content – the idea about the novel, explored beyond the events of the story.</w:t>
-            </w:r>
-          </w:p>
-        </w:tc>
-        <w:tc>
-          <w:tcPr>
-            <w:tcW w:type="dxa" w:w="2399"/>
-            <w:tcMar>
-              <w:top w:type="dxa" w:w="60"/>
-              <w:left w:type="dxa" w:w="90"/>
-              <w:bottom w:type="dxa" w:w="60"/>
-              <w:right w:type="dxa" w:w="90"/>
-            </w:tcMar>
-          </w:tcPr>
-          <w:p>
-            <w:pPr>
-              <w:spacing w:after="0"/>
-            </w:pPr>
-            <w:r>
-              <w:rPr>
-                <w:rFonts w:ascii="Arial" w:cs="Arial" w:eastAsia="Arial" w:hAnsi="Arial"/>
-                <w:sz w:val="17"/>
-                <w:szCs w:val="17"/>
-              </w:rPr>
-              <w:t xml:space="preserve">Retold what happens in the novel, with little sense of an idea behind it.</w:t>
-            </w:r>
-          </w:p>
-        </w:tc>
-        <w:tc>
-          <w:tcPr>
-            <w:tcW w:type="dxa" w:w="2399"/>
-            <w:tcMar>
-              <w:top w:type="dxa" w:w="60"/>
-              <w:left w:type="dxa" w:w="90"/>
-              <w:bottom w:type="dxa" w:w="60"/>
-              <w:right w:type="dxa" w:w="90"/>
-            </w:tcMar>
-          </w:tcPr>
-          <w:p>
-            <w:pPr>
-              <w:spacing w:after="0"/>
-            </w:pPr>
-            <w:r>
-              <w:rPr>
-                <w:rFonts w:ascii="Arial" w:cs="Arial" w:eastAsia="Arial" w:hAnsi="Arial"/>
-                <w:sz w:val="17"/>
-                <w:szCs w:val="17"/>
-              </w:rPr>
-              <w:t xml:space="preserve">Named an idea from the novel, but drifted into retelling the story.</w:t>
-            </w:r>
-          </w:p>
-        </w:tc>
-        <w:tc>
-          <w:tcPr>
-            <w:tcW w:type="dxa" w:w="2399"/>
+              <w:t xml:space="preserve">Interpreting texts</w:t>
+            </w:r>
+          </w:p>
+          <w:p>
+            <w:pPr>
+              <w:spacing w:after="0"/>
+            </w:pPr>
+            <w:r>
+              <w:rPr>
+                <w:rFonts w:ascii="Arial" w:cs="Arial" w:eastAsia="Arial" w:hAnsi="Arial"/>
+                <w:color w:val="595959"/>
+                <w:sz w:val="15"/>
+                <w:szCs w:val="15"/>
+              </w:rPr>
+              <w:t xml:space="preserve">the idea about the novel</w:t>
+            </w:r>
+          </w:p>
+          <w:p>
+            <w:pPr>
+              <w:spacing w:after="0"/>
+            </w:pPr>
+            <w:r>
+              <w:rPr>
+                <w:rFonts w:ascii="Arial" w:cs="Arial" w:eastAsia="Arial" w:hAnsi="Arial"/>
+                <w:color w:val="808080"/>
+                <w:sz w:val="14"/>
+                <w:szCs w:val="14"/>
+              </w:rPr>
+              <w:t xml:space="preserve">Reading and Viewing</w:t>
+            </w:r>
+          </w:p>
+        </w:tc>
+        <w:tc>
+          <w:tcPr>
+            <w:tcW w:type="dxa" w:w="2479"/>
+            <w:tcMar>
+              <w:top w:type="dxa" w:w="60"/>
+              <w:left w:type="dxa" w:w="90"/>
+              <w:bottom w:type="dxa" w:w="60"/>
+              <w:right w:type="dxa" w:w="90"/>
+            </w:tcMar>
+          </w:tcPr>
+          <w:p>
+            <w:pPr>
+              <w:spacing w:after="0"/>
+            </w:pPr>
+            <w:r>
+              <w:rPr>
+                <w:rFonts w:ascii="Arial" w:cs="Arial" w:eastAsia="Arial" w:hAnsi="Arial"/>
+                <w:sz w:val="16"/>
+                <w:szCs w:val="16"/>
+              </w:rPr>
+              <w:t xml:space="preserve">I can describe the purpose of different text types</w:t>
+            </w:r>
+          </w:p>
+        </w:tc>
+        <w:tc>
+          <w:tcPr>
+            <w:tcW w:type="dxa" w:w="2479"/>
+            <w:tcMar>
+              <w:top w:type="dxa" w:w="60"/>
+              <w:left w:type="dxa" w:w="90"/>
+              <w:bottom w:type="dxa" w:w="60"/>
+              <w:right w:type="dxa" w:w="90"/>
+            </w:tcMar>
+          </w:tcPr>
+          <w:p>
+            <w:pPr>
+              <w:spacing w:after="0"/>
+            </w:pPr>
+            <w:r>
+              <w:rPr>
+                <w:rFonts w:ascii="Arial" w:cs="Arial" w:eastAsia="Arial" w:hAnsi="Arial"/>
+                <w:sz w:val="16"/>
+                <w:szCs w:val="16"/>
+              </w:rPr>
+              <w:t xml:space="preserve">I can describe the way authors try to influence their audience</w:t>
+            </w:r>
+          </w:p>
+        </w:tc>
+        <w:tc>
+          <w:tcPr>
+            <w:tcW w:type="dxa" w:w="2479"/>
             <w:shd w:fill="F2F2F2" w:color="auto" w:val="clear"/>
             <w:tcMar>
               <w:top w:type="dxa" w:w="60"/>
@@ -1511,58 +1534,58 @@
             <w:r>
               <w:rPr>
                 <w:rFonts w:ascii="Arial" w:cs="Arial" w:eastAsia="Arial" w:hAnsi="Arial"/>
-                <w:sz w:val="17"/>
-                <w:szCs w:val="17"/>
-              </w:rPr>
-              <w:t xml:space="preserve">Stated a clear idea about the novel in a topic sentence and stayed with that idea for the whole paragraph.</w:t>
-            </w:r>
-          </w:p>
-        </w:tc>
-        <w:tc>
-          <w:tcPr>
-            <w:tcW w:type="dxa" w:w="2399"/>
-            <w:tcMar>
-              <w:top w:type="dxa" w:w="60"/>
-              <w:left w:type="dxa" w:w="90"/>
-              <w:bottom w:type="dxa" w:w="60"/>
-              <w:right w:type="dxa" w:w="90"/>
-            </w:tcMar>
-          </w:tcPr>
-          <w:p>
-            <w:pPr>
-              <w:spacing w:after="0"/>
-            </w:pPr>
-            <w:r>
-              <w:rPr>
-                <w:rFonts w:ascii="Arial" w:cs="Arial" w:eastAsia="Arial" w:hAnsi="Arial"/>
-                <w:sz w:val="17"/>
-                <w:szCs w:val="17"/>
-              </w:rPr>
-              <w:t xml:space="preserve">Stated a precise idea and developed it, showing how the novel builds that idea across more than one moment.</w:t>
-            </w:r>
-          </w:p>
-        </w:tc>
-        <w:tc>
-          <w:tcPr>
-            <w:tcW w:type="dxa" w:w="2399"/>
-            <w:tcMar>
-              <w:top w:type="dxa" w:w="60"/>
-              <w:left w:type="dxa" w:w="90"/>
-              <w:bottom w:type="dxa" w:w="60"/>
-              <w:right w:type="dxa" w:w="90"/>
-            </w:tcMar>
-          </w:tcPr>
-          <w:p>
-            <w:pPr>
-              <w:spacing w:after="0"/>
-            </w:pPr>
-            <w:r>
-              <w:rPr>
-                <w:rFonts w:ascii="Arial" w:cs="Arial" w:eastAsia="Arial" w:hAnsi="Arial"/>
-                <w:sz w:val="17"/>
-                <w:szCs w:val="17"/>
-              </w:rPr>
-              <w:t xml:space="preserve">Stated a precise and original idea and sustained it, treating the idea as an issue the novel raises rather than a theme it contains.</w:t>
+                <w:sz w:val="16"/>
+                <w:szCs w:val="16"/>
+              </w:rPr>
+              <w:t xml:space="preserve">I can explain how the structure and language used in a text helps influence the audience</w:t>
+            </w:r>
+          </w:p>
+        </w:tc>
+        <w:tc>
+          <w:tcPr>
+            <w:tcW w:type="dxa" w:w="2479"/>
+            <w:tcMar>
+              <w:top w:type="dxa" w:w="60"/>
+              <w:left w:type="dxa" w:w="90"/>
+              <w:bottom w:type="dxa" w:w="60"/>
+              <w:right w:type="dxa" w:w="90"/>
+            </w:tcMar>
+          </w:tcPr>
+          <w:p>
+            <w:pPr>
+              <w:spacing w:after="0"/>
+            </w:pPr>
+            <w:r>
+              <w:rPr>
+                <w:rFonts w:ascii="Arial" w:cs="Arial" w:eastAsia="Arial" w:hAnsi="Arial"/>
+                <w:sz w:val="16"/>
+                <w:szCs w:val="16"/>
+              </w:rPr>
+              <w:t xml:space="preserve">I can find the author’s point of view in a text and evaluate how credible the text is</w:t>
+            </w:r>
+          </w:p>
+        </w:tc>
+        <w:tc>
+          <w:tcPr>
+            <w:tcW w:type="dxa" w:w="2479"/>
+            <w:tcMar>
+              <w:top w:type="dxa" w:w="60"/>
+              <w:left w:type="dxa" w:w="90"/>
+              <w:bottom w:type="dxa" w:w="60"/>
+              <w:right w:type="dxa" w:w="90"/>
+            </w:tcMar>
+          </w:tcPr>
+          <w:p>
+            <w:pPr>
+              <w:spacing w:after="0"/>
+            </w:pPr>
+            <w:r>
+              <w:rPr>
+                <w:rFonts w:ascii="Arial" w:cs="Arial" w:eastAsia="Arial" w:hAnsi="Arial"/>
+                <w:sz w:val="16"/>
+                <w:szCs w:val="16"/>
+              </w:rPr>
+              <w:t xml:space="preserve">I can compare the way people and issues are represented in different texts</w:t>
             </w:r>
           </w:p>
         </w:tc>
@@ -1570,7 +1593,7 @@
       <w:tr>
         <w:tc>
           <w:tcPr>
-            <w:tcW w:type="dxa" w:w="3400"/>
+            <w:tcW w:type="dxa" w:w="3000"/>
             <w:tcMar>
               <w:top w:type="dxa" w:w="60"/>
               <w:left w:type="dxa" w:w="90"/>
@@ -1590,61 +1613,89 @@
                 <w:sz w:val="17"/>
                 <w:szCs w:val="17"/>
               </w:rPr>
-              <w:t xml:space="preserve">Evidence – quotations chosen from the text and embedded in the writing.</w:t>
-            </w:r>
-          </w:p>
-        </w:tc>
-        <w:tc>
-          <w:tcPr>
-            <w:tcW w:type="dxa" w:w="2399"/>
-            <w:tcMar>
-              <w:top w:type="dxa" w:w="60"/>
-              <w:left w:type="dxa" w:w="90"/>
-              <w:bottom w:type="dxa" w:w="60"/>
-              <w:right w:type="dxa" w:w="90"/>
-            </w:tcMar>
-          </w:tcPr>
-          <w:p>
-            <w:pPr>
-              <w:spacing w:after="0"/>
-            </w:pPr>
-            <w:r>
-              <w:rPr>
-                <w:rFonts w:ascii="Arial" w:cs="Arial" w:eastAsia="Arial" w:hAnsi="Arial"/>
-                <w:sz w:val="17"/>
-                <w:szCs w:val="17"/>
-              </w:rPr>
-              <w:t xml:space="preserve">Included little evidence from the novel, or quoted without connecting the quote to an idea.</w:t>
-            </w:r>
-          </w:p>
-        </w:tc>
-        <w:tc>
-          <w:tcPr>
-            <w:tcW w:type="dxa" w:w="2399"/>
-            <w:tcMar>
-              <w:top w:type="dxa" w:w="60"/>
-              <w:left w:type="dxa" w:w="90"/>
-              <w:bottom w:type="dxa" w:w="60"/>
-              <w:right w:type="dxa" w:w="90"/>
-            </w:tcMar>
-          </w:tcPr>
-          <w:p>
-            <w:pPr>
-              <w:spacing w:after="0"/>
-            </w:pPr>
-            <w:r>
-              <w:rPr>
-                <w:rFonts w:ascii="Arial" w:cs="Arial" w:eastAsia="Arial" w:hAnsi="Arial"/>
-                <w:sz w:val="17"/>
-                <w:szCs w:val="17"/>
-              </w:rPr>
-              <w:t xml:space="preserve">Included a quotation, sometimes placed in the paragraph on its own without explanation.</w:t>
-            </w:r>
-          </w:p>
-        </w:tc>
-        <w:tc>
-          <w:tcPr>
-            <w:tcW w:type="dxa" w:w="2399"/>
+              <w:t xml:space="preserve">Using evidence</w:t>
+            </w:r>
+          </w:p>
+          <w:p>
+            <w:pPr>
+              <w:spacing w:after="0"/>
+            </w:pPr>
+            <w:r>
+              <w:rPr>
+                <w:rFonts w:ascii="Arial" w:cs="Arial" w:eastAsia="Arial" w:hAnsi="Arial"/>
+                <w:color w:val="595959"/>
+                <w:sz w:val="15"/>
+                <w:szCs w:val="15"/>
+              </w:rPr>
+              <w:t xml:space="preserve">choosing the quote</w:t>
+            </w:r>
+          </w:p>
+          <w:p>
+            <w:pPr>
+              <w:spacing w:after="0"/>
+            </w:pPr>
+            <w:r>
+              <w:rPr>
+                <w:rFonts w:ascii="Arial" w:cs="Arial" w:eastAsia="Arial" w:hAnsi="Arial"/>
+                <w:color w:val="808080"/>
+                <w:sz w:val="14"/>
+                <w:szCs w:val="14"/>
+              </w:rPr>
+              <w:t xml:space="preserve">Reading and Viewing</w:t>
+            </w:r>
+          </w:p>
+        </w:tc>
+        <w:tc>
+          <w:tcPr>
+            <w:tcW w:type="dxa" w:w="2479"/>
+            <w:tcMar>
+              <w:top w:type="dxa" w:w="60"/>
+              <w:left w:type="dxa" w:w="90"/>
+              <w:bottom w:type="dxa" w:w="60"/>
+              <w:right w:type="dxa" w:w="90"/>
+            </w:tcMar>
+          </w:tcPr>
+          <w:p>
+            <w:pPr>
+              <w:spacing w:after="0"/>
+            </w:pPr>
+            <w:r>
+              <w:rPr>
+                <w:rFonts w:ascii="Arial" w:cs="Arial" w:eastAsia="Arial" w:hAnsi="Arial"/>
+                <w:sz w:val="16"/>
+                <w:szCs w:val="16"/>
+              </w:rPr>
+              <w:t xml:space="preserve">I can describe the depiction of events, characters and settings in texts and explain my responses to them</w:t>
+            </w:r>
+          </w:p>
+        </w:tc>
+        <w:tc>
+          <w:tcPr>
+            <w:tcW w:type="dxa" w:w="2479"/>
+            <w:tcMar>
+              <w:top w:type="dxa" w:w="60"/>
+              <w:left w:type="dxa" w:w="90"/>
+              <w:bottom w:type="dxa" w:w="60"/>
+              <w:right w:type="dxa" w:w="90"/>
+            </w:tcMar>
+          </w:tcPr>
+          <w:p>
+            <w:pPr>
+              <w:spacing w:after="0"/>
+            </w:pPr>
+            <w:r>
+              <w:rPr>
+                <w:rFonts w:ascii="Arial" w:cs="Arial" w:eastAsia="Arial" w:hAnsi="Arial"/>
+                <w:sz w:val="16"/>
+                <w:szCs w:val="16"/>
+              </w:rPr>
+              <w:t xml:space="preserve">I can select specific details from texts to develop and explain my own responses</w:t>
+            </w:r>
+          </w:p>
+        </w:tc>
+        <w:tc>
+          <w:tcPr>
+            <w:tcW w:type="dxa" w:w="2479"/>
             <w:shd w:fill="F2F2F2" w:color="auto" w:val="clear"/>
             <w:tcMar>
               <w:top w:type="dxa" w:w="60"/>
@@ -1660,58 +1711,58 @@
             <w:r>
               <w:rPr>
                 <w:rFonts w:ascii="Arial" w:cs="Arial" w:eastAsia="Arial" w:hAnsi="Arial"/>
-                <w:sz w:val="17"/>
-                <w:szCs w:val="17"/>
-              </w:rPr>
-              <w:t xml:space="preserve">Chose a relevant quotation and explained its relevance to the idea.</w:t>
-            </w:r>
-          </w:p>
-        </w:tc>
-        <w:tc>
-          <w:tcPr>
-            <w:tcW w:type="dxa" w:w="2399"/>
-            <w:tcMar>
-              <w:top w:type="dxa" w:w="60"/>
-              <w:left w:type="dxa" w:w="90"/>
-              <w:bottom w:type="dxa" w:w="60"/>
-              <w:right w:type="dxa" w:w="90"/>
-            </w:tcMar>
-          </w:tcPr>
-          <w:p>
-            <w:pPr>
-              <w:spacing w:after="0"/>
-            </w:pPr>
-            <w:r>
-              <w:rPr>
-                <w:rFonts w:ascii="Arial" w:cs="Arial" w:eastAsia="Arial" w:hAnsi="Arial"/>
-                <w:sz w:val="17"/>
-                <w:szCs w:val="17"/>
-              </w:rPr>
-              <w:t xml:space="preserve">Chose well-suited quotations and embedded them inside sentences of their own writing.</w:t>
-            </w:r>
-          </w:p>
-        </w:tc>
-        <w:tc>
-          <w:tcPr>
-            <w:tcW w:type="dxa" w:w="2399"/>
-            <w:tcMar>
-              <w:top w:type="dxa" w:w="60"/>
-              <w:left w:type="dxa" w:w="90"/>
-              <w:bottom w:type="dxa" w:w="60"/>
-              <w:right w:type="dxa" w:w="90"/>
-            </w:tcMar>
-          </w:tcPr>
-          <w:p>
-            <w:pPr>
-              <w:spacing w:after="0"/>
-            </w:pPr>
-            <w:r>
-              <w:rPr>
-                <w:rFonts w:ascii="Arial" w:cs="Arial" w:eastAsia="Arial" w:hAnsi="Arial"/>
-                <w:sz w:val="17"/>
-                <w:szCs w:val="17"/>
-              </w:rPr>
-              <w:t xml:space="preserve">Embedded several well-chosen quotations fluently, selecting the words that carry the writing rather than the plot.</w:t>
+                <w:sz w:val="16"/>
+                <w:szCs w:val="16"/>
+              </w:rPr>
+              <w:t xml:space="preserve">I can select and use evidence from texts to explain my response to it, recognising that texts reflect different viewpoints</w:t>
+            </w:r>
+          </w:p>
+        </w:tc>
+        <w:tc>
+          <w:tcPr>
+            <w:tcW w:type="dxa" w:w="2479"/>
+            <w:tcMar>
+              <w:top w:type="dxa" w:w="60"/>
+              <w:left w:type="dxa" w:w="90"/>
+              <w:bottom w:type="dxa" w:w="60"/>
+              <w:right w:type="dxa" w:w="90"/>
+            </w:tcMar>
+          </w:tcPr>
+          <w:p>
+            <w:pPr>
+              <w:spacing w:after="0"/>
+            </w:pPr>
+            <w:r>
+              <w:rPr>
+                <w:rFonts w:ascii="Arial" w:cs="Arial" w:eastAsia="Arial" w:hAnsi="Arial"/>
+                <w:sz w:val="16"/>
+                <w:szCs w:val="16"/>
+              </w:rPr>
+              <w:t xml:space="preserve">I can select evidence from texts to describe how authors depict events, situations, and people from different viewpoints</w:t>
+            </w:r>
+          </w:p>
+        </w:tc>
+        <w:tc>
+          <w:tcPr>
+            <w:tcW w:type="dxa" w:w="2479"/>
+            <w:tcMar>
+              <w:top w:type="dxa" w:w="60"/>
+              <w:left w:type="dxa" w:w="90"/>
+              <w:bottom w:type="dxa" w:w="60"/>
+              <w:right w:type="dxa" w:w="90"/>
+            </w:tcMar>
+          </w:tcPr>
+          <w:p>
+            <w:pPr>
+              <w:spacing w:after="0"/>
+            </w:pPr>
+            <w:r>
+              <w:rPr>
+                <w:rFonts w:ascii="Arial" w:cs="Arial" w:eastAsia="Arial" w:hAnsi="Arial"/>
+                <w:sz w:val="16"/>
+                <w:szCs w:val="16"/>
+              </w:rPr>
+              <w:t xml:space="preserve">I can select evidence from texts to explain how language choices influence an audience</w:t>
             </w:r>
           </w:p>
         </w:tc>
@@ -1719,7 +1770,7 @@
       <w:tr>
         <w:tc>
           <w:tcPr>
-            <w:tcW w:type="dxa" w:w="3400"/>
+            <w:tcW w:type="dxa" w:w="3000"/>
             <w:tcMar>
               <w:top w:type="dxa" w:w="60"/>
               <w:left w:type="dxa" w:w="90"/>
@@ -1739,61 +1790,89 @@
                 <w:sz w:val="17"/>
                 <w:szCs w:val="17"/>
               </w:rPr>
-              <w:t xml:space="preserve">Explanation – what the writing does to the reader, expressed with analytical verbs.</w:t>
-            </w:r>
-          </w:p>
-        </w:tc>
-        <w:tc>
-          <w:tcPr>
-            <w:tcW w:type="dxa" w:w="2399"/>
-            <w:tcMar>
-              <w:top w:type="dxa" w:w="60"/>
-              <w:left w:type="dxa" w:w="90"/>
-              <w:bottom w:type="dxa" w:w="60"/>
-              <w:right w:type="dxa" w:w="90"/>
-            </w:tcMar>
-          </w:tcPr>
-          <w:p>
-            <w:pPr>
-              <w:spacing w:after="0"/>
-            </w:pPr>
-            <w:r>
-              <w:rPr>
-                <w:rFonts w:ascii="Arial" w:cs="Arial" w:eastAsia="Arial" w:hAnsi="Arial"/>
-                <w:sz w:val="17"/>
-                <w:szCs w:val="17"/>
-              </w:rPr>
-              <w:t xml:space="preserve">Explained what happened in the story rather than what the writing does.</w:t>
-            </w:r>
-          </w:p>
-        </w:tc>
-        <w:tc>
-          <w:tcPr>
-            <w:tcW w:type="dxa" w:w="2399"/>
-            <w:tcMar>
-              <w:top w:type="dxa" w:w="60"/>
-              <w:left w:type="dxa" w:w="90"/>
-              <w:bottom w:type="dxa" w:w="60"/>
-              <w:right w:type="dxa" w:w="90"/>
-            </w:tcMar>
-          </w:tcPr>
-          <w:p>
-            <w:pPr>
-              <w:spacing w:after="0"/>
-            </w:pPr>
-            <w:r>
-              <w:rPr>
-                <w:rFonts w:ascii="Arial" w:cs="Arial" w:eastAsia="Arial" w:hAnsi="Arial"/>
-                <w:sz w:val="17"/>
-                <w:szCs w:val="17"/>
-              </w:rPr>
-              <w:t xml:space="preserve">Described how the writing made the reader feel, in general terms.</w:t>
-            </w:r>
-          </w:p>
-        </w:tc>
-        <w:tc>
-          <w:tcPr>
-            <w:tcW w:type="dxa" w:w="2399"/>
+              <w:t xml:space="preserve">Use of evidence</w:t>
+            </w:r>
+          </w:p>
+          <w:p>
+            <w:pPr>
+              <w:spacing w:after="0"/>
+            </w:pPr>
+            <w:r>
+              <w:rPr>
+                <w:rFonts w:ascii="Arial" w:cs="Arial" w:eastAsia="Arial" w:hAnsi="Arial"/>
+                <w:color w:val="595959"/>
+                <w:sz w:val="15"/>
+                <w:szCs w:val="15"/>
+              </w:rPr>
+              <w:t xml:space="preserve">putting the quote in the sentence</w:t>
+            </w:r>
+          </w:p>
+          <w:p>
+            <w:pPr>
+              <w:spacing w:after="0"/>
+            </w:pPr>
+            <w:r>
+              <w:rPr>
+                <w:rFonts w:ascii="Arial" w:cs="Arial" w:eastAsia="Arial" w:hAnsi="Arial"/>
+                <w:color w:val="808080"/>
+                <w:sz w:val="14"/>
+                <w:szCs w:val="14"/>
+              </w:rPr>
+              <w:t xml:space="preserve">Writing</w:t>
+            </w:r>
+          </w:p>
+        </w:tc>
+        <w:tc>
+          <w:tcPr>
+            <w:tcW w:type="dxa" w:w="2479"/>
+            <w:tcMar>
+              <w:top w:type="dxa" w:w="60"/>
+              <w:left w:type="dxa" w:w="90"/>
+              <w:bottom w:type="dxa" w:w="60"/>
+              <w:right w:type="dxa" w:w="90"/>
+            </w:tcMar>
+          </w:tcPr>
+          <w:p>
+            <w:pPr>
+              <w:spacing w:after="0"/>
+            </w:pPr>
+            <w:r>
+              <w:rPr>
+                <w:rFonts w:ascii="Arial" w:cs="Arial" w:eastAsia="Arial" w:hAnsi="Arial"/>
+                <w:sz w:val="16"/>
+                <w:szCs w:val="16"/>
+              </w:rPr>
+              <w:t xml:space="preserve">Not on the continuum at this level</w:t>
+            </w:r>
+          </w:p>
+        </w:tc>
+        <w:tc>
+          <w:tcPr>
+            <w:tcW w:type="dxa" w:w="2479"/>
+            <w:tcMar>
+              <w:top w:type="dxa" w:w="60"/>
+              <w:left w:type="dxa" w:w="90"/>
+              <w:bottom w:type="dxa" w:w="60"/>
+              <w:right w:type="dxa" w:w="90"/>
+            </w:tcMar>
+          </w:tcPr>
+          <w:p>
+            <w:pPr>
+              <w:spacing w:after="0"/>
+            </w:pPr>
+            <w:r>
+              <w:rPr>
+                <w:rFonts w:ascii="Arial" w:cs="Arial" w:eastAsia="Arial" w:hAnsi="Arial"/>
+                <w:sz w:val="16"/>
+                <w:szCs w:val="16"/>
+              </w:rPr>
+              <w:t xml:space="preserve">I can include quotes in an explanation with teacher guidance</w:t>
+            </w:r>
+          </w:p>
+        </w:tc>
+        <w:tc>
+          <w:tcPr>
+            <w:tcW w:type="dxa" w:w="2479"/>
             <w:shd w:fill="F2F2F2" w:color="auto" w:val="clear"/>
             <w:tcMar>
               <w:top w:type="dxa" w:w="60"/>
@@ -1809,58 +1888,58 @@
             <w:r>
               <w:rPr>
                 <w:rFonts w:ascii="Arial" w:cs="Arial" w:eastAsia="Arial" w:hAnsi="Arial"/>
-                <w:sz w:val="17"/>
-                <w:szCs w:val="17"/>
-              </w:rPr>
-              <w:t xml:space="preserve">Used an analytical verb to explain the effect of Fraillon’s writing on the reader.</w:t>
-            </w:r>
-          </w:p>
-        </w:tc>
-        <w:tc>
-          <w:tcPr>
-            <w:tcW w:type="dxa" w:w="2399"/>
-            <w:tcMar>
-              <w:top w:type="dxa" w:w="60"/>
-              <w:left w:type="dxa" w:w="90"/>
-              <w:bottom w:type="dxa" w:w="60"/>
-              <w:right w:type="dxa" w:w="90"/>
-            </w:tcMar>
-          </w:tcPr>
-          <w:p>
-            <w:pPr>
-              <w:spacing w:after="0"/>
-            </w:pPr>
-            <w:r>
-              <w:rPr>
-                <w:rFonts w:ascii="Arial" w:cs="Arial" w:eastAsia="Arial" w:hAnsi="Arial"/>
-                <w:sz w:val="17"/>
-                <w:szCs w:val="17"/>
-              </w:rPr>
-              <w:t xml:space="preserve">Explained the effect precisely, naming the language feature that creates it.</w:t>
-            </w:r>
-          </w:p>
-        </w:tc>
-        <w:tc>
-          <w:tcPr>
-            <w:tcW w:type="dxa" w:w="2399"/>
-            <w:tcMar>
-              <w:top w:type="dxa" w:w="60"/>
-              <w:left w:type="dxa" w:w="90"/>
-              <w:bottom w:type="dxa" w:w="60"/>
-              <w:right w:type="dxa" w:w="90"/>
-            </w:tcMar>
-          </w:tcPr>
-          <w:p>
-            <w:pPr>
-              <w:spacing w:after="0"/>
-            </w:pPr>
-            <w:r>
-              <w:rPr>
-                <w:rFonts w:ascii="Arial" w:cs="Arial" w:eastAsia="Arial" w:hAnsi="Arial"/>
-                <w:sz w:val="17"/>
-                <w:szCs w:val="17"/>
-              </w:rPr>
-              <w:t xml:space="preserve">Explained how the writer’s choice works on the reader, including what the writing implies or withholds.</w:t>
+                <w:sz w:val="16"/>
+                <w:szCs w:val="16"/>
+              </w:rPr>
+              <w:t xml:space="preserve">I can explain the relevance of a quote</w:t>
+            </w:r>
+          </w:p>
+        </w:tc>
+        <w:tc>
+          <w:tcPr>
+            <w:tcW w:type="dxa" w:w="2479"/>
+            <w:tcMar>
+              <w:top w:type="dxa" w:w="60"/>
+              <w:left w:type="dxa" w:w="90"/>
+              <w:bottom w:type="dxa" w:w="60"/>
+              <w:right w:type="dxa" w:w="90"/>
+            </w:tcMar>
+          </w:tcPr>
+          <w:p>
+            <w:pPr>
+              <w:spacing w:after="0"/>
+            </w:pPr>
+            <w:r>
+              <w:rPr>
+                <w:rFonts w:ascii="Arial" w:cs="Arial" w:eastAsia="Arial" w:hAnsi="Arial"/>
+                <w:sz w:val="16"/>
+                <w:szCs w:val="16"/>
+              </w:rPr>
+              <w:t xml:space="preserve">I can embed quotes into sentences</w:t>
+            </w:r>
+          </w:p>
+        </w:tc>
+        <w:tc>
+          <w:tcPr>
+            <w:tcW w:type="dxa" w:w="2479"/>
+            <w:tcMar>
+              <w:top w:type="dxa" w:w="60"/>
+              <w:left w:type="dxa" w:w="90"/>
+              <w:bottom w:type="dxa" w:w="60"/>
+              <w:right w:type="dxa" w:w="90"/>
+            </w:tcMar>
+          </w:tcPr>
+          <w:p>
+            <w:pPr>
+              <w:spacing w:after="0"/>
+            </w:pPr>
+            <w:r>
+              <w:rPr>
+                <w:rFonts w:ascii="Arial" w:cs="Arial" w:eastAsia="Arial" w:hAnsi="Arial"/>
+                <w:sz w:val="16"/>
+                <w:szCs w:val="16"/>
+              </w:rPr>
+              <w:t xml:space="preserve">I can correctly embed quotes within an explanation sentence</w:t>
             </w:r>
           </w:p>
         </w:tc>
@@ -1868,7 +1947,7 @@
       <w:tr>
         <w:tc>
           <w:tcPr>
-            <w:tcW w:type="dxa" w:w="3400"/>
+            <w:tcW w:type="dxa" w:w="3000"/>
             <w:tcMar>
               <w:top w:type="dxa" w:w="60"/>
               <w:left w:type="dxa" w:w="90"/>
@@ -1888,61 +1967,89 @@
                 <w:sz w:val="17"/>
                 <w:szCs w:val="17"/>
               </w:rPr>
-              <w:t xml:space="preserve">Structure – the shape of the paragraph: topic sentence, evidence, explanation, link.</w:t>
-            </w:r>
-          </w:p>
-        </w:tc>
-        <w:tc>
-          <w:tcPr>
-            <w:tcW w:type="dxa" w:w="2399"/>
-            <w:tcMar>
-              <w:top w:type="dxa" w:w="60"/>
-              <w:left w:type="dxa" w:w="90"/>
-              <w:bottom w:type="dxa" w:w="60"/>
-              <w:right w:type="dxa" w:w="90"/>
-            </w:tcMar>
-          </w:tcPr>
-          <w:p>
-            <w:pPr>
-              <w:spacing w:after="0"/>
-            </w:pPr>
-            <w:r>
-              <w:rPr>
-                <w:rFonts w:ascii="Arial" w:cs="Arial" w:eastAsia="Arial" w:hAnsi="Arial"/>
-                <w:sz w:val="17"/>
-                <w:szCs w:val="17"/>
-              </w:rPr>
-              <w:t xml:space="preserve">The paragraph lacked a clear topic sentence, or ran several ideas together.</w:t>
-            </w:r>
-          </w:p>
-        </w:tc>
-        <w:tc>
-          <w:tcPr>
-            <w:tcW w:type="dxa" w:w="2399"/>
-            <w:tcMar>
-              <w:top w:type="dxa" w:w="60"/>
-              <w:left w:type="dxa" w:w="90"/>
-              <w:bottom w:type="dxa" w:w="60"/>
-              <w:right w:type="dxa" w:w="90"/>
-            </w:tcMar>
-          </w:tcPr>
-          <w:p>
-            <w:pPr>
-              <w:spacing w:after="0"/>
-            </w:pPr>
-            <w:r>
-              <w:rPr>
-                <w:rFonts w:ascii="Arial" w:cs="Arial" w:eastAsia="Arial" w:hAnsi="Arial"/>
-                <w:sz w:val="17"/>
-                <w:szCs w:val="17"/>
-              </w:rPr>
-              <w:t xml:space="preserve">Some elements of TEEL were used; the link sentence was missing, or repeated the topic sentence.</w:t>
-            </w:r>
-          </w:p>
-        </w:tc>
-        <w:tc>
-          <w:tcPr>
-            <w:tcW w:type="dxa" w:w="2399"/>
+              <w:t xml:space="preserve">Evaluating texts</w:t>
+            </w:r>
+          </w:p>
+          <w:p>
+            <w:pPr>
+              <w:spacing w:after="0"/>
+            </w:pPr>
+            <w:r>
+              <w:rPr>
+                <w:rFonts w:ascii="Arial" w:cs="Arial" w:eastAsia="Arial" w:hAnsi="Arial"/>
+                <w:color w:val="595959"/>
+                <w:sz w:val="15"/>
+                <w:szCs w:val="15"/>
+              </w:rPr>
+              <w:t xml:space="preserve">the effect on the reader</w:t>
+            </w:r>
+          </w:p>
+          <w:p>
+            <w:pPr>
+              <w:spacing w:after="0"/>
+            </w:pPr>
+            <w:r>
+              <w:rPr>
+                <w:rFonts w:ascii="Arial" w:cs="Arial" w:eastAsia="Arial" w:hAnsi="Arial"/>
+                <w:color w:val="808080"/>
+                <w:sz w:val="14"/>
+                <w:szCs w:val="14"/>
+              </w:rPr>
+              <w:t xml:space="preserve">Reading and Viewing</w:t>
+            </w:r>
+          </w:p>
+        </w:tc>
+        <w:tc>
+          <w:tcPr>
+            <w:tcW w:type="dxa" w:w="2479"/>
+            <w:tcMar>
+              <w:top w:type="dxa" w:w="60"/>
+              <w:left w:type="dxa" w:w="90"/>
+              <w:bottom w:type="dxa" w:w="60"/>
+              <w:right w:type="dxa" w:w="90"/>
+            </w:tcMar>
+          </w:tcPr>
+          <w:p>
+            <w:pPr>
+              <w:spacing w:after="0"/>
+            </w:pPr>
+            <w:r>
+              <w:rPr>
+                <w:rFonts w:ascii="Arial" w:cs="Arial" w:eastAsia="Arial" w:hAnsi="Arial"/>
+                <w:sz w:val="16"/>
+                <w:szCs w:val="16"/>
+              </w:rPr>
+              <w:t xml:space="preserve">I can use metalanguage to discuss the effect of texts on the reader</w:t>
+            </w:r>
+          </w:p>
+        </w:tc>
+        <w:tc>
+          <w:tcPr>
+            <w:tcW w:type="dxa" w:w="2479"/>
+            <w:tcMar>
+              <w:top w:type="dxa" w:w="60"/>
+              <w:left w:type="dxa" w:w="90"/>
+              <w:bottom w:type="dxa" w:w="60"/>
+              <w:right w:type="dxa" w:w="90"/>
+            </w:tcMar>
+          </w:tcPr>
+          <w:p>
+            <w:pPr>
+              <w:spacing w:after="0"/>
+            </w:pPr>
+            <w:r>
+              <w:rPr>
+                <w:rFonts w:ascii="Arial" w:cs="Arial" w:eastAsia="Arial" w:hAnsi="Arial"/>
+                <w:sz w:val="16"/>
+                <w:szCs w:val="16"/>
+              </w:rPr>
+              <w:t xml:space="preserve">I can describe how repetition, emphasis and metaphor can influence the way a reader feels</w:t>
+            </w:r>
+          </w:p>
+        </w:tc>
+        <w:tc>
+          <w:tcPr>
+            <w:tcW w:type="dxa" w:w="2479"/>
             <w:shd w:fill="F2F2F2" w:color="auto" w:val="clear"/>
             <w:tcMar>
               <w:top w:type="dxa" w:w="60"/>
@@ -1958,58 +2065,58 @@
             <w:r>
               <w:rPr>
                 <w:rFonts w:ascii="Arial" w:cs="Arial" w:eastAsia="Arial" w:hAnsi="Arial"/>
-                <w:sz w:val="17"/>
-                <w:szCs w:val="17"/>
-              </w:rPr>
-              <w:t xml:space="preserve">Used the TEEL structure, finishing with a link sentence that returns to the idea.</w:t>
-            </w:r>
-          </w:p>
-        </w:tc>
-        <w:tc>
-          <w:tcPr>
-            <w:tcW w:type="dxa" w:w="2399"/>
-            <w:tcMar>
-              <w:top w:type="dxa" w:w="60"/>
-              <w:left w:type="dxa" w:w="90"/>
-              <w:bottom w:type="dxa" w:w="60"/>
-              <w:right w:type="dxa" w:w="90"/>
-            </w:tcMar>
-          </w:tcPr>
-          <w:p>
-            <w:pPr>
-              <w:spacing w:after="0"/>
-            </w:pPr>
-            <w:r>
-              <w:rPr>
-                <w:rFonts w:ascii="Arial" w:cs="Arial" w:eastAsia="Arial" w:hAnsi="Arial"/>
-                <w:sz w:val="17"/>
-                <w:szCs w:val="17"/>
-              </w:rPr>
-              <w:t xml:space="preserve">Used TEEL fluently, with a link sentence that said more than the topic sentence did.</w:t>
-            </w:r>
-          </w:p>
-        </w:tc>
-        <w:tc>
-          <w:tcPr>
-            <w:tcW w:type="dxa" w:w="2399"/>
-            <w:tcMar>
-              <w:top w:type="dxa" w:w="60"/>
-              <w:left w:type="dxa" w:w="90"/>
-              <w:bottom w:type="dxa" w:w="60"/>
-              <w:right w:type="dxa" w:w="90"/>
-            </w:tcMar>
-          </w:tcPr>
-          <w:p>
-            <w:pPr>
-              <w:spacing w:after="0"/>
-            </w:pPr>
-            <w:r>
-              <w:rPr>
-                <w:rFonts w:ascii="Arial" w:cs="Arial" w:eastAsia="Arial" w:hAnsi="Arial"/>
-                <w:sz w:val="17"/>
-                <w:szCs w:val="17"/>
-              </w:rPr>
-              <w:t xml:space="preserve">Controlled the structure so that each sentence built on the one before, and the link drew both halves of the paragraph together.</w:t>
+                <w:sz w:val="16"/>
+                <w:szCs w:val="16"/>
+              </w:rPr>
+              <w:t xml:space="preserve">I can use examples from the text to discuss how language helps to create character</w:t>
+            </w:r>
+          </w:p>
+        </w:tc>
+        <w:tc>
+          <w:tcPr>
+            <w:tcW w:type="dxa" w:w="2479"/>
+            <w:tcMar>
+              <w:top w:type="dxa" w:w="60"/>
+              <w:left w:type="dxa" w:w="90"/>
+              <w:bottom w:type="dxa" w:w="60"/>
+              <w:right w:type="dxa" w:w="90"/>
+            </w:tcMar>
+          </w:tcPr>
+          <w:p>
+            <w:pPr>
+              <w:spacing w:after="0"/>
+            </w:pPr>
+            <w:r>
+              <w:rPr>
+                <w:rFonts w:ascii="Arial" w:cs="Arial" w:eastAsia="Arial" w:hAnsi="Arial"/>
+                <w:sz w:val="16"/>
+                <w:szCs w:val="16"/>
+              </w:rPr>
+              <w:t xml:space="preserve">I can explain how different types of evidence can add authority to a text</w:t>
+            </w:r>
+          </w:p>
+        </w:tc>
+        <w:tc>
+          <w:tcPr>
+            <w:tcW w:type="dxa" w:w="2479"/>
+            <w:tcMar>
+              <w:top w:type="dxa" w:w="60"/>
+              <w:left w:type="dxa" w:w="90"/>
+              <w:bottom w:type="dxa" w:w="60"/>
+              <w:right w:type="dxa" w:w="90"/>
+            </w:tcMar>
+          </w:tcPr>
+          <w:p>
+            <w:pPr>
+              <w:spacing w:after="0"/>
+            </w:pPr>
+            <w:r>
+              <w:rPr>
+                <w:rFonts w:ascii="Arial" w:cs="Arial" w:eastAsia="Arial" w:hAnsi="Arial"/>
+                <w:sz w:val="16"/>
+                <w:szCs w:val="16"/>
+              </w:rPr>
+              <w:t xml:space="preserve">I can explain how a text explores issues that relate to our own lives</w:t>
             </w:r>
           </w:p>
         </w:tc>
@@ -2017,7 +2124,7 @@
       <w:tr>
         <w:tc>
           <w:tcPr>
-            <w:tcW w:type="dxa" w:w="3400"/>
+            <w:tcW w:type="dxa" w:w="3000"/>
             <w:tcMar>
               <w:top w:type="dxa" w:w="60"/>
               <w:left w:type="dxa" w:w="90"/>
@@ -2037,61 +2144,443 @@
                 <w:sz w:val="17"/>
                 <w:szCs w:val="17"/>
               </w:rPr>
-              <w:t xml:space="preserve">Expression – formal register, and control of grammar, spelling and punctuation.</w:t>
-            </w:r>
-          </w:p>
-        </w:tc>
-        <w:tc>
-          <w:tcPr>
-            <w:tcW w:type="dxa" w:w="2399"/>
-            <w:tcMar>
-              <w:top w:type="dxa" w:w="60"/>
-              <w:left w:type="dxa" w:w="90"/>
-              <w:bottom w:type="dxa" w:w="60"/>
-              <w:right w:type="dxa" w:w="90"/>
-            </w:tcMar>
-          </w:tcPr>
-          <w:p>
-            <w:pPr>
-              <w:spacing w:after="0"/>
-            </w:pPr>
-            <w:r>
-              <w:rPr>
-                <w:rFonts w:ascii="Arial" w:cs="Arial" w:eastAsia="Arial" w:hAnsi="Arial"/>
+              <w:t xml:space="preserve">Text structure and organisation</w:t>
+            </w:r>
+          </w:p>
+          <w:p>
+            <w:pPr>
+              <w:spacing w:after="0"/>
+            </w:pPr>
+            <w:r>
+              <w:rPr>
+                <w:rFonts w:ascii="Arial" w:cs="Arial" w:eastAsia="Arial" w:hAnsi="Arial"/>
+                <w:color w:val="595959"/>
+                <w:sz w:val="15"/>
+                <w:szCs w:val="15"/>
+              </w:rPr>
+              <w:t xml:space="preserve">the shape of the paragraph</w:t>
+            </w:r>
+          </w:p>
+          <w:p>
+            <w:pPr>
+              <w:spacing w:after="0"/>
+            </w:pPr>
+            <w:r>
+              <w:rPr>
+                <w:rFonts w:ascii="Arial" w:cs="Arial" w:eastAsia="Arial" w:hAnsi="Arial"/>
+                <w:color w:val="808080"/>
+                <w:sz w:val="14"/>
+                <w:szCs w:val="14"/>
+              </w:rPr>
+              <w:t xml:space="preserve">Writing</w:t>
+            </w:r>
+          </w:p>
+        </w:tc>
+        <w:tc>
+          <w:tcPr>
+            <w:tcW w:type="dxa" w:w="2479"/>
+            <w:tcMar>
+              <w:top w:type="dxa" w:w="60"/>
+              <w:left w:type="dxa" w:w="90"/>
+              <w:bottom w:type="dxa" w:w="60"/>
+              <w:right w:type="dxa" w:w="90"/>
+            </w:tcMar>
+          </w:tcPr>
+          <w:p>
+            <w:pPr>
+              <w:spacing w:after="0"/>
+            </w:pPr>
+            <w:r>
+              <w:rPr>
+                <w:rFonts w:ascii="Arial" w:cs="Arial" w:eastAsia="Arial" w:hAnsi="Arial"/>
+                <w:sz w:val="16"/>
+                <w:szCs w:val="16"/>
+              </w:rPr>
+              <w:t xml:space="preserve">I can change the focus of a sentence by modifying the subject</w:t>
+            </w:r>
+          </w:p>
+        </w:tc>
+        <w:tc>
+          <w:tcPr>
+            <w:tcW w:type="dxa" w:w="2479"/>
+            <w:tcMar>
+              <w:top w:type="dxa" w:w="60"/>
+              <w:left w:type="dxa" w:w="90"/>
+              <w:bottom w:type="dxa" w:w="60"/>
+              <w:right w:type="dxa" w:w="90"/>
+            </w:tcMar>
+          </w:tcPr>
+          <w:p>
+            <w:pPr>
+              <w:spacing w:after="0"/>
+            </w:pPr>
+            <w:r>
+              <w:rPr>
+                <w:rFonts w:ascii="Arial" w:cs="Arial" w:eastAsia="Arial" w:hAnsi="Arial"/>
+                <w:sz w:val="16"/>
+                <w:szCs w:val="16"/>
+              </w:rPr>
+              <w:t xml:space="preserve">I can avoid repetition by changing the participants in a follow-on idea</w:t>
+            </w:r>
+          </w:p>
+        </w:tc>
+        <w:tc>
+          <w:tcPr>
+            <w:tcW w:type="dxa" w:w="2479"/>
+            <w:shd w:fill="F2F2F2" w:color="auto" w:val="clear"/>
+            <w:tcMar>
+              <w:top w:type="dxa" w:w="60"/>
+              <w:left w:type="dxa" w:w="90"/>
+              <w:bottom w:type="dxa" w:w="60"/>
+              <w:right w:type="dxa" w:w="90"/>
+            </w:tcMar>
+          </w:tcPr>
+          <w:p>
+            <w:pPr>
+              <w:spacing w:after="0"/>
+            </w:pPr>
+            <w:r>
+              <w:rPr>
+                <w:rFonts w:ascii="Arial" w:cs="Arial" w:eastAsia="Arial" w:hAnsi="Arial"/>
+                <w:sz w:val="16"/>
+                <w:szCs w:val="16"/>
+              </w:rPr>
+              <w:t xml:space="preserve">I can write a paragraph for informative and narrative texts</w:t>
+            </w:r>
+          </w:p>
+        </w:tc>
+        <w:tc>
+          <w:tcPr>
+            <w:tcW w:type="dxa" w:w="2479"/>
+            <w:tcMar>
+              <w:top w:type="dxa" w:w="60"/>
+              <w:left w:type="dxa" w:w="90"/>
+              <w:bottom w:type="dxa" w:w="60"/>
+              <w:right w:type="dxa" w:w="90"/>
+            </w:tcMar>
+          </w:tcPr>
+          <w:p>
+            <w:pPr>
+              <w:spacing w:after="0"/>
+            </w:pPr>
+            <w:r>
+              <w:rPr>
+                <w:rFonts w:ascii="Arial" w:cs="Arial" w:eastAsia="Arial" w:hAnsi="Arial"/>
+                <w:sz w:val="16"/>
+                <w:szCs w:val="16"/>
+              </w:rPr>
+              <w:t xml:space="preserve">I can sequence ideas relating to a topic within a given structure</w:t>
+            </w:r>
+          </w:p>
+        </w:tc>
+        <w:tc>
+          <w:tcPr>
+            <w:tcW w:type="dxa" w:w="2479"/>
+            <w:tcMar>
+              <w:top w:type="dxa" w:w="60"/>
+              <w:left w:type="dxa" w:w="90"/>
+              <w:bottom w:type="dxa" w:w="60"/>
+              <w:right w:type="dxa" w:w="90"/>
+            </w:tcMar>
+          </w:tcPr>
+          <w:p>
+            <w:pPr>
+              <w:spacing w:after="0"/>
+            </w:pPr>
+            <w:r>
+              <w:rPr>
+                <w:rFonts w:ascii="Arial" w:cs="Arial" w:eastAsia="Arial" w:hAnsi="Arial"/>
+                <w:sz w:val="16"/>
+                <w:szCs w:val="16"/>
+              </w:rPr>
+              <w:t xml:space="preserve">I can sequence ideas to present a clear argument</w:t>
+            </w:r>
+          </w:p>
+        </w:tc>
+      </w:tr>
+      <w:tr>
+        <w:tc>
+          <w:tcPr>
+            <w:tcW w:type="dxa" w:w="3000"/>
+            <w:tcMar>
+              <w:top w:type="dxa" w:w="60"/>
+              <w:left w:type="dxa" w:w="90"/>
+              <w:bottom w:type="dxa" w:w="60"/>
+              <w:right w:type="dxa" w:w="90"/>
+            </w:tcMar>
+          </w:tcPr>
+          <w:p>
+            <w:pPr>
+              <w:spacing w:after="0"/>
+            </w:pPr>
+            <w:r>
+              <w:rPr>
+                <w:rFonts w:ascii="Arial" w:cs="Arial" w:eastAsia="Arial" w:hAnsi="Arial"/>
+                <w:b/>
+                <w:bCs/>
                 <w:sz w:val="17"/>
                 <w:szCs w:val="17"/>
               </w:rPr>
-              <w:t xml:space="preserve">Frequent errors in grammar, spelling and punctuation impeded the meaning.</w:t>
-            </w:r>
-          </w:p>
-        </w:tc>
-        <w:tc>
-          <w:tcPr>
-            <w:tcW w:type="dxa" w:w="2399"/>
-            <w:tcMar>
-              <w:top w:type="dxa" w:w="60"/>
-              <w:left w:type="dxa" w:w="90"/>
-              <w:bottom w:type="dxa" w:w="60"/>
-              <w:right w:type="dxa" w:w="90"/>
-            </w:tcMar>
-          </w:tcPr>
-          <w:p>
-            <w:pPr>
-              <w:spacing w:after="0"/>
-            </w:pPr>
-            <w:r>
-              <w:rPr>
-                <w:rFonts w:ascii="Arial" w:cs="Arial" w:eastAsia="Arial" w:hAnsi="Arial"/>
+              <w:t xml:space="preserve">Voice and register</w:t>
+            </w:r>
+          </w:p>
+          <w:p>
+            <w:pPr>
+              <w:spacing w:after="0"/>
+            </w:pPr>
+            <w:r>
+              <w:rPr>
+                <w:rFonts w:ascii="Arial" w:cs="Arial" w:eastAsia="Arial" w:hAnsi="Arial"/>
+                <w:color w:val="595959"/>
+                <w:sz w:val="15"/>
+                <w:szCs w:val="15"/>
+              </w:rPr>
+              <w:t xml:space="preserve">the analytical verb, and how formal it sounds</w:t>
+            </w:r>
+          </w:p>
+          <w:p>
+            <w:pPr>
+              <w:spacing w:after="0"/>
+            </w:pPr>
+            <w:r>
+              <w:rPr>
+                <w:rFonts w:ascii="Arial" w:cs="Arial" w:eastAsia="Arial" w:hAnsi="Arial"/>
+                <w:color w:val="808080"/>
+                <w:sz w:val="14"/>
+                <w:szCs w:val="14"/>
+              </w:rPr>
+              <w:t xml:space="preserve">Writing</w:t>
+            </w:r>
+          </w:p>
+        </w:tc>
+        <w:tc>
+          <w:tcPr>
+            <w:tcW w:type="dxa" w:w="2479"/>
+            <w:tcMar>
+              <w:top w:type="dxa" w:w="60"/>
+              <w:left w:type="dxa" w:w="90"/>
+              <w:bottom w:type="dxa" w:w="60"/>
+              <w:right w:type="dxa" w:w="90"/>
+            </w:tcMar>
+          </w:tcPr>
+          <w:p>
+            <w:pPr>
+              <w:spacing w:after="0"/>
+            </w:pPr>
+            <w:r>
+              <w:rPr>
+                <w:rFonts w:ascii="Arial" w:cs="Arial" w:eastAsia="Arial" w:hAnsi="Arial"/>
+                <w:sz w:val="16"/>
+                <w:szCs w:val="16"/>
+              </w:rPr>
+              <w:t xml:space="preserve">I can write using the correct relevant tense</w:t>
+            </w:r>
+          </w:p>
+        </w:tc>
+        <w:tc>
+          <w:tcPr>
+            <w:tcW w:type="dxa" w:w="2479"/>
+            <w:tcMar>
+              <w:top w:type="dxa" w:w="60"/>
+              <w:left w:type="dxa" w:w="90"/>
+              <w:bottom w:type="dxa" w:w="60"/>
+              <w:right w:type="dxa" w:w="90"/>
+            </w:tcMar>
+          </w:tcPr>
+          <w:p>
+            <w:pPr>
+              <w:spacing w:after="0"/>
+            </w:pPr>
+            <w:r>
+              <w:rPr>
+                <w:rFonts w:ascii="Arial" w:cs="Arial" w:eastAsia="Arial" w:hAnsi="Arial"/>
+                <w:sz w:val="16"/>
+                <w:szCs w:val="16"/>
+              </w:rPr>
+              <w:t xml:space="preserve">I can use different types of verbs in my writing (existing, doing, thinking, feeling)</w:t>
+            </w:r>
+          </w:p>
+        </w:tc>
+        <w:tc>
+          <w:tcPr>
+            <w:tcW w:type="dxa" w:w="2479"/>
+            <w:shd w:fill="F2F2F2" w:color="auto" w:val="clear"/>
+            <w:tcMar>
+              <w:top w:type="dxa" w:w="60"/>
+              <w:left w:type="dxa" w:w="90"/>
+              <w:bottom w:type="dxa" w:w="60"/>
+              <w:right w:type="dxa" w:w="90"/>
+            </w:tcMar>
+          </w:tcPr>
+          <w:p>
+            <w:pPr>
+              <w:spacing w:after="0"/>
+            </w:pPr>
+            <w:r>
+              <w:rPr>
+                <w:rFonts w:ascii="Arial" w:cs="Arial" w:eastAsia="Arial" w:hAnsi="Arial"/>
+                <w:sz w:val="16"/>
+                <w:szCs w:val="16"/>
+              </w:rPr>
+              <w:t xml:space="preserve">I can change my choice of words to be appropriate for spoken and written texts</w:t>
+            </w:r>
+          </w:p>
+        </w:tc>
+        <w:tc>
+          <w:tcPr>
+            <w:tcW w:type="dxa" w:w="2479"/>
+            <w:tcMar>
+              <w:top w:type="dxa" w:w="60"/>
+              <w:left w:type="dxa" w:w="90"/>
+              <w:bottom w:type="dxa" w:w="60"/>
+              <w:right w:type="dxa" w:w="90"/>
+            </w:tcMar>
+          </w:tcPr>
+          <w:p>
+            <w:pPr>
+              <w:spacing w:after="0"/>
+            </w:pPr>
+            <w:r>
+              <w:rPr>
+                <w:rFonts w:ascii="Arial" w:cs="Arial" w:eastAsia="Arial" w:hAnsi="Arial"/>
+                <w:sz w:val="16"/>
+                <w:szCs w:val="16"/>
+              </w:rPr>
+              <w:t xml:space="preserve">I can change my word choice to alter the tone of written and spoken texts</w:t>
+            </w:r>
+          </w:p>
+        </w:tc>
+        <w:tc>
+          <w:tcPr>
+            <w:tcW w:type="dxa" w:w="2479"/>
+            <w:tcMar>
+              <w:top w:type="dxa" w:w="60"/>
+              <w:left w:type="dxa" w:w="90"/>
+              <w:bottom w:type="dxa" w:w="60"/>
+              <w:right w:type="dxa" w:w="90"/>
+            </w:tcMar>
+          </w:tcPr>
+          <w:p>
+            <w:pPr>
+              <w:spacing w:after="0"/>
+            </w:pPr>
+            <w:r>
+              <w:rPr>
+                <w:rFonts w:ascii="Arial" w:cs="Arial" w:eastAsia="Arial" w:hAnsi="Arial"/>
+                <w:sz w:val="16"/>
+                <w:szCs w:val="16"/>
+              </w:rPr>
+              <w:t xml:space="preserve">I can write using a formal register</w:t>
+            </w:r>
+          </w:p>
+        </w:tc>
+      </w:tr>
+      <w:tr>
+        <w:tc>
+          <w:tcPr>
+            <w:tcW w:type="dxa" w:w="3000"/>
+            <w:tcMar>
+              <w:top w:type="dxa" w:w="60"/>
+              <w:left w:type="dxa" w:w="90"/>
+              <w:bottom w:type="dxa" w:w="60"/>
+              <w:right w:type="dxa" w:w="90"/>
+            </w:tcMar>
+          </w:tcPr>
+          <w:p>
+            <w:pPr>
+              <w:spacing w:after="0"/>
+            </w:pPr>
+            <w:r>
+              <w:rPr>
+                <w:rFonts w:ascii="Arial" w:cs="Arial" w:eastAsia="Arial" w:hAnsi="Arial"/>
+                <w:b/>
+                <w:bCs/>
                 <w:sz w:val="17"/>
                 <w:szCs w:val="17"/>
               </w:rPr>
-              <w:t xml:space="preserve">Some persistent errors, and expression was informal in places.</w:t>
-            </w:r>
-          </w:p>
-        </w:tc>
-        <w:tc>
-          <w:tcPr>
-            <w:tcW w:type="dxa" w:w="2399"/>
+              <w:t xml:space="preserve">Spelling and punctuation</w:t>
+            </w:r>
+          </w:p>
+          <w:p>
+            <w:pPr>
+              <w:spacing w:after="0"/>
+            </w:pPr>
+            <w:r>
+              <w:rPr>
+                <w:rFonts w:ascii="Arial" w:cs="Arial" w:eastAsia="Arial" w:hAnsi="Arial"/>
+                <w:color w:val="595959"/>
+                <w:sz w:val="15"/>
+                <w:szCs w:val="15"/>
+              </w:rPr>
+              <w:t xml:space="preserve">control of the writing</w:t>
+            </w:r>
+          </w:p>
+          <w:p>
+            <w:pPr>
+              <w:spacing w:after="0"/>
+            </w:pPr>
+            <w:r>
+              <w:rPr>
+                <w:rFonts w:ascii="Arial" w:cs="Arial" w:eastAsia="Arial" w:hAnsi="Arial"/>
+                <w:color w:val="808080"/>
+                <w:sz w:val="14"/>
+                <w:szCs w:val="14"/>
+              </w:rPr>
+              <w:t xml:space="preserve">Writing</w:t>
+            </w:r>
+          </w:p>
+        </w:tc>
+        <w:tc>
+          <w:tcPr>
+            <w:tcW w:type="dxa" w:w="2479"/>
+            <w:tcMar>
+              <w:top w:type="dxa" w:w="60"/>
+              <w:left w:type="dxa" w:w="90"/>
+              <w:bottom w:type="dxa" w:w="60"/>
+              <w:right w:type="dxa" w:w="90"/>
+            </w:tcMar>
+          </w:tcPr>
+          <w:p>
+            <w:pPr>
+              <w:spacing w:after="0"/>
+            </w:pPr>
+            <w:r>
+              <w:rPr>
+                <w:rFonts w:ascii="Arial" w:cs="Arial" w:eastAsia="Arial" w:hAnsi="Arial"/>
+                <w:sz w:val="16"/>
+                <w:szCs w:val="16"/>
+              </w:rPr>
+              <w:t xml:space="preserve">I can correctly spell common homophones. I can use apostrophes to show possession</w:t>
+            </w:r>
+          </w:p>
+        </w:tc>
+        <w:tc>
+          <w:tcPr>
+            <w:tcW w:type="dxa" w:w="2479"/>
+            <w:tcMar>
+              <w:top w:type="dxa" w:w="60"/>
+              <w:left w:type="dxa" w:w="90"/>
+              <w:bottom w:type="dxa" w:w="60"/>
+              <w:right w:type="dxa" w:w="90"/>
+            </w:tcMar>
+          </w:tcPr>
+          <w:p>
+            <w:pPr>
+              <w:spacing w:after="0"/>
+            </w:pPr>
+            <w:r>
+              <w:rPr>
+                <w:rFonts w:ascii="Arial" w:cs="Arial" w:eastAsia="Arial" w:hAnsi="Arial"/>
+                <w:sz w:val="16"/>
+                <w:szCs w:val="16"/>
+              </w:rPr>
+              <w:t xml:space="preserve">I can use common prefixes, suffixes and base words to spell new words. I can correctly use commas and full stops between clauses</w:t>
+            </w:r>
+          </w:p>
+        </w:tc>
+        <w:tc>
+          <w:tcPr>
+            <w:tcW w:type="dxa" w:w="2479"/>
             <w:shd w:fill="F2F2F2" w:color="auto" w:val="clear"/>
             <w:tcMar>
               <w:top w:type="dxa" w:w="60"/>
@@ -2107,58 +2596,58 @@
             <w:r>
               <w:rPr>
                 <w:rFonts w:ascii="Arial" w:cs="Arial" w:eastAsia="Arial" w:hAnsi="Arial"/>
-                <w:sz w:val="17"/>
-                <w:szCs w:val="17"/>
-              </w:rPr>
-              <w:t xml:space="preserve">Wrote in a formal register, with mostly correct grammar, spelling and punctuation.</w:t>
-            </w:r>
-          </w:p>
-        </w:tc>
-        <w:tc>
-          <w:tcPr>
-            <w:tcW w:type="dxa" w:w="2399"/>
-            <w:tcMar>
-              <w:top w:type="dxa" w:w="60"/>
-              <w:left w:type="dxa" w:w="90"/>
-              <w:bottom w:type="dxa" w:w="60"/>
-              <w:right w:type="dxa" w:w="90"/>
-            </w:tcMar>
-          </w:tcPr>
-          <w:p>
-            <w:pPr>
-              <w:spacing w:after="0"/>
-            </w:pPr>
-            <w:r>
-              <w:rPr>
-                <w:rFonts w:ascii="Arial" w:cs="Arial" w:eastAsia="Arial" w:hAnsi="Arial"/>
-                <w:sz w:val="17"/>
-                <w:szCs w:val="17"/>
-              </w:rPr>
-              <w:t xml:space="preserve">Wrote fluently and formally, varying sentence length to keep the writing clear.</w:t>
-            </w:r>
-          </w:p>
-        </w:tc>
-        <w:tc>
-          <w:tcPr>
-            <w:tcW w:type="dxa" w:w="2399"/>
-            <w:tcMar>
-              <w:top w:type="dxa" w:w="60"/>
-              <w:left w:type="dxa" w:w="90"/>
-              <w:bottom w:type="dxa" w:w="60"/>
-              <w:right w:type="dxa" w:w="90"/>
-            </w:tcMar>
-          </w:tcPr>
-          <w:p>
-            <w:pPr>
-              <w:spacing w:after="0"/>
-            </w:pPr>
-            <w:r>
-              <w:rPr>
-                <w:rFonts w:ascii="Arial" w:cs="Arial" w:eastAsia="Arial" w:hAnsi="Arial"/>
-                <w:sz w:val="17"/>
-                <w:szCs w:val="17"/>
-              </w:rPr>
-              <w:t xml:space="preserve">Wrote with control and style; word choice was precise and the register was consistently formal.</w:t>
+                <w:sz w:val="16"/>
+                <w:szCs w:val="16"/>
+              </w:rPr>
+              <w:t xml:space="preserve">I can use spelling rules and word origins to spell new words. I can correctly punctuate complex sentences and circumstantial phrases</w:t>
+            </w:r>
+          </w:p>
+        </w:tc>
+        <w:tc>
+          <w:tcPr>
+            <w:tcW w:type="dxa" w:w="2479"/>
+            <w:tcMar>
+              <w:top w:type="dxa" w:w="60"/>
+              <w:left w:type="dxa" w:w="90"/>
+              <w:bottom w:type="dxa" w:w="60"/>
+              <w:right w:type="dxa" w:w="90"/>
+            </w:tcMar>
+          </w:tcPr>
+          <w:p>
+            <w:pPr>
+              <w:spacing w:after="0"/>
+            </w:pPr>
+            <w:r>
+              <w:rPr>
+                <w:rFonts w:ascii="Arial" w:cs="Arial" w:eastAsia="Arial" w:hAnsi="Arial"/>
+                <w:sz w:val="16"/>
+                <w:szCs w:val="16"/>
+              </w:rPr>
+              <w:t xml:space="preserve">I can remember and use the correct spelling of new subject-related words. I can use colons, semicolons, dashes and brackets in my writing</w:t>
+            </w:r>
+          </w:p>
+        </w:tc>
+        <w:tc>
+          <w:tcPr>
+            <w:tcW w:type="dxa" w:w="2479"/>
+            <w:tcMar>
+              <w:top w:type="dxa" w:w="60"/>
+              <w:left w:type="dxa" w:w="90"/>
+              <w:bottom w:type="dxa" w:w="60"/>
+              <w:right w:type="dxa" w:w="90"/>
+            </w:tcMar>
+          </w:tcPr>
+          <w:p>
+            <w:pPr>
+              <w:spacing w:after="0"/>
+            </w:pPr>
+            <w:r>
+              <w:rPr>
+                <w:rFonts w:ascii="Arial" w:cs="Arial" w:eastAsia="Arial" w:hAnsi="Arial"/>
+                <w:sz w:val="16"/>
+                <w:szCs w:val="16"/>
+              </w:rPr>
+              <w:t xml:space="preserve">I can develop precise and persuasive texts with accurate spelling. I can use punctuation, layout and font for different audience and purpose</w:t>
             </w:r>
           </w:p>
         </w:tc>
@@ -2166,7 +2655,31 @@
     </w:tbl>
     <w:p>
       <w:pPr>
-        <w:spacing w:before="200"/>
+        <w:spacing w:before="140"/>
+      </w:pPr>
+      <w:r>
+        <w:rPr>
+          <w:rFonts w:ascii="Arial" w:cs="Arial" w:eastAsia="Arial" w:hAnsi="Arial"/>
+          <w:sz w:val="18"/>
+          <w:szCs w:val="18"/>
+        </w:rPr>
+        <w:t xml:space="preserve">Mark each row at the level the writing shows. The grade is the average across the rows, which is where the half levels come from. </w:t>
+      </w:r>
+      <w:r>
+        <w:rPr>
+          <w:rFonts w:ascii="Arial" w:cs="Arial" w:eastAsia="Arial" w:hAnsi="Arial"/>
+          <w:i/>
+          <w:iCs/>
+          <w:color w:val="595959"/>
+          <w:sz w:val="18"/>
+          <w:szCs w:val="18"/>
+        </w:rPr>
+        <w:t xml:space="preserve">Wording quoted from the Learning Continuum master sheet, English tab.</w:t>
+      </w:r>
+    </w:p>
+    <w:p>
+      <w:pPr>
+        <w:spacing w:before="160"/>
       </w:pPr>
       <w:r>
         <w:rPr>
@@ -2342,7 +2855,7 @@
           <w:sz w:val="24"/>
           <w:szCs w:val="24"/>
         </w:rPr>
-        <w:t xml:space="preserve">The At the Standard column is the school’s Learning Continuum, English tab, at Level 7: explain how the structure and language used in a text helps influence the audience; explain the relevance of a quote; use examples from the text to discuss how language helps to create character.</w:t>
+        <w:t xml:space="preserve">Every row is a substrand of the Learning Continuum master sheet, English tab, and every cell is its wording, unaltered, at that level. Six of the seven rows are what the analytical writing wall already teaches; Text structure and organisation is the row the wall does not cover, because the wall is a ladder of sentences and this task asks for a paragraph.</w:t>
       </w:r>
     </w:p>
     <w:p>

--- a/BoneSparrow-assessment-folio.docx
+++ b/BoneSparrow-assessment-folio.docx
@@ -129,7 +129,7 @@
           <w:sz w:val="24"/>
           <w:szCs w:val="24"/>
         </w:rPr>
-        <w:t xml:space="preserve">Over three lessons you will write three analytical paragraphs about The Bone Sparrow, one for each of the prompts below. At the end you choose one of them to be marked.</w:t>
+        <w:t xml:space="preserve">You will write three folio pieces about The Bone Sparrow, one for each prompt below. Each one is written in class in 30 minutes. In each booklet the introduction has the first idea written in and the first paragraph is written out for you; you write the second and third paragraphs.</w:t>
       </w:r>
     </w:p>
     <w:p>
@@ -200,20 +200,35 @@
           <w:sz w:val="26"/>
           <w:szCs w:val="26"/>
         </w:rPr>
-        <w:t xml:space="preserve">Length:</w:t>
-      </w:r>
-    </w:p>
-    <w:p>
-      <w:pPr>
-        <w:spacing w:after="120"/>
-      </w:pPr>
-      <w:r>
-        <w:rPr>
-          <w:rFonts w:ascii="Arial" w:cs="Arial" w:eastAsia="Arial" w:hAnsi="Arial"/>
-          <w:sz w:val="24"/>
-          <w:szCs w:val="24"/>
-        </w:rPr>
-        <w:t xml:space="preserve">One paragraph for each prompt. About five to eight sentences each.</w:t>
+        <w:t xml:space="preserve">Time:</w:t>
+      </w:r>
+    </w:p>
+    <w:p>
+      <w:pPr>
+        <w:spacing w:after="80"/>
+        <w:ind w:left="400" w:hanging="220"/>
+      </w:pPr>
+      <w:r>
+        <w:rPr>
+          <w:rFonts w:ascii="Arial" w:cs="Arial" w:eastAsia="Arial" w:hAnsi="Arial"/>
+          <w:sz w:val="24"/>
+          <w:szCs w:val="24"/>
+        </w:rPr>
+        <w:t xml:space="preserve">•	Three sittings of 30 minutes, one for each task, on separate days.</w:t>
+      </w:r>
+    </w:p>
+    <w:p>
+      <w:pPr>
+        <w:spacing w:after="80"/>
+        <w:ind w:left="400" w:hanging="220"/>
+      </w:pPr>
+      <w:r>
+        <w:rPr>
+          <w:rFonts w:ascii="Arial" w:cs="Arial" w:eastAsia="Arial" w:hAnsi="Arial"/>
+          <w:sz w:val="24"/>
+          <w:szCs w:val="24"/>
+        </w:rPr>
+        <w:t xml:space="preserve">•	Between the tasks your teacher gives you feedback on what you wrote, and you set yourself one thing to do better.</w:t>
       </w:r>
     </w:p>
     <w:p>
@@ -242,7 +257,7 @@
           <w:sz w:val="24"/>
           <w:szCs w:val="24"/>
         </w:rPr>
-        <w:t xml:space="preserve">•	Written in class, one lesson for each paragraph.</w:t>
+        <w:t xml:space="preserve">•	Written in class under test conditions. You work on your own and your teacher does not help you draft.</w:t>
       </w:r>
     </w:p>
     <w:p>
@@ -256,7 +271,7 @@
           <w:sz w:val="24"/>
           <w:szCs w:val="24"/>
         </w:rPr>
-        <w:t xml:space="preserve">•	You may use your novel, your notes and the analytical writing wall.</w:t>
+        <w:t xml:space="preserve">•	On your desk: your copy of the novel, your own notes, and the analytical writing wall.</w:t>
       </w:r>
     </w:p>
     <w:p>
@@ -270,7 +285,7 @@
           <w:sz w:val="24"/>
           <w:szCs w:val="24"/>
         </w:rPr>
-        <w:t xml:space="preserve">•	A modelled paragraph on the same prompt stays on the page while you write.</w:t>
+        <w:t xml:space="preserve">•	The first paragraph is printed in the booklet. Read it before you start.</w:t>
       </w:r>
     </w:p>
     <w:p>
@@ -311,15 +326,15 @@
           <w:sz w:val="24"/>
           <w:szCs w:val="24"/>
         </w:rPr>
-        <w:t xml:space="preserve">Write a paragraph for each of the three prompts.</w:t>
-      </w:r>
-      <w:r>
-        <w:rPr>
-          <w:rFonts w:ascii="Arial" w:cs="Arial" w:eastAsia="Arial" w:hAnsi="Arial"/>
-          <w:sz w:val="24"/>
-          <w:szCs w:val="24"/>
-        </w:rPr>
-        <w:t xml:space="preserve">  Each lesson gives you the model and a frame for your own.</w:t>
+        <w:t xml:space="preserve">Finish the introduction.</w:t>
+      </w:r>
+      <w:r>
+        <w:rPr>
+          <w:rFonts w:ascii="Arial" w:cs="Arial" w:eastAsia="Arial" w:hAnsi="Arial"/>
+          <w:sz w:val="24"/>
+          <w:szCs w:val="24"/>
+        </w:rPr>
+        <w:t xml:space="preserve">  The first idea is written in. Add the two ideas your paragraphs will be about.</w:t>
       </w:r>
     </w:p>
     <w:p>
@@ -345,15 +360,15 @@
           <w:sz w:val="24"/>
           <w:szCs w:val="24"/>
         </w:rPr>
-        <w:t xml:space="preserve">Choose the paragraph you want marked.</w:t>
-      </w:r>
-      <w:r>
-        <w:rPr>
-          <w:rFonts w:ascii="Arial" w:cs="Arial" w:eastAsia="Arial" w:hAnsi="Arial"/>
-          <w:sz w:val="24"/>
-          <w:szCs w:val="24"/>
-        </w:rPr>
-        <w:t xml:space="preserve">  Tick it on the cover sheet. If you do not choose one, the last paragraph is marked.</w:t>
+        <w:t xml:space="preserve">Write the second and third paragraphs.</w:t>
+      </w:r>
+      <w:r>
+        <w:rPr>
+          <w:rFonts w:ascii="Arial" w:cs="Arial" w:eastAsia="Arial" w:hAnsi="Arial"/>
+          <w:sz w:val="24"/>
+          <w:szCs w:val="24"/>
+        </w:rPr>
+        <w:t xml:space="preserve">  One idea each. The printed paragraph shows you the shape.</w:t>
       </w:r>
     </w:p>
     <w:p>
@@ -494,6 +509,40 @@
     </w:p>
     <w:p>
       <w:pPr>
+        <w:spacing w:after="100"/>
+        <w:ind w:left="400" w:hanging="400"/>
+      </w:pPr>
+      <w:r>
+        <w:rPr>
+          <w:rFonts w:ascii="Arial" w:cs="Arial" w:eastAsia="Arial" w:hAnsi="Arial"/>
+          <w:b/>
+          <w:bCs/>
+          <w:sz w:val="24"/>
+          <w:szCs w:val="24"/>
+        </w:rPr>
+        <w:t xml:space="preserve">7.	</w:t>
+      </w:r>
+      <w:r>
+        <w:rPr>
+          <w:rFonts w:ascii="Arial" w:cs="Arial" w:eastAsia="Arial" w:hAnsi="Arial"/>
+          <w:b/>
+          <w:bCs/>
+          <w:sz w:val="24"/>
+          <w:szCs w:val="24"/>
+        </w:rPr>
+        <w:t xml:space="preserve">Fill in the self assessment at the back.</w:t>
+      </w:r>
+      <w:r>
+        <w:rPr>
+          <w:rFonts w:ascii="Arial" w:cs="Arial" w:eastAsia="Arial" w:hAnsi="Arial"/>
+          <w:sz w:val="24"/>
+          <w:szCs w:val="24"/>
+        </w:rPr>
+        <w:t xml:space="preserve">  Tick a box in each row, and write the one thing you will do better next time.</w:t>
+      </w:r>
+    </w:p>
+    <w:p>
+      <w:pPr>
         <w:spacing w:after="80"/>
       </w:pPr>
       <w:r>
@@ -530,7 +579,7 @@
     </w:p>
     <w:p>
       <w:pPr>
-        <w:spacing w:after="200"/>
+        <w:spacing w:after="80"/>
       </w:pPr>
       <w:r>
         <w:rPr>
@@ -540,7 +589,21 @@
           <w:sz w:val="32"/>
           <w:szCs w:val="32"/>
         </w:rPr>
-        <w:t xml:space="preserve">Prompts</w:t>
+        <w:t xml:space="preserve">The three tasks</w:t>
+      </w:r>
+    </w:p>
+    <w:p>
+      <w:pPr>
+        <w:spacing w:after="200"/>
+      </w:pPr>
+      <w:r>
+        <w:rPr>
+          <w:rFonts w:ascii="Arial" w:cs="Arial" w:eastAsia="Arial" w:hAnsi="Arial"/>
+          <w:color w:val="595959"/>
+          <w:sz w:val="24"/>
+          <w:szCs w:val="24"/>
+        </w:rPr>
+        <w:t xml:space="preserve">All three go in the folio. Your teacher marks the one you nominate on the cover of the folio.</w:t>
       </w:r>
     </w:p>
     <w:p>
@@ -556,134 +619,92 @@
           <w:sz w:val="24"/>
           <w:szCs w:val="24"/>
         </w:rPr>
-        <w:t xml:space="preserve">Lesson 1</w:t>
-      </w:r>
-    </w:p>
-    <w:p>
-      <w:pPr>
-        <w:spacing w:after="60"/>
-      </w:pPr>
-      <w:r>
-        <w:rPr>
-          <w:rFonts w:ascii="Arial" w:cs="Arial" w:eastAsia="Arial" w:hAnsi="Arial"/>
+        <w:t xml:space="preserve">Task 1</w:t>
+      </w:r>
+    </w:p>
+    <w:p>
+      <w:pPr>
+        <w:spacing w:after="220"/>
+      </w:pPr>
+      <w:r>
+        <w:rPr>
+          <w:rFonts w:ascii="Arial" w:cs="Arial" w:eastAsia="Arial" w:hAnsi="Arial"/>
+          <w:sz w:val="25"/>
+          <w:szCs w:val="25"/>
+        </w:rPr>
+        <w:t xml:space="preserve">‘But reading is important.’ (p39) Discuss how stories and imagination are important for characters in The Bone Sparrow.</w:t>
+      </w:r>
+    </w:p>
+    <w:p>
+      <w:pPr>
+        <w:spacing w:after="40"/>
+      </w:pPr>
+      <w:r>
+        <w:rPr>
+          <w:rFonts w:ascii="Arial" w:cs="Arial" w:eastAsia="Arial" w:hAnsi="Arial"/>
+          <w:b/>
+          <w:bCs/>
+          <w:color w:val="595959"/>
+          <w:sz w:val="24"/>
+          <w:szCs w:val="24"/>
+        </w:rPr>
+        <w:t xml:space="preserve">Task 2</w:t>
+      </w:r>
+    </w:p>
+    <w:p>
+      <w:pPr>
+        <w:spacing w:after="220"/>
+      </w:pPr>
+      <w:r>
+        <w:rPr>
+          <w:rFonts w:ascii="Arial" w:cs="Arial" w:eastAsia="Arial" w:hAnsi="Arial"/>
+          <w:sz w:val="25"/>
+          <w:szCs w:val="25"/>
+        </w:rPr>
+        <w:t xml:space="preserve">‘Soon they’ll see that living in here isn’t living at all. We just need to show them who we are, that we’re people, and then they’ll remember.’ (p108) Discuss the living conditions for characters inside and outside the centre.</w:t>
+      </w:r>
+    </w:p>
+    <w:p>
+      <w:pPr>
+        <w:spacing w:after="40"/>
+      </w:pPr>
+      <w:r>
+        <w:rPr>
+          <w:rFonts w:ascii="Arial" w:cs="Arial" w:eastAsia="Arial" w:hAnsi="Arial"/>
+          <w:b/>
+          <w:bCs/>
+          <w:color w:val="595959"/>
+          <w:sz w:val="24"/>
+          <w:szCs w:val="24"/>
+        </w:rPr>
+        <w:t xml:space="preserve">Task 3</w:t>
+      </w:r>
+    </w:p>
+    <w:p>
+      <w:pPr>
+        <w:spacing w:after="220"/>
+      </w:pPr>
+      <w:r>
+        <w:rPr>
+          <w:rFonts w:ascii="Arial" w:cs="Arial" w:eastAsia="Arial" w:hAnsi="Arial"/>
+          <w:sz w:val="25"/>
+          <w:szCs w:val="25"/>
+        </w:rPr>
+        <w:t xml:space="preserve">The Bone Sparrow explores themes of family and friendship. Discuss.</w:t>
+      </w:r>
+    </w:p>
+    <w:p>
+      <w:pPr>
+        <w:spacing w:after="80" w:before="220"/>
+      </w:pPr>
+      <w:r>
+        <w:rPr>
+          <w:rFonts w:ascii="Arial" w:cs="Arial" w:eastAsia="Arial" w:hAnsi="Arial"/>
+          <w:b/>
+          <w:bCs/>
           <w:sz w:val="26"/>
           <w:szCs w:val="26"/>
         </w:rPr>
-        <w:t xml:space="preserve">The Bone Sparrow shows us that imagination and friendship are essential for survival.</w:t>
-      </w:r>
-    </w:p>
-    <w:p>
-      <w:pPr>
-        <w:spacing w:after="220"/>
-      </w:pPr>
-      <w:r>
-        <w:rPr>
-          <w:rFonts w:ascii="Arial" w:cs="Arial" w:eastAsia="Arial" w:hAnsi="Arial"/>
-          <w:color w:val="595959"/>
-          <w:sz w:val="22"/>
-          <w:szCs w:val="22"/>
-        </w:rPr>
-        <w:t xml:space="preserve">The imagination paragraph is written together as a class. You write the friendship paragraph.</w:t>
-      </w:r>
-    </w:p>
-    <w:p>
-      <w:pPr>
-        <w:spacing w:after="40"/>
-      </w:pPr>
-      <w:r>
-        <w:rPr>
-          <w:rFonts w:ascii="Arial" w:cs="Arial" w:eastAsia="Arial" w:hAnsi="Arial"/>
-          <w:b/>
-          <w:bCs/>
-          <w:color w:val="595959"/>
-          <w:sz w:val="24"/>
-          <w:szCs w:val="24"/>
-        </w:rPr>
-        <w:t xml:space="preserve">Lesson 2</w:t>
-      </w:r>
-    </w:p>
-    <w:p>
-      <w:pPr>
-        <w:spacing w:after="60"/>
-      </w:pPr>
-      <w:r>
-        <w:rPr>
-          <w:rFonts w:ascii="Arial" w:cs="Arial" w:eastAsia="Arial" w:hAnsi="Arial"/>
-          <w:sz w:val="26"/>
-          <w:szCs w:val="26"/>
-        </w:rPr>
-        <w:t xml:space="preserve">In The Bone Sparrow, power comes in many forms. Discuss.</w:t>
-      </w:r>
-    </w:p>
-    <w:p>
-      <w:pPr>
-        <w:spacing w:after="220"/>
-      </w:pPr>
-      <w:r>
-        <w:rPr>
-          <w:rFonts w:ascii="Arial" w:cs="Arial" w:eastAsia="Arial" w:hAnsi="Arial"/>
-          <w:color w:val="595959"/>
-          <w:sz w:val="22"/>
-          <w:szCs w:val="22"/>
-        </w:rPr>
-        <w:t xml:space="preserve">The class brainstorms the kinds of power. The paragraph on the Jackets is modelled. You write about a second kind.</w:t>
-      </w:r>
-    </w:p>
-    <w:p>
-      <w:pPr>
-        <w:spacing w:after="40"/>
-      </w:pPr>
-      <w:r>
-        <w:rPr>
-          <w:rFonts w:ascii="Arial" w:cs="Arial" w:eastAsia="Arial" w:hAnsi="Arial"/>
-          <w:b/>
-          <w:bCs/>
-          <w:color w:val="595959"/>
-          <w:sz w:val="24"/>
-          <w:szCs w:val="24"/>
-        </w:rPr>
-        <w:t xml:space="preserve">Lesson 3</w:t>
-      </w:r>
-    </w:p>
-    <w:p>
-      <w:pPr>
-        <w:spacing w:after="60"/>
-      </w:pPr>
-      <w:r>
-        <w:rPr>
-          <w:rFonts w:ascii="Arial" w:cs="Arial" w:eastAsia="Arial" w:hAnsi="Arial"/>
-          <w:sz w:val="26"/>
-          <w:szCs w:val="26"/>
-        </w:rPr>
-        <w:t xml:space="preserve">How does Fraillon make the reader see the people behind the numbers?</w:t>
-      </w:r>
-    </w:p>
-    <w:p>
-      <w:pPr>
-        <w:spacing w:after="220"/>
-      </w:pPr>
-      <w:r>
-        <w:rPr>
-          <w:rFonts w:ascii="Arial" w:cs="Arial" w:eastAsia="Arial" w:hAnsi="Arial"/>
-          <w:color w:val="595959"/>
-          <w:sz w:val="22"/>
-          <w:szCs w:val="22"/>
-        </w:rPr>
-        <w:t xml:space="preserve">The class agrees or disagrees with the ways she does it. You write about one you argued for.</w:t>
-      </w:r>
-    </w:p>
-    <w:p>
-      <w:pPr>
-        <w:spacing w:after="80" w:before="220"/>
-      </w:pPr>
-      <w:r>
-        <w:rPr>
-          <w:rFonts w:ascii="Arial" w:cs="Arial" w:eastAsia="Arial" w:hAnsi="Arial"/>
-          <w:b/>
-          <w:bCs/>
-          <w:sz w:val="26"/>
-          <w:szCs w:val="26"/>
-        </w:rPr>
         <w:t xml:space="preserve">Folio cover sheet</w:t>
       </w:r>
     </w:p>
@@ -697,7 +718,7 @@
           <w:sz w:val="24"/>
           <w:szCs w:val="24"/>
         </w:rPr>
-        <w:t xml:space="preserve">Staple this page to the front of your three paragraphs.</w:t>
+        <w:t xml:space="preserve">Staple this page to the front of the three booklets.</w:t>
       </w:r>
     </w:p>
     <w:tbl>
@@ -723,9 +744,9 @@
             <w:tcW w:type="dxa" w:w="900"/>
             <w:shd w:fill="D9D9D9" w:color="auto" w:val="clear"/>
             <w:tcMar>
-              <w:top w:type="dxa" w:w="60"/>
-              <w:left w:type="dxa" w:w="90"/>
-              <w:bottom w:type="dxa" w:w="60"/>
+              <w:top w:type="dxa" w:w="70"/>
+              <w:left w:type="dxa" w:w="90"/>
+              <w:bottom w:type="dxa" w:w="70"/>
               <w:right w:type="dxa" w:w="90"/>
             </w:tcMar>
           </w:tcPr>
@@ -750,9 +771,9 @@
             <w:tcW w:type="dxa" w:w="6966"/>
             <w:shd w:fill="D9D9D9" w:color="auto" w:val="clear"/>
             <w:tcMar>
-              <w:top w:type="dxa" w:w="60"/>
-              <w:left w:type="dxa" w:w="90"/>
-              <w:bottom w:type="dxa" w:w="60"/>
+              <w:top w:type="dxa" w:w="70"/>
+              <w:left w:type="dxa" w:w="90"/>
+              <w:bottom w:type="dxa" w:w="70"/>
               <w:right w:type="dxa" w:w="90"/>
             </w:tcMar>
           </w:tcPr>
@@ -768,7 +789,7 @@
                 <w:sz w:val="18"/>
                 <w:szCs w:val="18"/>
               </w:rPr>
-              <w:t xml:space="preserve">PARAGRAPH</w:t>
+              <w:t xml:space="preserve">TASK</w:t>
             </w:r>
           </w:p>
         </w:tc>
@@ -777,9 +798,9 @@
             <w:tcW w:type="dxa" w:w="2600"/>
             <w:shd w:fill="D9D9D9" w:color="auto" w:val="clear"/>
             <w:tcMar>
-              <w:top w:type="dxa" w:w="60"/>
-              <w:left w:type="dxa" w:w="90"/>
-              <w:bottom w:type="dxa" w:w="60"/>
+              <w:top w:type="dxa" w:w="70"/>
+              <w:left w:type="dxa" w:w="90"/>
+              <w:bottom w:type="dxa" w:w="70"/>
               <w:right w:type="dxa" w:w="90"/>
             </w:tcMar>
           </w:tcPr>
@@ -808,9 +829,9 @@
           <w:tcPr>
             <w:tcW w:type="dxa" w:w="900"/>
             <w:tcMar>
-              <w:top w:type="dxa" w:w="60"/>
-              <w:left w:type="dxa" w:w="90"/>
-              <w:bottom w:type="dxa" w:w="60"/>
+              <w:top w:type="dxa" w:w="70"/>
+              <w:left w:type="dxa" w:w="90"/>
+              <w:bottom w:type="dxa" w:w="70"/>
               <w:right w:type="dxa" w:w="90"/>
             </w:tcMar>
           </w:tcPr>
@@ -832,9 +853,9 @@
           <w:tcPr>
             <w:tcW w:type="dxa" w:w="6966"/>
             <w:tcMar>
-              <w:top w:type="dxa" w:w="60"/>
-              <w:left w:type="dxa" w:w="90"/>
-              <w:bottom w:type="dxa" w:w="60"/>
+              <w:top w:type="dxa" w:w="70"/>
+              <w:left w:type="dxa" w:w="90"/>
+              <w:bottom w:type="dxa" w:w="70"/>
               <w:right w:type="dxa" w:w="90"/>
             </w:tcMar>
           </w:tcPr>
@@ -848,7 +869,7 @@
                 <w:sz w:val="24"/>
                 <w:szCs w:val="24"/>
               </w:rPr>
-              <w:t xml:space="preserve">1 · imagination and friendship</w:t>
+              <w:t xml:space="preserve">1 · stories and imagination</w:t>
             </w:r>
           </w:p>
         </w:tc>
@@ -856,9 +877,9 @@
           <w:tcPr>
             <w:tcW w:type="dxa" w:w="2600"/>
             <w:tcMar>
-              <w:top w:type="dxa" w:w="60"/>
-              <w:left w:type="dxa" w:w="90"/>
-              <w:bottom w:type="dxa" w:w="60"/>
+              <w:top w:type="dxa" w:w="70"/>
+              <w:left w:type="dxa" w:w="90"/>
+              <w:bottom w:type="dxa" w:w="70"/>
               <w:right w:type="dxa" w:w="90"/>
             </w:tcMar>
           </w:tcPr>
@@ -885,9 +906,9 @@
           <w:tcPr>
             <w:tcW w:type="dxa" w:w="900"/>
             <w:tcMar>
-              <w:top w:type="dxa" w:w="60"/>
-              <w:left w:type="dxa" w:w="90"/>
-              <w:bottom w:type="dxa" w:w="60"/>
+              <w:top w:type="dxa" w:w="70"/>
+              <w:left w:type="dxa" w:w="90"/>
+              <w:bottom w:type="dxa" w:w="70"/>
               <w:right w:type="dxa" w:w="90"/>
             </w:tcMar>
           </w:tcPr>
@@ -909,9 +930,9 @@
           <w:tcPr>
             <w:tcW w:type="dxa" w:w="6966"/>
             <w:tcMar>
-              <w:top w:type="dxa" w:w="60"/>
-              <w:left w:type="dxa" w:w="90"/>
-              <w:bottom w:type="dxa" w:w="60"/>
+              <w:top w:type="dxa" w:w="70"/>
+              <w:left w:type="dxa" w:w="90"/>
+              <w:bottom w:type="dxa" w:w="70"/>
               <w:right w:type="dxa" w:w="90"/>
             </w:tcMar>
           </w:tcPr>
@@ -925,7 +946,7 @@
                 <w:sz w:val="24"/>
                 <w:szCs w:val="24"/>
               </w:rPr>
-              <w:t xml:space="preserve">2 · kinds of power</w:t>
+              <w:t xml:space="preserve">2 · life inside and outside</w:t>
             </w:r>
           </w:p>
         </w:tc>
@@ -933,9 +954,9 @@
           <w:tcPr>
             <w:tcW w:type="dxa" w:w="2600"/>
             <w:tcMar>
-              <w:top w:type="dxa" w:w="60"/>
-              <w:left w:type="dxa" w:w="90"/>
-              <w:bottom w:type="dxa" w:w="60"/>
+              <w:top w:type="dxa" w:w="70"/>
+              <w:left w:type="dxa" w:w="90"/>
+              <w:bottom w:type="dxa" w:w="70"/>
               <w:right w:type="dxa" w:w="90"/>
             </w:tcMar>
           </w:tcPr>
@@ -962,9 +983,9 @@
           <w:tcPr>
             <w:tcW w:type="dxa" w:w="900"/>
             <w:tcMar>
-              <w:top w:type="dxa" w:w="60"/>
-              <w:left w:type="dxa" w:w="90"/>
-              <w:bottom w:type="dxa" w:w="60"/>
+              <w:top w:type="dxa" w:w="70"/>
+              <w:left w:type="dxa" w:w="90"/>
+              <w:bottom w:type="dxa" w:w="70"/>
               <w:right w:type="dxa" w:w="90"/>
             </w:tcMar>
           </w:tcPr>
@@ -986,9 +1007,9 @@
           <w:tcPr>
             <w:tcW w:type="dxa" w:w="6966"/>
             <w:tcMar>
-              <w:top w:type="dxa" w:w="60"/>
-              <w:left w:type="dxa" w:w="90"/>
-              <w:bottom w:type="dxa" w:w="60"/>
+              <w:top w:type="dxa" w:w="70"/>
+              <w:left w:type="dxa" w:w="90"/>
+              <w:bottom w:type="dxa" w:w="70"/>
               <w:right w:type="dxa" w:w="90"/>
             </w:tcMar>
           </w:tcPr>
@@ -1002,7 +1023,7 @@
                 <w:sz w:val="24"/>
                 <w:szCs w:val="24"/>
               </w:rPr>
-              <w:t xml:space="preserve">3 · the people behind the numbers</w:t>
+              <w:t xml:space="preserve">3 · family and friendship</w:t>
             </w:r>
           </w:p>
         </w:tc>
@@ -1010,9 +1031,9 @@
           <w:tcPr>
             <w:tcW w:type="dxa" w:w="2600"/>
             <w:tcMar>
-              <w:top w:type="dxa" w:w="60"/>
-              <w:left w:type="dxa" w:w="90"/>
-              <w:bottom w:type="dxa" w:w="60"/>
+              <w:top w:type="dxa" w:w="70"/>
+              <w:left w:type="dxa" w:w="90"/>
+              <w:bottom w:type="dxa" w:w="70"/>
               <w:right w:type="dxa" w:w="90"/>
             </w:tcMar>
           </w:tcPr>
@@ -1058,7 +1079,7 @@
           <w:sz w:val="24"/>
           <w:szCs w:val="24"/>
         </w:rPr>
-        <w:t xml:space="preserve">•	Read your chosen paragraph out loud. Does every sentence say something about the idea?</w:t>
+        <w:t xml:space="preserve">•	Read your paragraphs out loud. Does every sentence say something about the idea?</w:t>
       </w:r>
     </w:p>
     <w:p>
@@ -1072,7 +1093,7 @@
           <w:sz w:val="24"/>
           <w:szCs w:val="24"/>
         </w:rPr>
-        <w:t xml:space="preserve">•	Colour the parts: idea, evidence, analytical verb, effect. Is anything missing?</w:t>
+        <w:t xml:space="preserve">•	Colour the parts: idea, language feature, evidence, effect on the reader.</w:t>
       </w:r>
     </w:p>
     <w:p>
@@ -1086,7 +1107,7 @@
           <w:sz w:val="24"/>
           <w:szCs w:val="24"/>
         </w:rPr>
-        <w:t xml:space="preserve">•	Check the last sentence links both halves back to your idea.</w:t>
+        <w:t xml:space="preserve">•	Check each last sentence links back to the idea and says more than the first one did.</w:t>
       </w:r>
     </w:p>
     <w:p>
@@ -1185,9 +1206,9 @@
             <w:tcW w:type="dxa" w:w="3000"/>
             <w:shd w:fill="D9D9D9" w:color="auto" w:val="clear"/>
             <w:tcMar>
-              <w:top w:type="dxa" w:w="60"/>
-              <w:left w:type="dxa" w:w="90"/>
-              <w:bottom w:type="dxa" w:w="60"/>
+              <w:top w:type="dxa" w:w="70"/>
+              <w:left w:type="dxa" w:w="90"/>
+              <w:bottom w:type="dxa" w:w="70"/>
               <w:right w:type="dxa" w:w="90"/>
             </w:tcMar>
           </w:tcPr>
@@ -1212,9 +1233,9 @@
             <w:tcW w:type="dxa" w:w="2479"/>
             <w:shd w:fill="D9D9D9" w:color="auto" w:val="clear"/>
             <w:tcMar>
-              <w:top w:type="dxa" w:w="60"/>
-              <w:left w:type="dxa" w:w="90"/>
-              <w:bottom w:type="dxa" w:w="60"/>
+              <w:top w:type="dxa" w:w="70"/>
+              <w:left w:type="dxa" w:w="90"/>
+              <w:bottom w:type="dxa" w:w="70"/>
               <w:right w:type="dxa" w:w="90"/>
             </w:tcMar>
           </w:tcPr>
@@ -1253,9 +1274,9 @@
             <w:tcW w:type="dxa" w:w="2479"/>
             <w:shd w:fill="D9D9D9" w:color="auto" w:val="clear"/>
             <w:tcMar>
-              <w:top w:type="dxa" w:w="60"/>
-              <w:left w:type="dxa" w:w="90"/>
-              <w:bottom w:type="dxa" w:w="60"/>
+              <w:top w:type="dxa" w:w="70"/>
+              <w:left w:type="dxa" w:w="90"/>
+              <w:bottom w:type="dxa" w:w="70"/>
               <w:right w:type="dxa" w:w="90"/>
             </w:tcMar>
           </w:tcPr>
@@ -1294,9 +1315,9 @@
             <w:tcW w:type="dxa" w:w="2479"/>
             <w:shd w:fill="E7E6E6" w:color="auto" w:val="clear"/>
             <w:tcMar>
-              <w:top w:type="dxa" w:w="60"/>
-              <w:left w:type="dxa" w:w="90"/>
-              <w:bottom w:type="dxa" w:w="60"/>
+              <w:top w:type="dxa" w:w="70"/>
+              <w:left w:type="dxa" w:w="90"/>
+              <w:bottom w:type="dxa" w:w="70"/>
               <w:right w:type="dxa" w:w="90"/>
             </w:tcMar>
           </w:tcPr>
@@ -1335,9 +1356,9 @@
             <w:tcW w:type="dxa" w:w="2479"/>
             <w:shd w:fill="D9D9D9" w:color="auto" w:val="clear"/>
             <w:tcMar>
-              <w:top w:type="dxa" w:w="60"/>
-              <w:left w:type="dxa" w:w="90"/>
-              <w:bottom w:type="dxa" w:w="60"/>
+              <w:top w:type="dxa" w:w="70"/>
+              <w:left w:type="dxa" w:w="90"/>
+              <w:bottom w:type="dxa" w:w="70"/>
               <w:right w:type="dxa" w:w="90"/>
             </w:tcMar>
           </w:tcPr>
@@ -1376,9 +1397,9 @@
             <w:tcW w:type="dxa" w:w="2479"/>
             <w:shd w:fill="D9D9D9" w:color="auto" w:val="clear"/>
             <w:tcMar>
-              <w:top w:type="dxa" w:w="60"/>
-              <w:left w:type="dxa" w:w="90"/>
-              <w:bottom w:type="dxa" w:w="60"/>
+              <w:top w:type="dxa" w:w="70"/>
+              <w:left w:type="dxa" w:w="90"/>
+              <w:bottom w:type="dxa" w:w="70"/>
               <w:right w:type="dxa" w:w="90"/>
             </w:tcMar>
           </w:tcPr>
@@ -1418,9 +1439,9 @@
           <w:tcPr>
             <w:tcW w:type="dxa" w:w="3000"/>
             <w:tcMar>
-              <w:top w:type="dxa" w:w="60"/>
-              <w:left w:type="dxa" w:w="90"/>
-              <w:bottom w:type="dxa" w:w="60"/>
+              <w:top w:type="dxa" w:w="70"/>
+              <w:left w:type="dxa" w:w="90"/>
+              <w:bottom w:type="dxa" w:w="70"/>
               <w:right w:type="dxa" w:w="90"/>
             </w:tcMar>
           </w:tcPr>
@@ -1433,8 +1454,8 @@
                 <w:rFonts w:ascii="Arial" w:cs="Arial" w:eastAsia="Arial" w:hAnsi="Arial"/>
                 <w:b/>
                 <w:bCs/>
-                <w:sz w:val="17"/>
-                <w:szCs w:val="17"/>
+                <w:sz w:val="18"/>
+                <w:szCs w:val="18"/>
               </w:rPr>
               <w:t xml:space="preserve">Interpreting texts</w:t>
             </w:r>
@@ -1447,8 +1468,8 @@
               <w:rPr>
                 <w:rFonts w:ascii="Arial" w:cs="Arial" w:eastAsia="Arial" w:hAnsi="Arial"/>
                 <w:color w:val="595959"/>
-                <w:sz w:val="15"/>
-                <w:szCs w:val="15"/>
+                <w:sz w:val="16"/>
+                <w:szCs w:val="16"/>
               </w:rPr>
               <w:t xml:space="preserve">the idea about the novel</w:t>
             </w:r>
@@ -1472,162 +1493,162 @@
           <w:tcPr>
             <w:tcW w:type="dxa" w:w="2479"/>
             <w:tcMar>
-              <w:top w:type="dxa" w:w="60"/>
-              <w:left w:type="dxa" w:w="90"/>
-              <w:bottom w:type="dxa" w:w="60"/>
-              <w:right w:type="dxa" w:w="90"/>
-            </w:tcMar>
-          </w:tcPr>
-          <w:p>
-            <w:pPr>
-              <w:spacing w:after="0"/>
-            </w:pPr>
-            <w:r>
-              <w:rPr>
-                <w:rFonts w:ascii="Arial" w:cs="Arial" w:eastAsia="Arial" w:hAnsi="Arial"/>
+              <w:top w:type="dxa" w:w="70"/>
+              <w:left w:type="dxa" w:w="90"/>
+              <w:bottom w:type="dxa" w:w="70"/>
+              <w:right w:type="dxa" w:w="90"/>
+            </w:tcMar>
+          </w:tcPr>
+          <w:p>
+            <w:pPr>
+              <w:spacing w:after="0"/>
+            </w:pPr>
+            <w:r>
+              <w:rPr>
+                <w:rFonts w:ascii="Arial" w:cs="Arial" w:eastAsia="Arial" w:hAnsi="Arial"/>
+                <w:sz w:val="17"/>
+                <w:szCs w:val="17"/>
+              </w:rPr>
+              <w:t xml:space="preserve">I can describe the purpose of different text types</w:t>
+            </w:r>
+          </w:p>
+        </w:tc>
+        <w:tc>
+          <w:tcPr>
+            <w:tcW w:type="dxa" w:w="2479"/>
+            <w:tcMar>
+              <w:top w:type="dxa" w:w="70"/>
+              <w:left w:type="dxa" w:w="90"/>
+              <w:bottom w:type="dxa" w:w="70"/>
+              <w:right w:type="dxa" w:w="90"/>
+            </w:tcMar>
+          </w:tcPr>
+          <w:p>
+            <w:pPr>
+              <w:spacing w:after="0"/>
+            </w:pPr>
+            <w:r>
+              <w:rPr>
+                <w:rFonts w:ascii="Arial" w:cs="Arial" w:eastAsia="Arial" w:hAnsi="Arial"/>
+                <w:sz w:val="17"/>
+                <w:szCs w:val="17"/>
+              </w:rPr>
+              <w:t xml:space="preserve">I can describe the way authors try to influence their audience</w:t>
+            </w:r>
+          </w:p>
+        </w:tc>
+        <w:tc>
+          <w:tcPr>
+            <w:tcW w:type="dxa" w:w="2479"/>
+            <w:shd w:fill="F2F2F2" w:color="auto" w:val="clear"/>
+            <w:tcMar>
+              <w:top w:type="dxa" w:w="70"/>
+              <w:left w:type="dxa" w:w="90"/>
+              <w:bottom w:type="dxa" w:w="70"/>
+              <w:right w:type="dxa" w:w="90"/>
+            </w:tcMar>
+          </w:tcPr>
+          <w:p>
+            <w:pPr>
+              <w:spacing w:after="0"/>
+            </w:pPr>
+            <w:r>
+              <w:rPr>
+                <w:rFonts w:ascii="Arial" w:cs="Arial" w:eastAsia="Arial" w:hAnsi="Arial"/>
+                <w:sz w:val="17"/>
+                <w:szCs w:val="17"/>
+              </w:rPr>
+              <w:t xml:space="preserve">I can explain how the structure and language used in a text helps influence the audience</w:t>
+            </w:r>
+          </w:p>
+        </w:tc>
+        <w:tc>
+          <w:tcPr>
+            <w:tcW w:type="dxa" w:w="2479"/>
+            <w:tcMar>
+              <w:top w:type="dxa" w:w="70"/>
+              <w:left w:type="dxa" w:w="90"/>
+              <w:bottom w:type="dxa" w:w="70"/>
+              <w:right w:type="dxa" w:w="90"/>
+            </w:tcMar>
+          </w:tcPr>
+          <w:p>
+            <w:pPr>
+              <w:spacing w:after="0"/>
+            </w:pPr>
+            <w:r>
+              <w:rPr>
+                <w:rFonts w:ascii="Arial" w:cs="Arial" w:eastAsia="Arial" w:hAnsi="Arial"/>
+                <w:sz w:val="17"/>
+                <w:szCs w:val="17"/>
+              </w:rPr>
+              <w:t xml:space="preserve">I can find the author’s point of view in a text and evaluate how credible the text is</w:t>
+            </w:r>
+          </w:p>
+        </w:tc>
+        <w:tc>
+          <w:tcPr>
+            <w:tcW w:type="dxa" w:w="2479"/>
+            <w:tcMar>
+              <w:top w:type="dxa" w:w="70"/>
+              <w:left w:type="dxa" w:w="90"/>
+              <w:bottom w:type="dxa" w:w="70"/>
+              <w:right w:type="dxa" w:w="90"/>
+            </w:tcMar>
+          </w:tcPr>
+          <w:p>
+            <w:pPr>
+              <w:spacing w:after="0"/>
+            </w:pPr>
+            <w:r>
+              <w:rPr>
+                <w:rFonts w:ascii="Arial" w:cs="Arial" w:eastAsia="Arial" w:hAnsi="Arial"/>
+                <w:sz w:val="17"/>
+                <w:szCs w:val="17"/>
+              </w:rPr>
+              <w:t xml:space="preserve">I can compare the way people and issues are represented in different texts</w:t>
+            </w:r>
+          </w:p>
+        </w:tc>
+      </w:tr>
+      <w:tr>
+        <w:tc>
+          <w:tcPr>
+            <w:tcW w:type="dxa" w:w="3000"/>
+            <w:tcMar>
+              <w:top w:type="dxa" w:w="70"/>
+              <w:left w:type="dxa" w:w="90"/>
+              <w:bottom w:type="dxa" w:w="70"/>
+              <w:right w:type="dxa" w:w="90"/>
+            </w:tcMar>
+          </w:tcPr>
+          <w:p>
+            <w:pPr>
+              <w:spacing w:after="0"/>
+            </w:pPr>
+            <w:r>
+              <w:rPr>
+                <w:rFonts w:ascii="Arial" w:cs="Arial" w:eastAsia="Arial" w:hAnsi="Arial"/>
+                <w:b/>
+                <w:bCs/>
+                <w:sz w:val="18"/>
+                <w:szCs w:val="18"/>
+              </w:rPr>
+              <w:t xml:space="preserve">Understanding language devices</w:t>
+            </w:r>
+          </w:p>
+          <w:p>
+            <w:pPr>
+              <w:spacing w:after="0"/>
+            </w:pPr>
+            <w:r>
+              <w:rPr>
+                <w:rFonts w:ascii="Arial" w:cs="Arial" w:eastAsia="Arial" w:hAnsi="Arial"/>
+                <w:color w:val="595959"/>
                 <w:sz w:val="16"/>
                 <w:szCs w:val="16"/>
               </w:rPr>
-              <w:t xml:space="preserve">I can describe the purpose of different text types</w:t>
-            </w:r>
-          </w:p>
-        </w:tc>
-        <w:tc>
-          <w:tcPr>
-            <w:tcW w:type="dxa" w:w="2479"/>
-            <w:tcMar>
-              <w:top w:type="dxa" w:w="60"/>
-              <w:left w:type="dxa" w:w="90"/>
-              <w:bottom w:type="dxa" w:w="60"/>
-              <w:right w:type="dxa" w:w="90"/>
-            </w:tcMar>
-          </w:tcPr>
-          <w:p>
-            <w:pPr>
-              <w:spacing w:after="0"/>
-            </w:pPr>
-            <w:r>
-              <w:rPr>
-                <w:rFonts w:ascii="Arial" w:cs="Arial" w:eastAsia="Arial" w:hAnsi="Arial"/>
-                <w:sz w:val="16"/>
-                <w:szCs w:val="16"/>
-              </w:rPr>
-              <w:t xml:space="preserve">I can describe the way authors try to influence their audience</w:t>
-            </w:r>
-          </w:p>
-        </w:tc>
-        <w:tc>
-          <w:tcPr>
-            <w:tcW w:type="dxa" w:w="2479"/>
-            <w:shd w:fill="F2F2F2" w:color="auto" w:val="clear"/>
-            <w:tcMar>
-              <w:top w:type="dxa" w:w="60"/>
-              <w:left w:type="dxa" w:w="90"/>
-              <w:bottom w:type="dxa" w:w="60"/>
-              <w:right w:type="dxa" w:w="90"/>
-            </w:tcMar>
-          </w:tcPr>
-          <w:p>
-            <w:pPr>
-              <w:spacing w:after="0"/>
-            </w:pPr>
-            <w:r>
-              <w:rPr>
-                <w:rFonts w:ascii="Arial" w:cs="Arial" w:eastAsia="Arial" w:hAnsi="Arial"/>
-                <w:sz w:val="16"/>
-                <w:szCs w:val="16"/>
-              </w:rPr>
-              <w:t xml:space="preserve">I can explain how the structure and language used in a text helps influence the audience</w:t>
-            </w:r>
-          </w:p>
-        </w:tc>
-        <w:tc>
-          <w:tcPr>
-            <w:tcW w:type="dxa" w:w="2479"/>
-            <w:tcMar>
-              <w:top w:type="dxa" w:w="60"/>
-              <w:left w:type="dxa" w:w="90"/>
-              <w:bottom w:type="dxa" w:w="60"/>
-              <w:right w:type="dxa" w:w="90"/>
-            </w:tcMar>
-          </w:tcPr>
-          <w:p>
-            <w:pPr>
-              <w:spacing w:after="0"/>
-            </w:pPr>
-            <w:r>
-              <w:rPr>
-                <w:rFonts w:ascii="Arial" w:cs="Arial" w:eastAsia="Arial" w:hAnsi="Arial"/>
-                <w:sz w:val="16"/>
-                <w:szCs w:val="16"/>
-              </w:rPr>
-              <w:t xml:space="preserve">I can find the author’s point of view in a text and evaluate how credible the text is</w:t>
-            </w:r>
-          </w:p>
-        </w:tc>
-        <w:tc>
-          <w:tcPr>
-            <w:tcW w:type="dxa" w:w="2479"/>
-            <w:tcMar>
-              <w:top w:type="dxa" w:w="60"/>
-              <w:left w:type="dxa" w:w="90"/>
-              <w:bottom w:type="dxa" w:w="60"/>
-              <w:right w:type="dxa" w:w="90"/>
-            </w:tcMar>
-          </w:tcPr>
-          <w:p>
-            <w:pPr>
-              <w:spacing w:after="0"/>
-            </w:pPr>
-            <w:r>
-              <w:rPr>
-                <w:rFonts w:ascii="Arial" w:cs="Arial" w:eastAsia="Arial" w:hAnsi="Arial"/>
-                <w:sz w:val="16"/>
-                <w:szCs w:val="16"/>
-              </w:rPr>
-              <w:t xml:space="preserve">I can compare the way people and issues are represented in different texts</w:t>
-            </w:r>
-          </w:p>
-        </w:tc>
-      </w:tr>
-      <w:tr>
-        <w:tc>
-          <w:tcPr>
-            <w:tcW w:type="dxa" w:w="3000"/>
-            <w:tcMar>
-              <w:top w:type="dxa" w:w="60"/>
-              <w:left w:type="dxa" w:w="90"/>
-              <w:bottom w:type="dxa" w:w="60"/>
-              <w:right w:type="dxa" w:w="90"/>
-            </w:tcMar>
-          </w:tcPr>
-          <w:p>
-            <w:pPr>
-              <w:spacing w:after="0"/>
-            </w:pPr>
-            <w:r>
-              <w:rPr>
-                <w:rFonts w:ascii="Arial" w:cs="Arial" w:eastAsia="Arial" w:hAnsi="Arial"/>
-                <w:b/>
-                <w:bCs/>
-                <w:sz w:val="17"/>
-                <w:szCs w:val="17"/>
-              </w:rPr>
-              <w:t xml:space="preserve">Using evidence</w:t>
-            </w:r>
-          </w:p>
-          <w:p>
-            <w:pPr>
-              <w:spacing w:after="0"/>
-            </w:pPr>
-            <w:r>
-              <w:rPr>
-                <w:rFonts w:ascii="Arial" w:cs="Arial" w:eastAsia="Arial" w:hAnsi="Arial"/>
-                <w:color w:val="595959"/>
-                <w:sz w:val="15"/>
-                <w:szCs w:val="15"/>
-              </w:rPr>
-              <w:t xml:space="preserve">choosing the quote</w:t>
+              <w:t xml:space="preserve">what Fraillon has done with the words</w:t>
             </w:r>
           </w:p>
           <w:p>
@@ -1649,162 +1670,162 @@
           <w:tcPr>
             <w:tcW w:type="dxa" w:w="2479"/>
             <w:tcMar>
-              <w:top w:type="dxa" w:w="60"/>
-              <w:left w:type="dxa" w:w="90"/>
-              <w:bottom w:type="dxa" w:w="60"/>
-              <w:right w:type="dxa" w:w="90"/>
-            </w:tcMar>
-          </w:tcPr>
-          <w:p>
-            <w:pPr>
-              <w:spacing w:after="0"/>
-            </w:pPr>
-            <w:r>
-              <w:rPr>
-                <w:rFonts w:ascii="Arial" w:cs="Arial" w:eastAsia="Arial" w:hAnsi="Arial"/>
+              <w:top w:type="dxa" w:w="70"/>
+              <w:left w:type="dxa" w:w="90"/>
+              <w:bottom w:type="dxa" w:w="70"/>
+              <w:right w:type="dxa" w:w="90"/>
+            </w:tcMar>
+          </w:tcPr>
+          <w:p>
+            <w:pPr>
+              <w:spacing w:after="0"/>
+            </w:pPr>
+            <w:r>
+              <w:rPr>
+                <w:rFonts w:ascii="Arial" w:cs="Arial" w:eastAsia="Arial" w:hAnsi="Arial"/>
+                <w:sz w:val="17"/>
+                <w:szCs w:val="17"/>
+              </w:rPr>
+              <w:t xml:space="preserve">I can describe the meaning of different similes and metaphors</w:t>
+            </w:r>
+          </w:p>
+        </w:tc>
+        <w:tc>
+          <w:tcPr>
+            <w:tcW w:type="dxa" w:w="2479"/>
+            <w:tcMar>
+              <w:top w:type="dxa" w:w="70"/>
+              <w:left w:type="dxa" w:w="90"/>
+              <w:bottom w:type="dxa" w:w="70"/>
+              <w:right w:type="dxa" w:w="90"/>
+            </w:tcMar>
+          </w:tcPr>
+          <w:p>
+            <w:pPr>
+              <w:spacing w:after="0"/>
+            </w:pPr>
+            <w:r>
+              <w:rPr>
+                <w:rFonts w:ascii="Arial" w:cs="Arial" w:eastAsia="Arial" w:hAnsi="Arial"/>
+                <w:sz w:val="17"/>
+                <w:szCs w:val="17"/>
+              </w:rPr>
+              <w:t xml:space="preserve">I can explain how rhymes can add to descriptions in writing</w:t>
+            </w:r>
+          </w:p>
+        </w:tc>
+        <w:tc>
+          <w:tcPr>
+            <w:tcW w:type="dxa" w:w="2479"/>
+            <w:shd w:fill="F2F2F2" w:color="auto" w:val="clear"/>
+            <w:tcMar>
+              <w:top w:type="dxa" w:w="70"/>
+              <w:left w:type="dxa" w:w="90"/>
+              <w:bottom w:type="dxa" w:w="70"/>
+              <w:right w:type="dxa" w:w="90"/>
+            </w:tcMar>
+          </w:tcPr>
+          <w:p>
+            <w:pPr>
+              <w:spacing w:after="0"/>
+            </w:pPr>
+            <w:r>
+              <w:rPr>
+                <w:rFonts w:ascii="Arial" w:cs="Arial" w:eastAsia="Arial" w:hAnsi="Arial"/>
+                <w:sz w:val="17"/>
+                <w:szCs w:val="17"/>
+              </w:rPr>
+              <w:t xml:space="preserve">I can explain the meaning of non-literal language in narrative and poetic texts</w:t>
+            </w:r>
+          </w:p>
+        </w:tc>
+        <w:tc>
+          <w:tcPr>
+            <w:tcW w:type="dxa" w:w="2479"/>
+            <w:tcMar>
+              <w:top w:type="dxa" w:w="70"/>
+              <w:left w:type="dxa" w:w="90"/>
+              <w:bottom w:type="dxa" w:w="70"/>
+              <w:right w:type="dxa" w:w="90"/>
+            </w:tcMar>
+          </w:tcPr>
+          <w:p>
+            <w:pPr>
+              <w:spacing w:after="0"/>
+            </w:pPr>
+            <w:r>
+              <w:rPr>
+                <w:rFonts w:ascii="Arial" w:cs="Arial" w:eastAsia="Arial" w:hAnsi="Arial"/>
+                <w:sz w:val="17"/>
+                <w:szCs w:val="17"/>
+              </w:rPr>
+              <w:t xml:space="preserve">I can explain the effect of descriptions, different sentence types and figurative language</w:t>
+            </w:r>
+          </w:p>
+        </w:tc>
+        <w:tc>
+          <w:tcPr>
+            <w:tcW w:type="dxa" w:w="2479"/>
+            <w:tcMar>
+              <w:top w:type="dxa" w:w="70"/>
+              <w:left w:type="dxa" w:w="90"/>
+              <w:bottom w:type="dxa" w:w="70"/>
+              <w:right w:type="dxa" w:w="90"/>
+            </w:tcMar>
+          </w:tcPr>
+          <w:p>
+            <w:pPr>
+              <w:spacing w:after="0"/>
+            </w:pPr>
+            <w:r>
+              <w:rPr>
+                <w:rFonts w:ascii="Arial" w:cs="Arial" w:eastAsia="Arial" w:hAnsi="Arial"/>
+                <w:sz w:val="17"/>
+                <w:szCs w:val="17"/>
+              </w:rPr>
+              <w:t xml:space="preserve">I can analyse the way writing techniques work together to convey ideas and feelings</w:t>
+            </w:r>
+          </w:p>
+        </w:tc>
+      </w:tr>
+      <w:tr>
+        <w:tc>
+          <w:tcPr>
+            <w:tcW w:type="dxa" w:w="3000"/>
+            <w:tcMar>
+              <w:top w:type="dxa" w:w="70"/>
+              <w:left w:type="dxa" w:w="90"/>
+              <w:bottom w:type="dxa" w:w="70"/>
+              <w:right w:type="dxa" w:w="90"/>
+            </w:tcMar>
+          </w:tcPr>
+          <w:p>
+            <w:pPr>
+              <w:spacing w:after="0"/>
+            </w:pPr>
+            <w:r>
+              <w:rPr>
+                <w:rFonts w:ascii="Arial" w:cs="Arial" w:eastAsia="Arial" w:hAnsi="Arial"/>
+                <w:b/>
+                <w:bCs/>
+                <w:sz w:val="18"/>
+                <w:szCs w:val="18"/>
+              </w:rPr>
+              <w:t xml:space="preserve">Using evidence</w:t>
+            </w:r>
+          </w:p>
+          <w:p>
+            <w:pPr>
+              <w:spacing w:after="0"/>
+            </w:pPr>
+            <w:r>
+              <w:rPr>
+                <w:rFonts w:ascii="Arial" w:cs="Arial" w:eastAsia="Arial" w:hAnsi="Arial"/>
+                <w:color w:val="595959"/>
                 <w:sz w:val="16"/>
                 <w:szCs w:val="16"/>
               </w:rPr>
-              <w:t xml:space="preserve">I can describe the depiction of events, characters and settings in texts and explain my responses to them</w:t>
-            </w:r>
-          </w:p>
-        </w:tc>
-        <w:tc>
-          <w:tcPr>
-            <w:tcW w:type="dxa" w:w="2479"/>
-            <w:tcMar>
-              <w:top w:type="dxa" w:w="60"/>
-              <w:left w:type="dxa" w:w="90"/>
-              <w:bottom w:type="dxa" w:w="60"/>
-              <w:right w:type="dxa" w:w="90"/>
-            </w:tcMar>
-          </w:tcPr>
-          <w:p>
-            <w:pPr>
-              <w:spacing w:after="0"/>
-            </w:pPr>
-            <w:r>
-              <w:rPr>
-                <w:rFonts w:ascii="Arial" w:cs="Arial" w:eastAsia="Arial" w:hAnsi="Arial"/>
-                <w:sz w:val="16"/>
-                <w:szCs w:val="16"/>
-              </w:rPr>
-              <w:t xml:space="preserve">I can select specific details from texts to develop and explain my own responses</w:t>
-            </w:r>
-          </w:p>
-        </w:tc>
-        <w:tc>
-          <w:tcPr>
-            <w:tcW w:type="dxa" w:w="2479"/>
-            <w:shd w:fill="F2F2F2" w:color="auto" w:val="clear"/>
-            <w:tcMar>
-              <w:top w:type="dxa" w:w="60"/>
-              <w:left w:type="dxa" w:w="90"/>
-              <w:bottom w:type="dxa" w:w="60"/>
-              <w:right w:type="dxa" w:w="90"/>
-            </w:tcMar>
-          </w:tcPr>
-          <w:p>
-            <w:pPr>
-              <w:spacing w:after="0"/>
-            </w:pPr>
-            <w:r>
-              <w:rPr>
-                <w:rFonts w:ascii="Arial" w:cs="Arial" w:eastAsia="Arial" w:hAnsi="Arial"/>
-                <w:sz w:val="16"/>
-                <w:szCs w:val="16"/>
-              </w:rPr>
-              <w:t xml:space="preserve">I can select and use evidence from texts to explain my response to it, recognising that texts reflect different viewpoints</w:t>
-            </w:r>
-          </w:p>
-        </w:tc>
-        <w:tc>
-          <w:tcPr>
-            <w:tcW w:type="dxa" w:w="2479"/>
-            <w:tcMar>
-              <w:top w:type="dxa" w:w="60"/>
-              <w:left w:type="dxa" w:w="90"/>
-              <w:bottom w:type="dxa" w:w="60"/>
-              <w:right w:type="dxa" w:w="90"/>
-            </w:tcMar>
-          </w:tcPr>
-          <w:p>
-            <w:pPr>
-              <w:spacing w:after="0"/>
-            </w:pPr>
-            <w:r>
-              <w:rPr>
-                <w:rFonts w:ascii="Arial" w:cs="Arial" w:eastAsia="Arial" w:hAnsi="Arial"/>
-                <w:sz w:val="16"/>
-                <w:szCs w:val="16"/>
-              </w:rPr>
-              <w:t xml:space="preserve">I can select evidence from texts to describe how authors depict events, situations, and people from different viewpoints</w:t>
-            </w:r>
-          </w:p>
-        </w:tc>
-        <w:tc>
-          <w:tcPr>
-            <w:tcW w:type="dxa" w:w="2479"/>
-            <w:tcMar>
-              <w:top w:type="dxa" w:w="60"/>
-              <w:left w:type="dxa" w:w="90"/>
-              <w:bottom w:type="dxa" w:w="60"/>
-              <w:right w:type="dxa" w:w="90"/>
-            </w:tcMar>
-          </w:tcPr>
-          <w:p>
-            <w:pPr>
-              <w:spacing w:after="0"/>
-            </w:pPr>
-            <w:r>
-              <w:rPr>
-                <w:rFonts w:ascii="Arial" w:cs="Arial" w:eastAsia="Arial" w:hAnsi="Arial"/>
-                <w:sz w:val="16"/>
-                <w:szCs w:val="16"/>
-              </w:rPr>
-              <w:t xml:space="preserve">I can select evidence from texts to explain how language choices influence an audience</w:t>
-            </w:r>
-          </w:p>
-        </w:tc>
-      </w:tr>
-      <w:tr>
-        <w:tc>
-          <w:tcPr>
-            <w:tcW w:type="dxa" w:w="3000"/>
-            <w:tcMar>
-              <w:top w:type="dxa" w:w="60"/>
-              <w:left w:type="dxa" w:w="90"/>
-              <w:bottom w:type="dxa" w:w="60"/>
-              <w:right w:type="dxa" w:w="90"/>
-            </w:tcMar>
-          </w:tcPr>
-          <w:p>
-            <w:pPr>
-              <w:spacing w:after="0"/>
-            </w:pPr>
-            <w:r>
-              <w:rPr>
-                <w:rFonts w:ascii="Arial" w:cs="Arial" w:eastAsia="Arial" w:hAnsi="Arial"/>
-                <w:b/>
-                <w:bCs/>
-                <w:sz w:val="17"/>
-                <w:szCs w:val="17"/>
-              </w:rPr>
-              <w:t xml:space="preserve">Use of evidence</w:t>
-            </w:r>
-          </w:p>
-          <w:p>
-            <w:pPr>
-              <w:spacing w:after="0"/>
-            </w:pPr>
-            <w:r>
-              <w:rPr>
-                <w:rFonts w:ascii="Arial" w:cs="Arial" w:eastAsia="Arial" w:hAnsi="Arial"/>
-                <w:color w:val="595959"/>
-                <w:sz w:val="15"/>
-                <w:szCs w:val="15"/>
-              </w:rPr>
-              <w:t xml:space="preserve">putting the quote in the sentence</w:t>
+              <w:t xml:space="preserve">choosing the quote, and putting it in the sentence</w:t>
             </w:r>
           </w:p>
           <w:p>
@@ -1818,7 +1839,7 @@
                 <w:sz w:val="14"/>
                 <w:szCs w:val="14"/>
               </w:rPr>
-              <w:t xml:space="preserve">Writing</w:t>
+              <w:t xml:space="preserve">Reading and Viewing · Writing</w:t>
             </w:r>
           </w:p>
         </w:tc>
@@ -1826,162 +1847,162 @@
           <w:tcPr>
             <w:tcW w:type="dxa" w:w="2479"/>
             <w:tcMar>
-              <w:top w:type="dxa" w:w="60"/>
-              <w:left w:type="dxa" w:w="90"/>
-              <w:bottom w:type="dxa" w:w="60"/>
-              <w:right w:type="dxa" w:w="90"/>
-            </w:tcMar>
-          </w:tcPr>
-          <w:p>
-            <w:pPr>
-              <w:spacing w:after="0"/>
-            </w:pPr>
-            <w:r>
-              <w:rPr>
-                <w:rFonts w:ascii="Arial" w:cs="Arial" w:eastAsia="Arial" w:hAnsi="Arial"/>
+              <w:top w:type="dxa" w:w="70"/>
+              <w:left w:type="dxa" w:w="90"/>
+              <w:bottom w:type="dxa" w:w="70"/>
+              <w:right w:type="dxa" w:w="90"/>
+            </w:tcMar>
+          </w:tcPr>
+          <w:p>
+            <w:pPr>
+              <w:spacing w:after="0"/>
+            </w:pPr>
+            <w:r>
+              <w:rPr>
+                <w:rFonts w:ascii="Arial" w:cs="Arial" w:eastAsia="Arial" w:hAnsi="Arial"/>
+                <w:sz w:val="17"/>
+                <w:szCs w:val="17"/>
+              </w:rPr>
+              <w:t xml:space="preserve">I can describe the depiction of events, characters and settings in texts and explain my responses to them</w:t>
+            </w:r>
+          </w:p>
+        </w:tc>
+        <w:tc>
+          <w:tcPr>
+            <w:tcW w:type="dxa" w:w="2479"/>
+            <w:tcMar>
+              <w:top w:type="dxa" w:w="70"/>
+              <w:left w:type="dxa" w:w="90"/>
+              <w:bottom w:type="dxa" w:w="70"/>
+              <w:right w:type="dxa" w:w="90"/>
+            </w:tcMar>
+          </w:tcPr>
+          <w:p>
+            <w:pPr>
+              <w:spacing w:after="0"/>
+            </w:pPr>
+            <w:r>
+              <w:rPr>
+                <w:rFonts w:ascii="Arial" w:cs="Arial" w:eastAsia="Arial" w:hAnsi="Arial"/>
+                <w:sz w:val="17"/>
+                <w:szCs w:val="17"/>
+              </w:rPr>
+              <w:t xml:space="preserve">I can select specific details from texts to develop and explain my own responses. I can include quotes in an explanation with teacher guidance</w:t>
+            </w:r>
+          </w:p>
+        </w:tc>
+        <w:tc>
+          <w:tcPr>
+            <w:tcW w:type="dxa" w:w="2479"/>
+            <w:shd w:fill="F2F2F2" w:color="auto" w:val="clear"/>
+            <w:tcMar>
+              <w:top w:type="dxa" w:w="70"/>
+              <w:left w:type="dxa" w:w="90"/>
+              <w:bottom w:type="dxa" w:w="70"/>
+              <w:right w:type="dxa" w:w="90"/>
+            </w:tcMar>
+          </w:tcPr>
+          <w:p>
+            <w:pPr>
+              <w:spacing w:after="0"/>
+            </w:pPr>
+            <w:r>
+              <w:rPr>
+                <w:rFonts w:ascii="Arial" w:cs="Arial" w:eastAsia="Arial" w:hAnsi="Arial"/>
+                <w:sz w:val="17"/>
+                <w:szCs w:val="17"/>
+              </w:rPr>
+              <w:t xml:space="preserve">I can select and use evidence from texts to explain my response to it. I can explain the relevance of a quote</w:t>
+            </w:r>
+          </w:p>
+        </w:tc>
+        <w:tc>
+          <w:tcPr>
+            <w:tcW w:type="dxa" w:w="2479"/>
+            <w:tcMar>
+              <w:top w:type="dxa" w:w="70"/>
+              <w:left w:type="dxa" w:w="90"/>
+              <w:bottom w:type="dxa" w:w="70"/>
+              <w:right w:type="dxa" w:w="90"/>
+            </w:tcMar>
+          </w:tcPr>
+          <w:p>
+            <w:pPr>
+              <w:spacing w:after="0"/>
+            </w:pPr>
+            <w:r>
+              <w:rPr>
+                <w:rFonts w:ascii="Arial" w:cs="Arial" w:eastAsia="Arial" w:hAnsi="Arial"/>
+                <w:sz w:val="17"/>
+                <w:szCs w:val="17"/>
+              </w:rPr>
+              <w:t xml:space="preserve">I can select evidence from texts to describe how authors depict events, situations, and people from different viewpoints. I can embed quotes into sentences</w:t>
+            </w:r>
+          </w:p>
+        </w:tc>
+        <w:tc>
+          <w:tcPr>
+            <w:tcW w:type="dxa" w:w="2479"/>
+            <w:tcMar>
+              <w:top w:type="dxa" w:w="70"/>
+              <w:left w:type="dxa" w:w="90"/>
+              <w:bottom w:type="dxa" w:w="70"/>
+              <w:right w:type="dxa" w:w="90"/>
+            </w:tcMar>
+          </w:tcPr>
+          <w:p>
+            <w:pPr>
+              <w:spacing w:after="0"/>
+            </w:pPr>
+            <w:r>
+              <w:rPr>
+                <w:rFonts w:ascii="Arial" w:cs="Arial" w:eastAsia="Arial" w:hAnsi="Arial"/>
+                <w:sz w:val="17"/>
+                <w:szCs w:val="17"/>
+              </w:rPr>
+              <w:t xml:space="preserve">I can select evidence from texts to explain how language choices influence an audience. I can correctly embed quotes within an explanation sentence</w:t>
+            </w:r>
+          </w:p>
+        </w:tc>
+      </w:tr>
+      <w:tr>
+        <w:tc>
+          <w:tcPr>
+            <w:tcW w:type="dxa" w:w="3000"/>
+            <w:tcMar>
+              <w:top w:type="dxa" w:w="70"/>
+              <w:left w:type="dxa" w:w="90"/>
+              <w:bottom w:type="dxa" w:w="70"/>
+              <w:right w:type="dxa" w:w="90"/>
+            </w:tcMar>
+          </w:tcPr>
+          <w:p>
+            <w:pPr>
+              <w:spacing w:after="0"/>
+            </w:pPr>
+            <w:r>
+              <w:rPr>
+                <w:rFonts w:ascii="Arial" w:cs="Arial" w:eastAsia="Arial" w:hAnsi="Arial"/>
+                <w:b/>
+                <w:bCs/>
+                <w:sz w:val="18"/>
+                <w:szCs w:val="18"/>
+              </w:rPr>
+              <w:t xml:space="preserve">Evaluating texts</w:t>
+            </w:r>
+          </w:p>
+          <w:p>
+            <w:pPr>
+              <w:spacing w:after="0"/>
+            </w:pPr>
+            <w:r>
+              <w:rPr>
+                <w:rFonts w:ascii="Arial" w:cs="Arial" w:eastAsia="Arial" w:hAnsi="Arial"/>
+                <w:color w:val="595959"/>
                 <w:sz w:val="16"/>
                 <w:szCs w:val="16"/>
               </w:rPr>
-              <w:t xml:space="preserve">Not on the continuum at this level</w:t>
-            </w:r>
-          </w:p>
-        </w:tc>
-        <w:tc>
-          <w:tcPr>
-            <w:tcW w:type="dxa" w:w="2479"/>
-            <w:tcMar>
-              <w:top w:type="dxa" w:w="60"/>
-              <w:left w:type="dxa" w:w="90"/>
-              <w:bottom w:type="dxa" w:w="60"/>
-              <w:right w:type="dxa" w:w="90"/>
-            </w:tcMar>
-          </w:tcPr>
-          <w:p>
-            <w:pPr>
-              <w:spacing w:after="0"/>
-            </w:pPr>
-            <w:r>
-              <w:rPr>
-                <w:rFonts w:ascii="Arial" w:cs="Arial" w:eastAsia="Arial" w:hAnsi="Arial"/>
-                <w:sz w:val="16"/>
-                <w:szCs w:val="16"/>
-              </w:rPr>
-              <w:t xml:space="preserve">I can include quotes in an explanation with teacher guidance</w:t>
-            </w:r>
-          </w:p>
-        </w:tc>
-        <w:tc>
-          <w:tcPr>
-            <w:tcW w:type="dxa" w:w="2479"/>
-            <w:shd w:fill="F2F2F2" w:color="auto" w:val="clear"/>
-            <w:tcMar>
-              <w:top w:type="dxa" w:w="60"/>
-              <w:left w:type="dxa" w:w="90"/>
-              <w:bottom w:type="dxa" w:w="60"/>
-              <w:right w:type="dxa" w:w="90"/>
-            </w:tcMar>
-          </w:tcPr>
-          <w:p>
-            <w:pPr>
-              <w:spacing w:after="0"/>
-            </w:pPr>
-            <w:r>
-              <w:rPr>
-                <w:rFonts w:ascii="Arial" w:cs="Arial" w:eastAsia="Arial" w:hAnsi="Arial"/>
-                <w:sz w:val="16"/>
-                <w:szCs w:val="16"/>
-              </w:rPr>
-              <w:t xml:space="preserve">I can explain the relevance of a quote</w:t>
-            </w:r>
-          </w:p>
-        </w:tc>
-        <w:tc>
-          <w:tcPr>
-            <w:tcW w:type="dxa" w:w="2479"/>
-            <w:tcMar>
-              <w:top w:type="dxa" w:w="60"/>
-              <w:left w:type="dxa" w:w="90"/>
-              <w:bottom w:type="dxa" w:w="60"/>
-              <w:right w:type="dxa" w:w="90"/>
-            </w:tcMar>
-          </w:tcPr>
-          <w:p>
-            <w:pPr>
-              <w:spacing w:after="0"/>
-            </w:pPr>
-            <w:r>
-              <w:rPr>
-                <w:rFonts w:ascii="Arial" w:cs="Arial" w:eastAsia="Arial" w:hAnsi="Arial"/>
-                <w:sz w:val="16"/>
-                <w:szCs w:val="16"/>
-              </w:rPr>
-              <w:t xml:space="preserve">I can embed quotes into sentences</w:t>
-            </w:r>
-          </w:p>
-        </w:tc>
-        <w:tc>
-          <w:tcPr>
-            <w:tcW w:type="dxa" w:w="2479"/>
-            <w:tcMar>
-              <w:top w:type="dxa" w:w="60"/>
-              <w:left w:type="dxa" w:w="90"/>
-              <w:bottom w:type="dxa" w:w="60"/>
-              <w:right w:type="dxa" w:w="90"/>
-            </w:tcMar>
-          </w:tcPr>
-          <w:p>
-            <w:pPr>
-              <w:spacing w:after="0"/>
-            </w:pPr>
-            <w:r>
-              <w:rPr>
-                <w:rFonts w:ascii="Arial" w:cs="Arial" w:eastAsia="Arial" w:hAnsi="Arial"/>
-                <w:sz w:val="16"/>
-                <w:szCs w:val="16"/>
-              </w:rPr>
-              <w:t xml:space="preserve">I can correctly embed quotes within an explanation sentence</w:t>
-            </w:r>
-          </w:p>
-        </w:tc>
-      </w:tr>
-      <w:tr>
-        <w:tc>
-          <w:tcPr>
-            <w:tcW w:type="dxa" w:w="3000"/>
-            <w:tcMar>
-              <w:top w:type="dxa" w:w="60"/>
-              <w:left w:type="dxa" w:w="90"/>
-              <w:bottom w:type="dxa" w:w="60"/>
-              <w:right w:type="dxa" w:w="90"/>
-            </w:tcMar>
-          </w:tcPr>
-          <w:p>
-            <w:pPr>
-              <w:spacing w:after="0"/>
-            </w:pPr>
-            <w:r>
-              <w:rPr>
-                <w:rFonts w:ascii="Arial" w:cs="Arial" w:eastAsia="Arial" w:hAnsi="Arial"/>
-                <w:b/>
-                <w:bCs/>
-                <w:sz w:val="17"/>
-                <w:szCs w:val="17"/>
-              </w:rPr>
-              <w:t xml:space="preserve">Evaluating texts</w:t>
-            </w:r>
-          </w:p>
-          <w:p>
-            <w:pPr>
-              <w:spacing w:after="0"/>
-            </w:pPr>
-            <w:r>
-              <w:rPr>
-                <w:rFonts w:ascii="Arial" w:cs="Arial" w:eastAsia="Arial" w:hAnsi="Arial"/>
-                <w:color w:val="595959"/>
-                <w:sz w:val="15"/>
-                <w:szCs w:val="15"/>
-              </w:rPr>
-              <w:t xml:space="preserve">the effect on the reader</w:t>
+              <w:t xml:space="preserve">the effect on the reader, and the verb that carries it</w:t>
             </w:r>
           </w:p>
           <w:p>
@@ -2003,160 +2024,160 @@
           <w:tcPr>
             <w:tcW w:type="dxa" w:w="2479"/>
             <w:tcMar>
-              <w:top w:type="dxa" w:w="60"/>
-              <w:left w:type="dxa" w:w="90"/>
-              <w:bottom w:type="dxa" w:w="60"/>
-              <w:right w:type="dxa" w:w="90"/>
-            </w:tcMar>
-          </w:tcPr>
-          <w:p>
-            <w:pPr>
-              <w:spacing w:after="0"/>
-            </w:pPr>
-            <w:r>
-              <w:rPr>
-                <w:rFonts w:ascii="Arial" w:cs="Arial" w:eastAsia="Arial" w:hAnsi="Arial"/>
+              <w:top w:type="dxa" w:w="70"/>
+              <w:left w:type="dxa" w:w="90"/>
+              <w:bottom w:type="dxa" w:w="70"/>
+              <w:right w:type="dxa" w:w="90"/>
+            </w:tcMar>
+          </w:tcPr>
+          <w:p>
+            <w:pPr>
+              <w:spacing w:after="0"/>
+            </w:pPr>
+            <w:r>
+              <w:rPr>
+                <w:rFonts w:ascii="Arial" w:cs="Arial" w:eastAsia="Arial" w:hAnsi="Arial"/>
+                <w:sz w:val="17"/>
+                <w:szCs w:val="17"/>
+              </w:rPr>
+              <w:t xml:space="preserve">I can use metalanguage to discuss the effect of texts on the reader</w:t>
+            </w:r>
+          </w:p>
+        </w:tc>
+        <w:tc>
+          <w:tcPr>
+            <w:tcW w:type="dxa" w:w="2479"/>
+            <w:tcMar>
+              <w:top w:type="dxa" w:w="70"/>
+              <w:left w:type="dxa" w:w="90"/>
+              <w:bottom w:type="dxa" w:w="70"/>
+              <w:right w:type="dxa" w:w="90"/>
+            </w:tcMar>
+          </w:tcPr>
+          <w:p>
+            <w:pPr>
+              <w:spacing w:after="0"/>
+            </w:pPr>
+            <w:r>
+              <w:rPr>
+                <w:rFonts w:ascii="Arial" w:cs="Arial" w:eastAsia="Arial" w:hAnsi="Arial"/>
+                <w:sz w:val="17"/>
+                <w:szCs w:val="17"/>
+              </w:rPr>
+              <w:t xml:space="preserve">I can describe how repetition, emphasis and metaphor can influence the way a reader feels</w:t>
+            </w:r>
+          </w:p>
+        </w:tc>
+        <w:tc>
+          <w:tcPr>
+            <w:tcW w:type="dxa" w:w="2479"/>
+            <w:shd w:fill="F2F2F2" w:color="auto" w:val="clear"/>
+            <w:tcMar>
+              <w:top w:type="dxa" w:w="70"/>
+              <w:left w:type="dxa" w:w="90"/>
+              <w:bottom w:type="dxa" w:w="70"/>
+              <w:right w:type="dxa" w:w="90"/>
+            </w:tcMar>
+          </w:tcPr>
+          <w:p>
+            <w:pPr>
+              <w:spacing w:after="0"/>
+            </w:pPr>
+            <w:r>
+              <w:rPr>
+                <w:rFonts w:ascii="Arial" w:cs="Arial" w:eastAsia="Arial" w:hAnsi="Arial"/>
+                <w:sz w:val="17"/>
+                <w:szCs w:val="17"/>
+              </w:rPr>
+              <w:t xml:space="preserve">I can use examples from the text to discuss how language helps to create character</w:t>
+            </w:r>
+          </w:p>
+        </w:tc>
+        <w:tc>
+          <w:tcPr>
+            <w:tcW w:type="dxa" w:w="2479"/>
+            <w:tcMar>
+              <w:top w:type="dxa" w:w="70"/>
+              <w:left w:type="dxa" w:w="90"/>
+              <w:bottom w:type="dxa" w:w="70"/>
+              <w:right w:type="dxa" w:w="90"/>
+            </w:tcMar>
+          </w:tcPr>
+          <w:p>
+            <w:pPr>
+              <w:spacing w:after="0"/>
+            </w:pPr>
+            <w:r>
+              <w:rPr>
+                <w:rFonts w:ascii="Arial" w:cs="Arial" w:eastAsia="Arial" w:hAnsi="Arial"/>
+                <w:sz w:val="17"/>
+                <w:szCs w:val="17"/>
+              </w:rPr>
+              <w:t xml:space="preserve">I can explain how different types of evidence can add authority to a text</w:t>
+            </w:r>
+          </w:p>
+        </w:tc>
+        <w:tc>
+          <w:tcPr>
+            <w:tcW w:type="dxa" w:w="2479"/>
+            <w:tcMar>
+              <w:top w:type="dxa" w:w="70"/>
+              <w:left w:type="dxa" w:w="90"/>
+              <w:bottom w:type="dxa" w:w="70"/>
+              <w:right w:type="dxa" w:w="90"/>
+            </w:tcMar>
+          </w:tcPr>
+          <w:p>
+            <w:pPr>
+              <w:spacing w:after="0"/>
+            </w:pPr>
+            <w:r>
+              <w:rPr>
+                <w:rFonts w:ascii="Arial" w:cs="Arial" w:eastAsia="Arial" w:hAnsi="Arial"/>
+                <w:sz w:val="17"/>
+                <w:szCs w:val="17"/>
+              </w:rPr>
+              <w:t xml:space="preserve">I can explain how a text explores issues that relate to our own lives</w:t>
+            </w:r>
+          </w:p>
+        </w:tc>
+      </w:tr>
+      <w:tr>
+        <w:tc>
+          <w:tcPr>
+            <w:tcW w:type="dxa" w:w="3000"/>
+            <w:tcMar>
+              <w:top w:type="dxa" w:w="70"/>
+              <w:left w:type="dxa" w:w="90"/>
+              <w:bottom w:type="dxa" w:w="70"/>
+              <w:right w:type="dxa" w:w="90"/>
+            </w:tcMar>
+          </w:tcPr>
+          <w:p>
+            <w:pPr>
+              <w:spacing w:after="0"/>
+            </w:pPr>
+            <w:r>
+              <w:rPr>
+                <w:rFonts w:ascii="Arial" w:cs="Arial" w:eastAsia="Arial" w:hAnsi="Arial"/>
+                <w:b/>
+                <w:bCs/>
+                <w:sz w:val="18"/>
+                <w:szCs w:val="18"/>
+              </w:rPr>
+              <w:t xml:space="preserve">Text structure and organisation</w:t>
+            </w:r>
+          </w:p>
+          <w:p>
+            <w:pPr>
+              <w:spacing w:after="0"/>
+            </w:pPr>
+            <w:r>
+              <w:rPr>
+                <w:rFonts w:ascii="Arial" w:cs="Arial" w:eastAsia="Arial" w:hAnsi="Arial"/>
+                <w:color w:val="595959"/>
                 <w:sz w:val="16"/>
                 <w:szCs w:val="16"/>
-              </w:rPr>
-              <w:t xml:space="preserve">I can use metalanguage to discuss the effect of texts on the reader</w:t>
-            </w:r>
-          </w:p>
-        </w:tc>
-        <w:tc>
-          <w:tcPr>
-            <w:tcW w:type="dxa" w:w="2479"/>
-            <w:tcMar>
-              <w:top w:type="dxa" w:w="60"/>
-              <w:left w:type="dxa" w:w="90"/>
-              <w:bottom w:type="dxa" w:w="60"/>
-              <w:right w:type="dxa" w:w="90"/>
-            </w:tcMar>
-          </w:tcPr>
-          <w:p>
-            <w:pPr>
-              <w:spacing w:after="0"/>
-            </w:pPr>
-            <w:r>
-              <w:rPr>
-                <w:rFonts w:ascii="Arial" w:cs="Arial" w:eastAsia="Arial" w:hAnsi="Arial"/>
-                <w:sz w:val="16"/>
-                <w:szCs w:val="16"/>
-              </w:rPr>
-              <w:t xml:space="preserve">I can describe how repetition, emphasis and metaphor can influence the way a reader feels</w:t>
-            </w:r>
-          </w:p>
-        </w:tc>
-        <w:tc>
-          <w:tcPr>
-            <w:tcW w:type="dxa" w:w="2479"/>
-            <w:shd w:fill="F2F2F2" w:color="auto" w:val="clear"/>
-            <w:tcMar>
-              <w:top w:type="dxa" w:w="60"/>
-              <w:left w:type="dxa" w:w="90"/>
-              <w:bottom w:type="dxa" w:w="60"/>
-              <w:right w:type="dxa" w:w="90"/>
-            </w:tcMar>
-          </w:tcPr>
-          <w:p>
-            <w:pPr>
-              <w:spacing w:after="0"/>
-            </w:pPr>
-            <w:r>
-              <w:rPr>
-                <w:rFonts w:ascii="Arial" w:cs="Arial" w:eastAsia="Arial" w:hAnsi="Arial"/>
-                <w:sz w:val="16"/>
-                <w:szCs w:val="16"/>
-              </w:rPr>
-              <w:t xml:space="preserve">I can use examples from the text to discuss how language helps to create character</w:t>
-            </w:r>
-          </w:p>
-        </w:tc>
-        <w:tc>
-          <w:tcPr>
-            <w:tcW w:type="dxa" w:w="2479"/>
-            <w:tcMar>
-              <w:top w:type="dxa" w:w="60"/>
-              <w:left w:type="dxa" w:w="90"/>
-              <w:bottom w:type="dxa" w:w="60"/>
-              <w:right w:type="dxa" w:w="90"/>
-            </w:tcMar>
-          </w:tcPr>
-          <w:p>
-            <w:pPr>
-              <w:spacing w:after="0"/>
-            </w:pPr>
-            <w:r>
-              <w:rPr>
-                <w:rFonts w:ascii="Arial" w:cs="Arial" w:eastAsia="Arial" w:hAnsi="Arial"/>
-                <w:sz w:val="16"/>
-                <w:szCs w:val="16"/>
-              </w:rPr>
-              <w:t xml:space="preserve">I can explain how different types of evidence can add authority to a text</w:t>
-            </w:r>
-          </w:p>
-        </w:tc>
-        <w:tc>
-          <w:tcPr>
-            <w:tcW w:type="dxa" w:w="2479"/>
-            <w:tcMar>
-              <w:top w:type="dxa" w:w="60"/>
-              <w:left w:type="dxa" w:w="90"/>
-              <w:bottom w:type="dxa" w:w="60"/>
-              <w:right w:type="dxa" w:w="90"/>
-            </w:tcMar>
-          </w:tcPr>
-          <w:p>
-            <w:pPr>
-              <w:spacing w:after="0"/>
-            </w:pPr>
-            <w:r>
-              <w:rPr>
-                <w:rFonts w:ascii="Arial" w:cs="Arial" w:eastAsia="Arial" w:hAnsi="Arial"/>
-                <w:sz w:val="16"/>
-                <w:szCs w:val="16"/>
-              </w:rPr>
-              <w:t xml:space="preserve">I can explain how a text explores issues that relate to our own lives</w:t>
-            </w:r>
-          </w:p>
-        </w:tc>
-      </w:tr>
-      <w:tr>
-        <w:tc>
-          <w:tcPr>
-            <w:tcW w:type="dxa" w:w="3000"/>
-            <w:tcMar>
-              <w:top w:type="dxa" w:w="60"/>
-              <w:left w:type="dxa" w:w="90"/>
-              <w:bottom w:type="dxa" w:w="60"/>
-              <w:right w:type="dxa" w:w="90"/>
-            </w:tcMar>
-          </w:tcPr>
-          <w:p>
-            <w:pPr>
-              <w:spacing w:after="0"/>
-            </w:pPr>
-            <w:r>
-              <w:rPr>
-                <w:rFonts w:ascii="Arial" w:cs="Arial" w:eastAsia="Arial" w:hAnsi="Arial"/>
-                <w:b/>
-                <w:bCs/>
-                <w:sz w:val="17"/>
-                <w:szCs w:val="17"/>
-              </w:rPr>
-              <w:t xml:space="preserve">Text structure and organisation</w:t>
-            </w:r>
-          </w:p>
-          <w:p>
-            <w:pPr>
-              <w:spacing w:after="0"/>
-            </w:pPr>
-            <w:r>
-              <w:rPr>
-                <w:rFonts w:ascii="Arial" w:cs="Arial" w:eastAsia="Arial" w:hAnsi="Arial"/>
-                <w:color w:val="595959"/>
-                <w:sz w:val="15"/>
-                <w:szCs w:val="15"/>
               </w:rPr>
               <w:t xml:space="preserve">the shape of the paragraph</w:t>
             </w:r>
@@ -2180,21 +2201,21 @@
           <w:tcPr>
             <w:tcW w:type="dxa" w:w="2479"/>
             <w:tcMar>
-              <w:top w:type="dxa" w:w="60"/>
-              <w:left w:type="dxa" w:w="90"/>
-              <w:bottom w:type="dxa" w:w="60"/>
-              <w:right w:type="dxa" w:w="90"/>
-            </w:tcMar>
-          </w:tcPr>
-          <w:p>
-            <w:pPr>
-              <w:spacing w:after="0"/>
-            </w:pPr>
-            <w:r>
-              <w:rPr>
-                <w:rFonts w:ascii="Arial" w:cs="Arial" w:eastAsia="Arial" w:hAnsi="Arial"/>
-                <w:sz w:val="16"/>
-                <w:szCs w:val="16"/>
+              <w:top w:type="dxa" w:w="70"/>
+              <w:left w:type="dxa" w:w="90"/>
+              <w:bottom w:type="dxa" w:w="70"/>
+              <w:right w:type="dxa" w:w="90"/>
+            </w:tcMar>
+          </w:tcPr>
+          <w:p>
+            <w:pPr>
+              <w:spacing w:after="0"/>
+            </w:pPr>
+            <w:r>
+              <w:rPr>
+                <w:rFonts w:ascii="Arial" w:cs="Arial" w:eastAsia="Arial" w:hAnsi="Arial"/>
+                <w:sz w:val="17"/>
+                <w:szCs w:val="17"/>
               </w:rPr>
               <w:t xml:space="preserve">I can change the focus of a sentence by modifying the subject</w:t>
             </w:r>
@@ -2204,21 +2225,21 @@
           <w:tcPr>
             <w:tcW w:type="dxa" w:w="2479"/>
             <w:tcMar>
-              <w:top w:type="dxa" w:w="60"/>
-              <w:left w:type="dxa" w:w="90"/>
-              <w:bottom w:type="dxa" w:w="60"/>
-              <w:right w:type="dxa" w:w="90"/>
-            </w:tcMar>
-          </w:tcPr>
-          <w:p>
-            <w:pPr>
-              <w:spacing w:after="0"/>
-            </w:pPr>
-            <w:r>
-              <w:rPr>
-                <w:rFonts w:ascii="Arial" w:cs="Arial" w:eastAsia="Arial" w:hAnsi="Arial"/>
-                <w:sz w:val="16"/>
-                <w:szCs w:val="16"/>
+              <w:top w:type="dxa" w:w="70"/>
+              <w:left w:type="dxa" w:w="90"/>
+              <w:bottom w:type="dxa" w:w="70"/>
+              <w:right w:type="dxa" w:w="90"/>
+            </w:tcMar>
+          </w:tcPr>
+          <w:p>
+            <w:pPr>
+              <w:spacing w:after="0"/>
+            </w:pPr>
+            <w:r>
+              <w:rPr>
+                <w:rFonts w:ascii="Arial" w:cs="Arial" w:eastAsia="Arial" w:hAnsi="Arial"/>
+                <w:sz w:val="17"/>
+                <w:szCs w:val="17"/>
               </w:rPr>
               <w:t xml:space="preserve">I can avoid repetition by changing the participants in a follow-on idea</w:t>
             </w:r>
@@ -2229,21 +2250,21 @@
             <w:tcW w:type="dxa" w:w="2479"/>
             <w:shd w:fill="F2F2F2" w:color="auto" w:val="clear"/>
             <w:tcMar>
-              <w:top w:type="dxa" w:w="60"/>
-              <w:left w:type="dxa" w:w="90"/>
-              <w:bottom w:type="dxa" w:w="60"/>
-              <w:right w:type="dxa" w:w="90"/>
-            </w:tcMar>
-          </w:tcPr>
-          <w:p>
-            <w:pPr>
-              <w:spacing w:after="0"/>
-            </w:pPr>
-            <w:r>
-              <w:rPr>
-                <w:rFonts w:ascii="Arial" w:cs="Arial" w:eastAsia="Arial" w:hAnsi="Arial"/>
-                <w:sz w:val="16"/>
-                <w:szCs w:val="16"/>
+              <w:top w:type="dxa" w:w="70"/>
+              <w:left w:type="dxa" w:w="90"/>
+              <w:bottom w:type="dxa" w:w="70"/>
+              <w:right w:type="dxa" w:w="90"/>
+            </w:tcMar>
+          </w:tcPr>
+          <w:p>
+            <w:pPr>
+              <w:spacing w:after="0"/>
+            </w:pPr>
+            <w:r>
+              <w:rPr>
+                <w:rFonts w:ascii="Arial" w:cs="Arial" w:eastAsia="Arial" w:hAnsi="Arial"/>
+                <w:sz w:val="17"/>
+                <w:szCs w:val="17"/>
               </w:rPr>
               <w:t xml:space="preserve">I can write a paragraph for informative and narrative texts</w:t>
             </w:r>
@@ -2253,21 +2274,21 @@
           <w:tcPr>
             <w:tcW w:type="dxa" w:w="2479"/>
             <w:tcMar>
-              <w:top w:type="dxa" w:w="60"/>
-              <w:left w:type="dxa" w:w="90"/>
-              <w:bottom w:type="dxa" w:w="60"/>
-              <w:right w:type="dxa" w:w="90"/>
-            </w:tcMar>
-          </w:tcPr>
-          <w:p>
-            <w:pPr>
-              <w:spacing w:after="0"/>
-            </w:pPr>
-            <w:r>
-              <w:rPr>
-                <w:rFonts w:ascii="Arial" w:cs="Arial" w:eastAsia="Arial" w:hAnsi="Arial"/>
-                <w:sz w:val="16"/>
-                <w:szCs w:val="16"/>
+              <w:top w:type="dxa" w:w="70"/>
+              <w:left w:type="dxa" w:w="90"/>
+              <w:bottom w:type="dxa" w:w="70"/>
+              <w:right w:type="dxa" w:w="90"/>
+            </w:tcMar>
+          </w:tcPr>
+          <w:p>
+            <w:pPr>
+              <w:spacing w:after="0"/>
+            </w:pPr>
+            <w:r>
+              <w:rPr>
+                <w:rFonts w:ascii="Arial" w:cs="Arial" w:eastAsia="Arial" w:hAnsi="Arial"/>
+                <w:sz w:val="17"/>
+                <w:szCs w:val="17"/>
               </w:rPr>
               <w:t xml:space="preserve">I can sequence ideas relating to a topic within a given structure</w:t>
             </w:r>
@@ -2277,377 +2298,23 @@
           <w:tcPr>
             <w:tcW w:type="dxa" w:w="2479"/>
             <w:tcMar>
-              <w:top w:type="dxa" w:w="60"/>
-              <w:left w:type="dxa" w:w="90"/>
-              <w:bottom w:type="dxa" w:w="60"/>
-              <w:right w:type="dxa" w:w="90"/>
-            </w:tcMar>
-          </w:tcPr>
-          <w:p>
-            <w:pPr>
-              <w:spacing w:after="0"/>
-            </w:pPr>
-            <w:r>
-              <w:rPr>
-                <w:rFonts w:ascii="Arial" w:cs="Arial" w:eastAsia="Arial" w:hAnsi="Arial"/>
-                <w:sz w:val="16"/>
-                <w:szCs w:val="16"/>
+              <w:top w:type="dxa" w:w="70"/>
+              <w:left w:type="dxa" w:w="90"/>
+              <w:bottom w:type="dxa" w:w="70"/>
+              <w:right w:type="dxa" w:w="90"/>
+            </w:tcMar>
+          </w:tcPr>
+          <w:p>
+            <w:pPr>
+              <w:spacing w:after="0"/>
+            </w:pPr>
+            <w:r>
+              <w:rPr>
+                <w:rFonts w:ascii="Arial" w:cs="Arial" w:eastAsia="Arial" w:hAnsi="Arial"/>
+                <w:sz w:val="17"/>
+                <w:szCs w:val="17"/>
               </w:rPr>
               <w:t xml:space="preserve">I can sequence ideas to present a clear argument</w:t>
-            </w:r>
-          </w:p>
-        </w:tc>
-      </w:tr>
-      <w:tr>
-        <w:tc>
-          <w:tcPr>
-            <w:tcW w:type="dxa" w:w="3000"/>
-            <w:tcMar>
-              <w:top w:type="dxa" w:w="60"/>
-              <w:left w:type="dxa" w:w="90"/>
-              <w:bottom w:type="dxa" w:w="60"/>
-              <w:right w:type="dxa" w:w="90"/>
-            </w:tcMar>
-          </w:tcPr>
-          <w:p>
-            <w:pPr>
-              <w:spacing w:after="0"/>
-            </w:pPr>
-            <w:r>
-              <w:rPr>
-                <w:rFonts w:ascii="Arial" w:cs="Arial" w:eastAsia="Arial" w:hAnsi="Arial"/>
-                <w:b/>
-                <w:bCs/>
-                <w:sz w:val="17"/>
-                <w:szCs w:val="17"/>
-              </w:rPr>
-              <w:t xml:space="preserve">Voice and register</w:t>
-            </w:r>
-          </w:p>
-          <w:p>
-            <w:pPr>
-              <w:spacing w:after="0"/>
-            </w:pPr>
-            <w:r>
-              <w:rPr>
-                <w:rFonts w:ascii="Arial" w:cs="Arial" w:eastAsia="Arial" w:hAnsi="Arial"/>
-                <w:color w:val="595959"/>
-                <w:sz w:val="15"/>
-                <w:szCs w:val="15"/>
-              </w:rPr>
-              <w:t xml:space="preserve">the analytical verb, and how formal it sounds</w:t>
-            </w:r>
-          </w:p>
-          <w:p>
-            <w:pPr>
-              <w:spacing w:after="0"/>
-            </w:pPr>
-            <w:r>
-              <w:rPr>
-                <w:rFonts w:ascii="Arial" w:cs="Arial" w:eastAsia="Arial" w:hAnsi="Arial"/>
-                <w:color w:val="808080"/>
-                <w:sz w:val="14"/>
-                <w:szCs w:val="14"/>
-              </w:rPr>
-              <w:t xml:space="preserve">Writing</w:t>
-            </w:r>
-          </w:p>
-        </w:tc>
-        <w:tc>
-          <w:tcPr>
-            <w:tcW w:type="dxa" w:w="2479"/>
-            <w:tcMar>
-              <w:top w:type="dxa" w:w="60"/>
-              <w:left w:type="dxa" w:w="90"/>
-              <w:bottom w:type="dxa" w:w="60"/>
-              <w:right w:type="dxa" w:w="90"/>
-            </w:tcMar>
-          </w:tcPr>
-          <w:p>
-            <w:pPr>
-              <w:spacing w:after="0"/>
-            </w:pPr>
-            <w:r>
-              <w:rPr>
-                <w:rFonts w:ascii="Arial" w:cs="Arial" w:eastAsia="Arial" w:hAnsi="Arial"/>
-                <w:sz w:val="16"/>
-                <w:szCs w:val="16"/>
-              </w:rPr>
-              <w:t xml:space="preserve">I can write using the correct relevant tense</w:t>
-            </w:r>
-          </w:p>
-        </w:tc>
-        <w:tc>
-          <w:tcPr>
-            <w:tcW w:type="dxa" w:w="2479"/>
-            <w:tcMar>
-              <w:top w:type="dxa" w:w="60"/>
-              <w:left w:type="dxa" w:w="90"/>
-              <w:bottom w:type="dxa" w:w="60"/>
-              <w:right w:type="dxa" w:w="90"/>
-            </w:tcMar>
-          </w:tcPr>
-          <w:p>
-            <w:pPr>
-              <w:spacing w:after="0"/>
-            </w:pPr>
-            <w:r>
-              <w:rPr>
-                <w:rFonts w:ascii="Arial" w:cs="Arial" w:eastAsia="Arial" w:hAnsi="Arial"/>
-                <w:sz w:val="16"/>
-                <w:szCs w:val="16"/>
-              </w:rPr>
-              <w:t xml:space="preserve">I can use different types of verbs in my writing (existing, doing, thinking, feeling)</w:t>
-            </w:r>
-          </w:p>
-        </w:tc>
-        <w:tc>
-          <w:tcPr>
-            <w:tcW w:type="dxa" w:w="2479"/>
-            <w:shd w:fill="F2F2F2" w:color="auto" w:val="clear"/>
-            <w:tcMar>
-              <w:top w:type="dxa" w:w="60"/>
-              <w:left w:type="dxa" w:w="90"/>
-              <w:bottom w:type="dxa" w:w="60"/>
-              <w:right w:type="dxa" w:w="90"/>
-            </w:tcMar>
-          </w:tcPr>
-          <w:p>
-            <w:pPr>
-              <w:spacing w:after="0"/>
-            </w:pPr>
-            <w:r>
-              <w:rPr>
-                <w:rFonts w:ascii="Arial" w:cs="Arial" w:eastAsia="Arial" w:hAnsi="Arial"/>
-                <w:sz w:val="16"/>
-                <w:szCs w:val="16"/>
-              </w:rPr>
-              <w:t xml:space="preserve">I can change my choice of words to be appropriate for spoken and written texts</w:t>
-            </w:r>
-          </w:p>
-        </w:tc>
-        <w:tc>
-          <w:tcPr>
-            <w:tcW w:type="dxa" w:w="2479"/>
-            <w:tcMar>
-              <w:top w:type="dxa" w:w="60"/>
-              <w:left w:type="dxa" w:w="90"/>
-              <w:bottom w:type="dxa" w:w="60"/>
-              <w:right w:type="dxa" w:w="90"/>
-            </w:tcMar>
-          </w:tcPr>
-          <w:p>
-            <w:pPr>
-              <w:spacing w:after="0"/>
-            </w:pPr>
-            <w:r>
-              <w:rPr>
-                <w:rFonts w:ascii="Arial" w:cs="Arial" w:eastAsia="Arial" w:hAnsi="Arial"/>
-                <w:sz w:val="16"/>
-                <w:szCs w:val="16"/>
-              </w:rPr>
-              <w:t xml:space="preserve">I can change my word choice to alter the tone of written and spoken texts</w:t>
-            </w:r>
-          </w:p>
-        </w:tc>
-        <w:tc>
-          <w:tcPr>
-            <w:tcW w:type="dxa" w:w="2479"/>
-            <w:tcMar>
-              <w:top w:type="dxa" w:w="60"/>
-              <w:left w:type="dxa" w:w="90"/>
-              <w:bottom w:type="dxa" w:w="60"/>
-              <w:right w:type="dxa" w:w="90"/>
-            </w:tcMar>
-          </w:tcPr>
-          <w:p>
-            <w:pPr>
-              <w:spacing w:after="0"/>
-            </w:pPr>
-            <w:r>
-              <w:rPr>
-                <w:rFonts w:ascii="Arial" w:cs="Arial" w:eastAsia="Arial" w:hAnsi="Arial"/>
-                <w:sz w:val="16"/>
-                <w:szCs w:val="16"/>
-              </w:rPr>
-              <w:t xml:space="preserve">I can write using a formal register</w:t>
-            </w:r>
-          </w:p>
-        </w:tc>
-      </w:tr>
-      <w:tr>
-        <w:tc>
-          <w:tcPr>
-            <w:tcW w:type="dxa" w:w="3000"/>
-            <w:tcMar>
-              <w:top w:type="dxa" w:w="60"/>
-              <w:left w:type="dxa" w:w="90"/>
-              <w:bottom w:type="dxa" w:w="60"/>
-              <w:right w:type="dxa" w:w="90"/>
-            </w:tcMar>
-          </w:tcPr>
-          <w:p>
-            <w:pPr>
-              <w:spacing w:after="0"/>
-            </w:pPr>
-            <w:r>
-              <w:rPr>
-                <w:rFonts w:ascii="Arial" w:cs="Arial" w:eastAsia="Arial" w:hAnsi="Arial"/>
-                <w:b/>
-                <w:bCs/>
-                <w:sz w:val="17"/>
-                <w:szCs w:val="17"/>
-              </w:rPr>
-              <w:t xml:space="preserve">Spelling and punctuation</w:t>
-            </w:r>
-          </w:p>
-          <w:p>
-            <w:pPr>
-              <w:spacing w:after="0"/>
-            </w:pPr>
-            <w:r>
-              <w:rPr>
-                <w:rFonts w:ascii="Arial" w:cs="Arial" w:eastAsia="Arial" w:hAnsi="Arial"/>
-                <w:color w:val="595959"/>
-                <w:sz w:val="15"/>
-                <w:szCs w:val="15"/>
-              </w:rPr>
-              <w:t xml:space="preserve">control of the writing</w:t>
-            </w:r>
-          </w:p>
-          <w:p>
-            <w:pPr>
-              <w:spacing w:after="0"/>
-            </w:pPr>
-            <w:r>
-              <w:rPr>
-                <w:rFonts w:ascii="Arial" w:cs="Arial" w:eastAsia="Arial" w:hAnsi="Arial"/>
-                <w:color w:val="808080"/>
-                <w:sz w:val="14"/>
-                <w:szCs w:val="14"/>
-              </w:rPr>
-              <w:t xml:space="preserve">Writing</w:t>
-            </w:r>
-          </w:p>
-        </w:tc>
-        <w:tc>
-          <w:tcPr>
-            <w:tcW w:type="dxa" w:w="2479"/>
-            <w:tcMar>
-              <w:top w:type="dxa" w:w="60"/>
-              <w:left w:type="dxa" w:w="90"/>
-              <w:bottom w:type="dxa" w:w="60"/>
-              <w:right w:type="dxa" w:w="90"/>
-            </w:tcMar>
-          </w:tcPr>
-          <w:p>
-            <w:pPr>
-              <w:spacing w:after="0"/>
-            </w:pPr>
-            <w:r>
-              <w:rPr>
-                <w:rFonts w:ascii="Arial" w:cs="Arial" w:eastAsia="Arial" w:hAnsi="Arial"/>
-                <w:sz w:val="16"/>
-                <w:szCs w:val="16"/>
-              </w:rPr>
-              <w:t xml:space="preserve">I can correctly spell common homophones. I can use apostrophes to show possession</w:t>
-            </w:r>
-          </w:p>
-        </w:tc>
-        <w:tc>
-          <w:tcPr>
-            <w:tcW w:type="dxa" w:w="2479"/>
-            <w:tcMar>
-              <w:top w:type="dxa" w:w="60"/>
-              <w:left w:type="dxa" w:w="90"/>
-              <w:bottom w:type="dxa" w:w="60"/>
-              <w:right w:type="dxa" w:w="90"/>
-            </w:tcMar>
-          </w:tcPr>
-          <w:p>
-            <w:pPr>
-              <w:spacing w:after="0"/>
-            </w:pPr>
-            <w:r>
-              <w:rPr>
-                <w:rFonts w:ascii="Arial" w:cs="Arial" w:eastAsia="Arial" w:hAnsi="Arial"/>
-                <w:sz w:val="16"/>
-                <w:szCs w:val="16"/>
-              </w:rPr>
-              <w:t xml:space="preserve">I can use common prefixes, suffixes and base words to spell new words. I can correctly use commas and full stops between clauses</w:t>
-            </w:r>
-          </w:p>
-        </w:tc>
-        <w:tc>
-          <w:tcPr>
-            <w:tcW w:type="dxa" w:w="2479"/>
-            <w:shd w:fill="F2F2F2" w:color="auto" w:val="clear"/>
-            <w:tcMar>
-              <w:top w:type="dxa" w:w="60"/>
-              <w:left w:type="dxa" w:w="90"/>
-              <w:bottom w:type="dxa" w:w="60"/>
-              <w:right w:type="dxa" w:w="90"/>
-            </w:tcMar>
-          </w:tcPr>
-          <w:p>
-            <w:pPr>
-              <w:spacing w:after="0"/>
-            </w:pPr>
-            <w:r>
-              <w:rPr>
-                <w:rFonts w:ascii="Arial" w:cs="Arial" w:eastAsia="Arial" w:hAnsi="Arial"/>
-                <w:sz w:val="16"/>
-                <w:szCs w:val="16"/>
-              </w:rPr>
-              <w:t xml:space="preserve">I can use spelling rules and word origins to spell new words. I can correctly punctuate complex sentences and circumstantial phrases</w:t>
-            </w:r>
-          </w:p>
-        </w:tc>
-        <w:tc>
-          <w:tcPr>
-            <w:tcW w:type="dxa" w:w="2479"/>
-            <w:tcMar>
-              <w:top w:type="dxa" w:w="60"/>
-              <w:left w:type="dxa" w:w="90"/>
-              <w:bottom w:type="dxa" w:w="60"/>
-              <w:right w:type="dxa" w:w="90"/>
-            </w:tcMar>
-          </w:tcPr>
-          <w:p>
-            <w:pPr>
-              <w:spacing w:after="0"/>
-            </w:pPr>
-            <w:r>
-              <w:rPr>
-                <w:rFonts w:ascii="Arial" w:cs="Arial" w:eastAsia="Arial" w:hAnsi="Arial"/>
-                <w:sz w:val="16"/>
-                <w:szCs w:val="16"/>
-              </w:rPr>
-              <w:t xml:space="preserve">I can remember and use the correct spelling of new subject-related words. I can use colons, semicolons, dashes and brackets in my writing</w:t>
-            </w:r>
-          </w:p>
-        </w:tc>
-        <w:tc>
-          <w:tcPr>
-            <w:tcW w:type="dxa" w:w="2479"/>
-            <w:tcMar>
-              <w:top w:type="dxa" w:w="60"/>
-              <w:left w:type="dxa" w:w="90"/>
-              <w:bottom w:type="dxa" w:w="60"/>
-              <w:right w:type="dxa" w:w="90"/>
-            </w:tcMar>
-          </w:tcPr>
-          <w:p>
-            <w:pPr>
-              <w:spacing w:after="0"/>
-            </w:pPr>
-            <w:r>
-              <w:rPr>
-                <w:rFonts w:ascii="Arial" w:cs="Arial" w:eastAsia="Arial" w:hAnsi="Arial"/>
-                <w:sz w:val="16"/>
-                <w:szCs w:val="16"/>
-              </w:rPr>
-              <w:t xml:space="preserve">I can develop precise and persuasive texts with accurate spelling. I can use punctuation, layout and font for different audience and purpose</w:t>
             </w:r>
           </w:p>
         </w:tc>
@@ -2732,7 +2399,7 @@
     </w:p>
     <w:p>
       <w:pPr>
-        <w:spacing w:after="120"/>
+        <w:spacing w:after="60"/>
       </w:pPr>
       <w:r>
         <w:rPr>
@@ -2742,6 +2409,968 @@
           <w:sz w:val="28"/>
           <w:szCs w:val="28"/>
         </w:rPr>
+        <w:t xml:space="preserve">The Bone Sparrow — Analytical Paragraph Writing · Option A (folio)</w:t>
+      </w:r>
+    </w:p>
+    <w:p>
+      <w:pPr>
+        <w:spacing w:after="160"/>
+      </w:pPr>
+      <w:r>
+        <w:rPr>
+          <w:rFonts w:ascii="Arial" w:cs="Arial" w:eastAsia="Arial" w:hAnsi="Arial"/>
+          <w:b/>
+          <w:bCs/>
+          <w:color w:val="595959"/>
+          <w:sz w:val="24"/>
+          <w:szCs w:val="24"/>
+        </w:rPr>
+        <w:t xml:space="preserve">RUBRIC · EAL</w:t>
+      </w:r>
+      <w:r>
+        <w:rPr>
+          <w:rFonts w:ascii="Arial" w:cs="Arial" w:eastAsia="Arial" w:hAnsi="Arial"/>
+          <w:sz w:val="24"/>
+          <w:szCs w:val="24"/>
+        </w:rPr>
+        <w:t xml:space="preserve">        </w:t>
+      </w:r>
+      <w:r>
+        <w:rPr>
+          <w:rFonts w:ascii="Arial" w:cs="Arial" w:eastAsia="Arial" w:hAnsi="Arial"/>
+          <w:b/>
+          <w:bCs/>
+          <w:sz w:val="24"/>
+          <w:szCs w:val="24"/>
+        </w:rPr>
+        <w:t xml:space="preserve">Name:</w:t>
+      </w:r>
+      <w:r>
+        <w:rPr>
+          <w:rFonts w:ascii="Arial" w:cs="Arial" w:eastAsia="Arial" w:hAnsi="Arial"/>
+          <w:sz w:val="24"/>
+          <w:szCs w:val="24"/>
+        </w:rPr>
+        <w:t xml:space="preserve">  ______________________________    </w:t>
+      </w:r>
+    </w:p>
+    <w:tbl>
+      <w:tblPr>
+        <w:tblW w:type="dxa" w:w="15398"/>
+        <w:tblBorders>
+          <w:top w:val="single" w:color="808080" w:sz="6"/>
+          <w:left w:val="single" w:color="808080" w:sz="6"/>
+          <w:bottom w:val="single" w:color="808080" w:sz="6"/>
+          <w:right w:val="single" w:color="808080" w:sz="6"/>
+          <w:insideH w:val="single" w:color="auto" w:sz="4"/>
+          <w:insideV w:val="single" w:color="auto" w:sz="4"/>
+        </w:tblBorders>
+      </w:tblPr>
+      <w:tblGrid>
+        <w:gridCol w:w="3000"/>
+        <w:gridCol w:w="3099"/>
+        <w:gridCol w:w="3099"/>
+        <w:gridCol w:w="3099"/>
+        <w:gridCol w:w="3099"/>
+      </w:tblGrid>
+      <w:tr>
+        <w:trPr>
+          <w:tblHeader/>
+        </w:trPr>
+        <w:tc>
+          <w:tcPr>
+            <w:tcW w:type="dxa" w:w="3000"/>
+            <w:shd w:fill="D9D9D9" w:color="auto" w:val="clear"/>
+            <w:tcMar>
+              <w:top w:type="dxa" w:w="70"/>
+              <w:left w:type="dxa" w:w="90"/>
+              <w:bottom w:type="dxa" w:w="70"/>
+              <w:right w:type="dxa" w:w="90"/>
+            </w:tcMar>
+          </w:tcPr>
+          <w:p>
+            <w:pPr>
+              <w:spacing w:after="0"/>
+            </w:pPr>
+            <w:r>
+              <w:rPr>
+                <w:rFonts w:ascii="Arial" w:cs="Arial" w:eastAsia="Arial" w:hAnsi="Arial"/>
+                <w:b/>
+                <w:bCs/>
+                <w:sz w:val="18"/>
+                <w:szCs w:val="18"/>
+              </w:rPr>
+              <w:t xml:space="preserve">Criteria</w:t>
+            </w:r>
+          </w:p>
+        </w:tc>
+        <w:tc>
+          <w:tcPr>
+            <w:tcW w:type="dxa" w:w="3099"/>
+            <w:shd w:fill="D9D9D9" w:color="auto" w:val="clear"/>
+            <w:tcMar>
+              <w:top w:type="dxa" w:w="70"/>
+              <w:left w:type="dxa" w:w="90"/>
+              <w:bottom w:type="dxa" w:w="70"/>
+              <w:right w:type="dxa" w:w="90"/>
+            </w:tcMar>
+          </w:tcPr>
+          <w:p>
+            <w:pPr>
+              <w:spacing w:after="0"/>
+            </w:pPr>
+            <w:r>
+              <w:rPr>
+                <w:rFonts w:ascii="Arial" w:cs="Arial" w:eastAsia="Arial" w:hAnsi="Arial"/>
+                <w:b/>
+                <w:bCs/>
+                <w:sz w:val="18"/>
+                <w:szCs w:val="18"/>
+              </w:rPr>
+              <w:t xml:space="preserve">C2</w:t>
+            </w:r>
+          </w:p>
+          <w:p>
+            <w:pPr>
+              <w:spacing w:after="0"/>
+            </w:pPr>
+            <w:r>
+              <w:rPr>
+                <w:rFonts w:ascii="Arial" w:cs="Arial" w:eastAsia="Arial" w:hAnsi="Arial"/>
+                <w:color w:val="595959"/>
+                <w:sz w:val="15"/>
+                <w:szCs w:val="15"/>
+              </w:rPr>
+              <w:t xml:space="preserve">Describe</w:t>
+            </w:r>
+          </w:p>
+        </w:tc>
+        <w:tc>
+          <w:tcPr>
+            <w:tcW w:type="dxa" w:w="3099"/>
+            <w:shd w:fill="E7E6E6" w:color="auto" w:val="clear"/>
+            <w:tcMar>
+              <w:top w:type="dxa" w:w="70"/>
+              <w:left w:type="dxa" w:w="90"/>
+              <w:bottom w:type="dxa" w:w="70"/>
+              <w:right w:type="dxa" w:w="90"/>
+            </w:tcMar>
+          </w:tcPr>
+          <w:p>
+            <w:pPr>
+              <w:spacing w:after="0"/>
+            </w:pPr>
+            <w:r>
+              <w:rPr>
+                <w:rFonts w:ascii="Arial" w:cs="Arial" w:eastAsia="Arial" w:hAnsi="Arial"/>
+                <w:b/>
+                <w:bCs/>
+                <w:sz w:val="18"/>
+                <w:szCs w:val="18"/>
+              </w:rPr>
+              <w:t xml:space="preserve">C3 · expected at Year 7</w:t>
+            </w:r>
+          </w:p>
+          <w:p>
+            <w:pPr>
+              <w:spacing w:after="0"/>
+            </w:pPr>
+            <w:r>
+              <w:rPr>
+                <w:rFonts w:ascii="Arial" w:cs="Arial" w:eastAsia="Arial" w:hAnsi="Arial"/>
+                <w:color w:val="595959"/>
+                <w:sz w:val="15"/>
+                <w:szCs w:val="15"/>
+              </w:rPr>
+              <w:t xml:space="preserve">Explain</w:t>
+            </w:r>
+          </w:p>
+        </w:tc>
+        <w:tc>
+          <w:tcPr>
+            <w:tcW w:type="dxa" w:w="3099"/>
+            <w:shd w:fill="D9D9D9" w:color="auto" w:val="clear"/>
+            <w:tcMar>
+              <w:top w:type="dxa" w:w="70"/>
+              <w:left w:type="dxa" w:w="90"/>
+              <w:bottom w:type="dxa" w:w="70"/>
+              <w:right w:type="dxa" w:w="90"/>
+            </w:tcMar>
+          </w:tcPr>
+          <w:p>
+            <w:pPr>
+              <w:spacing w:after="0"/>
+            </w:pPr>
+            <w:r>
+              <w:rPr>
+                <w:rFonts w:ascii="Arial" w:cs="Arial" w:eastAsia="Arial" w:hAnsi="Arial"/>
+                <w:b/>
+                <w:bCs/>
+                <w:sz w:val="18"/>
+                <w:szCs w:val="18"/>
+              </w:rPr>
+              <w:t xml:space="preserve">C4</w:t>
+            </w:r>
+          </w:p>
+          <w:p>
+            <w:pPr>
+              <w:spacing w:after="0"/>
+            </w:pPr>
+            <w:r>
+              <w:rPr>
+                <w:rFonts w:ascii="Arial" w:cs="Arial" w:eastAsia="Arial" w:hAnsi="Arial"/>
+                <w:color w:val="595959"/>
+                <w:sz w:val="15"/>
+                <w:szCs w:val="15"/>
+              </w:rPr>
+              <w:t xml:space="preserve">Analyse</w:t>
+            </w:r>
+          </w:p>
+        </w:tc>
+        <w:tc>
+          <w:tcPr>
+            <w:tcW w:type="dxa" w:w="3099"/>
+            <w:shd w:fill="D9D9D9" w:color="auto" w:val="clear"/>
+            <w:tcMar>
+              <w:top w:type="dxa" w:w="70"/>
+              <w:left w:type="dxa" w:w="90"/>
+              <w:bottom w:type="dxa" w:w="70"/>
+              <w:right w:type="dxa" w:w="90"/>
+            </w:tcMar>
+          </w:tcPr>
+          <w:p>
+            <w:pPr>
+              <w:spacing w:after="0"/>
+            </w:pPr>
+            <w:r>
+              <w:rPr>
+                <w:rFonts w:ascii="Arial" w:cs="Arial" w:eastAsia="Arial" w:hAnsi="Arial"/>
+                <w:b/>
+                <w:bCs/>
+                <w:sz w:val="18"/>
+                <w:szCs w:val="18"/>
+              </w:rPr>
+              <w:t xml:space="preserve">VCE 1</w:t>
+            </w:r>
+          </w:p>
+          <w:p>
+            <w:pPr>
+              <w:spacing w:after="0"/>
+            </w:pPr>
+            <w:r>
+              <w:rPr>
+                <w:rFonts w:ascii="Arial" w:cs="Arial" w:eastAsia="Arial" w:hAnsi="Arial"/>
+                <w:color w:val="595959"/>
+                <w:sz w:val="15"/>
+                <w:szCs w:val="15"/>
+              </w:rPr>
+              <w:t xml:space="preserve">Interpret</w:t>
+            </w:r>
+          </w:p>
+        </w:tc>
+      </w:tr>
+      <w:tr>
+        <w:tc>
+          <w:tcPr>
+            <w:tcW w:type="dxa" w:w="3000"/>
+            <w:tcMar>
+              <w:top w:type="dxa" w:w="70"/>
+              <w:left w:type="dxa" w:w="90"/>
+              <w:bottom w:type="dxa" w:w="70"/>
+              <w:right w:type="dxa" w:w="90"/>
+            </w:tcMar>
+          </w:tcPr>
+          <w:p>
+            <w:pPr>
+              <w:spacing w:after="0"/>
+            </w:pPr>
+            <w:r>
+              <w:rPr>
+                <w:rFonts w:ascii="Arial" w:cs="Arial" w:eastAsia="Arial" w:hAnsi="Arial"/>
+                <w:b/>
+                <w:bCs/>
+                <w:sz w:val="18"/>
+                <w:szCs w:val="18"/>
+              </w:rPr>
+              <w:t xml:space="preserve">Skill focus</w:t>
+            </w:r>
+          </w:p>
+          <w:p>
+            <w:pPr>
+              <w:spacing w:after="0"/>
+            </w:pPr>
+            <w:r>
+              <w:rPr>
+                <w:rFonts w:ascii="Arial" w:cs="Arial" w:eastAsia="Arial" w:hAnsi="Arial"/>
+                <w:color w:val="595959"/>
+                <w:sz w:val="16"/>
+                <w:szCs w:val="16"/>
+              </w:rPr>
+              <w:t xml:space="preserve">what the writing is doing</w:t>
+            </w:r>
+          </w:p>
+          <w:p>
+            <w:pPr>
+              <w:spacing w:after="0"/>
+            </w:pPr>
+            <w:r>
+              <w:rPr>
+                <w:rFonts w:ascii="Arial" w:cs="Arial" w:eastAsia="Arial" w:hAnsi="Arial"/>
+                <w:color w:val="808080"/>
+                <w:sz w:val="14"/>
+                <w:szCs w:val="14"/>
+              </w:rPr>
+              <w:t xml:space="preserve">EAL analytical writing WAGOLL</w:t>
+            </w:r>
+          </w:p>
+        </w:tc>
+        <w:tc>
+          <w:tcPr>
+            <w:tcW w:type="dxa" w:w="3099"/>
+            <w:tcMar>
+              <w:top w:type="dxa" w:w="70"/>
+              <w:left w:type="dxa" w:w="90"/>
+              <w:bottom w:type="dxa" w:w="70"/>
+              <w:right w:type="dxa" w:w="90"/>
+            </w:tcMar>
+          </w:tcPr>
+          <w:p>
+            <w:pPr>
+              <w:spacing w:after="0"/>
+            </w:pPr>
+            <w:r>
+              <w:rPr>
+                <w:rFonts w:ascii="Arial" w:cs="Arial" w:eastAsia="Arial" w:hAnsi="Arial"/>
+                <w:sz w:val="17"/>
+                <w:szCs w:val="17"/>
+              </w:rPr>
+              <w:t xml:space="preserve">Say what happens</w:t>
+            </w:r>
+          </w:p>
+        </w:tc>
+        <w:tc>
+          <w:tcPr>
+            <w:tcW w:type="dxa" w:w="3099"/>
+            <w:shd w:fill="F2F2F2" w:color="auto" w:val="clear"/>
+            <w:tcMar>
+              <w:top w:type="dxa" w:w="70"/>
+              <w:left w:type="dxa" w:w="90"/>
+              <w:bottom w:type="dxa" w:w="70"/>
+              <w:right w:type="dxa" w:w="90"/>
+            </w:tcMar>
+          </w:tcPr>
+          <w:p>
+            <w:pPr>
+              <w:spacing w:after="0"/>
+            </w:pPr>
+            <w:r>
+              <w:rPr>
+                <w:rFonts w:ascii="Arial" w:cs="Arial" w:eastAsia="Arial" w:hAnsi="Arial"/>
+                <w:sz w:val="17"/>
+                <w:szCs w:val="17"/>
+              </w:rPr>
+              <w:t xml:space="preserve">Explain effect or meaning</w:t>
+            </w:r>
+          </w:p>
+        </w:tc>
+        <w:tc>
+          <w:tcPr>
+            <w:tcW w:type="dxa" w:w="3099"/>
+            <w:tcMar>
+              <w:top w:type="dxa" w:w="70"/>
+              <w:left w:type="dxa" w:w="90"/>
+              <w:bottom w:type="dxa" w:w="70"/>
+              <w:right w:type="dxa" w:w="90"/>
+            </w:tcMar>
+          </w:tcPr>
+          <w:p>
+            <w:pPr>
+              <w:spacing w:after="0"/>
+            </w:pPr>
+            <w:r>
+              <w:rPr>
+                <w:rFonts w:ascii="Arial" w:cs="Arial" w:eastAsia="Arial" w:hAnsi="Arial"/>
+                <w:sz w:val="17"/>
+                <w:szCs w:val="17"/>
+              </w:rPr>
+              <w:t xml:space="preserve">Link language choices to ideas or themes</w:t>
+            </w:r>
+          </w:p>
+        </w:tc>
+        <w:tc>
+          <w:tcPr>
+            <w:tcW w:type="dxa" w:w="3099"/>
+            <w:tcMar>
+              <w:top w:type="dxa" w:w="70"/>
+              <w:left w:type="dxa" w:w="90"/>
+              <w:bottom w:type="dxa" w:w="70"/>
+              <w:right w:type="dxa" w:w="90"/>
+            </w:tcMar>
+          </w:tcPr>
+          <w:p>
+            <w:pPr>
+              <w:spacing w:after="0"/>
+            </w:pPr>
+            <w:r>
+              <w:rPr>
+                <w:rFonts w:ascii="Arial" w:cs="Arial" w:eastAsia="Arial" w:hAnsi="Arial"/>
+                <w:sz w:val="17"/>
+                <w:szCs w:val="17"/>
+              </w:rPr>
+              <w:t xml:space="preserve">Link literary, structural and stylistic features, to messages, values, and creator’s intents</w:t>
+            </w:r>
+          </w:p>
+        </w:tc>
+      </w:tr>
+      <w:tr>
+        <w:tc>
+          <w:tcPr>
+            <w:tcW w:type="dxa" w:w="3000"/>
+            <w:tcMar>
+              <w:top w:type="dxa" w:w="70"/>
+              <w:left w:type="dxa" w:w="90"/>
+              <w:bottom w:type="dxa" w:w="70"/>
+              <w:right w:type="dxa" w:w="90"/>
+            </w:tcMar>
+          </w:tcPr>
+          <w:p>
+            <w:pPr>
+              <w:spacing w:after="0"/>
+            </w:pPr>
+            <w:r>
+              <w:rPr>
+                <w:rFonts w:ascii="Arial" w:cs="Arial" w:eastAsia="Arial" w:hAnsi="Arial"/>
+                <w:b/>
+                <w:bCs/>
+                <w:sz w:val="18"/>
+                <w:szCs w:val="18"/>
+              </w:rPr>
+              <w:t xml:space="preserve">Summary</w:t>
+            </w:r>
+          </w:p>
+          <w:p>
+            <w:pPr>
+              <w:spacing w:after="0"/>
+            </w:pPr>
+            <w:r>
+              <w:rPr>
+                <w:rFonts w:ascii="Arial" w:cs="Arial" w:eastAsia="Arial" w:hAnsi="Arial"/>
+                <w:color w:val="595959"/>
+                <w:sz w:val="16"/>
+                <w:szCs w:val="16"/>
+              </w:rPr>
+              <w:t xml:space="preserve">the ideas in the novel</w:t>
+            </w:r>
+          </w:p>
+          <w:p>
+            <w:pPr>
+              <w:spacing w:after="0"/>
+            </w:pPr>
+            <w:r>
+              <w:rPr>
+                <w:rFonts w:ascii="Arial" w:cs="Arial" w:eastAsia="Arial" w:hAnsi="Arial"/>
+                <w:color w:val="808080"/>
+                <w:sz w:val="14"/>
+                <w:szCs w:val="14"/>
+              </w:rPr>
+              <w:t xml:space="preserve">EAL reading rubric</w:t>
+            </w:r>
+          </w:p>
+        </w:tc>
+        <w:tc>
+          <w:tcPr>
+            <w:tcW w:type="dxa" w:w="3099"/>
+            <w:tcMar>
+              <w:top w:type="dxa" w:w="70"/>
+              <w:left w:type="dxa" w:w="90"/>
+              <w:bottom w:type="dxa" w:w="70"/>
+              <w:right w:type="dxa" w:w="90"/>
+            </w:tcMar>
+          </w:tcPr>
+          <w:p>
+            <w:pPr>
+              <w:spacing w:after="0"/>
+            </w:pPr>
+            <w:r>
+              <w:rPr>
+                <w:rFonts w:ascii="Arial" w:cs="Arial" w:eastAsia="Arial" w:hAnsi="Arial"/>
+                <w:sz w:val="17"/>
+                <w:szCs w:val="17"/>
+              </w:rPr>
+              <w:t xml:space="preserve">Extract main ideas from texts</w:t>
+            </w:r>
+          </w:p>
+        </w:tc>
+        <w:tc>
+          <w:tcPr>
+            <w:tcW w:type="dxa" w:w="3099"/>
+            <w:shd w:fill="F2F2F2" w:color="auto" w:val="clear"/>
+            <w:tcMar>
+              <w:top w:type="dxa" w:w="70"/>
+              <w:left w:type="dxa" w:w="90"/>
+              <w:bottom w:type="dxa" w:w="70"/>
+              <w:right w:type="dxa" w:w="90"/>
+            </w:tcMar>
+          </w:tcPr>
+          <w:p>
+            <w:pPr>
+              <w:spacing w:after="0"/>
+            </w:pPr>
+            <w:r>
+              <w:rPr>
+                <w:rFonts w:ascii="Arial" w:cs="Arial" w:eastAsia="Arial" w:hAnsi="Arial"/>
+                <w:sz w:val="17"/>
+                <w:szCs w:val="17"/>
+              </w:rPr>
+              <w:t xml:space="preserve">Explain main ideas and plot developments</w:t>
+            </w:r>
+          </w:p>
+        </w:tc>
+        <w:tc>
+          <w:tcPr>
+            <w:tcW w:type="dxa" w:w="3099"/>
+            <w:tcMar>
+              <w:top w:type="dxa" w:w="70"/>
+              <w:left w:type="dxa" w:w="90"/>
+              <w:bottom w:type="dxa" w:w="70"/>
+              <w:right w:type="dxa" w:w="90"/>
+            </w:tcMar>
+          </w:tcPr>
+          <w:p>
+            <w:pPr>
+              <w:spacing w:after="0"/>
+            </w:pPr>
+            <w:r>
+              <w:rPr>
+                <w:rFonts w:ascii="Arial" w:cs="Arial" w:eastAsia="Arial" w:hAnsi="Arial"/>
+                <w:sz w:val="17"/>
+                <w:szCs w:val="17"/>
+              </w:rPr>
+              <w:t xml:space="preserve">Use appropriate language to identify and infer ideas, themes, and plot details</w:t>
+            </w:r>
+          </w:p>
+        </w:tc>
+        <w:tc>
+          <w:tcPr>
+            <w:tcW w:type="dxa" w:w="3099"/>
+            <w:tcMar>
+              <w:top w:type="dxa" w:w="70"/>
+              <w:left w:type="dxa" w:w="90"/>
+              <w:bottom w:type="dxa" w:w="70"/>
+              <w:right w:type="dxa" w:w="90"/>
+            </w:tcMar>
+          </w:tcPr>
+          <w:p>
+            <w:pPr>
+              <w:spacing w:after="0"/>
+            </w:pPr>
+            <w:r>
+              <w:rPr>
+                <w:rFonts w:ascii="Arial" w:cs="Arial" w:eastAsia="Arial" w:hAnsi="Arial"/>
+                <w:sz w:val="17"/>
+                <w:szCs w:val="17"/>
+              </w:rPr>
+              <w:t xml:space="preserve">Uses precise and appropriate language to explore interconnected ideas and values presented in the text, including discussion of character, setting and other aspects of the text</w:t>
+            </w:r>
+          </w:p>
+        </w:tc>
+      </w:tr>
+      <w:tr>
+        <w:tc>
+          <w:tcPr>
+            <w:tcW w:type="dxa" w:w="3000"/>
+            <w:tcMar>
+              <w:top w:type="dxa" w:w="70"/>
+              <w:left w:type="dxa" w:w="90"/>
+              <w:bottom w:type="dxa" w:w="70"/>
+              <w:right w:type="dxa" w:w="90"/>
+            </w:tcMar>
+          </w:tcPr>
+          <w:p>
+            <w:pPr>
+              <w:spacing w:after="0"/>
+            </w:pPr>
+            <w:r>
+              <w:rPr>
+                <w:rFonts w:ascii="Arial" w:cs="Arial" w:eastAsia="Arial" w:hAnsi="Arial"/>
+                <w:b/>
+                <w:bCs/>
+                <w:sz w:val="18"/>
+                <w:szCs w:val="18"/>
+              </w:rPr>
+              <w:t xml:space="preserve">Evidence</w:t>
+            </w:r>
+          </w:p>
+          <w:p>
+            <w:pPr>
+              <w:spacing w:after="0"/>
+            </w:pPr>
+            <w:r>
+              <w:rPr>
+                <w:rFonts w:ascii="Arial" w:cs="Arial" w:eastAsia="Arial" w:hAnsi="Arial"/>
+                <w:color w:val="595959"/>
+                <w:sz w:val="16"/>
+                <w:szCs w:val="16"/>
+              </w:rPr>
+              <w:t xml:space="preserve">the quote, and what it is doing there</w:t>
+            </w:r>
+          </w:p>
+          <w:p>
+            <w:pPr>
+              <w:spacing w:after="0"/>
+            </w:pPr>
+            <w:r>
+              <w:rPr>
+                <w:rFonts w:ascii="Arial" w:cs="Arial" w:eastAsia="Arial" w:hAnsi="Arial"/>
+                <w:color w:val="808080"/>
+                <w:sz w:val="14"/>
+                <w:szCs w:val="14"/>
+              </w:rPr>
+              <w:t xml:space="preserve">EAL reading rubric</w:t>
+            </w:r>
+          </w:p>
+        </w:tc>
+        <w:tc>
+          <w:tcPr>
+            <w:tcW w:type="dxa" w:w="3099"/>
+            <w:tcMar>
+              <w:top w:type="dxa" w:w="70"/>
+              <w:left w:type="dxa" w:w="90"/>
+              <w:bottom w:type="dxa" w:w="70"/>
+              <w:right w:type="dxa" w:w="90"/>
+            </w:tcMar>
+          </w:tcPr>
+          <w:p>
+            <w:pPr>
+              <w:spacing w:after="0"/>
+            </w:pPr>
+            <w:r>
+              <w:rPr>
+                <w:rFonts w:ascii="Arial" w:cs="Arial" w:eastAsia="Arial" w:hAnsi="Arial"/>
+                <w:sz w:val="17"/>
+                <w:szCs w:val="17"/>
+              </w:rPr>
+              <w:t xml:space="preserve">Use quotes to link to ideas</w:t>
+            </w:r>
+          </w:p>
+        </w:tc>
+        <w:tc>
+          <w:tcPr>
+            <w:tcW w:type="dxa" w:w="3099"/>
+            <w:shd w:fill="F2F2F2" w:color="auto" w:val="clear"/>
+            <w:tcMar>
+              <w:top w:type="dxa" w:w="70"/>
+              <w:left w:type="dxa" w:w="90"/>
+              <w:bottom w:type="dxa" w:w="70"/>
+              <w:right w:type="dxa" w:w="90"/>
+            </w:tcMar>
+          </w:tcPr>
+          <w:p>
+            <w:pPr>
+              <w:spacing w:after="0"/>
+            </w:pPr>
+            <w:r>
+              <w:rPr>
+                <w:rFonts w:ascii="Arial" w:cs="Arial" w:eastAsia="Arial" w:hAnsi="Arial"/>
+                <w:sz w:val="17"/>
+                <w:szCs w:val="17"/>
+              </w:rPr>
+              <w:t xml:space="preserve">Use metalanguage, and quotes to support ideas</w:t>
+            </w:r>
+          </w:p>
+        </w:tc>
+        <w:tc>
+          <w:tcPr>
+            <w:tcW w:type="dxa" w:w="3099"/>
+            <w:tcMar>
+              <w:top w:type="dxa" w:w="70"/>
+              <w:left w:type="dxa" w:w="90"/>
+              <w:bottom w:type="dxa" w:w="70"/>
+              <w:right w:type="dxa" w:w="90"/>
+            </w:tcMar>
+          </w:tcPr>
+          <w:p>
+            <w:pPr>
+              <w:spacing w:after="0"/>
+            </w:pPr>
+            <w:r>
+              <w:rPr>
+                <w:rFonts w:ascii="Arial" w:cs="Arial" w:eastAsia="Arial" w:hAnsi="Arial"/>
+                <w:sz w:val="17"/>
+                <w:szCs w:val="17"/>
+              </w:rPr>
+              <w:t xml:space="preserve">Embed evidence and use appropriate metalanguage to discuss. Make clear links to themes and ideas</w:t>
+            </w:r>
+          </w:p>
+        </w:tc>
+        <w:tc>
+          <w:tcPr>
+            <w:tcW w:type="dxa" w:w="3099"/>
+            <w:tcMar>
+              <w:top w:type="dxa" w:w="70"/>
+              <w:left w:type="dxa" w:w="90"/>
+              <w:bottom w:type="dxa" w:w="70"/>
+              <w:right w:type="dxa" w:w="90"/>
+            </w:tcMar>
+          </w:tcPr>
+          <w:p>
+            <w:pPr>
+              <w:spacing w:after="0"/>
+            </w:pPr>
+            <w:r>
+              <w:rPr>
+                <w:rFonts w:ascii="Arial" w:cs="Arial" w:eastAsia="Arial" w:hAnsi="Arial"/>
+                <w:sz w:val="17"/>
+                <w:szCs w:val="17"/>
+              </w:rPr>
+              <w:t xml:space="preserve">Embeds relevant textual evidence to explain how the author has conveyed ideas in the text presented in response to the topic</w:t>
+            </w:r>
+          </w:p>
+        </w:tc>
+      </w:tr>
+      <w:tr>
+        <w:tc>
+          <w:tcPr>
+            <w:tcW w:type="dxa" w:w="3000"/>
+            <w:tcMar>
+              <w:top w:type="dxa" w:w="70"/>
+              <w:left w:type="dxa" w:w="90"/>
+              <w:bottom w:type="dxa" w:w="70"/>
+              <w:right w:type="dxa" w:w="90"/>
+            </w:tcMar>
+          </w:tcPr>
+          <w:p>
+            <w:pPr>
+              <w:spacing w:after="0"/>
+            </w:pPr>
+            <w:r>
+              <w:rPr>
+                <w:rFonts w:ascii="Arial" w:cs="Arial" w:eastAsia="Arial" w:hAnsi="Arial"/>
+                <w:b/>
+                <w:bCs/>
+                <w:sz w:val="18"/>
+                <w:szCs w:val="18"/>
+              </w:rPr>
+              <w:t xml:space="preserve">Text purpose</w:t>
+            </w:r>
+          </w:p>
+          <w:p>
+            <w:pPr>
+              <w:spacing w:after="0"/>
+            </w:pPr>
+            <w:r>
+              <w:rPr>
+                <w:rFonts w:ascii="Arial" w:cs="Arial" w:eastAsia="Arial" w:hAnsi="Arial"/>
+                <w:color w:val="595959"/>
+                <w:sz w:val="16"/>
+                <w:szCs w:val="16"/>
+              </w:rPr>
+              <w:t xml:space="preserve">what Fraillon is doing to the reader</w:t>
+            </w:r>
+          </w:p>
+          <w:p>
+            <w:pPr>
+              <w:spacing w:after="0"/>
+            </w:pPr>
+            <w:r>
+              <w:rPr>
+                <w:rFonts w:ascii="Arial" w:cs="Arial" w:eastAsia="Arial" w:hAnsi="Arial"/>
+                <w:color w:val="808080"/>
+                <w:sz w:val="14"/>
+                <w:szCs w:val="14"/>
+              </w:rPr>
+              <w:t xml:space="preserve">EAL reading rubric</w:t>
+            </w:r>
+          </w:p>
+        </w:tc>
+        <w:tc>
+          <w:tcPr>
+            <w:tcW w:type="dxa" w:w="3099"/>
+            <w:tcMar>
+              <w:top w:type="dxa" w:w="70"/>
+              <w:left w:type="dxa" w:w="90"/>
+              <w:bottom w:type="dxa" w:w="70"/>
+              <w:right w:type="dxa" w:w="90"/>
+            </w:tcMar>
+          </w:tcPr>
+          <w:p>
+            <w:pPr>
+              <w:spacing w:after="0"/>
+            </w:pPr>
+            <w:r>
+              <w:rPr>
+                <w:rFonts w:ascii="Arial" w:cs="Arial" w:eastAsia="Arial" w:hAnsi="Arial"/>
+                <w:sz w:val="17"/>
+                <w:szCs w:val="17"/>
+              </w:rPr>
+              <w:t xml:space="preserve">Identify common text types and features</w:t>
+            </w:r>
+          </w:p>
+        </w:tc>
+        <w:tc>
+          <w:tcPr>
+            <w:tcW w:type="dxa" w:w="3099"/>
+            <w:shd w:fill="F2F2F2" w:color="auto" w:val="clear"/>
+            <w:tcMar>
+              <w:top w:type="dxa" w:w="70"/>
+              <w:left w:type="dxa" w:w="90"/>
+              <w:bottom w:type="dxa" w:w="70"/>
+              <w:right w:type="dxa" w:w="90"/>
+            </w:tcMar>
+          </w:tcPr>
+          <w:p>
+            <w:pPr>
+              <w:spacing w:after="0"/>
+            </w:pPr>
+            <w:r>
+              <w:rPr>
+                <w:rFonts w:ascii="Arial" w:cs="Arial" w:eastAsia="Arial" w:hAnsi="Arial"/>
+                <w:sz w:val="17"/>
+                <w:szCs w:val="17"/>
+              </w:rPr>
+              <w:t xml:space="preserve">Identify the main purpose of the text and describe text features</w:t>
+            </w:r>
+          </w:p>
+        </w:tc>
+        <w:tc>
+          <w:tcPr>
+            <w:tcW w:type="dxa" w:w="3099"/>
+            <w:tcMar>
+              <w:top w:type="dxa" w:w="70"/>
+              <w:left w:type="dxa" w:w="90"/>
+              <w:bottom w:type="dxa" w:w="70"/>
+              <w:right w:type="dxa" w:w="90"/>
+            </w:tcMar>
+          </w:tcPr>
+          <w:p>
+            <w:pPr>
+              <w:spacing w:after="0"/>
+            </w:pPr>
+            <w:r>
+              <w:rPr>
+                <w:rFonts w:ascii="Arial" w:cs="Arial" w:eastAsia="Arial" w:hAnsi="Arial"/>
+                <w:sz w:val="17"/>
+                <w:szCs w:val="17"/>
+              </w:rPr>
+              <w:t xml:space="preserve">Discuss how specific text features relate to the purpose. Make inferences about the author’s intent</w:t>
+            </w:r>
+          </w:p>
+        </w:tc>
+        <w:tc>
+          <w:tcPr>
+            <w:tcW w:type="dxa" w:w="3099"/>
+            <w:tcMar>
+              <w:top w:type="dxa" w:w="70"/>
+              <w:left w:type="dxa" w:w="90"/>
+              <w:bottom w:type="dxa" w:w="70"/>
+              <w:right w:type="dxa" w:w="90"/>
+            </w:tcMar>
+          </w:tcPr>
+          <w:p>
+            <w:pPr>
+              <w:spacing w:after="0"/>
+            </w:pPr>
+            <w:r>
+              <w:rPr>
+                <w:rFonts w:ascii="Arial" w:cs="Arial" w:eastAsia="Arial" w:hAnsi="Arial"/>
+                <w:sz w:val="17"/>
+                <w:szCs w:val="17"/>
+              </w:rPr>
+              <w:t xml:space="preserve">Discuss and examine how structures, language features and vocabulary choices relate to the purpose. Make inferences about the author’s complex and nuanced ideas</w:t>
+            </w:r>
+          </w:p>
+        </w:tc>
+      </w:tr>
+    </w:tbl>
+    <w:p>
+      <w:pPr>
+        <w:spacing w:before="140"/>
+      </w:pPr>
+      <w:r>
+        <w:rPr>
+          <w:rFonts w:ascii="Arial" w:cs="Arial" w:eastAsia="Arial" w:hAnsi="Arial"/>
+          <w:sz w:val="18"/>
+          <w:szCs w:val="18"/>
+        </w:rPr>
+        <w:t xml:space="preserve">For students on the EAL pathway, in place of the continuum rubric. </w:t>
+      </w:r>
+      <w:r>
+        <w:rPr>
+          <w:rFonts w:ascii="Arial" w:cs="Arial" w:eastAsia="Arial" w:hAnsi="Arial"/>
+          <w:i/>
+          <w:iCs/>
+          <w:color w:val="595959"/>
+          <w:sz w:val="18"/>
+          <w:szCs w:val="18"/>
+        </w:rPr>
+        <w:t xml:space="preserve">Skill focus quoted from the EAL analytical writing WAGOLL; the other rows from the EAL reading rubric, C levels.</w:t>
+      </w:r>
+    </w:p>
+    <w:p>
+      <w:pPr>
+        <w:spacing w:before="160"/>
+      </w:pPr>
+      <w:r>
+        <w:rPr>
+          <w:rFonts w:ascii="Arial" w:cs="Arial" w:eastAsia="Arial" w:hAnsi="Arial"/>
+          <w:b/>
+          <w:bCs/>
+          <w:sz w:val="22"/>
+          <w:szCs w:val="22"/>
+        </w:rPr>
+        <w:t xml:space="preserve">Comment:</w:t>
+      </w:r>
+    </w:p>
+    <w:p>
+      <w:pPr>
+        <w:spacing w:before="120"/>
+      </w:pPr>
+      <w:r>
+        <w:rPr>
+          <w:rFonts w:ascii="Arial" w:cs="Arial" w:eastAsia="Arial" w:hAnsi="Arial"/>
+          <w:color w:val="808080"/>
+          <w:sz w:val="20"/>
+          <w:szCs w:val="20"/>
+        </w:rPr>
+        <w:t xml:space="preserve">______________________________________________________________________________________________________________________________________________________</w:t>
+      </w:r>
+    </w:p>
+    <w:p>
+      <w:pPr>
+        <w:spacing w:before="120"/>
+      </w:pPr>
+      <w:r>
+        <w:rPr>
+          <w:rFonts w:ascii="Arial" w:cs="Arial" w:eastAsia="Arial" w:hAnsi="Arial"/>
+          <w:color w:val="808080"/>
+          <w:sz w:val="20"/>
+          <w:szCs w:val="20"/>
+        </w:rPr>
+        <w:t xml:space="preserve">______________________________________________________________________________________________________________________________________________________</w:t>
+      </w:r>
+    </w:p>
+    <w:p>
+      <w:pPr>
+        <w:sectPr>
+          <w:pgSz w:w="16838" w:h="11906" w:orient="landscape"/>
+          <w:pgMar w:top="720" w:right="720" w:bottom="720" w:left="720" w:header="708" w:footer="708" w:gutter="0"/>
+          <w:pgNumType/>
+          <w:docGrid w:linePitch="360"/>
+        </w:sectPr>
+      </w:pPr>
+    </w:p>
+    <w:p>
+      <w:pPr>
+        <w:spacing w:after="120"/>
+      </w:pPr>
+      <w:r>
+        <w:rPr>
+          <w:rFonts w:ascii="Arial" w:cs="Arial" w:eastAsia="Arial" w:hAnsi="Arial"/>
+          <w:b/>
+          <w:bCs/>
+          <w:sz w:val="28"/>
+          <w:szCs w:val="28"/>
+        </w:rPr>
         <w:t xml:space="preserve">Teacher notes — Option A</w:t>
       </w:r>
     </w:p>
@@ -2770,7 +3399,7 @@
           <w:sz w:val="24"/>
           <w:szCs w:val="24"/>
         </w:rPr>
-        <w:t xml:space="preserve">The paragraph the student nominates. The other two stay in the folio as evidence of progress and are not marked separately. No nomination: the last paragraph is marked.</w:t>
+        <w:t xml:space="preserve">The task the student nominates on the folio cover. The other two stay in the folio as evidence of progress and are not marked separately. No nomination: the last task is marked. Only the paragraphs the student wrote are marked — not the printed paragraph, and not the introduction.</w:t>
       </w:r>
     </w:p>
     <w:p>
@@ -2799,7 +3428,7 @@
           <w:sz w:val="24"/>
           <w:szCs w:val="24"/>
         </w:rPr>
-        <w:t xml:space="preserve">•	Support — the topic sentence and the analytical verb are printed; the evidence and explanation are theirs.</w:t>
+        <w:t xml:space="preserve">•	Support — the topic sentence is printed in the frame; the evidence and explanation are theirs.</w:t>
       </w:r>
     </w:p>
     <w:p>
@@ -2813,7 +3442,7 @@
           <w:sz w:val="24"/>
           <w:szCs w:val="24"/>
         </w:rPr>
-        <w:t xml:space="preserve">•	EAL — word list first, shorter sentences, one sentence per line in the frame.</w:t>
+        <w:t xml:space="preserve">•	Feedback between sittings is the point of the folio: one thing named, and the same thing looked for next time.</w:t>
       </w:r>
     </w:p>
     <w:p>
@@ -2827,7 +3456,21 @@
           <w:sz w:val="24"/>
           <w:szCs w:val="24"/>
         </w:rPr>
-        <w:t xml:space="preserve">•	Extension — TEEAL, two evidence sentences, and a second paragraph on a different idea.</w:t>
+        <w:t xml:space="preserve">•	EAL — word list first, shorter sentences, one sentence per line in the frame.</w:t>
+      </w:r>
+    </w:p>
+    <w:p>
+      <w:pPr>
+        <w:spacing w:after="80"/>
+        <w:ind w:left="400" w:hanging="220"/>
+      </w:pPr>
+      <w:r>
+        <w:rPr>
+          <w:rFonts w:ascii="Arial" w:cs="Arial" w:eastAsia="Arial" w:hAnsi="Arial"/>
+          <w:sz w:val="24"/>
+          <w:szCs w:val="24"/>
+        </w:rPr>
+        <w:t xml:space="preserve">•	Extension — TEEAL, two evidence sentences in a paragraph, and a third paragraph of their own.</w:t>
       </w:r>
     </w:p>
     <w:p>
@@ -2855,7 +3498,7 @@
           <w:sz w:val="24"/>
           <w:szCs w:val="24"/>
         </w:rPr>
-        <w:t xml:space="preserve">Every row is a substrand of the Learning Continuum master sheet, English tab, and every cell is its wording, unaltered, at that level. Six of the seven rows are what the analytical writing wall already teaches; Text structure and organisation is the row the wall does not cover, because the wall is a ladder of sentences and this task asks for a paragraph.</w:t>
+        <w:t xml:space="preserve">Every row is a substrand of the Learning Continuum master sheet, English tab, and every cell is its wording, unaltered, at that level. Four of the five rows are Reading and Viewing, and are what the analytical writing wall already teaches. Text structure and organisation is the one Writing row, added because the wall is a ladder of sentences and this task asks for a paragraph. The analytical verb is not a row of its own: it is how the effect gets explained, so it is marked inside Evaluating texts.</w:t>
       </w:r>
     </w:p>
     <w:p>

--- a/BoneSparrow-assessment-folio.docx
+++ b/BoneSparrow-assessment-folio.docx
@@ -129,7 +129,7 @@
           <w:sz w:val="24"/>
           <w:szCs w:val="24"/>
         </w:rPr>
-        <w:t xml:space="preserve">You will write three folio pieces about The Bone Sparrow, one for each prompt below. Each one is written in class in 30 minutes. In each booklet the introduction has the first idea written in and the first paragraph is written out for you; you write the second and third paragraphs.</w:t>
+        <w:t xml:space="preserve">You will write three folio pieces about The Bone Sparrow. Each one is written in class in 30 minutes, and each one has its own prompt, which you are given at the start of the sitting. In each booklet the introduction has the first idea written in and the first paragraph is written out for you; you write the second paragraph, and the third if you can.</w:t>
       </w:r>
     </w:p>
     <w:p>
@@ -575,122 +575,6 @@
       </w:pPr>
       <w:r>
         <w:br w:type="page"/>
-      </w:r>
-    </w:p>
-    <w:p>
-      <w:pPr>
-        <w:spacing w:after="80"/>
-      </w:pPr>
-      <w:r>
-        <w:rPr>
-          <w:rFonts w:ascii="Arial" w:cs="Arial" w:eastAsia="Arial" w:hAnsi="Arial"/>
-          <w:b/>
-          <w:bCs/>
-          <w:sz w:val="32"/>
-          <w:szCs w:val="32"/>
-        </w:rPr>
-        <w:t xml:space="preserve">The three tasks</w:t>
-      </w:r>
-    </w:p>
-    <w:p>
-      <w:pPr>
-        <w:spacing w:after="200"/>
-      </w:pPr>
-      <w:r>
-        <w:rPr>
-          <w:rFonts w:ascii="Arial" w:cs="Arial" w:eastAsia="Arial" w:hAnsi="Arial"/>
-          <w:color w:val="595959"/>
-          <w:sz w:val="24"/>
-          <w:szCs w:val="24"/>
-        </w:rPr>
-        <w:t xml:space="preserve">All three go in the folio. Your teacher marks the one you nominate on the cover of the folio.</w:t>
-      </w:r>
-    </w:p>
-    <w:p>
-      <w:pPr>
-        <w:spacing w:after="40"/>
-      </w:pPr>
-      <w:r>
-        <w:rPr>
-          <w:rFonts w:ascii="Arial" w:cs="Arial" w:eastAsia="Arial" w:hAnsi="Arial"/>
-          <w:b/>
-          <w:bCs/>
-          <w:color w:val="595959"/>
-          <w:sz w:val="24"/>
-          <w:szCs w:val="24"/>
-        </w:rPr>
-        <w:t xml:space="preserve">Task 1</w:t>
-      </w:r>
-    </w:p>
-    <w:p>
-      <w:pPr>
-        <w:spacing w:after="220"/>
-      </w:pPr>
-      <w:r>
-        <w:rPr>
-          <w:rFonts w:ascii="Arial" w:cs="Arial" w:eastAsia="Arial" w:hAnsi="Arial"/>
-          <w:sz w:val="25"/>
-          <w:szCs w:val="25"/>
-        </w:rPr>
-        <w:t xml:space="preserve">‘But reading is important.’ (p39) Discuss how stories and imagination are important for characters in The Bone Sparrow.</w:t>
-      </w:r>
-    </w:p>
-    <w:p>
-      <w:pPr>
-        <w:spacing w:after="40"/>
-      </w:pPr>
-      <w:r>
-        <w:rPr>
-          <w:rFonts w:ascii="Arial" w:cs="Arial" w:eastAsia="Arial" w:hAnsi="Arial"/>
-          <w:b/>
-          <w:bCs/>
-          <w:color w:val="595959"/>
-          <w:sz w:val="24"/>
-          <w:szCs w:val="24"/>
-        </w:rPr>
-        <w:t xml:space="preserve">Task 2</w:t>
-      </w:r>
-    </w:p>
-    <w:p>
-      <w:pPr>
-        <w:spacing w:after="220"/>
-      </w:pPr>
-      <w:r>
-        <w:rPr>
-          <w:rFonts w:ascii="Arial" w:cs="Arial" w:eastAsia="Arial" w:hAnsi="Arial"/>
-          <w:sz w:val="25"/>
-          <w:szCs w:val="25"/>
-        </w:rPr>
-        <w:t xml:space="preserve">‘Soon they’ll see that living in here isn’t living at all. We just need to show them who we are, that we’re people, and then they’ll remember.’ (p108) Discuss the living conditions for characters inside and outside the centre.</w:t>
-      </w:r>
-    </w:p>
-    <w:p>
-      <w:pPr>
-        <w:spacing w:after="40"/>
-      </w:pPr>
-      <w:r>
-        <w:rPr>
-          <w:rFonts w:ascii="Arial" w:cs="Arial" w:eastAsia="Arial" w:hAnsi="Arial"/>
-          <w:b/>
-          <w:bCs/>
-          <w:color w:val="595959"/>
-          <w:sz w:val="24"/>
-          <w:szCs w:val="24"/>
-        </w:rPr>
-        <w:t xml:space="preserve">Task 3</w:t>
-      </w:r>
-    </w:p>
-    <w:p>
-      <w:pPr>
-        <w:spacing w:after="220"/>
-      </w:pPr>
-      <w:r>
-        <w:rPr>
-          <w:rFonts w:ascii="Arial" w:cs="Arial" w:eastAsia="Arial" w:hAnsi="Arial"/>
-          <w:sz w:val="25"/>
-          <w:szCs w:val="25"/>
-        </w:rPr>
-        <w:t xml:space="preserve">The Bone Sparrow explores themes of family and friendship. Discuss.</w:t>
       </w:r>
     </w:p>
     <w:p>
@@ -869,7 +753,7 @@
                 <w:sz w:val="24"/>
                 <w:szCs w:val="24"/>
               </w:rPr>
-              <w:t xml:space="preserve">1 · stories and imagination</w:t>
+              <w:t xml:space="preserve">Task 1</w:t>
             </w:r>
           </w:p>
         </w:tc>
@@ -946,7 +830,7 @@
                 <w:sz w:val="24"/>
                 <w:szCs w:val="24"/>
               </w:rPr>
-              <w:t xml:space="preserve">2 · life inside and outside</w:t>
+              <w:t xml:space="preserve">Task 2</w:t>
             </w:r>
           </w:p>
         </w:tc>
@@ -1023,7 +907,7 @@
                 <w:sz w:val="24"/>
                 <w:szCs w:val="24"/>
               </w:rPr>
-              <w:t xml:space="preserve">3 · family and friendship</w:t>
+              <w:t xml:space="preserve">Task 3</w:t>
             </w:r>
           </w:p>
         </w:tc>
@@ -1254,20 +1138,6 @@
               <w:t xml:space="preserve">Level 5</w:t>
             </w:r>
           </w:p>
-          <w:p>
-            <w:pPr>
-              <w:spacing w:after="0"/>
-            </w:pPr>
-            <w:r>
-              <w:rPr>
-                <w:rFonts w:ascii="Arial" w:cs="Arial" w:eastAsia="Arial" w:hAnsi="Arial"/>
-                <w:color w:val="595959"/>
-                <w:sz w:val="15"/>
-                <w:szCs w:val="15"/>
-              </w:rPr>
-              <w:t xml:space="preserve">Emerging</w:t>
-            </w:r>
-          </w:p>
         </w:tc>
         <w:tc>
           <w:tcPr>
@@ -1295,20 +1165,6 @@
               <w:t xml:space="preserve">Level 6</w:t>
             </w:r>
           </w:p>
-          <w:p>
-            <w:pPr>
-              <w:spacing w:after="0"/>
-            </w:pPr>
-            <w:r>
-              <w:rPr>
-                <w:rFonts w:ascii="Arial" w:cs="Arial" w:eastAsia="Arial" w:hAnsi="Arial"/>
-                <w:color w:val="595959"/>
-                <w:sz w:val="15"/>
-                <w:szCs w:val="15"/>
-              </w:rPr>
-              <w:t xml:space="preserve">Working towards</w:t>
-            </w:r>
-          </w:p>
         </w:tc>
         <w:tc>
           <w:tcPr>
@@ -1333,21 +1189,7 @@
                 <w:sz w:val="18"/>
                 <w:szCs w:val="18"/>
               </w:rPr>
-              <w:t xml:space="preserve">Level 7 · expected at Year 7</w:t>
-            </w:r>
-          </w:p>
-          <w:p>
-            <w:pPr>
-              <w:spacing w:after="0"/>
-            </w:pPr>
-            <w:r>
-              <w:rPr>
-                <w:rFonts w:ascii="Arial" w:cs="Arial" w:eastAsia="Arial" w:hAnsi="Arial"/>
-                <w:color w:val="595959"/>
-                <w:sz w:val="15"/>
-                <w:szCs w:val="15"/>
-              </w:rPr>
-              <w:t xml:space="preserve">At the standard</w:t>
+              <w:t xml:space="preserve">Level 7</w:t>
             </w:r>
           </w:p>
         </w:tc>
@@ -1377,20 +1219,6 @@
               <w:t xml:space="preserve">Level 8</w:t>
             </w:r>
           </w:p>
-          <w:p>
-            <w:pPr>
-              <w:spacing w:after="0"/>
-            </w:pPr>
-            <w:r>
-              <w:rPr>
-                <w:rFonts w:ascii="Arial" w:cs="Arial" w:eastAsia="Arial" w:hAnsi="Arial"/>
-                <w:color w:val="595959"/>
-                <w:sz w:val="15"/>
-                <w:szCs w:val="15"/>
-              </w:rPr>
-              <w:t xml:space="preserve">Above</w:t>
-            </w:r>
-          </w:p>
         </w:tc>
         <w:tc>
           <w:tcPr>
@@ -1416,20 +1244,6 @@
                 <w:szCs w:val="18"/>
               </w:rPr>
               <w:t xml:space="preserve">Level 9</w:t>
-            </w:r>
-          </w:p>
-          <w:p>
-            <w:pPr>
-              <w:spacing w:after="0"/>
-            </w:pPr>
-            <w:r>
-              <w:rPr>
-                <w:rFonts w:ascii="Arial" w:cs="Arial" w:eastAsia="Arial" w:hAnsi="Arial"/>
-                <w:color w:val="595959"/>
-                <w:sz w:val="15"/>
-                <w:szCs w:val="15"/>
-              </w:rPr>
-              <w:t xml:space="preserve">Well above</w:t>
             </w:r>
           </w:p>
         </w:tc>
@@ -2500,7 +2314,7 @@
                 <w:sz w:val="18"/>
                 <w:szCs w:val="18"/>
               </w:rPr>
-              <w:t xml:space="preserve">Criteria</w:t>
+              <w:t xml:space="preserve"/>
             </w:r>
           </w:p>
         </w:tc>
@@ -2530,25 +2344,11 @@
               <w:t xml:space="preserve">C2</w:t>
             </w:r>
           </w:p>
-          <w:p>
-            <w:pPr>
-              <w:spacing w:after="0"/>
-            </w:pPr>
-            <w:r>
-              <w:rPr>
-                <w:rFonts w:ascii="Arial" w:cs="Arial" w:eastAsia="Arial" w:hAnsi="Arial"/>
-                <w:color w:val="595959"/>
-                <w:sz w:val="15"/>
-                <w:szCs w:val="15"/>
-              </w:rPr>
-              <w:t xml:space="preserve">Describe</w:t>
-            </w:r>
-          </w:p>
         </w:tc>
         <w:tc>
           <w:tcPr>
             <w:tcW w:type="dxa" w:w="3099"/>
-            <w:shd w:fill="E7E6E6" w:color="auto" w:val="clear"/>
+            <w:shd w:fill="D9D9D9" w:color="auto" w:val="clear"/>
             <w:tcMar>
               <w:top w:type="dxa" w:w="70"/>
               <w:left w:type="dxa" w:w="90"/>
@@ -2568,21 +2368,7 @@
                 <w:sz w:val="18"/>
                 <w:szCs w:val="18"/>
               </w:rPr>
-              <w:t xml:space="preserve">C3 · expected at Year 7</w:t>
-            </w:r>
-          </w:p>
-          <w:p>
-            <w:pPr>
-              <w:spacing w:after="0"/>
-            </w:pPr>
-            <w:r>
-              <w:rPr>
-                <w:rFonts w:ascii="Arial" w:cs="Arial" w:eastAsia="Arial" w:hAnsi="Arial"/>
-                <w:color w:val="595959"/>
-                <w:sz w:val="15"/>
-                <w:szCs w:val="15"/>
-              </w:rPr>
-              <w:t xml:space="preserve">Explain</w:t>
+              <w:t xml:space="preserve">C3</w:t>
             </w:r>
           </w:p>
         </w:tc>
@@ -2612,20 +2398,6 @@
               <w:t xml:space="preserve">C4</w:t>
             </w:r>
           </w:p>
-          <w:p>
-            <w:pPr>
-              <w:spacing w:after="0"/>
-            </w:pPr>
-            <w:r>
-              <w:rPr>
-                <w:rFonts w:ascii="Arial" w:cs="Arial" w:eastAsia="Arial" w:hAnsi="Arial"/>
-                <w:color w:val="595959"/>
-                <w:sz w:val="15"/>
-                <w:szCs w:val="15"/>
-              </w:rPr>
-              <w:t xml:space="preserve">Analyse</w:t>
-            </w:r>
-          </w:p>
         </w:tc>
         <w:tc>
           <w:tcPr>
@@ -2653,20 +2425,6 @@
               <w:t xml:space="preserve">VCE 1</w:t>
             </w:r>
           </w:p>
-          <w:p>
-            <w:pPr>
-              <w:spacing w:after="0"/>
-            </w:pPr>
-            <w:r>
-              <w:rPr>
-                <w:rFonts w:ascii="Arial" w:cs="Arial" w:eastAsia="Arial" w:hAnsi="Arial"/>
-                <w:color w:val="595959"/>
-                <w:sz w:val="15"/>
-                <w:szCs w:val="15"/>
-              </w:rPr>
-              <w:t xml:space="preserve">Interpret</w:t>
-            </w:r>
-          </w:p>
         </w:tc>
       </w:tr>
       <w:tr>
@@ -2692,35 +2450,7 @@
                 <w:sz w:val="18"/>
                 <w:szCs w:val="18"/>
               </w:rPr>
-              <w:t xml:space="preserve">Skill focus</w:t>
-            </w:r>
-          </w:p>
-          <w:p>
-            <w:pPr>
-              <w:spacing w:after="0"/>
-            </w:pPr>
-            <w:r>
-              <w:rPr>
-                <w:rFonts w:ascii="Arial" w:cs="Arial" w:eastAsia="Arial" w:hAnsi="Arial"/>
-                <w:color w:val="595959"/>
-                <w:sz w:val="16"/>
-                <w:szCs w:val="16"/>
-              </w:rPr>
-              <w:t xml:space="preserve">what the writing is doing</w:t>
-            </w:r>
-          </w:p>
-          <w:p>
-            <w:pPr>
-              <w:spacing w:after="0"/>
-            </w:pPr>
-            <w:r>
-              <w:rPr>
-                <w:rFonts w:ascii="Arial" w:cs="Arial" w:eastAsia="Arial" w:hAnsi="Arial"/>
-                <w:color w:val="808080"/>
-                <w:sz w:val="14"/>
-                <w:szCs w:val="14"/>
-              </w:rPr>
-              <w:t xml:space="preserve">EAL analytical writing WAGOLL</w:t>
+              <w:t xml:space="preserve">Ideas &amp; Themes</w:t>
             </w:r>
           </w:p>
         </w:tc>
@@ -2744,32 +2474,31 @@
                 <w:sz w:val="17"/>
                 <w:szCs w:val="17"/>
               </w:rPr>
-              <w:t xml:space="preserve">Say what happens</w:t>
+              <w:t xml:space="preserve">Recognises what happens in the text or scene. Retells key details with little interpretation.</w:t>
             </w:r>
           </w:p>
         </w:tc>
         <w:tc>
           <w:tcPr>
             <w:tcW w:type="dxa" w:w="3099"/>
-            <w:shd w:fill="F2F2F2" w:color="auto" w:val="clear"/>
-            <w:tcMar>
-              <w:top w:type="dxa" w:w="70"/>
-              <w:left w:type="dxa" w:w="90"/>
-              <w:bottom w:type="dxa" w:w="70"/>
-              <w:right w:type="dxa" w:w="90"/>
-            </w:tcMar>
-          </w:tcPr>
-          <w:p>
-            <w:pPr>
-              <w:spacing w:after="0"/>
-            </w:pPr>
-            <w:r>
-              <w:rPr>
-                <w:rFonts w:ascii="Arial" w:cs="Arial" w:eastAsia="Arial" w:hAnsi="Arial"/>
-                <w:sz w:val="17"/>
-                <w:szCs w:val="17"/>
-              </w:rPr>
-              <w:t xml:space="preserve">Explain effect or meaning</w:t>
+            <w:tcMar>
+              <w:top w:type="dxa" w:w="70"/>
+              <w:left w:type="dxa" w:w="90"/>
+              <w:bottom w:type="dxa" w:w="70"/>
+              <w:right w:type="dxa" w:w="90"/>
+            </w:tcMar>
+          </w:tcPr>
+          <w:p>
+            <w:pPr>
+              <w:spacing w:after="0"/>
+            </w:pPr>
+            <w:r>
+              <w:rPr>
+                <w:rFonts w:ascii="Arial" w:cs="Arial" w:eastAsia="Arial" w:hAnsi="Arial"/>
+                <w:sz w:val="17"/>
+                <w:szCs w:val="17"/>
+              </w:rPr>
+              <w:t xml:space="preserve">Explains basic feelings or ideas suggested by the text. Begins linking choices to simple themes.</w:t>
             </w:r>
           </w:p>
         </w:tc>
@@ -2793,7 +2522,7 @@
                 <w:sz w:val="17"/>
                 <w:szCs w:val="17"/>
               </w:rPr>
-              <w:t xml:space="preserve">Link language choices to ideas or themes</w:t>
+              <w:t xml:space="preserve">Connects specific language or film techniques to themes or concepts. Explains what the creator might be saying.</w:t>
             </w:r>
           </w:p>
         </w:tc>
@@ -2817,7 +2546,7 @@
                 <w:sz w:val="17"/>
                 <w:szCs w:val="17"/>
               </w:rPr>
-              <w:t xml:space="preserve">Link literary, structural and stylistic features, to messages, values, and creator’s intents</w:t>
+              <w:t xml:space="preserve">Analyses how choices express messages, values, or perspectives. Analyses the creator’s purpose in representing social or cultural issues.</w:t>
             </w:r>
           </w:p>
         </w:tc>
@@ -2845,35 +2574,7 @@
                 <w:sz w:val="18"/>
                 <w:szCs w:val="18"/>
               </w:rPr>
-              <w:t xml:space="preserve">Summary</w:t>
-            </w:r>
-          </w:p>
-          <w:p>
-            <w:pPr>
-              <w:spacing w:after="0"/>
-            </w:pPr>
-            <w:r>
-              <w:rPr>
-                <w:rFonts w:ascii="Arial" w:cs="Arial" w:eastAsia="Arial" w:hAnsi="Arial"/>
-                <w:color w:val="595959"/>
-                <w:sz w:val="16"/>
-                <w:szCs w:val="16"/>
-              </w:rPr>
-              <w:t xml:space="preserve">the ideas in the novel</w:t>
-            </w:r>
-          </w:p>
-          <w:p>
-            <w:pPr>
-              <w:spacing w:after="0"/>
-            </w:pPr>
-            <w:r>
-              <w:rPr>
-                <w:rFonts w:ascii="Arial" w:cs="Arial" w:eastAsia="Arial" w:hAnsi="Arial"/>
-                <w:color w:val="808080"/>
-                <w:sz w:val="14"/>
-                <w:szCs w:val="14"/>
-              </w:rPr>
-              <w:t xml:space="preserve">EAL reading rubric</w:t>
+              <w:t xml:space="preserve">Evidence &amp; Metalanguage</w:t>
             </w:r>
           </w:p>
         </w:tc>
@@ -2897,32 +2598,31 @@
                 <w:sz w:val="17"/>
                 <w:szCs w:val="17"/>
               </w:rPr>
-              <w:t xml:space="preserve">Extract main ideas from texts</w:t>
+              <w:t xml:space="preserve">Gives a simple quote or description from the text or scene.</w:t>
             </w:r>
           </w:p>
         </w:tc>
         <w:tc>
           <w:tcPr>
             <w:tcW w:type="dxa" w:w="3099"/>
-            <w:shd w:fill="F2F2F2" w:color="auto" w:val="clear"/>
-            <w:tcMar>
-              <w:top w:type="dxa" w:w="70"/>
-              <w:left w:type="dxa" w:w="90"/>
-              <w:bottom w:type="dxa" w:w="70"/>
-              <w:right w:type="dxa" w:w="90"/>
-            </w:tcMar>
-          </w:tcPr>
-          <w:p>
-            <w:pPr>
-              <w:spacing w:after="0"/>
-            </w:pPr>
-            <w:r>
-              <w:rPr>
-                <w:rFonts w:ascii="Arial" w:cs="Arial" w:eastAsia="Arial" w:hAnsi="Arial"/>
-                <w:sz w:val="17"/>
-                <w:szCs w:val="17"/>
-              </w:rPr>
-              <w:t xml:space="preserve">Explain main ideas and plot developments</w:t>
+            <w:tcMar>
+              <w:top w:type="dxa" w:w="70"/>
+              <w:left w:type="dxa" w:w="90"/>
+              <w:bottom w:type="dxa" w:w="70"/>
+              <w:right w:type="dxa" w:w="90"/>
+            </w:tcMar>
+          </w:tcPr>
+          <w:p>
+            <w:pPr>
+              <w:spacing w:after="0"/>
+            </w:pPr>
+            <w:r>
+              <w:rPr>
+                <w:rFonts w:ascii="Arial" w:cs="Arial" w:eastAsia="Arial" w:hAnsi="Arial"/>
+                <w:sz w:val="17"/>
+                <w:szCs w:val="17"/>
+              </w:rPr>
+              <w:t xml:space="preserve">Names a language or film feature and begins linking it to meaning.</w:t>
             </w:r>
           </w:p>
         </w:tc>
@@ -2946,7 +2646,7 @@
                 <w:sz w:val="17"/>
                 <w:szCs w:val="17"/>
               </w:rPr>
-              <w:t xml:space="preserve">Use appropriate language to identify and infer ideas, themes, and plot details</w:t>
+              <w:t xml:space="preserve">Uses terminology accurately with short, embedded evidence.</w:t>
             </w:r>
           </w:p>
         </w:tc>
@@ -2970,7 +2670,7 @@
                 <w:sz w:val="17"/>
                 <w:szCs w:val="17"/>
               </w:rPr>
-              <w:t xml:space="preserve">Uses precise and appropriate language to explore interconnected ideas and values presented in the text, including discussion of character, setting and other aspects of the text</w:t>
+              <w:t xml:space="preserve">Integrates evidence and metalanguage fluently to build interpretation.</w:t>
             </w:r>
           </w:p>
         </w:tc>
@@ -2998,35 +2698,7 @@
                 <w:sz w:val="18"/>
                 <w:szCs w:val="18"/>
               </w:rPr>
-              <w:t xml:space="preserve">Evidence</w:t>
-            </w:r>
-          </w:p>
-          <w:p>
-            <w:pPr>
-              <w:spacing w:after="0"/>
-            </w:pPr>
-            <w:r>
-              <w:rPr>
-                <w:rFonts w:ascii="Arial" w:cs="Arial" w:eastAsia="Arial" w:hAnsi="Arial"/>
-                <w:color w:val="595959"/>
-                <w:sz w:val="16"/>
-                <w:szCs w:val="16"/>
-              </w:rPr>
-              <w:t xml:space="preserve">the quote, and what it is doing there</w:t>
-            </w:r>
-          </w:p>
-          <w:p>
-            <w:pPr>
-              <w:spacing w:after="0"/>
-            </w:pPr>
-            <w:r>
-              <w:rPr>
-                <w:rFonts w:ascii="Arial" w:cs="Arial" w:eastAsia="Arial" w:hAnsi="Arial"/>
-                <w:color w:val="808080"/>
-                <w:sz w:val="14"/>
-                <w:szCs w:val="14"/>
-              </w:rPr>
-              <w:t xml:space="preserve">EAL reading rubric</w:t>
+              <w:t xml:space="preserve">Language &amp; Structure</w:t>
             </w:r>
           </w:p>
         </w:tc>
@@ -3050,32 +2722,31 @@
                 <w:sz w:val="17"/>
                 <w:szCs w:val="17"/>
               </w:rPr>
-              <w:t xml:space="preserve">Use quotes to link to ideas</w:t>
+              <w:t xml:space="preserve">Writes short, simple sentences using mostly literal verbs (“shows”, “uses”).</w:t>
             </w:r>
           </w:p>
         </w:tc>
         <w:tc>
           <w:tcPr>
             <w:tcW w:type="dxa" w:w="3099"/>
-            <w:shd w:fill="F2F2F2" w:color="auto" w:val="clear"/>
-            <w:tcMar>
-              <w:top w:type="dxa" w:w="70"/>
-              <w:left w:type="dxa" w:w="90"/>
-              <w:bottom w:type="dxa" w:w="70"/>
-              <w:right w:type="dxa" w:w="90"/>
-            </w:tcMar>
-          </w:tcPr>
-          <w:p>
-            <w:pPr>
-              <w:spacing w:after="0"/>
-            </w:pPr>
-            <w:r>
-              <w:rPr>
-                <w:rFonts w:ascii="Arial" w:cs="Arial" w:eastAsia="Arial" w:hAnsi="Arial"/>
-                <w:sz w:val="17"/>
-                <w:szCs w:val="17"/>
-              </w:rPr>
-              <w:t xml:space="preserve">Use metalanguage, and quotes to support ideas</w:t>
+            <w:tcMar>
+              <w:top w:type="dxa" w:w="70"/>
+              <w:left w:type="dxa" w:w="90"/>
+              <w:bottom w:type="dxa" w:w="70"/>
+              <w:right w:type="dxa" w:w="90"/>
+            </w:tcMar>
+          </w:tcPr>
+          <w:p>
+            <w:pPr>
+              <w:spacing w:after="0"/>
+            </w:pPr>
+            <w:r>
+              <w:rPr>
+                <w:rFonts w:ascii="Arial" w:cs="Arial" w:eastAsia="Arial" w:hAnsi="Arial"/>
+                <w:sz w:val="17"/>
+                <w:szCs w:val="17"/>
+              </w:rPr>
+              <w:t xml:space="preserve">Expands sentences with connectives such as because, so, or to. Uses basic evaluative words.</w:t>
             </w:r>
           </w:p>
         </w:tc>
@@ -3099,7 +2770,7 @@
                 <w:sz w:val="17"/>
                 <w:szCs w:val="17"/>
               </w:rPr>
-              <w:t xml:space="preserve">Embed evidence and use appropriate metalanguage to discuss. Make clear links to themes and ideas</w:t>
+              <w:t xml:space="preserve">Uses more complex sentences and analytical verbs (“suggests”, “highlights”).</w:t>
             </w:r>
           </w:p>
         </w:tc>
@@ -3123,7 +2794,7 @@
                 <w:sz w:val="17"/>
                 <w:szCs w:val="17"/>
               </w:rPr>
-              <w:t xml:space="preserve">Embeds relevant textual evidence to explain how the author has conveyed ideas in the text presented in response to the topic</w:t>
+              <w:t xml:space="preserve">Writes fluently in a cohesive formal style, varying sentence structures to show cause, effect, and interpretation.</w:t>
             </w:r>
           </w:p>
         </w:tc>
@@ -3151,35 +2822,7 @@
                 <w:sz w:val="18"/>
                 <w:szCs w:val="18"/>
               </w:rPr>
-              <w:t xml:space="preserve">Text purpose</w:t>
-            </w:r>
-          </w:p>
-          <w:p>
-            <w:pPr>
-              <w:spacing w:after="0"/>
-            </w:pPr>
-            <w:r>
-              <w:rPr>
-                <w:rFonts w:ascii="Arial" w:cs="Arial" w:eastAsia="Arial" w:hAnsi="Arial"/>
-                <w:color w:val="595959"/>
-                <w:sz w:val="16"/>
-                <w:szCs w:val="16"/>
-              </w:rPr>
-              <w:t xml:space="preserve">what Fraillon is doing to the reader</w:t>
-            </w:r>
-          </w:p>
-          <w:p>
-            <w:pPr>
-              <w:spacing w:after="0"/>
-            </w:pPr>
-            <w:r>
-              <w:rPr>
-                <w:rFonts w:ascii="Arial" w:cs="Arial" w:eastAsia="Arial" w:hAnsi="Arial"/>
-                <w:color w:val="808080"/>
-                <w:sz w:val="14"/>
-                <w:szCs w:val="14"/>
-              </w:rPr>
-              <w:t xml:space="preserve">EAL reading rubric</w:t>
+              <w:t xml:space="preserve">Purpose &amp; Interpretation</w:t>
             </w:r>
           </w:p>
         </w:tc>
@@ -3203,32 +2846,31 @@
                 <w:sz w:val="17"/>
                 <w:szCs w:val="17"/>
               </w:rPr>
-              <w:t xml:space="preserve">Identify common text types and features</w:t>
+              <w:t xml:space="preserve">Identifies the basic meaning or message.</w:t>
             </w:r>
           </w:p>
         </w:tc>
         <w:tc>
           <w:tcPr>
             <w:tcW w:type="dxa" w:w="3099"/>
-            <w:shd w:fill="F2F2F2" w:color="auto" w:val="clear"/>
-            <w:tcMar>
-              <w:top w:type="dxa" w:w="70"/>
-              <w:left w:type="dxa" w:w="90"/>
-              <w:bottom w:type="dxa" w:w="70"/>
-              <w:right w:type="dxa" w:w="90"/>
-            </w:tcMar>
-          </w:tcPr>
-          <w:p>
-            <w:pPr>
-              <w:spacing w:after="0"/>
-            </w:pPr>
-            <w:r>
-              <w:rPr>
-                <w:rFonts w:ascii="Arial" w:cs="Arial" w:eastAsia="Arial" w:hAnsi="Arial"/>
-                <w:sz w:val="17"/>
-                <w:szCs w:val="17"/>
-              </w:rPr>
-              <w:t xml:space="preserve">Identify the main purpose of the text and describe text features</w:t>
+            <w:tcMar>
+              <w:top w:type="dxa" w:w="70"/>
+              <w:left w:type="dxa" w:w="90"/>
+              <w:bottom w:type="dxa" w:w="70"/>
+              <w:right w:type="dxa" w:w="90"/>
+            </w:tcMar>
+          </w:tcPr>
+          <w:p>
+            <w:pPr>
+              <w:spacing w:after="0"/>
+            </w:pPr>
+            <w:r>
+              <w:rPr>
+                <w:rFonts w:ascii="Arial" w:cs="Arial" w:eastAsia="Arial" w:hAnsi="Arial"/>
+                <w:sz w:val="17"/>
+                <w:szCs w:val="17"/>
+              </w:rPr>
+              <w:t xml:space="preserve">Explains the effect on the reader or viewer.</w:t>
             </w:r>
           </w:p>
         </w:tc>
@@ -3252,7 +2894,7 @@
                 <w:sz w:val="17"/>
                 <w:szCs w:val="17"/>
               </w:rPr>
-              <w:t xml:space="preserve">Discuss how specific text features relate to the purpose. Make inferences about the author’s intent</w:t>
+              <w:t xml:space="preserve">Makes inferences about the creator’s intent or perspective.</w:t>
             </w:r>
           </w:p>
         </w:tc>
@@ -3276,7 +2918,7 @@
                 <w:sz w:val="17"/>
                 <w:szCs w:val="17"/>
               </w:rPr>
-              <w:t xml:space="preserve">Discuss and examine how structures, language features and vocabulary choices relate to the purpose. Make inferences about the author’s complex and nuanced ideas</w:t>
+              <w:t xml:space="preserve">Discusses deeper social, moral, or ethical ideas, linking choices to broader context.</w:t>
             </w:r>
           </w:p>
         </w:tc>
@@ -3303,7 +2945,7 @@
           <w:sz w:val="18"/>
           <w:szCs w:val="18"/>
         </w:rPr>
-        <w:t xml:space="preserve">Skill focus quoted from the EAL analytical writing WAGOLL; the other rows from the EAL reading rubric, C levels.</w:t>
+        <w:t xml:space="preserve">The EAL analytical writing rubric, as it stands.</w:t>
       </w:r>
     </w:p>
     <w:p>

--- a/BoneSparrow-assessment-folio.docx
+++ b/BoneSparrow-assessment-folio.docx
@@ -129,7 +129,7 @@
           <w:sz w:val="24"/>
           <w:szCs w:val="24"/>
         </w:rPr>
-        <w:t xml:space="preserve">You will write three folio pieces about The Bone Sparrow. Each one is written in class in 30 minutes, and each one has its own prompt, which you are given at the start of the sitting. In each booklet the introduction has the first idea written in and the first paragraph is written out for you; you write the second paragraph, and the third if you can.</w:t>
+        <w:t xml:space="preserve">You will write three folio pieces about The Bone Sparrow. Each one is written in class in 30 minutes, and each one has its own prompt, which you are given at the start of the sitting. The booklet gives you the model paragraph and starts the introduction. You write one paragraph of your own, and a second one if you get there.</w:t>
       </w:r>
     </w:p>
     <w:p>
@@ -360,15 +360,15 @@
           <w:sz w:val="24"/>
           <w:szCs w:val="24"/>
         </w:rPr>
-        <w:t xml:space="preserve">Write the second and third paragraphs.</w:t>
-      </w:r>
-      <w:r>
-        <w:rPr>
-          <w:rFonts w:ascii="Arial" w:cs="Arial" w:eastAsia="Arial" w:hAnsi="Arial"/>
-          <w:sz w:val="24"/>
-          <w:szCs w:val="24"/>
-        </w:rPr>
-        <w:t xml:space="preserve">  One idea each. The printed paragraph shows you the shape.</w:t>
+        <w:t xml:space="preserve">Write your paragraph.</w:t>
+      </w:r>
+      <w:r>
+        <w:rPr>
+          <w:rFonts w:ascii="Arial" w:cs="Arial" w:eastAsia="Arial" w:hAnsi="Arial"/>
+          <w:sz w:val="24"/>
+          <w:szCs w:val="24"/>
+        </w:rPr>
+        <w:t xml:space="preserve">  One idea. The model shows you the shape. Write a second paragraph if you get there.</w:t>
       </w:r>
     </w:p>
     <w:p>
@@ -1252,6 +1252,7 @@
         <w:tc>
           <w:tcPr>
             <w:tcW w:type="dxa" w:w="3000"/>
+            <w:shd w:fill="D6EAFC" w:color="auto" w:val="clear"/>
             <w:tcMar>
               <w:top w:type="dxa" w:w="70"/>
               <w:left w:type="dxa" w:w="90"/>
@@ -1306,6 +1307,7 @@
         <w:tc>
           <w:tcPr>
             <w:tcW w:type="dxa" w:w="2479"/>
+            <w:shd w:fill="EAF4FD" w:color="auto" w:val="clear"/>
             <w:tcMar>
               <w:top w:type="dxa" w:w="70"/>
               <w:left w:type="dxa" w:w="90"/>
@@ -1330,6 +1332,7 @@
         <w:tc>
           <w:tcPr>
             <w:tcW w:type="dxa" w:w="2479"/>
+            <w:shd w:fill="EAF4FD" w:color="auto" w:val="clear"/>
             <w:tcMar>
               <w:top w:type="dxa" w:w="70"/>
               <w:left w:type="dxa" w:w="90"/>
@@ -1354,7 +1357,7 @@
         <w:tc>
           <w:tcPr>
             <w:tcW w:type="dxa" w:w="2479"/>
-            <w:shd w:fill="F2F2F2" w:color="auto" w:val="clear"/>
+            <w:shd w:fill="EAF4FD" w:color="auto" w:val="clear"/>
             <w:tcMar>
               <w:top w:type="dxa" w:w="70"/>
               <w:left w:type="dxa" w:w="90"/>
@@ -1379,6 +1382,7 @@
         <w:tc>
           <w:tcPr>
             <w:tcW w:type="dxa" w:w="2479"/>
+            <w:shd w:fill="EAF4FD" w:color="auto" w:val="clear"/>
             <w:tcMar>
               <w:top w:type="dxa" w:w="70"/>
               <w:left w:type="dxa" w:w="90"/>
@@ -1403,6 +1407,7 @@
         <w:tc>
           <w:tcPr>
             <w:tcW w:type="dxa" w:w="2479"/>
+            <w:shd w:fill="EAF4FD" w:color="auto" w:val="clear"/>
             <w:tcMar>
               <w:top w:type="dxa" w:w="70"/>
               <w:left w:type="dxa" w:w="90"/>
@@ -1429,6 +1434,7 @@
         <w:tc>
           <w:tcPr>
             <w:tcW w:type="dxa" w:w="3000"/>
+            <w:shd w:fill="FFF3B0" w:color="auto" w:val="clear"/>
             <w:tcMar>
               <w:top w:type="dxa" w:w="70"/>
               <w:left w:type="dxa" w:w="90"/>
@@ -1448,7 +1454,7 @@
                 <w:sz w:val="18"/>
                 <w:szCs w:val="18"/>
               </w:rPr>
-              <w:t xml:space="preserve">Understanding language devices</w:t>
+              <w:t xml:space="preserve">Using evidence</w:t>
             </w:r>
           </w:p>
           <w:p>
@@ -1462,7 +1468,7 @@
                 <w:sz w:val="16"/>
                 <w:szCs w:val="16"/>
               </w:rPr>
-              <w:t xml:space="preserve">what Fraillon has done with the words</w:t>
+              <w:t xml:space="preserve">choosing the quote, and putting it in the sentence</w:t>
             </w:r>
           </w:p>
           <w:p>
@@ -1476,128 +1482,132 @@
                 <w:sz w:val="14"/>
                 <w:szCs w:val="14"/>
               </w:rPr>
-              <w:t xml:space="preserve">Reading and Viewing</w:t>
+              <w:t xml:space="preserve">Reading and Viewing · Writing</w:t>
             </w:r>
           </w:p>
         </w:tc>
         <w:tc>
           <w:tcPr>
             <w:tcW w:type="dxa" w:w="2479"/>
-            <w:tcMar>
-              <w:top w:type="dxa" w:w="70"/>
-              <w:left w:type="dxa" w:w="90"/>
-              <w:bottom w:type="dxa" w:w="70"/>
-              <w:right w:type="dxa" w:w="90"/>
-            </w:tcMar>
-          </w:tcPr>
-          <w:p>
-            <w:pPr>
-              <w:spacing w:after="0"/>
-            </w:pPr>
-            <w:r>
-              <w:rPr>
-                <w:rFonts w:ascii="Arial" w:cs="Arial" w:eastAsia="Arial" w:hAnsi="Arial"/>
-                <w:sz w:val="17"/>
-                <w:szCs w:val="17"/>
-              </w:rPr>
-              <w:t xml:space="preserve">I can describe the meaning of different similes and metaphors</w:t>
+            <w:shd w:fill="FFF9DC" w:color="auto" w:val="clear"/>
+            <w:tcMar>
+              <w:top w:type="dxa" w:w="70"/>
+              <w:left w:type="dxa" w:w="90"/>
+              <w:bottom w:type="dxa" w:w="70"/>
+              <w:right w:type="dxa" w:w="90"/>
+            </w:tcMar>
+          </w:tcPr>
+          <w:p>
+            <w:pPr>
+              <w:spacing w:after="0"/>
+            </w:pPr>
+            <w:r>
+              <w:rPr>
+                <w:rFonts w:ascii="Arial" w:cs="Arial" w:eastAsia="Arial" w:hAnsi="Arial"/>
+                <w:sz w:val="17"/>
+                <w:szCs w:val="17"/>
+              </w:rPr>
+              <w:t xml:space="preserve">I can describe the depiction of events, characters and settings in texts and explain my responses to them</w:t>
             </w:r>
           </w:p>
         </w:tc>
         <w:tc>
           <w:tcPr>
             <w:tcW w:type="dxa" w:w="2479"/>
-            <w:tcMar>
-              <w:top w:type="dxa" w:w="70"/>
-              <w:left w:type="dxa" w:w="90"/>
-              <w:bottom w:type="dxa" w:w="70"/>
-              <w:right w:type="dxa" w:w="90"/>
-            </w:tcMar>
-          </w:tcPr>
-          <w:p>
-            <w:pPr>
-              <w:spacing w:after="0"/>
-            </w:pPr>
-            <w:r>
-              <w:rPr>
-                <w:rFonts w:ascii="Arial" w:cs="Arial" w:eastAsia="Arial" w:hAnsi="Arial"/>
-                <w:sz w:val="17"/>
-                <w:szCs w:val="17"/>
-              </w:rPr>
-              <w:t xml:space="preserve">I can explain how rhymes can add to descriptions in writing</w:t>
+            <w:shd w:fill="FFF9DC" w:color="auto" w:val="clear"/>
+            <w:tcMar>
+              <w:top w:type="dxa" w:w="70"/>
+              <w:left w:type="dxa" w:w="90"/>
+              <w:bottom w:type="dxa" w:w="70"/>
+              <w:right w:type="dxa" w:w="90"/>
+            </w:tcMar>
+          </w:tcPr>
+          <w:p>
+            <w:pPr>
+              <w:spacing w:after="0"/>
+            </w:pPr>
+            <w:r>
+              <w:rPr>
+                <w:rFonts w:ascii="Arial" w:cs="Arial" w:eastAsia="Arial" w:hAnsi="Arial"/>
+                <w:sz w:val="17"/>
+                <w:szCs w:val="17"/>
+              </w:rPr>
+              <w:t xml:space="preserve">I can select specific details from texts to develop and explain my own responses. I can include quotes in an explanation with teacher guidance</w:t>
             </w:r>
           </w:p>
         </w:tc>
         <w:tc>
           <w:tcPr>
             <w:tcW w:type="dxa" w:w="2479"/>
-            <w:shd w:fill="F2F2F2" w:color="auto" w:val="clear"/>
-            <w:tcMar>
-              <w:top w:type="dxa" w:w="70"/>
-              <w:left w:type="dxa" w:w="90"/>
-              <w:bottom w:type="dxa" w:w="70"/>
-              <w:right w:type="dxa" w:w="90"/>
-            </w:tcMar>
-          </w:tcPr>
-          <w:p>
-            <w:pPr>
-              <w:spacing w:after="0"/>
-            </w:pPr>
-            <w:r>
-              <w:rPr>
-                <w:rFonts w:ascii="Arial" w:cs="Arial" w:eastAsia="Arial" w:hAnsi="Arial"/>
-                <w:sz w:val="17"/>
-                <w:szCs w:val="17"/>
-              </w:rPr>
-              <w:t xml:space="preserve">I can explain the meaning of non-literal language in narrative and poetic texts</w:t>
+            <w:shd w:fill="FFF9DC" w:color="auto" w:val="clear"/>
+            <w:tcMar>
+              <w:top w:type="dxa" w:w="70"/>
+              <w:left w:type="dxa" w:w="90"/>
+              <w:bottom w:type="dxa" w:w="70"/>
+              <w:right w:type="dxa" w:w="90"/>
+            </w:tcMar>
+          </w:tcPr>
+          <w:p>
+            <w:pPr>
+              <w:spacing w:after="0"/>
+            </w:pPr>
+            <w:r>
+              <w:rPr>
+                <w:rFonts w:ascii="Arial" w:cs="Arial" w:eastAsia="Arial" w:hAnsi="Arial"/>
+                <w:sz w:val="17"/>
+                <w:szCs w:val="17"/>
+              </w:rPr>
+              <w:t xml:space="preserve">I can select and use evidence from texts to explain my response to it. I can explain the relevance of a quote</w:t>
             </w:r>
           </w:p>
         </w:tc>
         <w:tc>
           <w:tcPr>
             <w:tcW w:type="dxa" w:w="2479"/>
-            <w:tcMar>
-              <w:top w:type="dxa" w:w="70"/>
-              <w:left w:type="dxa" w:w="90"/>
-              <w:bottom w:type="dxa" w:w="70"/>
-              <w:right w:type="dxa" w:w="90"/>
-            </w:tcMar>
-          </w:tcPr>
-          <w:p>
-            <w:pPr>
-              <w:spacing w:after="0"/>
-            </w:pPr>
-            <w:r>
-              <w:rPr>
-                <w:rFonts w:ascii="Arial" w:cs="Arial" w:eastAsia="Arial" w:hAnsi="Arial"/>
-                <w:sz w:val="17"/>
-                <w:szCs w:val="17"/>
-              </w:rPr>
-              <w:t xml:space="preserve">I can explain the effect of descriptions, different sentence types and figurative language</w:t>
+            <w:shd w:fill="FFF9DC" w:color="auto" w:val="clear"/>
+            <w:tcMar>
+              <w:top w:type="dxa" w:w="70"/>
+              <w:left w:type="dxa" w:w="90"/>
+              <w:bottom w:type="dxa" w:w="70"/>
+              <w:right w:type="dxa" w:w="90"/>
+            </w:tcMar>
+          </w:tcPr>
+          <w:p>
+            <w:pPr>
+              <w:spacing w:after="0"/>
+            </w:pPr>
+            <w:r>
+              <w:rPr>
+                <w:rFonts w:ascii="Arial" w:cs="Arial" w:eastAsia="Arial" w:hAnsi="Arial"/>
+                <w:sz w:val="17"/>
+                <w:szCs w:val="17"/>
+              </w:rPr>
+              <w:t xml:space="preserve">I can select evidence from texts to describe how authors depict events, situations, and people from different viewpoints. I can embed quotes into sentences</w:t>
             </w:r>
           </w:p>
         </w:tc>
         <w:tc>
           <w:tcPr>
             <w:tcW w:type="dxa" w:w="2479"/>
-            <w:tcMar>
-              <w:top w:type="dxa" w:w="70"/>
-              <w:left w:type="dxa" w:w="90"/>
-              <w:bottom w:type="dxa" w:w="70"/>
-              <w:right w:type="dxa" w:w="90"/>
-            </w:tcMar>
-          </w:tcPr>
-          <w:p>
-            <w:pPr>
-              <w:spacing w:after="0"/>
-            </w:pPr>
-            <w:r>
-              <w:rPr>
-                <w:rFonts w:ascii="Arial" w:cs="Arial" w:eastAsia="Arial" w:hAnsi="Arial"/>
-                <w:sz w:val="17"/>
-                <w:szCs w:val="17"/>
-              </w:rPr>
-              <w:t xml:space="preserve">I can analyse the way writing techniques work together to convey ideas and feelings</w:t>
+            <w:shd w:fill="FFF9DC" w:color="auto" w:val="clear"/>
+            <w:tcMar>
+              <w:top w:type="dxa" w:w="70"/>
+              <w:left w:type="dxa" w:w="90"/>
+              <w:bottom w:type="dxa" w:w="70"/>
+              <w:right w:type="dxa" w:w="90"/>
+            </w:tcMar>
+          </w:tcPr>
+          <w:p>
+            <w:pPr>
+              <w:spacing w:after="0"/>
+            </w:pPr>
+            <w:r>
+              <w:rPr>
+                <w:rFonts w:ascii="Arial" w:cs="Arial" w:eastAsia="Arial" w:hAnsi="Arial"/>
+                <w:sz w:val="17"/>
+                <w:szCs w:val="17"/>
+              </w:rPr>
+              <w:t xml:space="preserve">I can select evidence from texts to explain how language choices influence an audience. I can correctly embed quotes within an explanation sentence</w:t>
             </w:r>
           </w:p>
         </w:tc>
@@ -1606,6 +1616,7 @@
         <w:tc>
           <w:tcPr>
             <w:tcW w:type="dxa" w:w="3000"/>
+            <w:shd w:fill="DFF0E2" w:color="auto" w:val="clear"/>
             <w:tcMar>
               <w:top w:type="dxa" w:w="70"/>
               <w:left w:type="dxa" w:w="90"/>
@@ -1625,7 +1636,7 @@
                 <w:sz w:val="18"/>
                 <w:szCs w:val="18"/>
               </w:rPr>
-              <w:t xml:space="preserve">Using evidence</w:t>
+              <w:t xml:space="preserve">Evaluating texts</w:t>
             </w:r>
           </w:p>
           <w:p>
@@ -1639,7 +1650,7 @@
                 <w:sz w:val="16"/>
                 <w:szCs w:val="16"/>
               </w:rPr>
-              <w:t xml:space="preserve">choosing the quote, and putting it in the sentence</w:t>
+              <w:t xml:space="preserve">the effect on the reader, and the verb that carries it</w:t>
             </w:r>
           </w:p>
           <w:p>
@@ -1653,128 +1664,132 @@
                 <w:sz w:val="14"/>
                 <w:szCs w:val="14"/>
               </w:rPr>
-              <w:t xml:space="preserve">Reading and Viewing · Writing</w:t>
+              <w:t xml:space="preserve">Reading and Viewing</w:t>
             </w:r>
           </w:p>
         </w:tc>
         <w:tc>
           <w:tcPr>
             <w:tcW w:type="dxa" w:w="2479"/>
-            <w:tcMar>
-              <w:top w:type="dxa" w:w="70"/>
-              <w:left w:type="dxa" w:w="90"/>
-              <w:bottom w:type="dxa" w:w="70"/>
-              <w:right w:type="dxa" w:w="90"/>
-            </w:tcMar>
-          </w:tcPr>
-          <w:p>
-            <w:pPr>
-              <w:spacing w:after="0"/>
-            </w:pPr>
-            <w:r>
-              <w:rPr>
-                <w:rFonts w:ascii="Arial" w:cs="Arial" w:eastAsia="Arial" w:hAnsi="Arial"/>
-                <w:sz w:val="17"/>
-                <w:szCs w:val="17"/>
-              </w:rPr>
-              <w:t xml:space="preserve">I can describe the depiction of events, characters and settings in texts and explain my responses to them</w:t>
+            <w:shd w:fill="EFF7F0" w:color="auto" w:val="clear"/>
+            <w:tcMar>
+              <w:top w:type="dxa" w:w="70"/>
+              <w:left w:type="dxa" w:w="90"/>
+              <w:bottom w:type="dxa" w:w="70"/>
+              <w:right w:type="dxa" w:w="90"/>
+            </w:tcMar>
+          </w:tcPr>
+          <w:p>
+            <w:pPr>
+              <w:spacing w:after="0"/>
+            </w:pPr>
+            <w:r>
+              <w:rPr>
+                <w:rFonts w:ascii="Arial" w:cs="Arial" w:eastAsia="Arial" w:hAnsi="Arial"/>
+                <w:sz w:val="17"/>
+                <w:szCs w:val="17"/>
+              </w:rPr>
+              <w:t xml:space="preserve">I can use metalanguage to discuss the effect of texts on the reader</w:t>
             </w:r>
           </w:p>
         </w:tc>
         <w:tc>
           <w:tcPr>
             <w:tcW w:type="dxa" w:w="2479"/>
-            <w:tcMar>
-              <w:top w:type="dxa" w:w="70"/>
-              <w:left w:type="dxa" w:w="90"/>
-              <w:bottom w:type="dxa" w:w="70"/>
-              <w:right w:type="dxa" w:w="90"/>
-            </w:tcMar>
-          </w:tcPr>
-          <w:p>
-            <w:pPr>
-              <w:spacing w:after="0"/>
-            </w:pPr>
-            <w:r>
-              <w:rPr>
-                <w:rFonts w:ascii="Arial" w:cs="Arial" w:eastAsia="Arial" w:hAnsi="Arial"/>
-                <w:sz w:val="17"/>
-                <w:szCs w:val="17"/>
-              </w:rPr>
-              <w:t xml:space="preserve">I can select specific details from texts to develop and explain my own responses. I can include quotes in an explanation with teacher guidance</w:t>
+            <w:shd w:fill="EFF7F0" w:color="auto" w:val="clear"/>
+            <w:tcMar>
+              <w:top w:type="dxa" w:w="70"/>
+              <w:left w:type="dxa" w:w="90"/>
+              <w:bottom w:type="dxa" w:w="70"/>
+              <w:right w:type="dxa" w:w="90"/>
+            </w:tcMar>
+          </w:tcPr>
+          <w:p>
+            <w:pPr>
+              <w:spacing w:after="0"/>
+            </w:pPr>
+            <w:r>
+              <w:rPr>
+                <w:rFonts w:ascii="Arial" w:cs="Arial" w:eastAsia="Arial" w:hAnsi="Arial"/>
+                <w:sz w:val="17"/>
+                <w:szCs w:val="17"/>
+              </w:rPr>
+              <w:t xml:space="preserve">I can describe how repetition, emphasis and metaphor can influence the way a reader feels</w:t>
             </w:r>
           </w:p>
         </w:tc>
         <w:tc>
           <w:tcPr>
             <w:tcW w:type="dxa" w:w="2479"/>
-            <w:shd w:fill="F2F2F2" w:color="auto" w:val="clear"/>
-            <w:tcMar>
-              <w:top w:type="dxa" w:w="70"/>
-              <w:left w:type="dxa" w:w="90"/>
-              <w:bottom w:type="dxa" w:w="70"/>
-              <w:right w:type="dxa" w:w="90"/>
-            </w:tcMar>
-          </w:tcPr>
-          <w:p>
-            <w:pPr>
-              <w:spacing w:after="0"/>
-            </w:pPr>
-            <w:r>
-              <w:rPr>
-                <w:rFonts w:ascii="Arial" w:cs="Arial" w:eastAsia="Arial" w:hAnsi="Arial"/>
-                <w:sz w:val="17"/>
-                <w:szCs w:val="17"/>
-              </w:rPr>
-              <w:t xml:space="preserve">I can select and use evidence from texts to explain my response to it. I can explain the relevance of a quote</w:t>
+            <w:shd w:fill="EFF7F0" w:color="auto" w:val="clear"/>
+            <w:tcMar>
+              <w:top w:type="dxa" w:w="70"/>
+              <w:left w:type="dxa" w:w="90"/>
+              <w:bottom w:type="dxa" w:w="70"/>
+              <w:right w:type="dxa" w:w="90"/>
+            </w:tcMar>
+          </w:tcPr>
+          <w:p>
+            <w:pPr>
+              <w:spacing w:after="0"/>
+            </w:pPr>
+            <w:r>
+              <w:rPr>
+                <w:rFonts w:ascii="Arial" w:cs="Arial" w:eastAsia="Arial" w:hAnsi="Arial"/>
+                <w:sz w:val="17"/>
+                <w:szCs w:val="17"/>
+              </w:rPr>
+              <w:t xml:space="preserve">I can use examples from the text to discuss how language helps to create character</w:t>
             </w:r>
           </w:p>
         </w:tc>
         <w:tc>
           <w:tcPr>
             <w:tcW w:type="dxa" w:w="2479"/>
-            <w:tcMar>
-              <w:top w:type="dxa" w:w="70"/>
-              <w:left w:type="dxa" w:w="90"/>
-              <w:bottom w:type="dxa" w:w="70"/>
-              <w:right w:type="dxa" w:w="90"/>
-            </w:tcMar>
-          </w:tcPr>
-          <w:p>
-            <w:pPr>
-              <w:spacing w:after="0"/>
-            </w:pPr>
-            <w:r>
-              <w:rPr>
-                <w:rFonts w:ascii="Arial" w:cs="Arial" w:eastAsia="Arial" w:hAnsi="Arial"/>
-                <w:sz w:val="17"/>
-                <w:szCs w:val="17"/>
-              </w:rPr>
-              <w:t xml:space="preserve">I can select evidence from texts to describe how authors depict events, situations, and people from different viewpoints. I can embed quotes into sentences</w:t>
+            <w:shd w:fill="EFF7F0" w:color="auto" w:val="clear"/>
+            <w:tcMar>
+              <w:top w:type="dxa" w:w="70"/>
+              <w:left w:type="dxa" w:w="90"/>
+              <w:bottom w:type="dxa" w:w="70"/>
+              <w:right w:type="dxa" w:w="90"/>
+            </w:tcMar>
+          </w:tcPr>
+          <w:p>
+            <w:pPr>
+              <w:spacing w:after="0"/>
+            </w:pPr>
+            <w:r>
+              <w:rPr>
+                <w:rFonts w:ascii="Arial" w:cs="Arial" w:eastAsia="Arial" w:hAnsi="Arial"/>
+                <w:sz w:val="17"/>
+                <w:szCs w:val="17"/>
+              </w:rPr>
+              <w:t xml:space="preserve">I can explain how different types of evidence can add authority to a text</w:t>
             </w:r>
           </w:p>
         </w:tc>
         <w:tc>
           <w:tcPr>
             <w:tcW w:type="dxa" w:w="2479"/>
-            <w:tcMar>
-              <w:top w:type="dxa" w:w="70"/>
-              <w:left w:type="dxa" w:w="90"/>
-              <w:bottom w:type="dxa" w:w="70"/>
-              <w:right w:type="dxa" w:w="90"/>
-            </w:tcMar>
-          </w:tcPr>
-          <w:p>
-            <w:pPr>
-              <w:spacing w:after="0"/>
-            </w:pPr>
-            <w:r>
-              <w:rPr>
-                <w:rFonts w:ascii="Arial" w:cs="Arial" w:eastAsia="Arial" w:hAnsi="Arial"/>
-                <w:sz w:val="17"/>
-                <w:szCs w:val="17"/>
-              </w:rPr>
-              <w:t xml:space="preserve">I can select evidence from texts to explain how language choices influence an audience. I can correctly embed quotes within an explanation sentence</w:t>
+            <w:shd w:fill="EFF7F0" w:color="auto" w:val="clear"/>
+            <w:tcMar>
+              <w:top w:type="dxa" w:w="70"/>
+              <w:left w:type="dxa" w:w="90"/>
+              <w:bottom w:type="dxa" w:w="70"/>
+              <w:right w:type="dxa" w:w="90"/>
+            </w:tcMar>
+          </w:tcPr>
+          <w:p>
+            <w:pPr>
+              <w:spacing w:after="0"/>
+            </w:pPr>
+            <w:r>
+              <w:rPr>
+                <w:rFonts w:ascii="Arial" w:cs="Arial" w:eastAsia="Arial" w:hAnsi="Arial"/>
+                <w:sz w:val="17"/>
+                <w:szCs w:val="17"/>
+              </w:rPr>
+              <w:t xml:space="preserve">I can explain how a text explores issues that relate to our own lives</w:t>
             </w:r>
           </w:p>
         </w:tc>
@@ -1783,6 +1798,7 @@
         <w:tc>
           <w:tcPr>
             <w:tcW w:type="dxa" w:w="3000"/>
+            <w:shd w:fill="F1EDE3" w:color="auto" w:val="clear"/>
             <w:tcMar>
               <w:top w:type="dxa" w:w="70"/>
               <w:left w:type="dxa" w:w="90"/>
@@ -1802,7 +1818,7 @@
                 <w:sz w:val="18"/>
                 <w:szCs w:val="18"/>
               </w:rPr>
-              <w:t xml:space="preserve">Evaluating texts</w:t>
+              <w:t xml:space="preserve">Text structure and organisation</w:t>
             </w:r>
           </w:p>
           <w:p>
@@ -1816,7 +1832,7 @@
                 <w:sz w:val="16"/>
                 <w:szCs w:val="16"/>
               </w:rPr>
-              <w:t xml:space="preserve">the effect on the reader, and the verb that carries it</w:t>
+              <w:t xml:space="preserve">the shape of the paragraph</w:t>
             </w:r>
           </w:p>
           <w:p>
@@ -1830,287 +1846,114 @@
                 <w:sz w:val="14"/>
                 <w:szCs w:val="14"/>
               </w:rPr>
-              <w:t xml:space="preserve">Reading and Viewing</w:t>
+              <w:t xml:space="preserve">Writing</w:t>
             </w:r>
           </w:p>
         </w:tc>
         <w:tc>
           <w:tcPr>
             <w:tcW w:type="dxa" w:w="2479"/>
-            <w:tcMar>
-              <w:top w:type="dxa" w:w="70"/>
-              <w:left w:type="dxa" w:w="90"/>
-              <w:bottom w:type="dxa" w:w="70"/>
-              <w:right w:type="dxa" w:w="90"/>
-            </w:tcMar>
-          </w:tcPr>
-          <w:p>
-            <w:pPr>
-              <w:spacing w:after="0"/>
-            </w:pPr>
-            <w:r>
-              <w:rPr>
-                <w:rFonts w:ascii="Arial" w:cs="Arial" w:eastAsia="Arial" w:hAnsi="Arial"/>
-                <w:sz w:val="17"/>
-                <w:szCs w:val="17"/>
-              </w:rPr>
-              <w:t xml:space="preserve">I can use metalanguage to discuss the effect of texts on the reader</w:t>
+            <w:shd w:fill="FFFFFF" w:color="auto" w:val="clear"/>
+            <w:tcMar>
+              <w:top w:type="dxa" w:w="70"/>
+              <w:left w:type="dxa" w:w="90"/>
+              <w:bottom w:type="dxa" w:w="70"/>
+              <w:right w:type="dxa" w:w="90"/>
+            </w:tcMar>
+          </w:tcPr>
+          <w:p>
+            <w:pPr>
+              <w:spacing w:after="0"/>
+            </w:pPr>
+            <w:r>
+              <w:rPr>
+                <w:rFonts w:ascii="Arial" w:cs="Arial" w:eastAsia="Arial" w:hAnsi="Arial"/>
+                <w:sz w:val="17"/>
+                <w:szCs w:val="17"/>
+              </w:rPr>
+              <w:t xml:space="preserve">I can change the focus of a sentence by modifying the subject</w:t>
             </w:r>
           </w:p>
         </w:tc>
         <w:tc>
           <w:tcPr>
             <w:tcW w:type="dxa" w:w="2479"/>
-            <w:tcMar>
-              <w:top w:type="dxa" w:w="70"/>
-              <w:left w:type="dxa" w:w="90"/>
-              <w:bottom w:type="dxa" w:w="70"/>
-              <w:right w:type="dxa" w:w="90"/>
-            </w:tcMar>
-          </w:tcPr>
-          <w:p>
-            <w:pPr>
-              <w:spacing w:after="0"/>
-            </w:pPr>
-            <w:r>
-              <w:rPr>
-                <w:rFonts w:ascii="Arial" w:cs="Arial" w:eastAsia="Arial" w:hAnsi="Arial"/>
-                <w:sz w:val="17"/>
-                <w:szCs w:val="17"/>
-              </w:rPr>
-              <w:t xml:space="preserve">I can describe how repetition, emphasis and metaphor can influence the way a reader feels</w:t>
+            <w:shd w:fill="FFFFFF" w:color="auto" w:val="clear"/>
+            <w:tcMar>
+              <w:top w:type="dxa" w:w="70"/>
+              <w:left w:type="dxa" w:w="90"/>
+              <w:bottom w:type="dxa" w:w="70"/>
+              <w:right w:type="dxa" w:w="90"/>
+            </w:tcMar>
+          </w:tcPr>
+          <w:p>
+            <w:pPr>
+              <w:spacing w:after="0"/>
+            </w:pPr>
+            <w:r>
+              <w:rPr>
+                <w:rFonts w:ascii="Arial" w:cs="Arial" w:eastAsia="Arial" w:hAnsi="Arial"/>
+                <w:sz w:val="17"/>
+                <w:szCs w:val="17"/>
+              </w:rPr>
+              <w:t xml:space="preserve">I can avoid repetition by changing the participants in a follow-on idea</w:t>
             </w:r>
           </w:p>
         </w:tc>
         <w:tc>
           <w:tcPr>
             <w:tcW w:type="dxa" w:w="2479"/>
-            <w:shd w:fill="F2F2F2" w:color="auto" w:val="clear"/>
-            <w:tcMar>
-              <w:top w:type="dxa" w:w="70"/>
-              <w:left w:type="dxa" w:w="90"/>
-              <w:bottom w:type="dxa" w:w="70"/>
-              <w:right w:type="dxa" w:w="90"/>
-            </w:tcMar>
-          </w:tcPr>
-          <w:p>
-            <w:pPr>
-              <w:spacing w:after="0"/>
-            </w:pPr>
-            <w:r>
-              <w:rPr>
-                <w:rFonts w:ascii="Arial" w:cs="Arial" w:eastAsia="Arial" w:hAnsi="Arial"/>
-                <w:sz w:val="17"/>
-                <w:szCs w:val="17"/>
-              </w:rPr>
-              <w:t xml:space="preserve">I can use examples from the text to discuss how language helps to create character</w:t>
+            <w:shd w:fill="FFFFFF" w:color="auto" w:val="clear"/>
+            <w:tcMar>
+              <w:top w:type="dxa" w:w="70"/>
+              <w:left w:type="dxa" w:w="90"/>
+              <w:bottom w:type="dxa" w:w="70"/>
+              <w:right w:type="dxa" w:w="90"/>
+            </w:tcMar>
+          </w:tcPr>
+          <w:p>
+            <w:pPr>
+              <w:spacing w:after="0"/>
+            </w:pPr>
+            <w:r>
+              <w:rPr>
+                <w:rFonts w:ascii="Arial" w:cs="Arial" w:eastAsia="Arial" w:hAnsi="Arial"/>
+                <w:sz w:val="17"/>
+                <w:szCs w:val="17"/>
+              </w:rPr>
+              <w:t xml:space="preserve">I can write a paragraph for informative and narrative texts</w:t>
             </w:r>
           </w:p>
         </w:tc>
         <w:tc>
           <w:tcPr>
             <w:tcW w:type="dxa" w:w="2479"/>
-            <w:tcMar>
-              <w:top w:type="dxa" w:w="70"/>
-              <w:left w:type="dxa" w:w="90"/>
-              <w:bottom w:type="dxa" w:w="70"/>
-              <w:right w:type="dxa" w:w="90"/>
-            </w:tcMar>
-          </w:tcPr>
-          <w:p>
-            <w:pPr>
-              <w:spacing w:after="0"/>
-            </w:pPr>
-            <w:r>
-              <w:rPr>
-                <w:rFonts w:ascii="Arial" w:cs="Arial" w:eastAsia="Arial" w:hAnsi="Arial"/>
-                <w:sz w:val="17"/>
-                <w:szCs w:val="17"/>
-              </w:rPr>
-              <w:t xml:space="preserve">I can explain how different types of evidence can add authority to a text</w:t>
+            <w:shd w:fill="FFFFFF" w:color="auto" w:val="clear"/>
+            <w:tcMar>
+              <w:top w:type="dxa" w:w="70"/>
+              <w:left w:type="dxa" w:w="90"/>
+              <w:bottom w:type="dxa" w:w="70"/>
+              <w:right w:type="dxa" w:w="90"/>
+            </w:tcMar>
+          </w:tcPr>
+          <w:p>
+            <w:pPr>
+              <w:spacing w:after="0"/>
+            </w:pPr>
+            <w:r>
+              <w:rPr>
+                <w:rFonts w:ascii="Arial" w:cs="Arial" w:eastAsia="Arial" w:hAnsi="Arial"/>
+                <w:sz w:val="17"/>
+                <w:szCs w:val="17"/>
+              </w:rPr>
+              <w:t xml:space="preserve">I can sequence ideas relating to a topic within a given structure</w:t>
             </w:r>
           </w:p>
         </w:tc>
         <w:tc>
           <w:tcPr>
             <w:tcW w:type="dxa" w:w="2479"/>
-            <w:tcMar>
-              <w:top w:type="dxa" w:w="70"/>
-              <w:left w:type="dxa" w:w="90"/>
-              <w:bottom w:type="dxa" w:w="70"/>
-              <w:right w:type="dxa" w:w="90"/>
-            </w:tcMar>
-          </w:tcPr>
-          <w:p>
-            <w:pPr>
-              <w:spacing w:after="0"/>
-            </w:pPr>
-            <w:r>
-              <w:rPr>
-                <w:rFonts w:ascii="Arial" w:cs="Arial" w:eastAsia="Arial" w:hAnsi="Arial"/>
-                <w:sz w:val="17"/>
-                <w:szCs w:val="17"/>
-              </w:rPr>
-              <w:t xml:space="preserve">I can explain how a text explores issues that relate to our own lives</w:t>
-            </w:r>
-          </w:p>
-        </w:tc>
-      </w:tr>
-      <w:tr>
-        <w:tc>
-          <w:tcPr>
-            <w:tcW w:type="dxa" w:w="3000"/>
-            <w:tcMar>
-              <w:top w:type="dxa" w:w="70"/>
-              <w:left w:type="dxa" w:w="90"/>
-              <w:bottom w:type="dxa" w:w="70"/>
-              <w:right w:type="dxa" w:w="90"/>
-            </w:tcMar>
-          </w:tcPr>
-          <w:p>
-            <w:pPr>
-              <w:spacing w:after="0"/>
-            </w:pPr>
-            <w:r>
-              <w:rPr>
-                <w:rFonts w:ascii="Arial" w:cs="Arial" w:eastAsia="Arial" w:hAnsi="Arial"/>
-                <w:b/>
-                <w:bCs/>
-                <w:sz w:val="18"/>
-                <w:szCs w:val="18"/>
-              </w:rPr>
-              <w:t xml:space="preserve">Text structure and organisation</w:t>
-            </w:r>
-          </w:p>
-          <w:p>
-            <w:pPr>
-              <w:spacing w:after="0"/>
-            </w:pPr>
-            <w:r>
-              <w:rPr>
-                <w:rFonts w:ascii="Arial" w:cs="Arial" w:eastAsia="Arial" w:hAnsi="Arial"/>
-                <w:color w:val="595959"/>
-                <w:sz w:val="16"/>
-                <w:szCs w:val="16"/>
-              </w:rPr>
-              <w:t xml:space="preserve">the shape of the paragraph</w:t>
-            </w:r>
-          </w:p>
-          <w:p>
-            <w:pPr>
-              <w:spacing w:after="0"/>
-            </w:pPr>
-            <w:r>
-              <w:rPr>
-                <w:rFonts w:ascii="Arial" w:cs="Arial" w:eastAsia="Arial" w:hAnsi="Arial"/>
-                <w:color w:val="808080"/>
-                <w:sz w:val="14"/>
-                <w:szCs w:val="14"/>
-              </w:rPr>
-              <w:t xml:space="preserve">Writing</w:t>
-            </w:r>
-          </w:p>
-        </w:tc>
-        <w:tc>
-          <w:tcPr>
-            <w:tcW w:type="dxa" w:w="2479"/>
-            <w:tcMar>
-              <w:top w:type="dxa" w:w="70"/>
-              <w:left w:type="dxa" w:w="90"/>
-              <w:bottom w:type="dxa" w:w="70"/>
-              <w:right w:type="dxa" w:w="90"/>
-            </w:tcMar>
-          </w:tcPr>
-          <w:p>
-            <w:pPr>
-              <w:spacing w:after="0"/>
-            </w:pPr>
-            <w:r>
-              <w:rPr>
-                <w:rFonts w:ascii="Arial" w:cs="Arial" w:eastAsia="Arial" w:hAnsi="Arial"/>
-                <w:sz w:val="17"/>
-                <w:szCs w:val="17"/>
-              </w:rPr>
-              <w:t xml:space="preserve">I can change the focus of a sentence by modifying the subject</w:t>
-            </w:r>
-          </w:p>
-        </w:tc>
-        <w:tc>
-          <w:tcPr>
-            <w:tcW w:type="dxa" w:w="2479"/>
-            <w:tcMar>
-              <w:top w:type="dxa" w:w="70"/>
-              <w:left w:type="dxa" w:w="90"/>
-              <w:bottom w:type="dxa" w:w="70"/>
-              <w:right w:type="dxa" w:w="90"/>
-            </w:tcMar>
-          </w:tcPr>
-          <w:p>
-            <w:pPr>
-              <w:spacing w:after="0"/>
-            </w:pPr>
-            <w:r>
-              <w:rPr>
-                <w:rFonts w:ascii="Arial" w:cs="Arial" w:eastAsia="Arial" w:hAnsi="Arial"/>
-                <w:sz w:val="17"/>
-                <w:szCs w:val="17"/>
-              </w:rPr>
-              <w:t xml:space="preserve">I can avoid repetition by changing the participants in a follow-on idea</w:t>
-            </w:r>
-          </w:p>
-        </w:tc>
-        <w:tc>
-          <w:tcPr>
-            <w:tcW w:type="dxa" w:w="2479"/>
-            <w:shd w:fill="F2F2F2" w:color="auto" w:val="clear"/>
-            <w:tcMar>
-              <w:top w:type="dxa" w:w="70"/>
-              <w:left w:type="dxa" w:w="90"/>
-              <w:bottom w:type="dxa" w:w="70"/>
-              <w:right w:type="dxa" w:w="90"/>
-            </w:tcMar>
-          </w:tcPr>
-          <w:p>
-            <w:pPr>
-              <w:spacing w:after="0"/>
-            </w:pPr>
-            <w:r>
-              <w:rPr>
-                <w:rFonts w:ascii="Arial" w:cs="Arial" w:eastAsia="Arial" w:hAnsi="Arial"/>
-                <w:sz w:val="17"/>
-                <w:szCs w:val="17"/>
-              </w:rPr>
-              <w:t xml:space="preserve">I can write a paragraph for informative and narrative texts</w:t>
-            </w:r>
-          </w:p>
-        </w:tc>
-        <w:tc>
-          <w:tcPr>
-            <w:tcW w:type="dxa" w:w="2479"/>
-            <w:tcMar>
-              <w:top w:type="dxa" w:w="70"/>
-              <w:left w:type="dxa" w:w="90"/>
-              <w:bottom w:type="dxa" w:w="70"/>
-              <w:right w:type="dxa" w:w="90"/>
-            </w:tcMar>
-          </w:tcPr>
-          <w:p>
-            <w:pPr>
-              <w:spacing w:after="0"/>
-            </w:pPr>
-            <w:r>
-              <w:rPr>
-                <w:rFonts w:ascii="Arial" w:cs="Arial" w:eastAsia="Arial" w:hAnsi="Arial"/>
-                <w:sz w:val="17"/>
-                <w:szCs w:val="17"/>
-              </w:rPr>
-              <w:t xml:space="preserve">I can sequence ideas relating to a topic within a given structure</w:t>
-            </w:r>
-          </w:p>
-        </w:tc>
-        <w:tc>
-          <w:tcPr>
-            <w:tcW w:type="dxa" w:w="2479"/>
+            <w:shd w:fill="FFFFFF" w:color="auto" w:val="clear"/>
             <w:tcMar>
               <w:top w:type="dxa" w:w="70"/>
               <w:left w:type="dxa" w:w="90"/>
@@ -2431,6 +2274,7 @@
         <w:tc>
           <w:tcPr>
             <w:tcW w:type="dxa" w:w="3000"/>
+            <w:shd w:fill="D6EAFC" w:color="auto" w:val="clear"/>
             <w:tcMar>
               <w:top w:type="dxa" w:w="70"/>
               <w:left w:type="dxa" w:w="90"/>
@@ -2457,6 +2301,7 @@
         <w:tc>
           <w:tcPr>
             <w:tcW w:type="dxa" w:w="3099"/>
+            <w:shd w:fill="EAF4FD" w:color="auto" w:val="clear"/>
             <w:tcMar>
               <w:top w:type="dxa" w:w="70"/>
               <w:left w:type="dxa" w:w="90"/>
@@ -2481,6 +2326,7 @@
         <w:tc>
           <w:tcPr>
             <w:tcW w:type="dxa" w:w="3099"/>
+            <w:shd w:fill="EAF4FD" w:color="auto" w:val="clear"/>
             <w:tcMar>
               <w:top w:type="dxa" w:w="70"/>
               <w:left w:type="dxa" w:w="90"/>
@@ -2505,6 +2351,7 @@
         <w:tc>
           <w:tcPr>
             <w:tcW w:type="dxa" w:w="3099"/>
+            <w:shd w:fill="EAF4FD" w:color="auto" w:val="clear"/>
             <w:tcMar>
               <w:top w:type="dxa" w:w="70"/>
               <w:left w:type="dxa" w:w="90"/>
@@ -2529,6 +2376,7 @@
         <w:tc>
           <w:tcPr>
             <w:tcW w:type="dxa" w:w="3099"/>
+            <w:shd w:fill="EAF4FD" w:color="auto" w:val="clear"/>
             <w:tcMar>
               <w:top w:type="dxa" w:w="70"/>
               <w:left w:type="dxa" w:w="90"/>
@@ -2555,6 +2403,7 @@
         <w:tc>
           <w:tcPr>
             <w:tcW w:type="dxa" w:w="3000"/>
+            <w:shd w:fill="FFF3B0" w:color="auto" w:val="clear"/>
             <w:tcMar>
               <w:top w:type="dxa" w:w="70"/>
               <w:left w:type="dxa" w:w="90"/>
@@ -2581,6 +2430,7 @@
         <w:tc>
           <w:tcPr>
             <w:tcW w:type="dxa" w:w="3099"/>
+            <w:shd w:fill="FFF9DC" w:color="auto" w:val="clear"/>
             <w:tcMar>
               <w:top w:type="dxa" w:w="70"/>
               <w:left w:type="dxa" w:w="90"/>
@@ -2605,6 +2455,7 @@
         <w:tc>
           <w:tcPr>
             <w:tcW w:type="dxa" w:w="3099"/>
+            <w:shd w:fill="FFF9DC" w:color="auto" w:val="clear"/>
             <w:tcMar>
               <w:top w:type="dxa" w:w="70"/>
               <w:left w:type="dxa" w:w="90"/>
@@ -2629,6 +2480,7 @@
         <w:tc>
           <w:tcPr>
             <w:tcW w:type="dxa" w:w="3099"/>
+            <w:shd w:fill="FFF9DC" w:color="auto" w:val="clear"/>
             <w:tcMar>
               <w:top w:type="dxa" w:w="70"/>
               <w:left w:type="dxa" w:w="90"/>
@@ -2653,6 +2505,7 @@
         <w:tc>
           <w:tcPr>
             <w:tcW w:type="dxa" w:w="3099"/>
+            <w:shd w:fill="FFF9DC" w:color="auto" w:val="clear"/>
             <w:tcMar>
               <w:top w:type="dxa" w:w="70"/>
               <w:left w:type="dxa" w:w="90"/>
@@ -2679,6 +2532,7 @@
         <w:tc>
           <w:tcPr>
             <w:tcW w:type="dxa" w:w="3000"/>
+            <w:shd w:fill="F1EDE3" w:color="auto" w:val="clear"/>
             <w:tcMar>
               <w:top w:type="dxa" w:w="70"/>
               <w:left w:type="dxa" w:w="90"/>
@@ -2705,6 +2559,7 @@
         <w:tc>
           <w:tcPr>
             <w:tcW w:type="dxa" w:w="3099"/>
+            <w:shd w:fill="FFFFFF" w:color="auto" w:val="clear"/>
             <w:tcMar>
               <w:top w:type="dxa" w:w="70"/>
               <w:left w:type="dxa" w:w="90"/>
@@ -2729,6 +2584,7 @@
         <w:tc>
           <w:tcPr>
             <w:tcW w:type="dxa" w:w="3099"/>
+            <w:shd w:fill="FFFFFF" w:color="auto" w:val="clear"/>
             <w:tcMar>
               <w:top w:type="dxa" w:w="70"/>
               <w:left w:type="dxa" w:w="90"/>
@@ -2753,6 +2609,7 @@
         <w:tc>
           <w:tcPr>
             <w:tcW w:type="dxa" w:w="3099"/>
+            <w:shd w:fill="FFFFFF" w:color="auto" w:val="clear"/>
             <w:tcMar>
               <w:top w:type="dxa" w:w="70"/>
               <w:left w:type="dxa" w:w="90"/>
@@ -2777,6 +2634,7 @@
         <w:tc>
           <w:tcPr>
             <w:tcW w:type="dxa" w:w="3099"/>
+            <w:shd w:fill="FFFFFF" w:color="auto" w:val="clear"/>
             <w:tcMar>
               <w:top w:type="dxa" w:w="70"/>
               <w:left w:type="dxa" w:w="90"/>
@@ -2803,6 +2661,7 @@
         <w:tc>
           <w:tcPr>
             <w:tcW w:type="dxa" w:w="3000"/>
+            <w:shd w:fill="DFF0E2" w:color="auto" w:val="clear"/>
             <w:tcMar>
               <w:top w:type="dxa" w:w="70"/>
               <w:left w:type="dxa" w:w="90"/>
@@ -2829,6 +2688,7 @@
         <w:tc>
           <w:tcPr>
             <w:tcW w:type="dxa" w:w="3099"/>
+            <w:shd w:fill="EFF7F0" w:color="auto" w:val="clear"/>
             <w:tcMar>
               <w:top w:type="dxa" w:w="70"/>
               <w:left w:type="dxa" w:w="90"/>
@@ -2853,6 +2713,7 @@
         <w:tc>
           <w:tcPr>
             <w:tcW w:type="dxa" w:w="3099"/>
+            <w:shd w:fill="EFF7F0" w:color="auto" w:val="clear"/>
             <w:tcMar>
               <w:top w:type="dxa" w:w="70"/>
               <w:left w:type="dxa" w:w="90"/>
@@ -2877,6 +2738,7 @@
         <w:tc>
           <w:tcPr>
             <w:tcW w:type="dxa" w:w="3099"/>
+            <w:shd w:fill="EFF7F0" w:color="auto" w:val="clear"/>
             <w:tcMar>
               <w:top w:type="dxa" w:w="70"/>
               <w:left w:type="dxa" w:w="90"/>
@@ -2901,6 +2763,7 @@
         <w:tc>
           <w:tcPr>
             <w:tcW w:type="dxa" w:w="3099"/>
+            <w:shd w:fill="EFF7F0" w:color="auto" w:val="clear"/>
             <w:tcMar>
               <w:top w:type="dxa" w:w="70"/>
               <w:left w:type="dxa" w:w="90"/>
@@ -2991,188 +2854,8 @@
         <w:t xml:space="preserve">______________________________________________________________________________________________________________________________________________________</w:t>
       </w:r>
     </w:p>
-    <w:p>
-      <w:pPr>
-        <w:sectPr>
-          <w:pgSz w:w="16838" w:h="11906" w:orient="landscape"/>
-          <w:pgMar w:top="720" w:right="720" w:bottom="720" w:left="720" w:header="708" w:footer="708" w:gutter="0"/>
-          <w:pgNumType/>
-          <w:docGrid w:linePitch="360"/>
-        </w:sectPr>
-      </w:pPr>
-    </w:p>
-    <w:p>
-      <w:pPr>
-        <w:spacing w:after="120"/>
-      </w:pPr>
-      <w:r>
-        <w:rPr>
-          <w:rFonts w:ascii="Arial" w:cs="Arial" w:eastAsia="Arial" w:hAnsi="Arial"/>
-          <w:b/>
-          <w:bCs/>
-          <w:sz w:val="28"/>
-          <w:szCs w:val="28"/>
-        </w:rPr>
-        <w:t xml:space="preserve">Teacher notes — Option A</w:t>
-      </w:r>
-    </w:p>
-    <w:p>
-      <w:pPr>
-        <w:spacing w:after="80" w:before="220"/>
-      </w:pPr>
-      <w:r>
-        <w:rPr>
-          <w:rFonts w:ascii="Arial" w:cs="Arial" w:eastAsia="Arial" w:hAnsi="Arial"/>
-          <w:b/>
-          <w:bCs/>
-          <w:sz w:val="26"/>
-          <w:szCs w:val="26"/>
-        </w:rPr>
-        <w:t xml:space="preserve">What is marked</w:t>
-      </w:r>
-    </w:p>
-    <w:p>
-      <w:pPr>
-        <w:spacing w:after="120"/>
-      </w:pPr>
-      <w:r>
-        <w:rPr>
-          <w:rFonts w:ascii="Arial" w:cs="Arial" w:eastAsia="Arial" w:hAnsi="Arial"/>
-          <w:sz w:val="24"/>
-          <w:szCs w:val="24"/>
-        </w:rPr>
-        <w:t xml:space="preserve">The task the student nominates on the folio cover. The other two stay in the folio as evidence of progress and are not marked separately. No nomination: the last task is marked. Only the paragraphs the student wrote are marked — not the printed paragraph, and not the introduction.</w:t>
-      </w:r>
-    </w:p>
-    <w:p>
-      <w:pPr>
-        <w:spacing w:after="80" w:before="220"/>
-      </w:pPr>
-      <w:r>
-        <w:rPr>
-          <w:rFonts w:ascii="Arial" w:cs="Arial" w:eastAsia="Arial" w:hAnsi="Arial"/>
-          <w:b/>
-          <w:bCs/>
-          <w:sz w:val="26"/>
-          <w:szCs w:val="26"/>
-        </w:rPr>
-        <w:t xml:space="preserve">Differentiation</w:t>
-      </w:r>
-    </w:p>
-    <w:p>
-      <w:pPr>
-        <w:spacing w:after="80"/>
-        <w:ind w:left="400" w:hanging="220"/>
-      </w:pPr>
-      <w:r>
-        <w:rPr>
-          <w:rFonts w:ascii="Arial" w:cs="Arial" w:eastAsia="Arial" w:hAnsi="Arial"/>
-          <w:sz w:val="24"/>
-          <w:szCs w:val="24"/>
-        </w:rPr>
-        <w:t xml:space="preserve">•	Support — the topic sentence is printed in the frame; the evidence and explanation are theirs.</w:t>
-      </w:r>
-    </w:p>
-    <w:p>
-      <w:pPr>
-        <w:spacing w:after="80"/>
-        <w:ind w:left="400" w:hanging="220"/>
-      </w:pPr>
-      <w:r>
-        <w:rPr>
-          <w:rFonts w:ascii="Arial" w:cs="Arial" w:eastAsia="Arial" w:hAnsi="Arial"/>
-          <w:sz w:val="24"/>
-          <w:szCs w:val="24"/>
-        </w:rPr>
-        <w:t xml:space="preserve">•	Feedback between sittings is the point of the folio: one thing named, and the same thing looked for next time.</w:t>
-      </w:r>
-    </w:p>
-    <w:p>
-      <w:pPr>
-        <w:spacing w:after="80"/>
-        <w:ind w:left="400" w:hanging="220"/>
-      </w:pPr>
-      <w:r>
-        <w:rPr>
-          <w:rFonts w:ascii="Arial" w:cs="Arial" w:eastAsia="Arial" w:hAnsi="Arial"/>
-          <w:sz w:val="24"/>
-          <w:szCs w:val="24"/>
-        </w:rPr>
-        <w:t xml:space="preserve">•	EAL — word list first, shorter sentences, one sentence per line in the frame.</w:t>
-      </w:r>
-    </w:p>
-    <w:p>
-      <w:pPr>
-        <w:spacing w:after="80"/>
-        <w:ind w:left="400" w:hanging="220"/>
-      </w:pPr>
-      <w:r>
-        <w:rPr>
-          <w:rFonts w:ascii="Arial" w:cs="Arial" w:eastAsia="Arial" w:hAnsi="Arial"/>
-          <w:sz w:val="24"/>
-          <w:szCs w:val="24"/>
-        </w:rPr>
-        <w:t xml:space="preserve">•	Extension — TEEAL, two evidence sentences in a paragraph, and a third paragraph of their own.</w:t>
-      </w:r>
-    </w:p>
-    <w:p>
-      <w:pPr>
-        <w:spacing w:after="80" w:before="220"/>
-      </w:pPr>
-      <w:r>
-        <w:rPr>
-          <w:rFonts w:ascii="Arial" w:cs="Arial" w:eastAsia="Arial" w:hAnsi="Arial"/>
-          <w:b/>
-          <w:bCs/>
-          <w:sz w:val="26"/>
-          <w:szCs w:val="26"/>
-        </w:rPr>
-        <w:t xml:space="preserve">Where the criteria come from</w:t>
-      </w:r>
-    </w:p>
-    <w:p>
-      <w:pPr>
-        <w:spacing w:after="120"/>
-      </w:pPr>
-      <w:r>
-        <w:rPr>
-          <w:rFonts w:ascii="Arial" w:cs="Arial" w:eastAsia="Arial" w:hAnsi="Arial"/>
-          <w:sz w:val="24"/>
-          <w:szCs w:val="24"/>
-        </w:rPr>
-        <w:t xml:space="preserve">Every row is a substrand of the Learning Continuum master sheet, English tab, and every cell is its wording, unaltered, at that level. Four of the five rows are Reading and Viewing, and are what the analytical writing wall already teaches. Text structure and organisation is the one Writing row, added because the wall is a ladder of sentences and this task asks for a paragraph. The analytical verb is not a row of its own: it is how the effect gets explained, so it is marked inside Evaluating texts.</w:t>
-      </w:r>
-    </w:p>
-    <w:p>
-      <w:pPr>
-        <w:spacing w:after="80" w:before="220"/>
-      </w:pPr>
-      <w:r>
-        <w:rPr>
-          <w:rFonts w:ascii="Arial" w:cs="Arial" w:eastAsia="Arial" w:hAnsi="Arial"/>
-          <w:b/>
-          <w:bCs/>
-          <w:sz w:val="26"/>
-          <w:szCs w:val="26"/>
-        </w:rPr>
-        <w:t xml:space="preserve">What this task does not assess</w:t>
-      </w:r>
-    </w:p>
-    <w:p>
-      <w:pPr>
-        <w:spacing w:after="120"/>
-      </w:pPr>
-      <w:r>
-        <w:rPr>
-          <w:rFonts w:ascii="Arial" w:cs="Arial" w:eastAsia="Arial" w:hAnsi="Arial"/>
-          <w:sz w:val="24"/>
-          <w:szCs w:val="24"/>
-        </w:rPr>
-        <w:t xml:space="preserve">Building an essay argument — a contention, three claims and a conclusion that follows from them. That has not been taught this unit.</w:t>
-      </w:r>
-    </w:p>
     <w:sectPr>
-      <w:pgSz w:w="11906" w:h="16838" w:orient="portrait"/>
+      <w:pgSz w:w="16838" w:h="11906" w:orient="landscape"/>
       <w:pgMar w:top="720" w:right="720" w:bottom="720" w:left="720" w:header="708" w:footer="708" w:gutter="0"/>
       <w:pgNumType/>
       <w:docGrid w:linePitch="360"/>

--- a/BoneSparrow-assessment-folio.docx
+++ b/BoneSparrow-assessment-folio.docx
@@ -2319,7 +2319,7 @@
                 <w:sz w:val="17"/>
                 <w:szCs w:val="17"/>
               </w:rPr>
-              <w:t xml:space="preserve">Recognises what happens in the text or scene. Retells key details with little interpretation.</w:t>
+              <w:t xml:space="preserve">Recognises what happens in the text. Retells key details with little interpretation.</w:t>
             </w:r>
           </w:p>
         </w:tc>
@@ -2369,7 +2369,7 @@
                 <w:sz w:val="17"/>
                 <w:szCs w:val="17"/>
               </w:rPr>
-              <w:t xml:space="preserve">Connects specific language or film techniques to themes or concepts. Explains what the creator might be saying.</w:t>
+              <w:t xml:space="preserve">Connects specific language choices to themes or concepts. Explains what the creator might be saying.</w:t>
             </w:r>
           </w:p>
         </w:tc>
@@ -2448,7 +2448,7 @@
                 <w:sz w:val="17"/>
                 <w:szCs w:val="17"/>
               </w:rPr>
-              <w:t xml:space="preserve">Gives a simple quote or description from the text or scene.</w:t>
+              <w:t xml:space="preserve">Gives a simple quote or description from the text.</w:t>
             </w:r>
           </w:p>
         </w:tc>
@@ -2473,7 +2473,7 @@
                 <w:sz w:val="17"/>
                 <w:szCs w:val="17"/>
               </w:rPr>
-              <w:t xml:space="preserve">Names a language or film feature and begins linking it to meaning.</w:t>
+              <w:t xml:space="preserve">Names a language feature and begins linking it to meaning.</w:t>
             </w:r>
           </w:p>
         </w:tc>
@@ -2731,7 +2731,7 @@
                 <w:sz w:val="17"/>
                 <w:szCs w:val="17"/>
               </w:rPr>
-              <w:t xml:space="preserve">Explains the effect on the reader or viewer.</w:t>
+              <w:t xml:space="preserve">Explains the effect on the reader.</w:t>
             </w:r>
           </w:p>
         </w:tc>
@@ -2808,7 +2808,7 @@
           <w:sz w:val="18"/>
           <w:szCs w:val="18"/>
         </w:rPr>
-        <w:t xml:space="preserve">The EAL analytical writing rubric, as it stands.</w:t>
+        <w:t xml:space="preserve">The EAL analytical writing rubric, with its film wording taken out.</w:t>
       </w:r>
     </w:p>
     <w:p>

--- a/BoneSparrow-assessment-folio.docx
+++ b/BoneSparrow-assessment-folio.docx
@@ -4,68 +4,35 @@
   <w:body>
     <w:p>
       <w:pPr>
-        <w:spacing w:after="0"/>
+        <w:spacing w:after="160"/>
       </w:pPr>
       <w:r>
         <w:rPr>
           <w:rFonts w:ascii="Arial" w:cs="Arial" w:eastAsia="Arial" w:hAnsi="Arial"/>
           <w:b/>
           <w:bCs/>
-          <w:sz w:val="40"/>
-          <w:szCs w:val="40"/>
-        </w:rPr>
-        <w:t xml:space="preserve">The Bone Sparrow</w:t>
-      </w:r>
-    </w:p>
-    <w:p>
-      <w:pPr>
-        <w:spacing w:after="0"/>
-      </w:pPr>
-      <w:r>
-        <w:rPr>
-          <w:rFonts w:ascii="Arial" w:cs="Arial" w:eastAsia="Arial" w:hAnsi="Arial"/>
           <w:sz w:val="32"/>
           <w:szCs w:val="32"/>
         </w:rPr>
-        <w:t xml:space="preserve">Analytical Paragraph Writing — Folio</w:t>
-      </w:r>
-    </w:p>
-    <w:p>
-      <w:pPr>
-        <w:spacing w:after="0"/>
-      </w:pPr>
-      <w:r>
-        <w:rPr>
-          <w:rFonts w:ascii="Arial" w:cs="Arial" w:eastAsia="Arial" w:hAnsi="Arial"/>
-          <w:color w:val="595959"/>
+        <w:t xml:space="preserve">The Bone Sparrow — Analytical Paragraph Writing (folio)</w:t>
+      </w:r>
+    </w:p>
+    <w:p>
+      <w:pPr>
+        <w:spacing w:after="120"/>
+      </w:pPr>
+      <w:r>
+        <w:rPr>
+          <w:rFonts w:ascii="Arial" w:cs="Arial" w:eastAsia="Arial" w:hAnsi="Arial"/>
           <w:sz w:val="24"/>
           <w:szCs w:val="24"/>
         </w:rPr>
-        <w:t xml:space="preserve">Reading and Viewing</w:t>
-      </w:r>
-    </w:p>
-    <w:p>
-      <w:pPr>
-        <w:spacing w:after="200"/>
-      </w:pPr>
-      <w:r>
-        <w:rPr>
-          <w:rFonts w:ascii="Arial" w:cs="Arial" w:eastAsia="Arial" w:hAnsi="Arial"/>
-          <w:b/>
-          <w:bCs/>
-          <w:color w:val="595959"/>
-          <w:sz w:val="24"/>
-          <w:szCs w:val="24"/>
-        </w:rPr>
-        <w:t xml:space="preserve">CAT 2 · Option A</w:t>
-      </w:r>
-    </w:p>
-    <w:p>
-      <w:pPr>
-        <w:pBdr>
-          <w:bottom w:val="single" w:color="808080" w:sz="6"/>
-        </w:pBdr>
-        <w:spacing w:after="260"/>
+        <w:t xml:space="preserve">Write three folio pieces about The Bone Sparrow, one in each of three lessons. Each one is written in 30 minutes, under test conditions, on a prompt you are given at the start. The booklet gives you the model paragraph and starts the introduction for you. You write one paragraph of your own, and a second if you get there. Your teacher gives you feedback between the tasks, and you choose which task is marked.</w:t>
+      </w:r>
+    </w:p>
+    <w:p>
+      <w:pPr>
+        <w:spacing w:after="240" w:before="120"/>
       </w:pPr>
       <w:r>
         <w:rPr>
@@ -83,7 +50,7 @@
           <w:sz w:val="24"/>
           <w:szCs w:val="24"/>
         </w:rPr>
-        <w:t xml:space="preserve">  __________________________________    </w:t>
+        <w:t xml:space="preserve">  ______________________________    </w:t>
       </w:r>
       <w:r>
         <w:rPr>
@@ -101,7 +68,7 @@
           <w:sz w:val="24"/>
           <w:szCs w:val="24"/>
         </w:rPr>
-        <w:t xml:space="preserve">  ______________________    </w:t>
+        <w:t xml:space="preserve">  ________________    </w:t>
       </w:r>
     </w:p>
     <w:p>
@@ -116,12 +83,13 @@
           <w:sz w:val="26"/>
           <w:szCs w:val="26"/>
         </w:rPr>
-        <w:t xml:space="preserve">Task:</w:t>
-      </w:r>
-    </w:p>
-    <w:p>
-      <w:pPr>
-        <w:spacing w:after="120"/>
+        <w:t xml:space="preserve">You will need:</w:t>
+      </w:r>
+    </w:p>
+    <w:p>
+      <w:pPr>
+        <w:spacing w:after="80"/>
+        <w:ind w:left="400" w:hanging="220"/>
       </w:pPr>
       <w:r>
         <w:rPr>
@@ -129,7 +97,35 @@
           <w:sz w:val="24"/>
           <w:szCs w:val="24"/>
         </w:rPr>
-        <w:t xml:space="preserve">You will write three folio pieces about The Bone Sparrow. Each one is written in class in 30 minutes, and each one has its own prompt, which you are given at the start of the sitting. The booklet gives you the model paragraph and starts the introduction. You write one paragraph of your own, and a second one if you get there.</w:t>
+        <w:t xml:space="preserve">•	Your copy of the novel</w:t>
+      </w:r>
+    </w:p>
+    <w:p>
+      <w:pPr>
+        <w:spacing w:after="80"/>
+        <w:ind w:left="400" w:hanging="220"/>
+      </w:pPr>
+      <w:r>
+        <w:rPr>
+          <w:rFonts w:ascii="Arial" w:cs="Arial" w:eastAsia="Arial" w:hAnsi="Arial"/>
+          <w:sz w:val="24"/>
+          <w:szCs w:val="24"/>
+        </w:rPr>
+        <w:t xml:space="preserve">•	Your own notes</w:t>
+      </w:r>
+    </w:p>
+    <w:p>
+      <w:pPr>
+        <w:spacing w:after="80"/>
+        <w:ind w:left="400" w:hanging="220"/>
+      </w:pPr>
+      <w:r>
+        <w:rPr>
+          <w:rFonts w:ascii="Arial" w:cs="Arial" w:eastAsia="Arial" w:hAnsi="Arial"/>
+          <w:sz w:val="24"/>
+          <w:szCs w:val="24"/>
+        </w:rPr>
+        <w:t xml:space="preserve">•	The analytical writing wall</w:t>
       </w:r>
     </w:p>
     <w:p>
@@ -144,169 +140,12 @@
           <w:sz w:val="26"/>
           <w:szCs w:val="26"/>
         </w:rPr>
-        <w:t xml:space="preserve">Purpose:</w:t>
-      </w:r>
-    </w:p>
-    <w:p>
-      <w:pPr>
-        <w:spacing w:after="120"/>
-      </w:pPr>
-      <w:r>
-        <w:rPr>
-          <w:rFonts w:ascii="Arial" w:cs="Arial" w:eastAsia="Arial" w:hAnsi="Arial"/>
-          <w:sz w:val="24"/>
-          <w:szCs w:val="24"/>
-        </w:rPr>
-        <w:t xml:space="preserve">To explain an idea in the novel, and show how Fraillon’s writing puts that idea in front of the reader.</w:t>
-      </w:r>
-    </w:p>
-    <w:p>
-      <w:pPr>
-        <w:spacing w:after="80" w:before="220"/>
-      </w:pPr>
-      <w:r>
-        <w:rPr>
-          <w:rFonts w:ascii="Arial" w:cs="Arial" w:eastAsia="Arial" w:hAnsi="Arial"/>
-          <w:b/>
-          <w:bCs/>
-          <w:sz w:val="26"/>
-          <w:szCs w:val="26"/>
-        </w:rPr>
-        <w:t xml:space="preserve">Audience:</w:t>
-      </w:r>
-    </w:p>
-    <w:p>
-      <w:pPr>
-        <w:spacing w:after="120"/>
-      </w:pPr>
-      <w:r>
-        <w:rPr>
-          <w:rFonts w:ascii="Arial" w:cs="Arial" w:eastAsia="Arial" w:hAnsi="Arial"/>
-          <w:sz w:val="24"/>
-          <w:szCs w:val="24"/>
-        </w:rPr>
-        <w:t xml:space="preserve">Your teacher, and a reader who has already read the novel. You do not need to retell the story.</w:t>
-      </w:r>
-    </w:p>
-    <w:p>
-      <w:pPr>
-        <w:spacing w:after="80" w:before="220"/>
-      </w:pPr>
-      <w:r>
-        <w:rPr>
-          <w:rFonts w:ascii="Arial" w:cs="Arial" w:eastAsia="Arial" w:hAnsi="Arial"/>
-          <w:b/>
-          <w:bCs/>
-          <w:sz w:val="26"/>
-          <w:szCs w:val="26"/>
-        </w:rPr>
-        <w:t xml:space="preserve">Time:</w:t>
-      </w:r>
-    </w:p>
-    <w:p>
-      <w:pPr>
-        <w:spacing w:after="80"/>
-        <w:ind w:left="400" w:hanging="220"/>
-      </w:pPr>
-      <w:r>
-        <w:rPr>
-          <w:rFonts w:ascii="Arial" w:cs="Arial" w:eastAsia="Arial" w:hAnsi="Arial"/>
-          <w:sz w:val="24"/>
-          <w:szCs w:val="24"/>
-        </w:rPr>
-        <w:t xml:space="preserve">•	Three sittings of 30 minutes, one for each task, on separate days.</w:t>
-      </w:r>
-    </w:p>
-    <w:p>
-      <w:pPr>
-        <w:spacing w:after="80"/>
-        <w:ind w:left="400" w:hanging="220"/>
-      </w:pPr>
-      <w:r>
-        <w:rPr>
-          <w:rFonts w:ascii="Arial" w:cs="Arial" w:eastAsia="Arial" w:hAnsi="Arial"/>
-          <w:sz w:val="24"/>
-          <w:szCs w:val="24"/>
-        </w:rPr>
-        <w:t xml:space="preserve">•	Between the tasks your teacher gives you feedback on what you wrote, and you set yourself one thing to do better.</w:t>
-      </w:r>
-    </w:p>
-    <w:p>
-      <w:pPr>
-        <w:spacing w:after="80" w:before="220"/>
-      </w:pPr>
-      <w:r>
-        <w:rPr>
-          <w:rFonts w:ascii="Arial" w:cs="Arial" w:eastAsia="Arial" w:hAnsi="Arial"/>
-          <w:b/>
-          <w:bCs/>
-          <w:sz w:val="26"/>
-          <w:szCs w:val="26"/>
-        </w:rPr>
-        <w:t xml:space="preserve">Conditions:</w:t>
-      </w:r>
-    </w:p>
-    <w:p>
-      <w:pPr>
-        <w:spacing w:after="80"/>
-        <w:ind w:left="400" w:hanging="220"/>
-      </w:pPr>
-      <w:r>
-        <w:rPr>
-          <w:rFonts w:ascii="Arial" w:cs="Arial" w:eastAsia="Arial" w:hAnsi="Arial"/>
-          <w:sz w:val="24"/>
-          <w:szCs w:val="24"/>
-        </w:rPr>
-        <w:t xml:space="preserve">•	Written in class under test conditions. You work on your own and your teacher does not help you draft.</w:t>
-      </w:r>
-    </w:p>
-    <w:p>
-      <w:pPr>
-        <w:spacing w:after="80"/>
-        <w:ind w:left="400" w:hanging="220"/>
-      </w:pPr>
-      <w:r>
-        <w:rPr>
-          <w:rFonts w:ascii="Arial" w:cs="Arial" w:eastAsia="Arial" w:hAnsi="Arial"/>
-          <w:sz w:val="24"/>
-          <w:szCs w:val="24"/>
-        </w:rPr>
-        <w:t xml:space="preserve">•	On your desk: your copy of the novel, your own notes, and the analytical writing wall.</w:t>
-      </w:r>
-    </w:p>
-    <w:p>
-      <w:pPr>
-        <w:spacing w:after="80"/>
-        <w:ind w:left="400" w:hanging="220"/>
-      </w:pPr>
-      <w:r>
-        <w:rPr>
-          <w:rFonts w:ascii="Arial" w:cs="Arial" w:eastAsia="Arial" w:hAnsi="Arial"/>
-          <w:sz w:val="24"/>
-          <w:szCs w:val="24"/>
-        </w:rPr>
-        <w:t xml:space="preserve">•	The first paragraph is printed in the booklet. Read it before you start.</w:t>
-      </w:r>
-    </w:p>
-    <w:p>
-      <w:pPr>
-        <w:spacing w:after="80" w:before="220"/>
-      </w:pPr>
-      <w:r>
-        <w:rPr>
-          <w:rFonts w:ascii="Arial" w:cs="Arial" w:eastAsia="Arial" w:hAnsi="Arial"/>
-          <w:b/>
-          <w:bCs/>
-          <w:sz w:val="26"/>
-          <w:szCs w:val="26"/>
-        </w:rPr>
-        <w:t xml:space="preserve">You must:</w:t>
-      </w:r>
-    </w:p>
-    <w:p>
-      <w:pPr>
-        <w:spacing w:after="100"/>
-        <w:ind w:left="400" w:hanging="400"/>
+        <w:t xml:space="preserve">You can use this structure to help you:</w:t>
+      </w:r>
+    </w:p>
+    <w:p>
+      <w:pPr>
+        <w:spacing w:after="40"/>
       </w:pPr>
       <w:r>
         <w:rPr>
@@ -316,8 +155,41 @@
           <w:sz w:val="24"/>
           <w:szCs w:val="24"/>
         </w:rPr>
-        <w:t xml:space="preserve">1.	</w:t>
-      </w:r>
+        <w:t xml:space="preserve">Introduction</w:t>
+      </w:r>
+    </w:p>
+    <w:p>
+      <w:pPr>
+        <w:spacing w:after="80"/>
+        <w:ind w:left="400" w:hanging="220"/>
+      </w:pPr>
+      <w:r>
+        <w:rPr>
+          <w:rFonts w:ascii="Arial" w:cs="Arial" w:eastAsia="Arial" w:hAnsi="Arial"/>
+          <w:sz w:val="24"/>
+          <w:szCs w:val="24"/>
+        </w:rPr>
+        <w:t xml:space="preserve">•	The big idea sentence is written for you</w:t>
+      </w:r>
+    </w:p>
+    <w:p>
+      <w:pPr>
+        <w:spacing w:after="80"/>
+        <w:ind w:left="400" w:hanging="220"/>
+      </w:pPr>
+      <w:r>
+        <w:rPr>
+          <w:rFonts w:ascii="Arial" w:cs="Arial" w:eastAsia="Arial" w:hAnsi="Arial"/>
+          <w:sz w:val="24"/>
+          <w:szCs w:val="24"/>
+        </w:rPr>
+        <w:t xml:space="preserve">•	Add the ideas your paragraphs will be about</w:t>
+      </w:r>
+    </w:p>
+    <w:p>
+      <w:pPr>
+        <w:spacing w:after="40" w:before="80"/>
+      </w:pPr>
       <w:r>
         <w:rPr>
           <w:rFonts w:ascii="Arial" w:cs="Arial" w:eastAsia="Arial" w:hAnsi="Arial"/>
@@ -326,21 +198,68 @@
           <w:sz w:val="24"/>
           <w:szCs w:val="24"/>
         </w:rPr>
-        <w:t xml:space="preserve">Finish the introduction.</w:t>
-      </w:r>
+        <w:t xml:space="preserve">Body paragraphs</w:t>
+      </w:r>
+    </w:p>
+    <w:p>
+      <w:pPr>
+        <w:spacing w:after="80"/>
+        <w:ind w:left="400" w:hanging="220"/>
+      </w:pPr>
       <w:r>
         <w:rPr>
           <w:rFonts w:ascii="Arial" w:cs="Arial" w:eastAsia="Arial" w:hAnsi="Arial"/>
           <w:sz w:val="24"/>
           <w:szCs w:val="24"/>
         </w:rPr>
-        <w:t xml:space="preserve">  The first idea is written in. Add the two ideas your paragraphs will be about.</w:t>
-      </w:r>
-    </w:p>
-    <w:p>
-      <w:pPr>
-        <w:spacing w:after="100"/>
-        <w:ind w:left="400" w:hanging="400"/>
+        <w:t xml:space="preserve">•	Each paragraph is about one idea</w:t>
+      </w:r>
+    </w:p>
+    <w:p>
+      <w:pPr>
+        <w:spacing w:after="80"/>
+        <w:ind w:left="400" w:hanging="220"/>
+      </w:pPr>
+      <w:r>
+        <w:rPr>
+          <w:rFonts w:ascii="Arial" w:cs="Arial" w:eastAsia="Arial" w:hAnsi="Arial"/>
+          <w:sz w:val="24"/>
+          <w:szCs w:val="24"/>
+        </w:rPr>
+        <w:t xml:space="preserve">•	Use TEEL — topic sentence, evidence, explanation, link</w:t>
+      </w:r>
+    </w:p>
+    <w:p>
+      <w:pPr>
+        <w:spacing w:after="80"/>
+        <w:ind w:left="400" w:hanging="220"/>
+      </w:pPr>
+      <w:r>
+        <w:rPr>
+          <w:rFonts w:ascii="Arial" w:cs="Arial" w:eastAsia="Arial" w:hAnsi="Arial"/>
+          <w:sz w:val="24"/>
+          <w:szCs w:val="24"/>
+        </w:rPr>
+        <w:t xml:space="preserve">•	Put the quote inside a sentence of your own</w:t>
+      </w:r>
+    </w:p>
+    <w:p>
+      <w:pPr>
+        <w:spacing w:after="80"/>
+        <w:ind w:left="400" w:hanging="220"/>
+      </w:pPr>
+      <w:r>
+        <w:rPr>
+          <w:rFonts w:ascii="Arial" w:cs="Arial" w:eastAsia="Arial" w:hAnsi="Arial"/>
+          <w:sz w:val="24"/>
+          <w:szCs w:val="24"/>
+        </w:rPr>
+        <w:t xml:space="preserve">•	Explain what Fraillon’s writing does to the reader, not what happens in the story</w:t>
+      </w:r>
+    </w:p>
+    <w:p>
+      <w:pPr>
+        <w:spacing w:after="40" w:before="80"/>
       </w:pPr>
       <w:r>
         <w:rPr>
@@ -350,223 +269,21 @@
           <w:sz w:val="24"/>
           <w:szCs w:val="24"/>
         </w:rPr>
-        <w:t xml:space="preserve">2.	</w:t>
-      </w:r>
-      <w:r>
-        <w:rPr>
-          <w:rFonts w:ascii="Arial" w:cs="Arial" w:eastAsia="Arial" w:hAnsi="Arial"/>
-          <w:b/>
-          <w:bCs/>
+        <w:t xml:space="preserve">Conclusion</w:t>
+      </w:r>
+    </w:p>
+    <w:p>
+      <w:pPr>
+        <w:spacing w:after="80"/>
+        <w:ind w:left="400" w:hanging="220"/>
+      </w:pPr>
+      <w:r>
+        <w:rPr>
+          <w:rFonts w:ascii="Arial" w:cs="Arial" w:eastAsia="Arial" w:hAnsi="Arial"/>
           <w:sz w:val="24"/>
           <w:szCs w:val="24"/>
         </w:rPr>
-        <w:t xml:space="preserve">Write your paragraph.</w:t>
-      </w:r>
-      <w:r>
-        <w:rPr>
-          <w:rFonts w:ascii="Arial" w:cs="Arial" w:eastAsia="Arial" w:hAnsi="Arial"/>
-          <w:sz w:val="24"/>
-          <w:szCs w:val="24"/>
-        </w:rPr>
-        <w:t xml:space="preserve">  One idea. The model shows you the shape. Write a second paragraph if you get there.</w:t>
-      </w:r>
-    </w:p>
-    <w:p>
-      <w:pPr>
-        <w:spacing w:after="100"/>
-        <w:ind w:left="400" w:hanging="400"/>
-      </w:pPr>
-      <w:r>
-        <w:rPr>
-          <w:rFonts w:ascii="Arial" w:cs="Arial" w:eastAsia="Arial" w:hAnsi="Arial"/>
-          <w:b/>
-          <w:bCs/>
-          <w:sz w:val="24"/>
-          <w:szCs w:val="24"/>
-        </w:rPr>
-        <w:t xml:space="preserve">3.	</w:t>
-      </w:r>
-      <w:r>
-        <w:rPr>
-          <w:rFonts w:ascii="Arial" w:cs="Arial" w:eastAsia="Arial" w:hAnsi="Arial"/>
-          <w:b/>
-          <w:bCs/>
-          <w:sz w:val="24"/>
-          <w:szCs w:val="24"/>
-        </w:rPr>
-        <w:t xml:space="preserve">Use the TEEL structure.</w:t>
-      </w:r>
-      <w:r>
-        <w:rPr>
-          <w:rFonts w:ascii="Arial" w:cs="Arial" w:eastAsia="Arial" w:hAnsi="Arial"/>
-          <w:sz w:val="24"/>
-          <w:szCs w:val="24"/>
-        </w:rPr>
-        <w:t xml:space="preserve">  Topic sentence, evidence, explanation, link. Your last sentence must say more than your first one did.</w:t>
-      </w:r>
-    </w:p>
-    <w:p>
-      <w:pPr>
-        <w:spacing w:after="100"/>
-        <w:ind w:left="400" w:hanging="400"/>
-      </w:pPr>
-      <w:r>
-        <w:rPr>
-          <w:rFonts w:ascii="Arial" w:cs="Arial" w:eastAsia="Arial" w:hAnsi="Arial"/>
-          <w:b/>
-          <w:bCs/>
-          <w:sz w:val="24"/>
-          <w:szCs w:val="24"/>
-        </w:rPr>
-        <w:t xml:space="preserve">4.	</w:t>
-      </w:r>
-      <w:r>
-        <w:rPr>
-          <w:rFonts w:ascii="Arial" w:cs="Arial" w:eastAsia="Arial" w:hAnsi="Arial"/>
-          <w:b/>
-          <w:bCs/>
-          <w:sz w:val="24"/>
-          <w:szCs w:val="24"/>
-        </w:rPr>
-        <w:t xml:space="preserve">Embed your evidence.</w:t>
-      </w:r>
-      <w:r>
-        <w:rPr>
-          <w:rFonts w:ascii="Arial" w:cs="Arial" w:eastAsia="Arial" w:hAnsi="Arial"/>
-          <w:sz w:val="24"/>
-          <w:szCs w:val="24"/>
-        </w:rPr>
-        <w:t xml:space="preserve">  The quote goes inside a sentence of your own. Do not leave it sitting on its own line.</w:t>
-      </w:r>
-    </w:p>
-    <w:p>
-      <w:pPr>
-        <w:spacing w:after="100"/>
-        <w:ind w:left="400" w:hanging="400"/>
-      </w:pPr>
-      <w:r>
-        <w:rPr>
-          <w:rFonts w:ascii="Arial" w:cs="Arial" w:eastAsia="Arial" w:hAnsi="Arial"/>
-          <w:b/>
-          <w:bCs/>
-          <w:sz w:val="24"/>
-          <w:szCs w:val="24"/>
-        </w:rPr>
-        <w:t xml:space="preserve">5.	</w:t>
-      </w:r>
-      <w:r>
-        <w:rPr>
-          <w:rFonts w:ascii="Arial" w:cs="Arial" w:eastAsia="Arial" w:hAnsi="Arial"/>
-          <w:b/>
-          <w:bCs/>
-          <w:sz w:val="24"/>
-          <w:szCs w:val="24"/>
-        </w:rPr>
-        <w:t xml:space="preserve">Write about the writing, not the story.</w:t>
-      </w:r>
-      <w:r>
-        <w:rPr>
-          <w:rFonts w:ascii="Arial" w:cs="Arial" w:eastAsia="Arial" w:hAnsi="Arial"/>
-          <w:sz w:val="24"/>
-          <w:szCs w:val="24"/>
-        </w:rPr>
-        <w:t xml:space="preserve">  Your reader has read the novel. Explain what Fraillon’s writing does to them.</w:t>
-      </w:r>
-    </w:p>
-    <w:p>
-      <w:pPr>
-        <w:spacing w:after="100"/>
-        <w:ind w:left="400" w:hanging="400"/>
-      </w:pPr>
-      <w:r>
-        <w:rPr>
-          <w:rFonts w:ascii="Arial" w:cs="Arial" w:eastAsia="Arial" w:hAnsi="Arial"/>
-          <w:b/>
-          <w:bCs/>
-          <w:sz w:val="24"/>
-          <w:szCs w:val="24"/>
-        </w:rPr>
-        <w:t xml:space="preserve">6.	</w:t>
-      </w:r>
-      <w:r>
-        <w:rPr>
-          <w:rFonts w:ascii="Arial" w:cs="Arial" w:eastAsia="Arial" w:hAnsi="Arial"/>
-          <w:b/>
-          <w:bCs/>
-          <w:sz w:val="24"/>
-          <w:szCs w:val="24"/>
-        </w:rPr>
-        <w:t xml:space="preserve">Check your paragraph before you hand it in.</w:t>
-      </w:r>
-      <w:r>
-        <w:rPr>
-          <w:rFonts w:ascii="Arial" w:cs="Arial" w:eastAsia="Arial" w:hAnsi="Arial"/>
-          <w:sz w:val="24"/>
-          <w:szCs w:val="24"/>
-        </w:rPr>
-        <w:t xml:space="preserve">  Colour the parts: idea, evidence, analytical verb, effect. If a part is missing, write it in.</w:t>
-      </w:r>
-    </w:p>
-    <w:p>
-      <w:pPr>
-        <w:spacing w:after="100"/>
-        <w:ind w:left="400" w:hanging="400"/>
-      </w:pPr>
-      <w:r>
-        <w:rPr>
-          <w:rFonts w:ascii="Arial" w:cs="Arial" w:eastAsia="Arial" w:hAnsi="Arial"/>
-          <w:b/>
-          <w:bCs/>
-          <w:sz w:val="24"/>
-          <w:szCs w:val="24"/>
-        </w:rPr>
-        <w:t xml:space="preserve">7.	</w:t>
-      </w:r>
-      <w:r>
-        <w:rPr>
-          <w:rFonts w:ascii="Arial" w:cs="Arial" w:eastAsia="Arial" w:hAnsi="Arial"/>
-          <w:b/>
-          <w:bCs/>
-          <w:sz w:val="24"/>
-          <w:szCs w:val="24"/>
-        </w:rPr>
-        <w:t xml:space="preserve">Fill in the self assessment at the back.</w:t>
-      </w:r>
-      <w:r>
-        <w:rPr>
-          <w:rFonts w:ascii="Arial" w:cs="Arial" w:eastAsia="Arial" w:hAnsi="Arial"/>
-          <w:sz w:val="24"/>
-          <w:szCs w:val="24"/>
-        </w:rPr>
-        <w:t xml:space="preserve">  Tick a box in each row, and write the one thing you will do better next time.</w:t>
-      </w:r>
-    </w:p>
-    <w:p>
-      <w:pPr>
-        <w:spacing w:after="80"/>
-      </w:pPr>
-      <w:r>
-        <w:rPr>
-          <w:rFonts w:ascii="Arial" w:cs="Arial" w:eastAsia="Arial" w:hAnsi="Arial"/>
-          <w:sz w:val="24"/>
-          <w:szCs w:val="24"/>
-        </w:rPr>
-        <w:t xml:space="preserve"/>
-      </w:r>
-    </w:p>
-    <w:p>
-      <w:pPr>
-        <w:spacing w:after="120"/>
-      </w:pPr>
-      <w:r>
-        <w:rPr>
-          <w:rFonts w:ascii="Arial" w:cs="Arial" w:eastAsia="Arial" w:hAnsi="Arial"/>
-          <w:i/>
-          <w:iCs/>
-          <w:sz w:val="24"/>
-          <w:szCs w:val="24"/>
-        </w:rPr>
-        <w:t xml:space="preserve">Use the attached rubric to ensure that you are meeting the expected criteria.</w:t>
+        <w:t xml:space="preserve">•	Put your ideas back together — no new quotes</w:t>
       </w:r>
     </w:p>
     <w:p>
@@ -949,7 +666,7 @@
           <w:sz w:val="26"/>
           <w:szCs w:val="26"/>
         </w:rPr>
-        <w:t xml:space="preserve">Before you hand it in</w:t>
+        <w:t xml:space="preserve">Before you hand it in:</w:t>
       </w:r>
     </w:p>
     <w:p>
@@ -964,20 +681,6 @@
           <w:szCs w:val="24"/>
         </w:rPr>
         <w:t xml:space="preserve">•	Read your paragraphs out loud. Does every sentence say something about the idea?</w:t>
-      </w:r>
-    </w:p>
-    <w:p>
-      <w:pPr>
-        <w:spacing w:after="80"/>
-        <w:ind w:left="400" w:hanging="220"/>
-      </w:pPr>
-      <w:r>
-        <w:rPr>
-          <w:rFonts w:ascii="Arial" w:cs="Arial" w:eastAsia="Arial" w:hAnsi="Arial"/>
-          <w:sz w:val="24"/>
-          <w:szCs w:val="24"/>
-        </w:rPr>
-        <w:t xml:space="preserve">•	Colour the parts: idea, language feature, evidence, effect on the reader.</w:t>
       </w:r>
     </w:p>
     <w:p>
@@ -1016,7 +719,7 @@
           <w:sz w:val="28"/>
           <w:szCs w:val="28"/>
         </w:rPr>
-        <w:t xml:space="preserve">The Bone Sparrow — Analytical Paragraph Writing · Option A (folio)</w:t>
+        <w:t xml:space="preserve">The Bone Sparrow — Analytical Paragraph Writing (folio)</w:t>
       </w:r>
     </w:p>
     <w:p>
@@ -2056,7 +1759,7 @@
     </w:p>
     <w:p>
       <w:pPr>
-        <w:spacing w:after="60"/>
+        <w:spacing w:after="160"/>
       </w:pPr>
       <w:r>
         <w:rPr>
@@ -2066,23 +1769,7 @@
           <w:sz w:val="28"/>
           <w:szCs w:val="28"/>
         </w:rPr>
-        <w:t xml:space="preserve">The Bone Sparrow — Analytical Paragraph Writing · Option A (folio)</w:t>
-      </w:r>
-    </w:p>
-    <w:p>
-      <w:pPr>
-        <w:spacing w:after="160"/>
-      </w:pPr>
-      <w:r>
-        <w:rPr>
-          <w:rFonts w:ascii="Arial" w:cs="Arial" w:eastAsia="Arial" w:hAnsi="Arial"/>
-          <w:b/>
-          <w:bCs/>
-          <w:color w:val="595959"/>
-          <w:sz w:val="24"/>
-          <w:szCs w:val="24"/>
-        </w:rPr>
-        <w:t xml:space="preserve">RUBRIC · EAL</w:t>
+        <w:t xml:space="preserve">Rubric · EAL</w:t>
       </w:r>
       <w:r>
         <w:rPr>
@@ -2113,7 +1800,7 @@
     </w:p>
     <w:tbl>
       <w:tblPr>
-        <w:tblW w:type="dxa" w:w="15398"/>
+        <w:tblW w:type="dxa" w:w="10466"/>
         <w:tblBorders>
           <w:top w:val="single" w:color="808080" w:sz="6"/>
           <w:left w:val="single" w:color="808080" w:sz="6"/>
@@ -2125,10 +1812,9 @@
       </w:tblPr>
       <w:tblGrid>
         <w:gridCol w:w="3000"/>
-        <w:gridCol w:w="3099"/>
-        <w:gridCol w:w="3099"/>
-        <w:gridCol w:w="3099"/>
-        <w:gridCol w:w="3099"/>
+        <w:gridCol w:w="2488"/>
+        <w:gridCol w:w="2488"/>
+        <w:gridCol w:w="2488"/>
       </w:tblGrid>
       <w:tr>
         <w:trPr>
@@ -2163,7 +1849,7 @@
         </w:tc>
         <w:tc>
           <w:tcPr>
-            <w:tcW w:type="dxa" w:w="3099"/>
+            <w:tcW w:type="dxa" w:w="2488"/>
             <w:shd w:fill="D9D9D9" w:color="auto" w:val="clear"/>
             <w:tcMar>
               <w:top w:type="dxa" w:w="70"/>
@@ -2190,7 +1876,7 @@
         </w:tc>
         <w:tc>
           <w:tcPr>
-            <w:tcW w:type="dxa" w:w="3099"/>
+            <w:tcW w:type="dxa" w:w="2488"/>
             <w:shd w:fill="D9D9D9" w:color="auto" w:val="clear"/>
             <w:tcMar>
               <w:top w:type="dxa" w:w="70"/>
@@ -2217,7 +1903,7 @@
         </w:tc>
         <w:tc>
           <w:tcPr>
-            <w:tcW w:type="dxa" w:w="3099"/>
+            <w:tcW w:type="dxa" w:w="2488"/>
             <w:shd w:fill="D9D9D9" w:color="auto" w:val="clear"/>
             <w:tcMar>
               <w:top w:type="dxa" w:w="70"/>
@@ -2242,10 +1928,12 @@
             </w:r>
           </w:p>
         </w:tc>
-        <w:tc>
-          <w:tcPr>
-            <w:tcW w:type="dxa" w:w="3099"/>
-            <w:shd w:fill="D9D9D9" w:color="auto" w:val="clear"/>
+      </w:tr>
+      <w:tr>
+        <w:tc>
+          <w:tcPr>
+            <w:tcW w:type="dxa" w:w="3000"/>
+            <w:shd w:fill="D6EAFC" w:color="auto" w:val="clear"/>
             <w:tcMar>
               <w:top w:type="dxa" w:w="70"/>
               <w:left w:type="dxa" w:w="90"/>
@@ -2265,7 +1953,82 @@
                 <w:sz w:val="18"/>
                 <w:szCs w:val="18"/>
               </w:rPr>
-              <w:t xml:space="preserve">VCE 1</w:t>
+              <w:t xml:space="preserve">Ideas &amp; Themes</w:t>
+            </w:r>
+          </w:p>
+        </w:tc>
+        <w:tc>
+          <w:tcPr>
+            <w:tcW w:type="dxa" w:w="2488"/>
+            <w:shd w:fill="EAF4FD" w:color="auto" w:val="clear"/>
+            <w:tcMar>
+              <w:top w:type="dxa" w:w="70"/>
+              <w:left w:type="dxa" w:w="90"/>
+              <w:bottom w:type="dxa" w:w="70"/>
+              <w:right w:type="dxa" w:w="90"/>
+            </w:tcMar>
+          </w:tcPr>
+          <w:p>
+            <w:pPr>
+              <w:spacing w:after="0"/>
+            </w:pPr>
+            <w:r>
+              <w:rPr>
+                <w:rFonts w:ascii="Arial" w:cs="Arial" w:eastAsia="Arial" w:hAnsi="Arial"/>
+                <w:sz w:val="17"/>
+                <w:szCs w:val="17"/>
+              </w:rPr>
+              <w:t xml:space="preserve">Recognises what happens in the text. Retells key details with little interpretation.</w:t>
+            </w:r>
+          </w:p>
+        </w:tc>
+        <w:tc>
+          <w:tcPr>
+            <w:tcW w:type="dxa" w:w="2488"/>
+            <w:shd w:fill="EAF4FD" w:color="auto" w:val="clear"/>
+            <w:tcMar>
+              <w:top w:type="dxa" w:w="70"/>
+              <w:left w:type="dxa" w:w="90"/>
+              <w:bottom w:type="dxa" w:w="70"/>
+              <w:right w:type="dxa" w:w="90"/>
+            </w:tcMar>
+          </w:tcPr>
+          <w:p>
+            <w:pPr>
+              <w:spacing w:after="0"/>
+            </w:pPr>
+            <w:r>
+              <w:rPr>
+                <w:rFonts w:ascii="Arial" w:cs="Arial" w:eastAsia="Arial" w:hAnsi="Arial"/>
+                <w:sz w:val="17"/>
+                <w:szCs w:val="17"/>
+              </w:rPr>
+              <w:t xml:space="preserve">Explains basic feelings or ideas suggested by the text. Begins linking choices to simple themes.</w:t>
+            </w:r>
+          </w:p>
+        </w:tc>
+        <w:tc>
+          <w:tcPr>
+            <w:tcW w:type="dxa" w:w="2488"/>
+            <w:shd w:fill="EAF4FD" w:color="auto" w:val="clear"/>
+            <w:tcMar>
+              <w:top w:type="dxa" w:w="70"/>
+              <w:left w:type="dxa" w:w="90"/>
+              <w:bottom w:type="dxa" w:w="70"/>
+              <w:right w:type="dxa" w:w="90"/>
+            </w:tcMar>
+          </w:tcPr>
+          <w:p>
+            <w:pPr>
+              <w:spacing w:after="0"/>
+            </w:pPr>
+            <w:r>
+              <w:rPr>
+                <w:rFonts w:ascii="Arial" w:cs="Arial" w:eastAsia="Arial" w:hAnsi="Arial"/>
+                <w:sz w:val="17"/>
+                <w:szCs w:val="17"/>
+              </w:rPr>
+              <w:t xml:space="preserve">Connects specific language choices to themes or concepts. Explains what the creator might be saying.</w:t>
             </w:r>
           </w:p>
         </w:tc>
@@ -2274,7 +2037,7 @@
         <w:tc>
           <w:tcPr>
             <w:tcW w:type="dxa" w:w="3000"/>
-            <w:shd w:fill="D6EAFC" w:color="auto" w:val="clear"/>
+            <w:shd w:fill="FFF3B0" w:color="auto" w:val="clear"/>
             <w:tcMar>
               <w:top w:type="dxa" w:w="70"/>
               <w:left w:type="dxa" w:w="90"/>
@@ -2294,107 +2057,82 @@
                 <w:sz w:val="18"/>
                 <w:szCs w:val="18"/>
               </w:rPr>
-              <w:t xml:space="preserve">Ideas &amp; Themes</w:t>
-            </w:r>
-          </w:p>
-        </w:tc>
-        <w:tc>
-          <w:tcPr>
-            <w:tcW w:type="dxa" w:w="3099"/>
-            <w:shd w:fill="EAF4FD" w:color="auto" w:val="clear"/>
-            <w:tcMar>
-              <w:top w:type="dxa" w:w="70"/>
-              <w:left w:type="dxa" w:w="90"/>
-              <w:bottom w:type="dxa" w:w="70"/>
-              <w:right w:type="dxa" w:w="90"/>
-            </w:tcMar>
-          </w:tcPr>
-          <w:p>
-            <w:pPr>
-              <w:spacing w:after="0"/>
-            </w:pPr>
-            <w:r>
-              <w:rPr>
-                <w:rFonts w:ascii="Arial" w:cs="Arial" w:eastAsia="Arial" w:hAnsi="Arial"/>
-                <w:sz w:val="17"/>
-                <w:szCs w:val="17"/>
-              </w:rPr>
-              <w:t xml:space="preserve">Recognises what happens in the text. Retells key details with little interpretation.</w:t>
-            </w:r>
-          </w:p>
-        </w:tc>
-        <w:tc>
-          <w:tcPr>
-            <w:tcW w:type="dxa" w:w="3099"/>
-            <w:shd w:fill="EAF4FD" w:color="auto" w:val="clear"/>
-            <w:tcMar>
-              <w:top w:type="dxa" w:w="70"/>
-              <w:left w:type="dxa" w:w="90"/>
-              <w:bottom w:type="dxa" w:w="70"/>
-              <w:right w:type="dxa" w:w="90"/>
-            </w:tcMar>
-          </w:tcPr>
-          <w:p>
-            <w:pPr>
-              <w:spacing w:after="0"/>
-            </w:pPr>
-            <w:r>
-              <w:rPr>
-                <w:rFonts w:ascii="Arial" w:cs="Arial" w:eastAsia="Arial" w:hAnsi="Arial"/>
-                <w:sz w:val="17"/>
-                <w:szCs w:val="17"/>
-              </w:rPr>
-              <w:t xml:space="preserve">Explains basic feelings or ideas suggested by the text. Begins linking choices to simple themes.</w:t>
-            </w:r>
-          </w:p>
-        </w:tc>
-        <w:tc>
-          <w:tcPr>
-            <w:tcW w:type="dxa" w:w="3099"/>
-            <w:shd w:fill="EAF4FD" w:color="auto" w:val="clear"/>
-            <w:tcMar>
-              <w:top w:type="dxa" w:w="70"/>
-              <w:left w:type="dxa" w:w="90"/>
-              <w:bottom w:type="dxa" w:w="70"/>
-              <w:right w:type="dxa" w:w="90"/>
-            </w:tcMar>
-          </w:tcPr>
-          <w:p>
-            <w:pPr>
-              <w:spacing w:after="0"/>
-            </w:pPr>
-            <w:r>
-              <w:rPr>
-                <w:rFonts w:ascii="Arial" w:cs="Arial" w:eastAsia="Arial" w:hAnsi="Arial"/>
-                <w:sz w:val="17"/>
-                <w:szCs w:val="17"/>
-              </w:rPr>
-              <w:t xml:space="preserve">Connects specific language choices to themes or concepts. Explains what the creator might be saying.</w:t>
-            </w:r>
-          </w:p>
-        </w:tc>
-        <w:tc>
-          <w:tcPr>
-            <w:tcW w:type="dxa" w:w="3099"/>
-            <w:shd w:fill="EAF4FD" w:color="auto" w:val="clear"/>
-            <w:tcMar>
-              <w:top w:type="dxa" w:w="70"/>
-              <w:left w:type="dxa" w:w="90"/>
-              <w:bottom w:type="dxa" w:w="70"/>
-              <w:right w:type="dxa" w:w="90"/>
-            </w:tcMar>
-          </w:tcPr>
-          <w:p>
-            <w:pPr>
-              <w:spacing w:after="0"/>
-            </w:pPr>
-            <w:r>
-              <w:rPr>
-                <w:rFonts w:ascii="Arial" w:cs="Arial" w:eastAsia="Arial" w:hAnsi="Arial"/>
-                <w:sz w:val="17"/>
-                <w:szCs w:val="17"/>
-              </w:rPr>
-              <w:t xml:space="preserve">Analyses how choices express messages, values, or perspectives. Analyses the creator’s purpose in representing social or cultural issues.</w:t>
+              <w:t xml:space="preserve">Evidence &amp; Metalanguage</w:t>
+            </w:r>
+          </w:p>
+        </w:tc>
+        <w:tc>
+          <w:tcPr>
+            <w:tcW w:type="dxa" w:w="2488"/>
+            <w:shd w:fill="FFF9DC" w:color="auto" w:val="clear"/>
+            <w:tcMar>
+              <w:top w:type="dxa" w:w="70"/>
+              <w:left w:type="dxa" w:w="90"/>
+              <w:bottom w:type="dxa" w:w="70"/>
+              <w:right w:type="dxa" w:w="90"/>
+            </w:tcMar>
+          </w:tcPr>
+          <w:p>
+            <w:pPr>
+              <w:spacing w:after="0"/>
+            </w:pPr>
+            <w:r>
+              <w:rPr>
+                <w:rFonts w:ascii="Arial" w:cs="Arial" w:eastAsia="Arial" w:hAnsi="Arial"/>
+                <w:sz w:val="17"/>
+                <w:szCs w:val="17"/>
+              </w:rPr>
+              <w:t xml:space="preserve">Gives a simple quote or description from the text.</w:t>
+            </w:r>
+          </w:p>
+        </w:tc>
+        <w:tc>
+          <w:tcPr>
+            <w:tcW w:type="dxa" w:w="2488"/>
+            <w:shd w:fill="FFF9DC" w:color="auto" w:val="clear"/>
+            <w:tcMar>
+              <w:top w:type="dxa" w:w="70"/>
+              <w:left w:type="dxa" w:w="90"/>
+              <w:bottom w:type="dxa" w:w="70"/>
+              <w:right w:type="dxa" w:w="90"/>
+            </w:tcMar>
+          </w:tcPr>
+          <w:p>
+            <w:pPr>
+              <w:spacing w:after="0"/>
+            </w:pPr>
+            <w:r>
+              <w:rPr>
+                <w:rFonts w:ascii="Arial" w:cs="Arial" w:eastAsia="Arial" w:hAnsi="Arial"/>
+                <w:sz w:val="17"/>
+                <w:szCs w:val="17"/>
+              </w:rPr>
+              <w:t xml:space="preserve">Names a language feature and begins linking it to meaning.</w:t>
+            </w:r>
+          </w:p>
+        </w:tc>
+        <w:tc>
+          <w:tcPr>
+            <w:tcW w:type="dxa" w:w="2488"/>
+            <w:shd w:fill="FFF9DC" w:color="auto" w:val="clear"/>
+            <w:tcMar>
+              <w:top w:type="dxa" w:w="70"/>
+              <w:left w:type="dxa" w:w="90"/>
+              <w:bottom w:type="dxa" w:w="70"/>
+              <w:right w:type="dxa" w:w="90"/>
+            </w:tcMar>
+          </w:tcPr>
+          <w:p>
+            <w:pPr>
+              <w:spacing w:after="0"/>
+            </w:pPr>
+            <w:r>
+              <w:rPr>
+                <w:rFonts w:ascii="Arial" w:cs="Arial" w:eastAsia="Arial" w:hAnsi="Arial"/>
+                <w:sz w:val="17"/>
+                <w:szCs w:val="17"/>
+              </w:rPr>
+              <w:t xml:space="preserve">Uses terminology accurately with short, embedded evidence.</w:t>
             </w:r>
           </w:p>
         </w:tc>
@@ -2403,7 +2141,7 @@
         <w:tc>
           <w:tcPr>
             <w:tcW w:type="dxa" w:w="3000"/>
-            <w:shd w:fill="FFF3B0" w:color="auto" w:val="clear"/>
+            <w:shd w:fill="F1EDE3" w:color="auto" w:val="clear"/>
             <w:tcMar>
               <w:top w:type="dxa" w:w="70"/>
               <w:left w:type="dxa" w:w="90"/>
@@ -2423,107 +2161,82 @@
                 <w:sz w:val="18"/>
                 <w:szCs w:val="18"/>
               </w:rPr>
-              <w:t xml:space="preserve">Evidence &amp; Metalanguage</w:t>
-            </w:r>
-          </w:p>
-        </w:tc>
-        <w:tc>
-          <w:tcPr>
-            <w:tcW w:type="dxa" w:w="3099"/>
-            <w:shd w:fill="FFF9DC" w:color="auto" w:val="clear"/>
-            <w:tcMar>
-              <w:top w:type="dxa" w:w="70"/>
-              <w:left w:type="dxa" w:w="90"/>
-              <w:bottom w:type="dxa" w:w="70"/>
-              <w:right w:type="dxa" w:w="90"/>
-            </w:tcMar>
-          </w:tcPr>
-          <w:p>
-            <w:pPr>
-              <w:spacing w:after="0"/>
-            </w:pPr>
-            <w:r>
-              <w:rPr>
-                <w:rFonts w:ascii="Arial" w:cs="Arial" w:eastAsia="Arial" w:hAnsi="Arial"/>
-                <w:sz w:val="17"/>
-                <w:szCs w:val="17"/>
-              </w:rPr>
-              <w:t xml:space="preserve">Gives a simple quote or description from the text.</w:t>
-            </w:r>
-          </w:p>
-        </w:tc>
-        <w:tc>
-          <w:tcPr>
-            <w:tcW w:type="dxa" w:w="3099"/>
-            <w:shd w:fill="FFF9DC" w:color="auto" w:val="clear"/>
-            <w:tcMar>
-              <w:top w:type="dxa" w:w="70"/>
-              <w:left w:type="dxa" w:w="90"/>
-              <w:bottom w:type="dxa" w:w="70"/>
-              <w:right w:type="dxa" w:w="90"/>
-            </w:tcMar>
-          </w:tcPr>
-          <w:p>
-            <w:pPr>
-              <w:spacing w:after="0"/>
-            </w:pPr>
-            <w:r>
-              <w:rPr>
-                <w:rFonts w:ascii="Arial" w:cs="Arial" w:eastAsia="Arial" w:hAnsi="Arial"/>
-                <w:sz w:val="17"/>
-                <w:szCs w:val="17"/>
-              </w:rPr>
-              <w:t xml:space="preserve">Names a language feature and begins linking it to meaning.</w:t>
-            </w:r>
-          </w:p>
-        </w:tc>
-        <w:tc>
-          <w:tcPr>
-            <w:tcW w:type="dxa" w:w="3099"/>
-            <w:shd w:fill="FFF9DC" w:color="auto" w:val="clear"/>
-            <w:tcMar>
-              <w:top w:type="dxa" w:w="70"/>
-              <w:left w:type="dxa" w:w="90"/>
-              <w:bottom w:type="dxa" w:w="70"/>
-              <w:right w:type="dxa" w:w="90"/>
-            </w:tcMar>
-          </w:tcPr>
-          <w:p>
-            <w:pPr>
-              <w:spacing w:after="0"/>
-            </w:pPr>
-            <w:r>
-              <w:rPr>
-                <w:rFonts w:ascii="Arial" w:cs="Arial" w:eastAsia="Arial" w:hAnsi="Arial"/>
-                <w:sz w:val="17"/>
-                <w:szCs w:val="17"/>
-              </w:rPr>
-              <w:t xml:space="preserve">Uses terminology accurately with short, embedded evidence.</w:t>
-            </w:r>
-          </w:p>
-        </w:tc>
-        <w:tc>
-          <w:tcPr>
-            <w:tcW w:type="dxa" w:w="3099"/>
-            <w:shd w:fill="FFF9DC" w:color="auto" w:val="clear"/>
-            <w:tcMar>
-              <w:top w:type="dxa" w:w="70"/>
-              <w:left w:type="dxa" w:w="90"/>
-              <w:bottom w:type="dxa" w:w="70"/>
-              <w:right w:type="dxa" w:w="90"/>
-            </w:tcMar>
-          </w:tcPr>
-          <w:p>
-            <w:pPr>
-              <w:spacing w:after="0"/>
-            </w:pPr>
-            <w:r>
-              <w:rPr>
-                <w:rFonts w:ascii="Arial" w:cs="Arial" w:eastAsia="Arial" w:hAnsi="Arial"/>
-                <w:sz w:val="17"/>
-                <w:szCs w:val="17"/>
-              </w:rPr>
-              <w:t xml:space="preserve">Integrates evidence and metalanguage fluently to build interpretation.</w:t>
+              <w:t xml:space="preserve">Language &amp; Structure</w:t>
+            </w:r>
+          </w:p>
+        </w:tc>
+        <w:tc>
+          <w:tcPr>
+            <w:tcW w:type="dxa" w:w="2488"/>
+            <w:shd w:fill="FFFFFF" w:color="auto" w:val="clear"/>
+            <w:tcMar>
+              <w:top w:type="dxa" w:w="70"/>
+              <w:left w:type="dxa" w:w="90"/>
+              <w:bottom w:type="dxa" w:w="70"/>
+              <w:right w:type="dxa" w:w="90"/>
+            </w:tcMar>
+          </w:tcPr>
+          <w:p>
+            <w:pPr>
+              <w:spacing w:after="0"/>
+            </w:pPr>
+            <w:r>
+              <w:rPr>
+                <w:rFonts w:ascii="Arial" w:cs="Arial" w:eastAsia="Arial" w:hAnsi="Arial"/>
+                <w:sz w:val="17"/>
+                <w:szCs w:val="17"/>
+              </w:rPr>
+              <w:t xml:space="preserve">Writes short, simple sentences using mostly literal verbs (“shows”, “uses”).</w:t>
+            </w:r>
+          </w:p>
+        </w:tc>
+        <w:tc>
+          <w:tcPr>
+            <w:tcW w:type="dxa" w:w="2488"/>
+            <w:shd w:fill="FFFFFF" w:color="auto" w:val="clear"/>
+            <w:tcMar>
+              <w:top w:type="dxa" w:w="70"/>
+              <w:left w:type="dxa" w:w="90"/>
+              <w:bottom w:type="dxa" w:w="70"/>
+              <w:right w:type="dxa" w:w="90"/>
+            </w:tcMar>
+          </w:tcPr>
+          <w:p>
+            <w:pPr>
+              <w:spacing w:after="0"/>
+            </w:pPr>
+            <w:r>
+              <w:rPr>
+                <w:rFonts w:ascii="Arial" w:cs="Arial" w:eastAsia="Arial" w:hAnsi="Arial"/>
+                <w:sz w:val="17"/>
+                <w:szCs w:val="17"/>
+              </w:rPr>
+              <w:t xml:space="preserve">Expands sentences with connectives such as because, so, or to. Uses basic evaluative words.</w:t>
+            </w:r>
+          </w:p>
+        </w:tc>
+        <w:tc>
+          <w:tcPr>
+            <w:tcW w:type="dxa" w:w="2488"/>
+            <w:shd w:fill="FFFFFF" w:color="auto" w:val="clear"/>
+            <w:tcMar>
+              <w:top w:type="dxa" w:w="70"/>
+              <w:left w:type="dxa" w:w="90"/>
+              <w:bottom w:type="dxa" w:w="70"/>
+              <w:right w:type="dxa" w:w="90"/>
+            </w:tcMar>
+          </w:tcPr>
+          <w:p>
+            <w:pPr>
+              <w:spacing w:after="0"/>
+            </w:pPr>
+            <w:r>
+              <w:rPr>
+                <w:rFonts w:ascii="Arial" w:cs="Arial" w:eastAsia="Arial" w:hAnsi="Arial"/>
+                <w:sz w:val="17"/>
+                <w:szCs w:val="17"/>
+              </w:rPr>
+              <w:t xml:space="preserve">Uses more complex sentences and analytical verbs (“suggests”, “highlights”).</w:t>
             </w:r>
           </w:p>
         </w:tc>
@@ -2532,7 +2245,7 @@
         <w:tc>
           <w:tcPr>
             <w:tcW w:type="dxa" w:w="3000"/>
-            <w:shd w:fill="F1EDE3" w:color="auto" w:val="clear"/>
+            <w:shd w:fill="DFF0E2" w:color="auto" w:val="clear"/>
             <w:tcMar>
               <w:top w:type="dxa" w:w="70"/>
               <w:left w:type="dxa" w:w="90"/>
@@ -2552,142 +2265,13 @@
                 <w:sz w:val="18"/>
                 <w:szCs w:val="18"/>
               </w:rPr>
-              <w:t xml:space="preserve">Language &amp; Structure</w:t>
-            </w:r>
-          </w:p>
-        </w:tc>
-        <w:tc>
-          <w:tcPr>
-            <w:tcW w:type="dxa" w:w="3099"/>
-            <w:shd w:fill="FFFFFF" w:color="auto" w:val="clear"/>
-            <w:tcMar>
-              <w:top w:type="dxa" w:w="70"/>
-              <w:left w:type="dxa" w:w="90"/>
-              <w:bottom w:type="dxa" w:w="70"/>
-              <w:right w:type="dxa" w:w="90"/>
-            </w:tcMar>
-          </w:tcPr>
-          <w:p>
-            <w:pPr>
-              <w:spacing w:after="0"/>
-            </w:pPr>
-            <w:r>
-              <w:rPr>
-                <w:rFonts w:ascii="Arial" w:cs="Arial" w:eastAsia="Arial" w:hAnsi="Arial"/>
-                <w:sz w:val="17"/>
-                <w:szCs w:val="17"/>
-              </w:rPr>
-              <w:t xml:space="preserve">Writes short, simple sentences using mostly literal verbs (“shows”, “uses”).</w:t>
-            </w:r>
-          </w:p>
-        </w:tc>
-        <w:tc>
-          <w:tcPr>
-            <w:tcW w:type="dxa" w:w="3099"/>
-            <w:shd w:fill="FFFFFF" w:color="auto" w:val="clear"/>
-            <w:tcMar>
-              <w:top w:type="dxa" w:w="70"/>
-              <w:left w:type="dxa" w:w="90"/>
-              <w:bottom w:type="dxa" w:w="70"/>
-              <w:right w:type="dxa" w:w="90"/>
-            </w:tcMar>
-          </w:tcPr>
-          <w:p>
-            <w:pPr>
-              <w:spacing w:after="0"/>
-            </w:pPr>
-            <w:r>
-              <w:rPr>
-                <w:rFonts w:ascii="Arial" w:cs="Arial" w:eastAsia="Arial" w:hAnsi="Arial"/>
-                <w:sz w:val="17"/>
-                <w:szCs w:val="17"/>
-              </w:rPr>
-              <w:t xml:space="preserve">Expands sentences with connectives such as because, so, or to. Uses basic evaluative words.</w:t>
-            </w:r>
-          </w:p>
-        </w:tc>
-        <w:tc>
-          <w:tcPr>
-            <w:tcW w:type="dxa" w:w="3099"/>
-            <w:shd w:fill="FFFFFF" w:color="auto" w:val="clear"/>
-            <w:tcMar>
-              <w:top w:type="dxa" w:w="70"/>
-              <w:left w:type="dxa" w:w="90"/>
-              <w:bottom w:type="dxa" w:w="70"/>
-              <w:right w:type="dxa" w:w="90"/>
-            </w:tcMar>
-          </w:tcPr>
-          <w:p>
-            <w:pPr>
-              <w:spacing w:after="0"/>
-            </w:pPr>
-            <w:r>
-              <w:rPr>
-                <w:rFonts w:ascii="Arial" w:cs="Arial" w:eastAsia="Arial" w:hAnsi="Arial"/>
-                <w:sz w:val="17"/>
-                <w:szCs w:val="17"/>
-              </w:rPr>
-              <w:t xml:space="preserve">Uses more complex sentences and analytical verbs (“suggests”, “highlights”).</w:t>
-            </w:r>
-          </w:p>
-        </w:tc>
-        <w:tc>
-          <w:tcPr>
-            <w:tcW w:type="dxa" w:w="3099"/>
-            <w:shd w:fill="FFFFFF" w:color="auto" w:val="clear"/>
-            <w:tcMar>
-              <w:top w:type="dxa" w:w="70"/>
-              <w:left w:type="dxa" w:w="90"/>
-              <w:bottom w:type="dxa" w:w="70"/>
-              <w:right w:type="dxa" w:w="90"/>
-            </w:tcMar>
-          </w:tcPr>
-          <w:p>
-            <w:pPr>
-              <w:spacing w:after="0"/>
-            </w:pPr>
-            <w:r>
-              <w:rPr>
-                <w:rFonts w:ascii="Arial" w:cs="Arial" w:eastAsia="Arial" w:hAnsi="Arial"/>
-                <w:sz w:val="17"/>
-                <w:szCs w:val="17"/>
-              </w:rPr>
-              <w:t xml:space="preserve">Writes fluently in a cohesive formal style, varying sentence structures to show cause, effect, and interpretation.</w:t>
-            </w:r>
-          </w:p>
-        </w:tc>
-      </w:tr>
-      <w:tr>
-        <w:tc>
-          <w:tcPr>
-            <w:tcW w:type="dxa" w:w="3000"/>
-            <w:shd w:fill="DFF0E2" w:color="auto" w:val="clear"/>
-            <w:tcMar>
-              <w:top w:type="dxa" w:w="70"/>
-              <w:left w:type="dxa" w:w="90"/>
-              <w:bottom w:type="dxa" w:w="70"/>
-              <w:right w:type="dxa" w:w="90"/>
-            </w:tcMar>
-          </w:tcPr>
-          <w:p>
-            <w:pPr>
-              <w:spacing w:after="0"/>
-            </w:pPr>
-            <w:r>
-              <w:rPr>
-                <w:rFonts w:ascii="Arial" w:cs="Arial" w:eastAsia="Arial" w:hAnsi="Arial"/>
-                <w:b/>
-                <w:bCs/>
-                <w:sz w:val="18"/>
-                <w:szCs w:val="18"/>
-              </w:rPr>
               <w:t xml:space="preserve">Purpose &amp; Interpretation</w:t>
             </w:r>
           </w:p>
         </w:tc>
         <w:tc>
           <w:tcPr>
-            <w:tcW w:type="dxa" w:w="3099"/>
+            <w:tcW w:type="dxa" w:w="2488"/>
             <w:shd w:fill="EFF7F0" w:color="auto" w:val="clear"/>
             <w:tcMar>
               <w:top w:type="dxa" w:w="70"/>
@@ -2712,7 +2296,7 @@
         </w:tc>
         <w:tc>
           <w:tcPr>
-            <w:tcW w:type="dxa" w:w="3099"/>
+            <w:tcW w:type="dxa" w:w="2488"/>
             <w:shd w:fill="EFF7F0" w:color="auto" w:val="clear"/>
             <w:tcMar>
               <w:top w:type="dxa" w:w="70"/>
@@ -2737,7 +2321,7 @@
         </w:tc>
         <w:tc>
           <w:tcPr>
-            <w:tcW w:type="dxa" w:w="3099"/>
+            <w:tcW w:type="dxa" w:w="2488"/>
             <w:shd w:fill="EFF7F0" w:color="auto" w:val="clear"/>
             <w:tcMar>
               <w:top w:type="dxa" w:w="70"/>
@@ -2757,31 +2341,6 @@
                 <w:szCs w:val="17"/>
               </w:rPr>
               <w:t xml:space="preserve">Makes inferences about the creator’s intent or perspective.</w:t>
-            </w:r>
-          </w:p>
-        </w:tc>
-        <w:tc>
-          <w:tcPr>
-            <w:tcW w:type="dxa" w:w="3099"/>
-            <w:shd w:fill="EFF7F0" w:color="auto" w:val="clear"/>
-            <w:tcMar>
-              <w:top w:type="dxa" w:w="70"/>
-              <w:left w:type="dxa" w:w="90"/>
-              <w:bottom w:type="dxa" w:w="70"/>
-              <w:right w:type="dxa" w:w="90"/>
-            </w:tcMar>
-          </w:tcPr>
-          <w:p>
-            <w:pPr>
-              <w:spacing w:after="0"/>
-            </w:pPr>
-            <w:r>
-              <w:rPr>
-                <w:rFonts w:ascii="Arial" w:cs="Arial" w:eastAsia="Arial" w:hAnsi="Arial"/>
-                <w:sz w:val="17"/>
-                <w:szCs w:val="17"/>
-              </w:rPr>
-              <w:t xml:space="preserve">Discusses deeper social, moral, or ethical ideas, linking choices to broader context.</w:t>
             </w:r>
           </w:p>
         </w:tc>
@@ -2789,26 +2348,16 @@
     </w:tbl>
     <w:p>
       <w:pPr>
-        <w:spacing w:before="140"/>
-      </w:pPr>
-      <w:r>
-        <w:rPr>
-          <w:rFonts w:ascii="Arial" w:cs="Arial" w:eastAsia="Arial" w:hAnsi="Arial"/>
-          <w:sz w:val="18"/>
-          <w:szCs w:val="18"/>
-        </w:rPr>
-        <w:t xml:space="preserve">For students on the EAL pathway, in place of the continuum rubric. </w:t>
-      </w:r>
-      <w:r>
-        <w:rPr>
-          <w:rFonts w:ascii="Arial" w:cs="Arial" w:eastAsia="Arial" w:hAnsi="Arial"/>
-          <w:i/>
-          <w:iCs/>
+        <w:spacing w:before="120"/>
+      </w:pPr>
+      <w:r>
+        <w:rPr>
+          <w:rFonts w:ascii="Arial" w:cs="Arial" w:eastAsia="Arial" w:hAnsi="Arial"/>
           <w:color w:val="595959"/>
           <w:sz w:val="18"/>
           <w:szCs w:val="18"/>
         </w:rPr>
-        <w:t xml:space="preserve">The EAL analytical writing rubric, with its film wording taken out.</w:t>
+        <w:t xml:space="preserve">For students on the EAL pathway, in place of the continuum rubric.</w:t>
       </w:r>
     </w:p>
     <w:p>
@@ -2837,7 +2386,7 @@
           <w:sz w:val="20"/>
           <w:szCs w:val="20"/>
         </w:rPr>
-        <w:t xml:space="preserve">______________________________________________________________________________________________________________________________________________________</w:t>
+        <w:t xml:space="preserve">________________________________________________________________________________________________</w:t>
       </w:r>
     </w:p>
     <w:p>
@@ -2851,11 +2400,11 @@
           <w:sz w:val="20"/>
           <w:szCs w:val="20"/>
         </w:rPr>
-        <w:t xml:space="preserve">______________________________________________________________________________________________________________________________________________________</w:t>
+        <w:t xml:space="preserve">________________________________________________________________________________________________</w:t>
       </w:r>
     </w:p>
     <w:sectPr>
-      <w:pgSz w:w="16838" w:h="11906" w:orient="landscape"/>
+      <w:pgSz w:w="11906" w:h="16838" w:orient="portrait"/>
       <w:pgMar w:top="720" w:right="720" w:bottom="720" w:left="720" w:header="708" w:footer="708" w:gutter="0"/>
       <w:pgNumType/>
       <w:docGrid w:linePitch="360"/>

--- a/BoneSparrow-assessment-folio.docx
+++ b/BoneSparrow-assessment-folio.docx
@@ -777,12 +777,13 @@
         </w:tblBorders>
       </w:tblPr>
       <w:tblGrid>
-        <w:gridCol w:w="3000"/>
-        <w:gridCol w:w="2479"/>
-        <w:gridCol w:w="2479"/>
-        <w:gridCol w:w="2479"/>
-        <w:gridCol w:w="2479"/>
-        <w:gridCol w:w="2479"/>
+        <w:gridCol w:w="2400"/>
+        <w:gridCol w:w="2166"/>
+        <w:gridCol w:w="2166"/>
+        <w:gridCol w:w="2166"/>
+        <w:gridCol w:w="2166"/>
+        <w:gridCol w:w="2166"/>
+        <w:gridCol w:w="2166"/>
       </w:tblGrid>
       <w:tr>
         <w:trPr>
@@ -790,7 +791,7 @@
         </w:trPr>
         <w:tc>
           <w:tcPr>
-            <w:tcW w:type="dxa" w:w="3000"/>
+            <w:tcW w:type="dxa" w:w="2400"/>
             <w:shd w:fill="D9D9D9" w:color="auto" w:val="clear"/>
             <w:tcMar>
               <w:top w:type="dxa" w:w="70"/>
@@ -811,13 +812,13 @@
                 <w:sz w:val="18"/>
                 <w:szCs w:val="18"/>
               </w:rPr>
-              <w:t xml:space="preserve">Criteria</w:t>
-            </w:r>
-          </w:p>
-        </w:tc>
-        <w:tc>
-          <w:tcPr>
-            <w:tcW w:type="dxa" w:w="2479"/>
+              <w:t xml:space="preserve"/>
+            </w:r>
+          </w:p>
+        </w:tc>
+        <w:tc>
+          <w:tcPr>
+            <w:tcW w:type="dxa" w:w="2166"/>
             <w:shd w:fill="D9D9D9" w:color="auto" w:val="clear"/>
             <w:tcMar>
               <w:top w:type="dxa" w:w="70"/>
@@ -835,16 +836,18 @@
                 <w:rFonts w:ascii="Arial" w:cs="Arial" w:eastAsia="Arial" w:hAnsi="Arial"/>
                 <w:b/>
                 <w:bCs/>
+                <w:i/>
+                <w:iCs/>
                 <w:sz w:val="18"/>
                 <w:szCs w:val="18"/>
               </w:rPr>
-              <w:t xml:space="preserve">Level 5</w:t>
-            </w:r>
-          </w:p>
-        </w:tc>
-        <w:tc>
-          <w:tcPr>
-            <w:tcW w:type="dxa" w:w="2479"/>
+              <w:t xml:space="preserve">Needs support</w:t>
+            </w:r>
+          </w:p>
+        </w:tc>
+        <w:tc>
+          <w:tcPr>
+            <w:tcW w:type="dxa" w:w="2166"/>
             <w:shd w:fill="D9D9D9" w:color="auto" w:val="clear"/>
             <w:tcMar>
               <w:top w:type="dxa" w:w="70"/>
@@ -862,17 +865,19 @@
                 <w:rFonts w:ascii="Arial" w:cs="Arial" w:eastAsia="Arial" w:hAnsi="Arial"/>
                 <w:b/>
                 <w:bCs/>
+                <w:i w:val="false"/>
+                <w:iCs w:val="false"/>
                 <w:sz w:val="18"/>
                 <w:szCs w:val="18"/>
               </w:rPr>
-              <w:t xml:space="preserve">Level 6</w:t>
-            </w:r>
-          </w:p>
-        </w:tc>
-        <w:tc>
-          <w:tcPr>
-            <w:tcW w:type="dxa" w:w="2479"/>
-            <w:shd w:fill="E7E6E6" w:color="auto" w:val="clear"/>
+              <w:t xml:space="preserve">5</w:t>
+            </w:r>
+          </w:p>
+        </w:tc>
+        <w:tc>
+          <w:tcPr>
+            <w:tcW w:type="dxa" w:w="2166"/>
+            <w:shd w:fill="D9D9D9" w:color="auto" w:val="clear"/>
             <w:tcMar>
               <w:top w:type="dxa" w:w="70"/>
               <w:left w:type="dxa" w:w="90"/>
@@ -889,17 +894,19 @@
                 <w:rFonts w:ascii="Arial" w:cs="Arial" w:eastAsia="Arial" w:hAnsi="Arial"/>
                 <w:b/>
                 <w:bCs/>
+                <w:i w:val="false"/>
+                <w:iCs w:val="false"/>
                 <w:sz w:val="18"/>
                 <w:szCs w:val="18"/>
               </w:rPr>
-              <w:t xml:space="preserve">Level 7</w:t>
-            </w:r>
-          </w:p>
-        </w:tc>
-        <w:tc>
-          <w:tcPr>
-            <w:tcW w:type="dxa" w:w="2479"/>
-            <w:shd w:fill="D9D9D9" w:color="auto" w:val="clear"/>
+              <w:t xml:space="preserve">6</w:t>
+            </w:r>
+          </w:p>
+        </w:tc>
+        <w:tc>
+          <w:tcPr>
+            <w:tcW w:type="dxa" w:w="2166"/>
+            <w:shd w:fill="E7E6E6" w:color="auto" w:val="clear"/>
             <w:tcMar>
               <w:top w:type="dxa" w:w="70"/>
               <w:left w:type="dxa" w:w="90"/>
@@ -916,16 +923,18 @@
                 <w:rFonts w:ascii="Arial" w:cs="Arial" w:eastAsia="Arial" w:hAnsi="Arial"/>
                 <w:b/>
                 <w:bCs/>
+                <w:i w:val="false"/>
+                <w:iCs w:val="false"/>
                 <w:sz w:val="18"/>
                 <w:szCs w:val="18"/>
               </w:rPr>
-              <w:t xml:space="preserve">Level 8</w:t>
-            </w:r>
-          </w:p>
-        </w:tc>
-        <w:tc>
-          <w:tcPr>
-            <w:tcW w:type="dxa" w:w="2479"/>
+              <w:t xml:space="preserve">7</w:t>
+            </w:r>
+          </w:p>
+        </w:tc>
+        <w:tc>
+          <w:tcPr>
+            <w:tcW w:type="dxa" w:w="2166"/>
             <w:shd w:fill="D9D9D9" w:color="auto" w:val="clear"/>
             <w:tcMar>
               <w:top w:type="dxa" w:w="70"/>
@@ -943,10 +952,41 @@
                 <w:rFonts w:ascii="Arial" w:cs="Arial" w:eastAsia="Arial" w:hAnsi="Arial"/>
                 <w:b/>
                 <w:bCs/>
+                <w:i w:val="false"/>
+                <w:iCs w:val="false"/>
                 <w:sz w:val="18"/>
                 <w:szCs w:val="18"/>
               </w:rPr>
-              <w:t xml:space="preserve">Level 9</w:t>
+              <w:t xml:space="preserve">8</w:t>
+            </w:r>
+          </w:p>
+        </w:tc>
+        <w:tc>
+          <w:tcPr>
+            <w:tcW w:type="dxa" w:w="2166"/>
+            <w:shd w:fill="D9D9D9" w:color="auto" w:val="clear"/>
+            <w:tcMar>
+              <w:top w:type="dxa" w:w="70"/>
+              <w:left w:type="dxa" w:w="90"/>
+              <w:bottom w:type="dxa" w:w="70"/>
+              <w:right w:type="dxa" w:w="90"/>
+            </w:tcMar>
+          </w:tcPr>
+          <w:p>
+            <w:pPr>
+              <w:spacing w:after="0"/>
+            </w:pPr>
+            <w:r>
+              <w:rPr>
+                <w:rFonts w:ascii="Arial" w:cs="Arial" w:eastAsia="Arial" w:hAnsi="Arial"/>
+                <w:b/>
+                <w:bCs/>
+                <w:i w:val="false"/>
+                <w:iCs w:val="false"/>
+                <w:sz w:val="18"/>
+                <w:szCs w:val="18"/>
+              </w:rPr>
+              <w:t xml:space="preserve">9</w:t>
             </w:r>
           </w:p>
         </w:tc>
@@ -954,7 +994,7 @@
       <w:tr>
         <w:tc>
           <w:tcPr>
-            <w:tcW w:type="dxa" w:w="3000"/>
+            <w:tcW w:type="dxa" w:w="2400"/>
             <w:shd w:fill="D6EAFC" w:color="auto" w:val="clear"/>
             <w:tcMar>
               <w:top w:type="dxa" w:w="70"/>
@@ -972,44 +1012,97 @@
                 <w:rFonts w:ascii="Arial" w:cs="Arial" w:eastAsia="Arial" w:hAnsi="Arial"/>
                 <w:b/>
                 <w:bCs/>
-                <w:sz w:val="18"/>
-                <w:szCs w:val="18"/>
-              </w:rPr>
-              <w:t xml:space="preserve">Interpreting texts</w:t>
-            </w:r>
-          </w:p>
-          <w:p>
-            <w:pPr>
-              <w:spacing w:after="0"/>
-            </w:pPr>
-            <w:r>
-              <w:rPr>
-                <w:rFonts w:ascii="Arial" w:cs="Arial" w:eastAsia="Arial" w:hAnsi="Arial"/>
-                <w:color w:val="595959"/>
-                <w:sz w:val="16"/>
-                <w:szCs w:val="16"/>
-              </w:rPr>
-              <w:t xml:space="preserve">the idea about the novel</w:t>
-            </w:r>
-          </w:p>
-          <w:p>
-            <w:pPr>
-              <w:spacing w:after="0"/>
-            </w:pPr>
-            <w:r>
-              <w:rPr>
-                <w:rFonts w:ascii="Arial" w:cs="Arial" w:eastAsia="Arial" w:hAnsi="Arial"/>
-                <w:color w:val="808080"/>
-                <w:sz w:val="14"/>
-                <w:szCs w:val="14"/>
-              </w:rPr>
-              <w:t xml:space="preserve">Reading and Viewing</w:t>
-            </w:r>
-          </w:p>
-        </w:tc>
-        <w:tc>
-          <w:tcPr>
-            <w:tcW w:type="dxa" w:w="2479"/>
+                <w:sz w:val="19"/>
+                <w:szCs w:val="19"/>
+              </w:rPr>
+              <w:t xml:space="preserve">Ideas</w:t>
+            </w:r>
+          </w:p>
+        </w:tc>
+        <w:tc>
+          <w:tcPr>
+            <w:tcW w:type="dxa" w:w="2166"/>
+            <w:shd w:fill="FFFFFF" w:color="auto" w:val="clear"/>
+            <w:tcMar>
+              <w:top w:type="dxa" w:w="70"/>
+              <w:left w:type="dxa" w:w="90"/>
+              <w:bottom w:type="dxa" w:w="70"/>
+              <w:right w:type="dxa" w:w="90"/>
+            </w:tcMar>
+          </w:tcPr>
+          <w:p>
+            <w:pPr>
+              <w:spacing w:after="0"/>
+            </w:pPr>
+            <w:r>
+              <w:rPr>
+                <w:rFonts w:ascii="Arial" w:cs="Arial" w:eastAsia="Arial" w:hAnsi="Arial"/>
+                <w:i/>
+                <w:iCs/>
+                <w:sz w:val="17"/>
+                <w:szCs w:val="17"/>
+              </w:rPr>
+              <w:t xml:space="preserve">I need support to identify and explain ideas and issues within the text</w:t>
+            </w:r>
+          </w:p>
+        </w:tc>
+        <w:tc>
+          <w:tcPr>
+            <w:tcW w:type="dxa" w:w="2166"/>
+            <w:shd w:fill="FFFFFF" w:color="auto" w:val="clear"/>
+            <w:tcMar>
+              <w:top w:type="dxa" w:w="70"/>
+              <w:left w:type="dxa" w:w="90"/>
+              <w:bottom w:type="dxa" w:w="70"/>
+              <w:right w:type="dxa" w:w="90"/>
+            </w:tcMar>
+          </w:tcPr>
+          <w:p>
+            <w:pPr>
+              <w:spacing w:after="0"/>
+            </w:pPr>
+            <w:r>
+              <w:rPr>
+                <w:rFonts w:ascii="Arial" w:cs="Arial" w:eastAsia="Arial" w:hAnsi="Arial"/>
+                <w:i w:val="false"/>
+                <w:iCs w:val="false"/>
+                <w:sz w:val="17"/>
+                <w:szCs w:val="17"/>
+              </w:rPr>
+              <w:t xml:space="preserve">I can identify parts of the story that relate to key ideas (imprisonment, loneliness, stories, etc)</w:t>
+            </w:r>
+          </w:p>
+        </w:tc>
+        <w:tc>
+          <w:tcPr>
+            <w:tcW w:type="dxa" w:w="2166"/>
+            <w:shd w:fill="FFFFFF" w:color="auto" w:val="clear"/>
+            <w:tcMar>
+              <w:top w:type="dxa" w:w="70"/>
+              <w:left w:type="dxa" w:w="90"/>
+              <w:bottom w:type="dxa" w:w="70"/>
+              <w:right w:type="dxa" w:w="90"/>
+            </w:tcMar>
+          </w:tcPr>
+          <w:p>
+            <w:pPr>
+              <w:spacing w:after="0"/>
+            </w:pPr>
+            <w:r>
+              <w:rPr>
+                <w:rFonts w:ascii="Arial" w:cs="Arial" w:eastAsia="Arial" w:hAnsi="Arial"/>
+                <w:i w:val="false"/>
+                <w:iCs w:val="false"/>
+                <w:sz w:val="17"/>
+                <w:szCs w:val="17"/>
+              </w:rPr>
+              <w:t xml:space="preserve">I can describe characters and events that relate to key ideas</w:t>
+            </w:r>
+          </w:p>
+        </w:tc>
+        <w:tc>
+          <w:tcPr>
+            <w:tcW w:type="dxa" w:w="2166"/>
             <w:shd w:fill="EAF4FD" w:color="auto" w:val="clear"/>
             <w:tcMar>
               <w:top w:type="dxa" w:w="70"/>
@@ -1025,110 +1118,66 @@
             <w:r>
               <w:rPr>
                 <w:rFonts w:ascii="Arial" w:cs="Arial" w:eastAsia="Arial" w:hAnsi="Arial"/>
-                <w:sz w:val="17"/>
-                <w:szCs w:val="17"/>
-              </w:rPr>
-              <w:t xml:space="preserve">I can describe the purpose of different text types</w:t>
-            </w:r>
-          </w:p>
-        </w:tc>
-        <w:tc>
-          <w:tcPr>
-            <w:tcW w:type="dxa" w:w="2479"/>
-            <w:shd w:fill="EAF4FD" w:color="auto" w:val="clear"/>
-            <w:tcMar>
-              <w:top w:type="dxa" w:w="70"/>
-              <w:left w:type="dxa" w:w="90"/>
-              <w:bottom w:type="dxa" w:w="70"/>
-              <w:right w:type="dxa" w:w="90"/>
-            </w:tcMar>
-          </w:tcPr>
-          <w:p>
-            <w:pPr>
-              <w:spacing w:after="0"/>
-            </w:pPr>
-            <w:r>
-              <w:rPr>
-                <w:rFonts w:ascii="Arial" w:cs="Arial" w:eastAsia="Arial" w:hAnsi="Arial"/>
-                <w:sz w:val="17"/>
-                <w:szCs w:val="17"/>
-              </w:rPr>
-              <w:t xml:space="preserve">I can describe the way authors try to influence their audience</w:t>
-            </w:r>
-          </w:p>
-        </w:tc>
-        <w:tc>
-          <w:tcPr>
-            <w:tcW w:type="dxa" w:w="2479"/>
-            <w:shd w:fill="EAF4FD" w:color="auto" w:val="clear"/>
-            <w:tcMar>
-              <w:top w:type="dxa" w:w="70"/>
-              <w:left w:type="dxa" w:w="90"/>
-              <w:bottom w:type="dxa" w:w="70"/>
-              <w:right w:type="dxa" w:w="90"/>
-            </w:tcMar>
-          </w:tcPr>
-          <w:p>
-            <w:pPr>
-              <w:spacing w:after="0"/>
-            </w:pPr>
-            <w:r>
-              <w:rPr>
-                <w:rFonts w:ascii="Arial" w:cs="Arial" w:eastAsia="Arial" w:hAnsi="Arial"/>
-                <w:sz w:val="17"/>
-                <w:szCs w:val="17"/>
-              </w:rPr>
-              <w:t xml:space="preserve">I can explain how the structure and language used in a text helps influence the audience</w:t>
-            </w:r>
-          </w:p>
-        </w:tc>
-        <w:tc>
-          <w:tcPr>
-            <w:tcW w:type="dxa" w:w="2479"/>
-            <w:shd w:fill="EAF4FD" w:color="auto" w:val="clear"/>
-            <w:tcMar>
-              <w:top w:type="dxa" w:w="70"/>
-              <w:left w:type="dxa" w:w="90"/>
-              <w:bottom w:type="dxa" w:w="70"/>
-              <w:right w:type="dxa" w:w="90"/>
-            </w:tcMar>
-          </w:tcPr>
-          <w:p>
-            <w:pPr>
-              <w:spacing w:after="0"/>
-            </w:pPr>
-            <w:r>
-              <w:rPr>
-                <w:rFonts w:ascii="Arial" w:cs="Arial" w:eastAsia="Arial" w:hAnsi="Arial"/>
-                <w:sz w:val="17"/>
-                <w:szCs w:val="17"/>
-              </w:rPr>
-              <w:t xml:space="preserve">I can find the author’s point of view in a text and evaluate how credible the text is</w:t>
-            </w:r>
-          </w:p>
-        </w:tc>
-        <w:tc>
-          <w:tcPr>
-            <w:tcW w:type="dxa" w:w="2479"/>
-            <w:shd w:fill="EAF4FD" w:color="auto" w:val="clear"/>
-            <w:tcMar>
-              <w:top w:type="dxa" w:w="70"/>
-              <w:left w:type="dxa" w:w="90"/>
-              <w:bottom w:type="dxa" w:w="70"/>
-              <w:right w:type="dxa" w:w="90"/>
-            </w:tcMar>
-          </w:tcPr>
-          <w:p>
-            <w:pPr>
-              <w:spacing w:after="0"/>
-            </w:pPr>
-            <w:r>
-              <w:rPr>
-                <w:rFonts w:ascii="Arial" w:cs="Arial" w:eastAsia="Arial" w:hAnsi="Arial"/>
-                <w:sz w:val="17"/>
-                <w:szCs w:val="17"/>
-              </w:rPr>
-              <w:t xml:space="preserve">I can compare the way people and issues are represented in different texts</w:t>
+                <w:i w:val="false"/>
+                <w:iCs w:val="false"/>
+                <w:sz w:val="17"/>
+                <w:szCs w:val="17"/>
+              </w:rPr>
+              <w:t xml:space="preserve">I can describe the ideas and issues that are illustrated through characters and events</w:t>
+            </w:r>
+          </w:p>
+        </w:tc>
+        <w:tc>
+          <w:tcPr>
+            <w:tcW w:type="dxa" w:w="2166"/>
+            <w:shd w:fill="FFFFFF" w:color="auto" w:val="clear"/>
+            <w:tcMar>
+              <w:top w:type="dxa" w:w="70"/>
+              <w:left w:type="dxa" w:w="90"/>
+              <w:bottom w:type="dxa" w:w="70"/>
+              <w:right w:type="dxa" w:w="90"/>
+            </w:tcMar>
+          </w:tcPr>
+          <w:p>
+            <w:pPr>
+              <w:spacing w:after="0"/>
+            </w:pPr>
+            <w:r>
+              <w:rPr>
+                <w:rFonts w:ascii="Arial" w:cs="Arial" w:eastAsia="Arial" w:hAnsi="Arial"/>
+                <w:i w:val="false"/>
+                <w:iCs w:val="false"/>
+                <w:sz w:val="17"/>
+                <w:szCs w:val="17"/>
+              </w:rPr>
+              <w:t xml:space="preserve">I can explain the way that ideas and issues are represented by characters and events</w:t>
+            </w:r>
+          </w:p>
+        </w:tc>
+        <w:tc>
+          <w:tcPr>
+            <w:tcW w:type="dxa" w:w="2166"/>
+            <w:shd w:fill="FFFFFF" w:color="auto" w:val="clear"/>
+            <w:tcMar>
+              <w:top w:type="dxa" w:w="70"/>
+              <w:left w:type="dxa" w:w="90"/>
+              <w:bottom w:type="dxa" w:w="70"/>
+              <w:right w:type="dxa" w:w="90"/>
+            </w:tcMar>
+          </w:tcPr>
+          <w:p>
+            <w:pPr>
+              <w:spacing w:after="0"/>
+            </w:pPr>
+            <w:r>
+              <w:rPr>
+                <w:rFonts w:ascii="Arial" w:cs="Arial" w:eastAsia="Arial" w:hAnsi="Arial"/>
+                <w:i w:val="false"/>
+                <w:iCs w:val="false"/>
+                <w:sz w:val="17"/>
+                <w:szCs w:val="17"/>
+              </w:rPr>
+              <w:t xml:space="preserve">I can analyse the way different people and perspectives are represented in the story</w:t>
             </w:r>
           </w:p>
         </w:tc>
@@ -1136,8 +1185,8 @@
       <w:tr>
         <w:tc>
           <w:tcPr>
-            <w:tcW w:type="dxa" w:w="3000"/>
-            <w:shd w:fill="FFF3B0" w:color="auto" w:val="clear"/>
+            <w:tcW w:type="dxa" w:w="2400"/>
+            <w:shd w:fill="DFF0E2" w:color="auto" w:val="clear"/>
             <w:tcMar>
               <w:top w:type="dxa" w:w="70"/>
               <w:left w:type="dxa" w:w="90"/>
@@ -1154,163 +1203,172 @@
                 <w:rFonts w:ascii="Arial" w:cs="Arial" w:eastAsia="Arial" w:hAnsi="Arial"/>
                 <w:b/>
                 <w:bCs/>
-                <w:sz w:val="18"/>
-                <w:szCs w:val="18"/>
-              </w:rPr>
-              <w:t xml:space="preserve">Using evidence</w:t>
-            </w:r>
-          </w:p>
-          <w:p>
-            <w:pPr>
-              <w:spacing w:after="0"/>
-            </w:pPr>
-            <w:r>
-              <w:rPr>
-                <w:rFonts w:ascii="Arial" w:cs="Arial" w:eastAsia="Arial" w:hAnsi="Arial"/>
-                <w:color w:val="595959"/>
-                <w:sz w:val="16"/>
-                <w:szCs w:val="16"/>
-              </w:rPr>
-              <w:t xml:space="preserve">choosing the quote, and putting it in the sentence</w:t>
-            </w:r>
-          </w:p>
-          <w:p>
-            <w:pPr>
-              <w:spacing w:after="0"/>
-            </w:pPr>
-            <w:r>
-              <w:rPr>
-                <w:rFonts w:ascii="Arial" w:cs="Arial" w:eastAsia="Arial" w:hAnsi="Arial"/>
-                <w:color w:val="808080"/>
-                <w:sz w:val="14"/>
-                <w:szCs w:val="14"/>
-              </w:rPr>
-              <w:t xml:space="preserve">Reading and Viewing · Writing</w:t>
-            </w:r>
-          </w:p>
-        </w:tc>
-        <w:tc>
-          <w:tcPr>
-            <w:tcW w:type="dxa" w:w="2479"/>
-            <w:shd w:fill="FFF9DC" w:color="auto" w:val="clear"/>
-            <w:tcMar>
-              <w:top w:type="dxa" w:w="70"/>
-              <w:left w:type="dxa" w:w="90"/>
-              <w:bottom w:type="dxa" w:w="70"/>
-              <w:right w:type="dxa" w:w="90"/>
-            </w:tcMar>
-          </w:tcPr>
-          <w:p>
-            <w:pPr>
-              <w:spacing w:after="0"/>
-            </w:pPr>
-            <w:r>
-              <w:rPr>
-                <w:rFonts w:ascii="Arial" w:cs="Arial" w:eastAsia="Arial" w:hAnsi="Arial"/>
-                <w:sz w:val="17"/>
-                <w:szCs w:val="17"/>
-              </w:rPr>
-              <w:t xml:space="preserve">I can describe the depiction of events, characters and settings in texts and explain my responses to them</w:t>
-            </w:r>
-          </w:p>
-        </w:tc>
-        <w:tc>
-          <w:tcPr>
-            <w:tcW w:type="dxa" w:w="2479"/>
-            <w:shd w:fill="FFF9DC" w:color="auto" w:val="clear"/>
-            <w:tcMar>
-              <w:top w:type="dxa" w:w="70"/>
-              <w:left w:type="dxa" w:w="90"/>
-              <w:bottom w:type="dxa" w:w="70"/>
-              <w:right w:type="dxa" w:w="90"/>
-            </w:tcMar>
-          </w:tcPr>
-          <w:p>
-            <w:pPr>
-              <w:spacing w:after="0"/>
-            </w:pPr>
-            <w:r>
-              <w:rPr>
-                <w:rFonts w:ascii="Arial" w:cs="Arial" w:eastAsia="Arial" w:hAnsi="Arial"/>
-                <w:sz w:val="17"/>
-                <w:szCs w:val="17"/>
-              </w:rPr>
-              <w:t xml:space="preserve">I can select specific details from texts to develop and explain my own responses. I can include quotes in an explanation with teacher guidance</w:t>
-            </w:r>
-          </w:p>
-        </w:tc>
-        <w:tc>
-          <w:tcPr>
-            <w:tcW w:type="dxa" w:w="2479"/>
-            <w:shd w:fill="FFF9DC" w:color="auto" w:val="clear"/>
-            <w:tcMar>
-              <w:top w:type="dxa" w:w="70"/>
-              <w:left w:type="dxa" w:w="90"/>
-              <w:bottom w:type="dxa" w:w="70"/>
-              <w:right w:type="dxa" w:w="90"/>
-            </w:tcMar>
-          </w:tcPr>
-          <w:p>
-            <w:pPr>
-              <w:spacing w:after="0"/>
-            </w:pPr>
-            <w:r>
-              <w:rPr>
-                <w:rFonts w:ascii="Arial" w:cs="Arial" w:eastAsia="Arial" w:hAnsi="Arial"/>
-                <w:sz w:val="17"/>
-                <w:szCs w:val="17"/>
-              </w:rPr>
-              <w:t xml:space="preserve">I can select and use evidence from texts to explain my response to it. I can explain the relevance of a quote</w:t>
-            </w:r>
-          </w:p>
-        </w:tc>
-        <w:tc>
-          <w:tcPr>
-            <w:tcW w:type="dxa" w:w="2479"/>
-            <w:shd w:fill="FFF9DC" w:color="auto" w:val="clear"/>
-            <w:tcMar>
-              <w:top w:type="dxa" w:w="70"/>
-              <w:left w:type="dxa" w:w="90"/>
-              <w:bottom w:type="dxa" w:w="70"/>
-              <w:right w:type="dxa" w:w="90"/>
-            </w:tcMar>
-          </w:tcPr>
-          <w:p>
-            <w:pPr>
-              <w:spacing w:after="0"/>
-            </w:pPr>
-            <w:r>
-              <w:rPr>
-                <w:rFonts w:ascii="Arial" w:cs="Arial" w:eastAsia="Arial" w:hAnsi="Arial"/>
-                <w:sz w:val="17"/>
-                <w:szCs w:val="17"/>
-              </w:rPr>
-              <w:t xml:space="preserve">I can select evidence from texts to describe how authors depict events, situations, and people from different viewpoints. I can embed quotes into sentences</w:t>
-            </w:r>
-          </w:p>
-        </w:tc>
-        <w:tc>
-          <w:tcPr>
-            <w:tcW w:type="dxa" w:w="2479"/>
-            <w:shd w:fill="FFF9DC" w:color="auto" w:val="clear"/>
-            <w:tcMar>
-              <w:top w:type="dxa" w:w="70"/>
-              <w:left w:type="dxa" w:w="90"/>
-              <w:bottom w:type="dxa" w:w="70"/>
-              <w:right w:type="dxa" w:w="90"/>
-            </w:tcMar>
-          </w:tcPr>
-          <w:p>
-            <w:pPr>
-              <w:spacing w:after="0"/>
-            </w:pPr>
-            <w:r>
-              <w:rPr>
-                <w:rFonts w:ascii="Arial" w:cs="Arial" w:eastAsia="Arial" w:hAnsi="Arial"/>
-                <w:sz w:val="17"/>
-                <w:szCs w:val="17"/>
-              </w:rPr>
-              <w:t xml:space="preserve">I can select evidence from texts to explain how language choices influence an audience. I can correctly embed quotes within an explanation sentence</w:t>
+                <w:sz w:val="19"/>
+                <w:szCs w:val="19"/>
+              </w:rPr>
+              <w:t xml:space="preserve">Analysing language</w:t>
+            </w:r>
+          </w:p>
+        </w:tc>
+        <w:tc>
+          <w:tcPr>
+            <w:tcW w:type="dxa" w:w="2166"/>
+            <w:shd w:fill="FFFFFF" w:color="auto" w:val="clear"/>
+            <w:tcMar>
+              <w:top w:type="dxa" w:w="70"/>
+              <w:left w:type="dxa" w:w="90"/>
+              <w:bottom w:type="dxa" w:w="70"/>
+              <w:right w:type="dxa" w:w="90"/>
+            </w:tcMar>
+          </w:tcPr>
+          <w:p>
+            <w:pPr>
+              <w:spacing w:after="0"/>
+            </w:pPr>
+            <w:r>
+              <w:rPr>
+                <w:rFonts w:ascii="Arial" w:cs="Arial" w:eastAsia="Arial" w:hAnsi="Arial"/>
+                <w:i/>
+                <w:iCs/>
+                <w:sz w:val="17"/>
+                <w:szCs w:val="17"/>
+              </w:rPr>
+              <w:t xml:space="preserve">I need help understanding the language used by the author</w:t>
+            </w:r>
+          </w:p>
+        </w:tc>
+        <w:tc>
+          <w:tcPr>
+            <w:tcW w:type="dxa" w:w="2166"/>
+            <w:shd w:fill="FFFFFF" w:color="auto" w:val="clear"/>
+            <w:tcMar>
+              <w:top w:type="dxa" w:w="70"/>
+              <w:left w:type="dxa" w:w="90"/>
+              <w:bottom w:type="dxa" w:w="70"/>
+              <w:right w:type="dxa" w:w="90"/>
+            </w:tcMar>
+          </w:tcPr>
+          <w:p>
+            <w:pPr>
+              <w:spacing w:after="0"/>
+            </w:pPr>
+            <w:r>
+              <w:rPr>
+                <w:rFonts w:ascii="Arial" w:cs="Arial" w:eastAsia="Arial" w:hAnsi="Arial"/>
+                <w:i w:val="false"/>
+                <w:iCs w:val="false"/>
+                <w:sz w:val="17"/>
+                <w:szCs w:val="17"/>
+              </w:rPr>
+              <w:t xml:space="preserve">I can identify different perspectives in the story</w:t>
+            </w:r>
+          </w:p>
+        </w:tc>
+        <w:tc>
+          <w:tcPr>
+            <w:tcW w:type="dxa" w:w="2166"/>
+            <w:shd w:fill="FFFFFF" w:color="auto" w:val="clear"/>
+            <w:tcMar>
+              <w:top w:type="dxa" w:w="70"/>
+              <w:left w:type="dxa" w:w="90"/>
+              <w:bottom w:type="dxa" w:w="70"/>
+              <w:right w:type="dxa" w:w="90"/>
+            </w:tcMar>
+          </w:tcPr>
+          <w:p>
+            <w:pPr>
+              <w:spacing w:after="0"/>
+            </w:pPr>
+            <w:r>
+              <w:rPr>
+                <w:rFonts w:ascii="Arial" w:cs="Arial" w:eastAsia="Arial" w:hAnsi="Arial"/>
+                <w:i w:val="false"/>
+                <w:iCs w:val="false"/>
+                <w:sz w:val="17"/>
+                <w:szCs w:val="17"/>
+              </w:rPr>
+              <w:t xml:space="preserve">I can describe language features, perspectives and non-literal ideas from the story</w:t>
+            </w:r>
+          </w:p>
+        </w:tc>
+        <w:tc>
+          <w:tcPr>
+            <w:tcW w:type="dxa" w:w="2166"/>
+            <w:shd w:fill="EFF7F0" w:color="auto" w:val="clear"/>
+            <w:tcMar>
+              <w:top w:type="dxa" w:w="70"/>
+              <w:left w:type="dxa" w:w="90"/>
+              <w:bottom w:type="dxa" w:w="70"/>
+              <w:right w:type="dxa" w:w="90"/>
+            </w:tcMar>
+          </w:tcPr>
+          <w:p>
+            <w:pPr>
+              <w:spacing w:after="0"/>
+            </w:pPr>
+            <w:r>
+              <w:rPr>
+                <w:rFonts w:ascii="Arial" w:cs="Arial" w:eastAsia="Arial" w:hAnsi="Arial"/>
+                <w:i w:val="false"/>
+                <w:iCs w:val="false"/>
+                <w:sz w:val="17"/>
+                <w:szCs w:val="17"/>
+              </w:rPr>
+              <w:t xml:space="preserve">I can describe the meaning of language and literary features that create characterisation and tone</w:t>
+            </w:r>
+          </w:p>
+        </w:tc>
+        <w:tc>
+          <w:tcPr>
+            <w:tcW w:type="dxa" w:w="2166"/>
+            <w:shd w:fill="FFFFFF" w:color="auto" w:val="clear"/>
+            <w:tcMar>
+              <w:top w:type="dxa" w:w="70"/>
+              <w:left w:type="dxa" w:w="90"/>
+              <w:bottom w:type="dxa" w:w="70"/>
+              <w:right w:type="dxa" w:w="90"/>
+            </w:tcMar>
+          </w:tcPr>
+          <w:p>
+            <w:pPr>
+              <w:spacing w:after="0"/>
+            </w:pPr>
+            <w:r>
+              <w:rPr>
+                <w:rFonts w:ascii="Arial" w:cs="Arial" w:eastAsia="Arial" w:hAnsi="Arial"/>
+                <w:i w:val="false"/>
+                <w:iCs w:val="false"/>
+                <w:sz w:val="17"/>
+                <w:szCs w:val="17"/>
+              </w:rPr>
+              <w:t xml:space="preserve">I can explain how language and literary devices create setting, characterisation and tone</w:t>
+            </w:r>
+          </w:p>
+        </w:tc>
+        <w:tc>
+          <w:tcPr>
+            <w:tcW w:type="dxa" w:w="2166"/>
+            <w:shd w:fill="FFFFFF" w:color="auto" w:val="clear"/>
+            <w:tcMar>
+              <w:top w:type="dxa" w:w="70"/>
+              <w:left w:type="dxa" w:w="90"/>
+              <w:bottom w:type="dxa" w:w="70"/>
+              <w:right w:type="dxa" w:w="90"/>
+            </w:tcMar>
+          </w:tcPr>
+          <w:p>
+            <w:pPr>
+              <w:spacing w:after="0"/>
+            </w:pPr>
+            <w:r>
+              <w:rPr>
+                <w:rFonts w:ascii="Arial" w:cs="Arial" w:eastAsia="Arial" w:hAnsi="Arial"/>
+                <w:i w:val="false"/>
+                <w:iCs w:val="false"/>
+                <w:sz w:val="17"/>
+                <w:szCs w:val="17"/>
+              </w:rPr>
+              <w:t xml:space="preserve">I can analyse how language features and non-literal language work together to explore ideas</w:t>
             </w:r>
           </w:p>
         </w:tc>
@@ -1318,8 +1376,8 @@
       <w:tr>
         <w:tc>
           <w:tcPr>
-            <w:tcW w:type="dxa" w:w="3000"/>
-            <w:shd w:fill="DFF0E2" w:color="auto" w:val="clear"/>
+            <w:tcW w:type="dxa" w:w="2400"/>
+            <w:shd w:fill="FFF3B0" w:color="auto" w:val="clear"/>
             <w:tcMar>
               <w:top w:type="dxa" w:w="70"/>
               <w:left w:type="dxa" w:w="90"/>
@@ -1336,163 +1394,172 @@
                 <w:rFonts w:ascii="Arial" w:cs="Arial" w:eastAsia="Arial" w:hAnsi="Arial"/>
                 <w:b/>
                 <w:bCs/>
-                <w:sz w:val="18"/>
-                <w:szCs w:val="18"/>
-              </w:rPr>
-              <w:t xml:space="preserve">Evaluating texts</w:t>
-            </w:r>
-          </w:p>
-          <w:p>
-            <w:pPr>
-              <w:spacing w:after="0"/>
-            </w:pPr>
-            <w:r>
-              <w:rPr>
-                <w:rFonts w:ascii="Arial" w:cs="Arial" w:eastAsia="Arial" w:hAnsi="Arial"/>
-                <w:color w:val="595959"/>
-                <w:sz w:val="16"/>
-                <w:szCs w:val="16"/>
-              </w:rPr>
-              <w:t xml:space="preserve">the effect on the reader, and the verb that carries it</w:t>
-            </w:r>
-          </w:p>
-          <w:p>
-            <w:pPr>
-              <w:spacing w:after="0"/>
-            </w:pPr>
-            <w:r>
-              <w:rPr>
-                <w:rFonts w:ascii="Arial" w:cs="Arial" w:eastAsia="Arial" w:hAnsi="Arial"/>
-                <w:color w:val="808080"/>
-                <w:sz w:val="14"/>
-                <w:szCs w:val="14"/>
-              </w:rPr>
-              <w:t xml:space="preserve">Reading and Viewing</w:t>
-            </w:r>
-          </w:p>
-        </w:tc>
-        <w:tc>
-          <w:tcPr>
-            <w:tcW w:type="dxa" w:w="2479"/>
-            <w:shd w:fill="EFF7F0" w:color="auto" w:val="clear"/>
-            <w:tcMar>
-              <w:top w:type="dxa" w:w="70"/>
-              <w:left w:type="dxa" w:w="90"/>
-              <w:bottom w:type="dxa" w:w="70"/>
-              <w:right w:type="dxa" w:w="90"/>
-            </w:tcMar>
-          </w:tcPr>
-          <w:p>
-            <w:pPr>
-              <w:spacing w:after="0"/>
-            </w:pPr>
-            <w:r>
-              <w:rPr>
-                <w:rFonts w:ascii="Arial" w:cs="Arial" w:eastAsia="Arial" w:hAnsi="Arial"/>
-                <w:sz w:val="17"/>
-                <w:szCs w:val="17"/>
-              </w:rPr>
-              <w:t xml:space="preserve">I can use metalanguage to discuss the effect of texts on the reader</w:t>
-            </w:r>
-          </w:p>
-        </w:tc>
-        <w:tc>
-          <w:tcPr>
-            <w:tcW w:type="dxa" w:w="2479"/>
-            <w:shd w:fill="EFF7F0" w:color="auto" w:val="clear"/>
-            <w:tcMar>
-              <w:top w:type="dxa" w:w="70"/>
-              <w:left w:type="dxa" w:w="90"/>
-              <w:bottom w:type="dxa" w:w="70"/>
-              <w:right w:type="dxa" w:w="90"/>
-            </w:tcMar>
-          </w:tcPr>
-          <w:p>
-            <w:pPr>
-              <w:spacing w:after="0"/>
-            </w:pPr>
-            <w:r>
-              <w:rPr>
-                <w:rFonts w:ascii="Arial" w:cs="Arial" w:eastAsia="Arial" w:hAnsi="Arial"/>
-                <w:sz w:val="17"/>
-                <w:szCs w:val="17"/>
-              </w:rPr>
-              <w:t xml:space="preserve">I can describe how repetition, emphasis and metaphor can influence the way a reader feels</w:t>
-            </w:r>
-          </w:p>
-        </w:tc>
-        <w:tc>
-          <w:tcPr>
-            <w:tcW w:type="dxa" w:w="2479"/>
-            <w:shd w:fill="EFF7F0" w:color="auto" w:val="clear"/>
-            <w:tcMar>
-              <w:top w:type="dxa" w:w="70"/>
-              <w:left w:type="dxa" w:w="90"/>
-              <w:bottom w:type="dxa" w:w="70"/>
-              <w:right w:type="dxa" w:w="90"/>
-            </w:tcMar>
-          </w:tcPr>
-          <w:p>
-            <w:pPr>
-              <w:spacing w:after="0"/>
-            </w:pPr>
-            <w:r>
-              <w:rPr>
-                <w:rFonts w:ascii="Arial" w:cs="Arial" w:eastAsia="Arial" w:hAnsi="Arial"/>
-                <w:sz w:val="17"/>
-                <w:szCs w:val="17"/>
-              </w:rPr>
-              <w:t xml:space="preserve">I can use examples from the text to discuss how language helps to create character</w:t>
-            </w:r>
-          </w:p>
-        </w:tc>
-        <w:tc>
-          <w:tcPr>
-            <w:tcW w:type="dxa" w:w="2479"/>
-            <w:shd w:fill="EFF7F0" w:color="auto" w:val="clear"/>
-            <w:tcMar>
-              <w:top w:type="dxa" w:w="70"/>
-              <w:left w:type="dxa" w:w="90"/>
-              <w:bottom w:type="dxa" w:w="70"/>
-              <w:right w:type="dxa" w:w="90"/>
-            </w:tcMar>
-          </w:tcPr>
-          <w:p>
-            <w:pPr>
-              <w:spacing w:after="0"/>
-            </w:pPr>
-            <w:r>
-              <w:rPr>
-                <w:rFonts w:ascii="Arial" w:cs="Arial" w:eastAsia="Arial" w:hAnsi="Arial"/>
-                <w:sz w:val="17"/>
-                <w:szCs w:val="17"/>
-              </w:rPr>
-              <w:t xml:space="preserve">I can explain how different types of evidence can add authority to a text</w:t>
-            </w:r>
-          </w:p>
-        </w:tc>
-        <w:tc>
-          <w:tcPr>
-            <w:tcW w:type="dxa" w:w="2479"/>
-            <w:shd w:fill="EFF7F0" w:color="auto" w:val="clear"/>
-            <w:tcMar>
-              <w:top w:type="dxa" w:w="70"/>
-              <w:left w:type="dxa" w:w="90"/>
-              <w:bottom w:type="dxa" w:w="70"/>
-              <w:right w:type="dxa" w:w="90"/>
-            </w:tcMar>
-          </w:tcPr>
-          <w:p>
-            <w:pPr>
-              <w:spacing w:after="0"/>
-            </w:pPr>
-            <w:r>
-              <w:rPr>
-                <w:rFonts w:ascii="Arial" w:cs="Arial" w:eastAsia="Arial" w:hAnsi="Arial"/>
-                <w:sz w:val="17"/>
-                <w:szCs w:val="17"/>
-              </w:rPr>
-              <w:t xml:space="preserve">I can explain how a text explores issues that relate to our own lives</w:t>
+                <w:sz w:val="19"/>
+                <w:szCs w:val="19"/>
+              </w:rPr>
+              <w:t xml:space="preserve">Collecting evidence</w:t>
+            </w:r>
+          </w:p>
+        </w:tc>
+        <w:tc>
+          <w:tcPr>
+            <w:tcW w:type="dxa" w:w="2166"/>
+            <w:shd w:fill="FFFFFF" w:color="auto" w:val="clear"/>
+            <w:tcMar>
+              <w:top w:type="dxa" w:w="70"/>
+              <w:left w:type="dxa" w:w="90"/>
+              <w:bottom w:type="dxa" w:w="70"/>
+              <w:right w:type="dxa" w:w="90"/>
+            </w:tcMar>
+          </w:tcPr>
+          <w:p>
+            <w:pPr>
+              <w:spacing w:after="0"/>
+            </w:pPr>
+            <w:r>
+              <w:rPr>
+                <w:rFonts w:ascii="Arial" w:cs="Arial" w:eastAsia="Arial" w:hAnsi="Arial"/>
+                <w:i/>
+                <w:iCs/>
+                <w:sz w:val="17"/>
+                <w:szCs w:val="17"/>
+              </w:rPr>
+              <w:t xml:space="preserve">I need help using evidence from the text</w:t>
+            </w:r>
+          </w:p>
+        </w:tc>
+        <w:tc>
+          <w:tcPr>
+            <w:tcW w:type="dxa" w:w="2166"/>
+            <w:shd w:fill="FFFFFF" w:color="auto" w:val="clear"/>
+            <w:tcMar>
+              <w:top w:type="dxa" w:w="70"/>
+              <w:left w:type="dxa" w:w="90"/>
+              <w:bottom w:type="dxa" w:w="70"/>
+              <w:right w:type="dxa" w:w="90"/>
+            </w:tcMar>
+          </w:tcPr>
+          <w:p>
+            <w:pPr>
+              <w:spacing w:after="0"/>
+            </w:pPr>
+            <w:r>
+              <w:rPr>
+                <w:rFonts w:ascii="Arial" w:cs="Arial" w:eastAsia="Arial" w:hAnsi="Arial"/>
+                <w:i w:val="false"/>
+                <w:iCs w:val="false"/>
+                <w:sz w:val="17"/>
+                <w:szCs w:val="17"/>
+              </w:rPr>
+              <w:t xml:space="preserve">I can refer to parts of the text in my response</w:t>
+            </w:r>
+          </w:p>
+        </w:tc>
+        <w:tc>
+          <w:tcPr>
+            <w:tcW w:type="dxa" w:w="2166"/>
+            <w:shd w:fill="FFFFFF" w:color="auto" w:val="clear"/>
+            <w:tcMar>
+              <w:top w:type="dxa" w:w="70"/>
+              <w:left w:type="dxa" w:w="90"/>
+              <w:bottom w:type="dxa" w:w="70"/>
+              <w:right w:type="dxa" w:w="90"/>
+            </w:tcMar>
+          </w:tcPr>
+          <w:p>
+            <w:pPr>
+              <w:spacing w:after="0"/>
+            </w:pPr>
+            <w:r>
+              <w:rPr>
+                <w:rFonts w:ascii="Arial" w:cs="Arial" w:eastAsia="Arial" w:hAnsi="Arial"/>
+                <w:i w:val="false"/>
+                <w:iCs w:val="false"/>
+                <w:sz w:val="17"/>
+                <w:szCs w:val="17"/>
+              </w:rPr>
+              <w:t xml:space="preserve">I can include details from the text in my response</w:t>
+            </w:r>
+          </w:p>
+        </w:tc>
+        <w:tc>
+          <w:tcPr>
+            <w:tcW w:type="dxa" w:w="2166"/>
+            <w:shd w:fill="FFF9DC" w:color="auto" w:val="clear"/>
+            <w:tcMar>
+              <w:top w:type="dxa" w:w="70"/>
+              <w:left w:type="dxa" w:w="90"/>
+              <w:bottom w:type="dxa" w:w="70"/>
+              <w:right w:type="dxa" w:w="90"/>
+            </w:tcMar>
+          </w:tcPr>
+          <w:p>
+            <w:pPr>
+              <w:spacing w:after="0"/>
+            </w:pPr>
+            <w:r>
+              <w:rPr>
+                <w:rFonts w:ascii="Arial" w:cs="Arial" w:eastAsia="Arial" w:hAnsi="Arial"/>
+                <w:i w:val="false"/>
+                <w:iCs w:val="false"/>
+                <w:sz w:val="17"/>
+                <w:szCs w:val="17"/>
+              </w:rPr>
+              <w:t xml:space="preserve">I can use details from the text to demonstrate my ideas</w:t>
+            </w:r>
+          </w:p>
+        </w:tc>
+        <w:tc>
+          <w:tcPr>
+            <w:tcW w:type="dxa" w:w="2166"/>
+            <w:shd w:fill="FFFFFF" w:color="auto" w:val="clear"/>
+            <w:tcMar>
+              <w:top w:type="dxa" w:w="70"/>
+              <w:left w:type="dxa" w:w="90"/>
+              <w:bottom w:type="dxa" w:w="70"/>
+              <w:right w:type="dxa" w:w="90"/>
+            </w:tcMar>
+          </w:tcPr>
+          <w:p>
+            <w:pPr>
+              <w:spacing w:after="0"/>
+            </w:pPr>
+            <w:r>
+              <w:rPr>
+                <w:rFonts w:ascii="Arial" w:cs="Arial" w:eastAsia="Arial" w:hAnsi="Arial"/>
+                <w:i w:val="false"/>
+                <w:iCs w:val="false"/>
+                <w:sz w:val="17"/>
+                <w:szCs w:val="17"/>
+              </w:rPr>
+              <w:t xml:space="preserve">I can embed details from the text to support my interpretation</w:t>
+            </w:r>
+          </w:p>
+        </w:tc>
+        <w:tc>
+          <w:tcPr>
+            <w:tcW w:type="dxa" w:w="2166"/>
+            <w:shd w:fill="FFFFFF" w:color="auto" w:val="clear"/>
+            <w:tcMar>
+              <w:top w:type="dxa" w:w="70"/>
+              <w:left w:type="dxa" w:w="90"/>
+              <w:bottom w:type="dxa" w:w="70"/>
+              <w:right w:type="dxa" w:w="90"/>
+            </w:tcMar>
+          </w:tcPr>
+          <w:p>
+            <w:pPr>
+              <w:spacing w:after="0"/>
+            </w:pPr>
+            <w:r>
+              <w:rPr>
+                <w:rFonts w:ascii="Arial" w:cs="Arial" w:eastAsia="Arial" w:hAnsi="Arial"/>
+                <w:i w:val="false"/>
+                <w:iCs w:val="false"/>
+                <w:sz w:val="17"/>
+                <w:szCs w:val="17"/>
+              </w:rPr>
+              <w:t xml:space="preserve">I can use a range of complex sentence structures to embed different types of evidence</w:t>
             </w:r>
           </w:p>
         </w:tc>
@@ -1500,8 +1567,8 @@
       <w:tr>
         <w:tc>
           <w:tcPr>
-            <w:tcW w:type="dxa" w:w="3000"/>
-            <w:shd w:fill="F1EDE3" w:color="auto" w:val="clear"/>
+            <w:tcW w:type="dxa" w:w="2400"/>
+            <w:shd w:fill="FAE3CF" w:color="auto" w:val="clear"/>
             <w:tcMar>
               <w:top w:type="dxa" w:w="70"/>
               <w:left w:type="dxa" w:w="90"/>
@@ -1518,44 +1585,16 @@
                 <w:rFonts w:ascii="Arial" w:cs="Arial" w:eastAsia="Arial" w:hAnsi="Arial"/>
                 <w:b/>
                 <w:bCs/>
-                <w:sz w:val="18"/>
-                <w:szCs w:val="18"/>
-              </w:rPr>
-              <w:t xml:space="preserve">Text structure and organisation</w:t>
-            </w:r>
-          </w:p>
-          <w:p>
-            <w:pPr>
-              <w:spacing w:after="0"/>
-            </w:pPr>
-            <w:r>
-              <w:rPr>
-                <w:rFonts w:ascii="Arial" w:cs="Arial" w:eastAsia="Arial" w:hAnsi="Arial"/>
-                <w:color w:val="595959"/>
-                <w:sz w:val="16"/>
-                <w:szCs w:val="16"/>
-              </w:rPr>
-              <w:t xml:space="preserve">the shape of the paragraph</w:t>
-            </w:r>
-          </w:p>
-          <w:p>
-            <w:pPr>
-              <w:spacing w:after="0"/>
-            </w:pPr>
-            <w:r>
-              <w:rPr>
-                <w:rFonts w:ascii="Arial" w:cs="Arial" w:eastAsia="Arial" w:hAnsi="Arial"/>
-                <w:color w:val="808080"/>
-                <w:sz w:val="14"/>
-                <w:szCs w:val="14"/>
-              </w:rPr>
-              <w:t xml:space="preserve">Writing</w:t>
-            </w:r>
-          </w:p>
-        </w:tc>
-        <w:tc>
-          <w:tcPr>
-            <w:tcW w:type="dxa" w:w="2479"/>
+                <w:sz w:val="19"/>
+                <w:szCs w:val="19"/>
+              </w:rPr>
+              <w:t xml:space="preserve">Word choice</w:t>
+            </w:r>
+          </w:p>
+        </w:tc>
+        <w:tc>
+          <w:tcPr>
+            <w:tcW w:type="dxa" w:w="2166"/>
             <w:shd w:fill="FFFFFF" w:color="auto" w:val="clear"/>
             <w:tcMar>
               <w:top w:type="dxa" w:w="70"/>
@@ -1571,16 +1610,18 @@
             <w:r>
               <w:rPr>
                 <w:rFonts w:ascii="Arial" w:cs="Arial" w:eastAsia="Arial" w:hAnsi="Arial"/>
-                <w:sz w:val="17"/>
-                <w:szCs w:val="17"/>
-              </w:rPr>
-              <w:t xml:space="preserve">I can change the focus of a sentence by modifying the subject</w:t>
-            </w:r>
-          </w:p>
-        </w:tc>
-        <w:tc>
-          <w:tcPr>
-            <w:tcW w:type="dxa" w:w="2479"/>
+                <w:i/>
+                <w:iCs/>
+                <w:sz w:val="17"/>
+                <w:szCs w:val="17"/>
+              </w:rPr>
+              <w:t xml:space="preserve">I need help using tier-2 words in my response</w:t>
+            </w:r>
+          </w:p>
+        </w:tc>
+        <w:tc>
+          <w:tcPr>
+            <w:tcW w:type="dxa" w:w="2166"/>
             <w:shd w:fill="FFFFFF" w:color="auto" w:val="clear"/>
             <w:tcMar>
               <w:top w:type="dxa" w:w="70"/>
@@ -1596,16 +1637,18 @@
             <w:r>
               <w:rPr>
                 <w:rFonts w:ascii="Arial" w:cs="Arial" w:eastAsia="Arial" w:hAnsi="Arial"/>
-                <w:sz w:val="17"/>
-                <w:szCs w:val="17"/>
-              </w:rPr>
-              <w:t xml:space="preserve">I can avoid repetition by changing the participants in a follow-on idea</w:t>
-            </w:r>
-          </w:p>
-        </w:tc>
-        <w:tc>
-          <w:tcPr>
-            <w:tcW w:type="dxa" w:w="2479"/>
+                <w:i w:val="false"/>
+                <w:iCs w:val="false"/>
+                <w:sz w:val="17"/>
+                <w:szCs w:val="17"/>
+              </w:rPr>
+              <w:t xml:space="preserve">I can use tier-2 words in my response</w:t>
+            </w:r>
+          </w:p>
+        </w:tc>
+        <w:tc>
+          <w:tcPr>
+            <w:tcW w:type="dxa" w:w="2166"/>
             <w:shd w:fill="FFFFFF" w:color="auto" w:val="clear"/>
             <w:tcMar>
               <w:top w:type="dxa" w:w="70"/>
@@ -1621,16 +1664,45 @@
             <w:r>
               <w:rPr>
                 <w:rFonts w:ascii="Arial" w:cs="Arial" w:eastAsia="Arial" w:hAnsi="Arial"/>
-                <w:sz w:val="17"/>
-                <w:szCs w:val="17"/>
-              </w:rPr>
-              <w:t xml:space="preserve">I can write a paragraph for informative and narrative texts</w:t>
-            </w:r>
-          </w:p>
-        </w:tc>
-        <w:tc>
-          <w:tcPr>
-            <w:tcW w:type="dxa" w:w="2479"/>
+                <w:i w:val="false"/>
+                <w:iCs w:val="false"/>
+                <w:sz w:val="17"/>
+                <w:szCs w:val="17"/>
+              </w:rPr>
+              <w:t xml:space="preserve">I can use formal and objective words in my response</w:t>
+            </w:r>
+          </w:p>
+        </w:tc>
+        <w:tc>
+          <w:tcPr>
+            <w:tcW w:type="dxa" w:w="2166"/>
+            <w:shd w:fill="FDF1E7" w:color="auto" w:val="clear"/>
+            <w:tcMar>
+              <w:top w:type="dxa" w:w="70"/>
+              <w:left w:type="dxa" w:w="90"/>
+              <w:bottom w:type="dxa" w:w="70"/>
+              <w:right w:type="dxa" w:w="90"/>
+            </w:tcMar>
+          </w:tcPr>
+          <w:p>
+            <w:pPr>
+              <w:spacing w:after="0"/>
+            </w:pPr>
+            <w:r>
+              <w:rPr>
+                <w:rFonts w:ascii="Arial" w:cs="Arial" w:eastAsia="Arial" w:hAnsi="Arial"/>
+                <w:i w:val="false"/>
+                <w:iCs w:val="false"/>
+                <w:sz w:val="17"/>
+                <w:szCs w:val="17"/>
+              </w:rPr>
+              <w:t xml:space="preserve">I can use appropriate tier-3 words to describe literary features</w:t>
+            </w:r>
+          </w:p>
+        </w:tc>
+        <w:tc>
+          <w:tcPr>
+            <w:tcW w:type="dxa" w:w="2166"/>
             <w:shd w:fill="FFFFFF" w:color="auto" w:val="clear"/>
             <w:tcMar>
               <w:top w:type="dxa" w:w="70"/>
@@ -1646,16 +1718,18 @@
             <w:r>
               <w:rPr>
                 <w:rFonts w:ascii="Arial" w:cs="Arial" w:eastAsia="Arial" w:hAnsi="Arial"/>
-                <w:sz w:val="17"/>
-                <w:szCs w:val="17"/>
-              </w:rPr>
-              <w:t xml:space="preserve">I can sequence ideas relating to a topic within a given structure</w:t>
-            </w:r>
-          </w:p>
-        </w:tc>
-        <w:tc>
-          <w:tcPr>
-            <w:tcW w:type="dxa" w:w="2479"/>
+                <w:i w:val="false"/>
+                <w:iCs w:val="false"/>
+                <w:sz w:val="17"/>
+                <w:szCs w:val="17"/>
+              </w:rPr>
+              <w:t xml:space="preserve">I can select a formal vocabulary appropriate to essay writing</w:t>
+            </w:r>
+          </w:p>
+        </w:tc>
+        <w:tc>
+          <w:tcPr>
+            <w:tcW w:type="dxa" w:w="2166"/>
             <w:shd w:fill="FFFFFF" w:color="auto" w:val="clear"/>
             <w:tcMar>
               <w:top w:type="dxa" w:w="70"/>
@@ -1671,10 +1745,203 @@
             <w:r>
               <w:rPr>
                 <w:rFonts w:ascii="Arial" w:cs="Arial" w:eastAsia="Arial" w:hAnsi="Arial"/>
-                <w:sz w:val="17"/>
-                <w:szCs w:val="17"/>
-              </w:rPr>
-              <w:t xml:space="preserve">I can sequence ideas to present a clear argument</w:t>
+                <w:i w:val="false"/>
+                <w:iCs w:val="false"/>
+                <w:sz w:val="17"/>
+                <w:szCs w:val="17"/>
+              </w:rPr>
+              <w:t xml:space="preserve">I can use tier-2 and tier-3 words with the correct nuance</w:t>
+            </w:r>
+          </w:p>
+        </w:tc>
+      </w:tr>
+      <w:tr>
+        <w:tc>
+          <w:tcPr>
+            <w:tcW w:type="dxa" w:w="2400"/>
+            <w:shd w:fill="F1EDE3" w:color="auto" w:val="clear"/>
+            <w:tcMar>
+              <w:top w:type="dxa" w:w="70"/>
+              <w:left w:type="dxa" w:w="90"/>
+              <w:bottom w:type="dxa" w:w="70"/>
+              <w:right w:type="dxa" w:w="90"/>
+            </w:tcMar>
+          </w:tcPr>
+          <w:p>
+            <w:pPr>
+              <w:spacing w:after="0"/>
+            </w:pPr>
+            <w:r>
+              <w:rPr>
+                <w:rFonts w:ascii="Arial" w:cs="Arial" w:eastAsia="Arial" w:hAnsi="Arial"/>
+                <w:b/>
+                <w:bCs/>
+                <w:sz w:val="19"/>
+                <w:szCs w:val="19"/>
+              </w:rPr>
+              <w:t xml:space="preserve">Building a paragraph</w:t>
+            </w:r>
+          </w:p>
+        </w:tc>
+        <w:tc>
+          <w:tcPr>
+            <w:tcW w:type="dxa" w:w="2166"/>
+            <w:shd w:fill="FFFFFF" w:color="auto" w:val="clear"/>
+            <w:tcMar>
+              <w:top w:type="dxa" w:w="70"/>
+              <w:left w:type="dxa" w:w="90"/>
+              <w:bottom w:type="dxa" w:w="70"/>
+              <w:right w:type="dxa" w:w="90"/>
+            </w:tcMar>
+          </w:tcPr>
+          <w:p>
+            <w:pPr>
+              <w:spacing w:after="0"/>
+            </w:pPr>
+            <w:r>
+              <w:rPr>
+                <w:rFonts w:ascii="Arial" w:cs="Arial" w:eastAsia="Arial" w:hAnsi="Arial"/>
+                <w:i/>
+                <w:iCs/>
+                <w:sz w:val="17"/>
+                <w:szCs w:val="17"/>
+              </w:rPr>
+              <w:t xml:space="preserve">I need help putting my ideas into a paragraph</w:t>
+            </w:r>
+          </w:p>
+        </w:tc>
+        <w:tc>
+          <w:tcPr>
+            <w:tcW w:type="dxa" w:w="2166"/>
+            <w:shd w:fill="FFFFFF" w:color="auto" w:val="clear"/>
+            <w:tcMar>
+              <w:top w:type="dxa" w:w="70"/>
+              <w:left w:type="dxa" w:w="90"/>
+              <w:bottom w:type="dxa" w:w="70"/>
+              <w:right w:type="dxa" w:w="90"/>
+            </w:tcMar>
+          </w:tcPr>
+          <w:p>
+            <w:pPr>
+              <w:spacing w:after="0"/>
+            </w:pPr>
+            <w:r>
+              <w:rPr>
+                <w:rFonts w:ascii="Arial" w:cs="Arial" w:eastAsia="Arial" w:hAnsi="Arial"/>
+                <w:i w:val="false"/>
+                <w:iCs w:val="false"/>
+                <w:sz w:val="17"/>
+                <w:szCs w:val="17"/>
+              </w:rPr>
+              <w:t xml:space="preserve">I can write a few sentences about one idea</w:t>
+            </w:r>
+          </w:p>
+        </w:tc>
+        <w:tc>
+          <w:tcPr>
+            <w:tcW w:type="dxa" w:w="2166"/>
+            <w:shd w:fill="FFFFFF" w:color="auto" w:val="clear"/>
+            <w:tcMar>
+              <w:top w:type="dxa" w:w="70"/>
+              <w:left w:type="dxa" w:w="90"/>
+              <w:bottom w:type="dxa" w:w="70"/>
+              <w:right w:type="dxa" w:w="90"/>
+            </w:tcMar>
+          </w:tcPr>
+          <w:p>
+            <w:pPr>
+              <w:spacing w:after="0"/>
+            </w:pPr>
+            <w:r>
+              <w:rPr>
+                <w:rFonts w:ascii="Arial" w:cs="Arial" w:eastAsia="Arial" w:hAnsi="Arial"/>
+                <w:i w:val="false"/>
+                <w:iCs w:val="false"/>
+                <w:sz w:val="17"/>
+                <w:szCs w:val="17"/>
+              </w:rPr>
+              <w:t xml:space="preserve">I can write a paragraph that starts with my idea</w:t>
+            </w:r>
+          </w:p>
+        </w:tc>
+        <w:tc>
+          <w:tcPr>
+            <w:tcW w:type="dxa" w:w="2166"/>
+            <w:shd w:fill="FFFFFF" w:color="auto" w:val="clear"/>
+            <w:tcMar>
+              <w:top w:type="dxa" w:w="70"/>
+              <w:left w:type="dxa" w:w="90"/>
+              <w:bottom w:type="dxa" w:w="70"/>
+              <w:right w:type="dxa" w:w="90"/>
+            </w:tcMar>
+          </w:tcPr>
+          <w:p>
+            <w:pPr>
+              <w:spacing w:after="0"/>
+            </w:pPr>
+            <w:r>
+              <w:rPr>
+                <w:rFonts w:ascii="Arial" w:cs="Arial" w:eastAsia="Arial" w:hAnsi="Arial"/>
+                <w:i w:val="false"/>
+                <w:iCs w:val="false"/>
+                <w:sz w:val="17"/>
+                <w:szCs w:val="17"/>
+              </w:rPr>
+              <w:t xml:space="preserve">I can write a paragraph that stays on one idea and links back to it at the end</w:t>
+            </w:r>
+          </w:p>
+        </w:tc>
+        <w:tc>
+          <w:tcPr>
+            <w:tcW w:type="dxa" w:w="2166"/>
+            <w:shd w:fill="FFFFFF" w:color="auto" w:val="clear"/>
+            <w:tcMar>
+              <w:top w:type="dxa" w:w="70"/>
+              <w:left w:type="dxa" w:w="90"/>
+              <w:bottom w:type="dxa" w:w="70"/>
+              <w:right w:type="dxa" w:w="90"/>
+            </w:tcMar>
+          </w:tcPr>
+          <w:p>
+            <w:pPr>
+              <w:spacing w:after="0"/>
+            </w:pPr>
+            <w:r>
+              <w:rPr>
+                <w:rFonts w:ascii="Arial" w:cs="Arial" w:eastAsia="Arial" w:hAnsi="Arial"/>
+                <w:i w:val="false"/>
+                <w:iCs w:val="false"/>
+                <w:sz w:val="17"/>
+                <w:szCs w:val="17"/>
+              </w:rPr>
+              <w:t xml:space="preserve">I can sequence the parts of my paragraph so each one builds on the last</w:t>
+            </w:r>
+          </w:p>
+        </w:tc>
+        <w:tc>
+          <w:tcPr>
+            <w:tcW w:type="dxa" w:w="2166"/>
+            <w:shd w:fill="FFFFFF" w:color="auto" w:val="clear"/>
+            <w:tcMar>
+              <w:top w:type="dxa" w:w="70"/>
+              <w:left w:type="dxa" w:w="90"/>
+              <w:bottom w:type="dxa" w:w="70"/>
+              <w:right w:type="dxa" w:w="90"/>
+            </w:tcMar>
+          </w:tcPr>
+          <w:p>
+            <w:pPr>
+              <w:spacing w:after="0"/>
+            </w:pPr>
+            <w:r>
+              <w:rPr>
+                <w:rFonts w:ascii="Arial" w:cs="Arial" w:eastAsia="Arial" w:hAnsi="Arial"/>
+                <w:i w:val="false"/>
+                <w:iCs w:val="false"/>
+                <w:sz w:val="17"/>
+                <w:szCs w:val="17"/>
+              </w:rPr>
+              <w:t xml:space="preserve">I can sequence my paragraphs so that my ideas build into one argument</w:t>
             </w:r>
           </w:p>
         </w:tc>
@@ -1690,18 +1957,7 @@
           <w:sz w:val="18"/>
           <w:szCs w:val="18"/>
         </w:rPr>
-        <w:t xml:space="preserve">Mark each row at the level the writing shows. The grade is the average across the rows, which is where the half levels come from. </w:t>
-      </w:r>
-      <w:r>
-        <w:rPr>
-          <w:rFonts w:ascii="Arial" w:cs="Arial" w:eastAsia="Arial" w:hAnsi="Arial"/>
-          <w:i/>
-          <w:iCs/>
-          <w:color w:val="595959"/>
-          <w:sz w:val="18"/>
-          <w:szCs w:val="18"/>
-        </w:rPr>
-        <w:t xml:space="preserve">Wording quoted from the Learning Continuum master sheet, English tab.</w:t>
+        <w:t xml:space="preserve">Mark each row at the level the writing shows. The grade is the average across the rows, which is where the half levels come from.</w:t>
       </w:r>
     </w:p>
     <w:p>
@@ -1811,10 +2067,10 @@
         </w:tblBorders>
       </w:tblPr>
       <w:tblGrid>
-        <w:gridCol w:w="3000"/>
-        <w:gridCol w:w="2488"/>
-        <w:gridCol w:w="2488"/>
-        <w:gridCol w:w="2488"/>
+        <w:gridCol w:w="2400"/>
+        <w:gridCol w:w="2688"/>
+        <w:gridCol w:w="2688"/>
+        <w:gridCol w:w="2688"/>
       </w:tblGrid>
       <w:tr>
         <w:trPr>
@@ -1822,7 +2078,7 @@
         </w:trPr>
         <w:tc>
           <w:tcPr>
-            <w:tcW w:type="dxa" w:w="3000"/>
+            <w:tcW w:type="dxa" w:w="2400"/>
             <w:shd w:fill="D9D9D9" w:color="auto" w:val="clear"/>
             <w:tcMar>
               <w:top w:type="dxa" w:w="70"/>
@@ -1849,7 +2105,7 @@
         </w:tc>
         <w:tc>
           <w:tcPr>
-            <w:tcW w:type="dxa" w:w="2488"/>
+            <w:tcW w:type="dxa" w:w="2688"/>
             <w:shd w:fill="D9D9D9" w:color="auto" w:val="clear"/>
             <w:tcMar>
               <w:top w:type="dxa" w:w="70"/>
@@ -1876,7 +2132,7 @@
         </w:tc>
         <w:tc>
           <w:tcPr>
-            <w:tcW w:type="dxa" w:w="2488"/>
+            <w:tcW w:type="dxa" w:w="2688"/>
             <w:shd w:fill="D9D9D9" w:color="auto" w:val="clear"/>
             <w:tcMar>
               <w:top w:type="dxa" w:w="70"/>
@@ -1903,7 +2159,7 @@
         </w:tc>
         <w:tc>
           <w:tcPr>
-            <w:tcW w:type="dxa" w:w="2488"/>
+            <w:tcW w:type="dxa" w:w="2688"/>
             <w:shd w:fill="D9D9D9" w:color="auto" w:val="clear"/>
             <w:tcMar>
               <w:top w:type="dxa" w:w="70"/>
@@ -1932,7 +2188,7 @@
       <w:tr>
         <w:tc>
           <w:tcPr>
-            <w:tcW w:type="dxa" w:w="3000"/>
+            <w:tcW w:type="dxa" w:w="2400"/>
             <w:shd w:fill="D6EAFC" w:color="auto" w:val="clear"/>
             <w:tcMar>
               <w:top w:type="dxa" w:w="70"/>
@@ -1959,7 +2215,7 @@
         </w:tc>
         <w:tc>
           <w:tcPr>
-            <w:tcW w:type="dxa" w:w="2488"/>
+            <w:tcW w:type="dxa" w:w="2688"/>
             <w:shd w:fill="EAF4FD" w:color="auto" w:val="clear"/>
             <w:tcMar>
               <w:top w:type="dxa" w:w="70"/>
@@ -1984,7 +2240,7 @@
         </w:tc>
         <w:tc>
           <w:tcPr>
-            <w:tcW w:type="dxa" w:w="2488"/>
+            <w:tcW w:type="dxa" w:w="2688"/>
             <w:shd w:fill="EAF4FD" w:color="auto" w:val="clear"/>
             <w:tcMar>
               <w:top w:type="dxa" w:w="70"/>
@@ -2009,7 +2265,7 @@
         </w:tc>
         <w:tc>
           <w:tcPr>
-            <w:tcW w:type="dxa" w:w="2488"/>
+            <w:tcW w:type="dxa" w:w="2688"/>
             <w:shd w:fill="EAF4FD" w:color="auto" w:val="clear"/>
             <w:tcMar>
               <w:top w:type="dxa" w:w="70"/>
@@ -2036,7 +2292,7 @@
       <w:tr>
         <w:tc>
           <w:tcPr>
-            <w:tcW w:type="dxa" w:w="3000"/>
+            <w:tcW w:type="dxa" w:w="2400"/>
             <w:shd w:fill="FFF3B0" w:color="auto" w:val="clear"/>
             <w:tcMar>
               <w:top w:type="dxa" w:w="70"/>
@@ -2063,7 +2319,7 @@
         </w:tc>
         <w:tc>
           <w:tcPr>
-            <w:tcW w:type="dxa" w:w="2488"/>
+            <w:tcW w:type="dxa" w:w="2688"/>
             <w:shd w:fill="FFF9DC" w:color="auto" w:val="clear"/>
             <w:tcMar>
               <w:top w:type="dxa" w:w="70"/>
@@ -2088,7 +2344,7 @@
         </w:tc>
         <w:tc>
           <w:tcPr>
-            <w:tcW w:type="dxa" w:w="2488"/>
+            <w:tcW w:type="dxa" w:w="2688"/>
             <w:shd w:fill="FFF9DC" w:color="auto" w:val="clear"/>
             <w:tcMar>
               <w:top w:type="dxa" w:w="70"/>
@@ -2113,7 +2369,7 @@
         </w:tc>
         <w:tc>
           <w:tcPr>
-            <w:tcW w:type="dxa" w:w="2488"/>
+            <w:tcW w:type="dxa" w:w="2688"/>
             <w:shd w:fill="FFF9DC" w:color="auto" w:val="clear"/>
             <w:tcMar>
               <w:top w:type="dxa" w:w="70"/>
@@ -2140,7 +2396,7 @@
       <w:tr>
         <w:tc>
           <w:tcPr>
-            <w:tcW w:type="dxa" w:w="3000"/>
+            <w:tcW w:type="dxa" w:w="2400"/>
             <w:shd w:fill="F1EDE3" w:color="auto" w:val="clear"/>
             <w:tcMar>
               <w:top w:type="dxa" w:w="70"/>
@@ -2167,7 +2423,7 @@
         </w:tc>
         <w:tc>
           <w:tcPr>
-            <w:tcW w:type="dxa" w:w="2488"/>
+            <w:tcW w:type="dxa" w:w="2688"/>
             <w:shd w:fill="FFFFFF" w:color="auto" w:val="clear"/>
             <w:tcMar>
               <w:top w:type="dxa" w:w="70"/>
@@ -2192,7 +2448,7 @@
         </w:tc>
         <w:tc>
           <w:tcPr>
-            <w:tcW w:type="dxa" w:w="2488"/>
+            <w:tcW w:type="dxa" w:w="2688"/>
             <w:shd w:fill="FFFFFF" w:color="auto" w:val="clear"/>
             <w:tcMar>
               <w:top w:type="dxa" w:w="70"/>
@@ -2217,7 +2473,7 @@
         </w:tc>
         <w:tc>
           <w:tcPr>
-            <w:tcW w:type="dxa" w:w="2488"/>
+            <w:tcW w:type="dxa" w:w="2688"/>
             <w:shd w:fill="FFFFFF" w:color="auto" w:val="clear"/>
             <w:tcMar>
               <w:top w:type="dxa" w:w="70"/>
@@ -2244,7 +2500,7 @@
       <w:tr>
         <w:tc>
           <w:tcPr>
-            <w:tcW w:type="dxa" w:w="3000"/>
+            <w:tcW w:type="dxa" w:w="2400"/>
             <w:shd w:fill="DFF0E2" w:color="auto" w:val="clear"/>
             <w:tcMar>
               <w:top w:type="dxa" w:w="70"/>
@@ -2271,7 +2527,7 @@
         </w:tc>
         <w:tc>
           <w:tcPr>
-            <w:tcW w:type="dxa" w:w="2488"/>
+            <w:tcW w:type="dxa" w:w="2688"/>
             <w:shd w:fill="EFF7F0" w:color="auto" w:val="clear"/>
             <w:tcMar>
               <w:top w:type="dxa" w:w="70"/>
@@ -2296,7 +2552,7 @@
         </w:tc>
         <w:tc>
           <w:tcPr>
-            <w:tcW w:type="dxa" w:w="2488"/>
+            <w:tcW w:type="dxa" w:w="2688"/>
             <w:shd w:fill="EFF7F0" w:color="auto" w:val="clear"/>
             <w:tcMar>
               <w:top w:type="dxa" w:w="70"/>
@@ -2321,7 +2577,7 @@
         </w:tc>
         <w:tc>
           <w:tcPr>
-            <w:tcW w:type="dxa" w:w="2488"/>
+            <w:tcW w:type="dxa" w:w="2688"/>
             <w:shd w:fill="EFF7F0" w:color="auto" w:val="clear"/>
             <w:tcMar>
               <w:top w:type="dxa" w:w="70"/>

--- a/BoneSparrow-assessment-folio.docx
+++ b/BoneSparrow-assessment-folio.docx
@@ -111,7 +111,7 @@
           <w:sz w:val="24"/>
           <w:szCs w:val="24"/>
         </w:rPr>
-        <w:t xml:space="preserve">•	Your own notes</w:t>
+        <w:t xml:space="preserve">•	A dictionary</w:t>
       </w:r>
     </w:p>
     <w:p>
@@ -125,7 +125,21 @@
           <w:sz w:val="24"/>
           <w:szCs w:val="24"/>
         </w:rPr>
-        <w:t xml:space="preserve">•	The analytical writing wall</w:t>
+        <w:t xml:space="preserve">•	Your quote-hunt sheet from the posters lesson</w:t>
+      </w:r>
+    </w:p>
+    <w:p>
+      <w:pPr>
+        <w:spacing w:after="80"/>
+        <w:ind w:left="400" w:hanging="220"/>
+      </w:pPr>
+      <w:r>
+        <w:rPr>
+          <w:rFonts w:ascii="Arial" w:cs="Arial" w:eastAsia="Arial" w:hAnsi="Arial"/>
+          <w:sz w:val="24"/>
+          <w:szCs w:val="24"/>
+        </w:rPr>
+        <w:t xml:space="preserve">•	One page of your own notes, if you want it — nothing else</w:t>
       </w:r>
     </w:p>
     <w:p>
